--- a/nasal_data/lit_review.docx
+++ b/nasal_data/lit_review.docx
@@ -105,7 +105,7 @@
           <w:sz w:val="36"/>
           <w:szCs w:val="36"/>
         </w:rPr>
-        <w:t xml:space="preserve">24/07/2026 – 24/08/2026</w:t>
+        <w:t xml:space="preserve">24/08/2026 – 24/09/2026</w:t>
       </w:r>
     </w:p>
     <w:p>
@@ -718,9 +718,291 @@
           <w:u w:val="single"/>
         </w:rPr>
         <w:t xml:space="preserve">
-          <w:hyperlink r:id="rId243" w:tgtFrame="_blank">
-            <w:r>
-              <w:t xml:space="preserve">Using Visual Management to Improve Compliance with Chlorhexidine Gluconate Bathing and Nasal Decolonization.</w:t>
+          <w:hyperlink r:id="rId198" w:tgtFrame="_blank">
+            <w:r>
+              <w:t xml:space="preserve">Impact of ethyl alcohol nasal treatment on hospital-onset Staphylococcus aureus bacteremia at a tertiary health system.</w:t>
+            </w:r>
+          </w:hyperlink>
+        </w:t>
+      </w:r>
+    </w:p>
+    <w:p>
+      <w:pPr>
+        <w:shd w:val="clear" w:color="auto" w:fill="FFF2CC" w:themeFill="accent4" w:themeFillTint="33"/>
+        <w:spacing w:after="0"/>
+        <w:rPr>
+          <w:color w:val="0F50FF"/>
+          <w:u w:val="single"/>
+        </w:rPr>
+      </w:pPr>
+      <w:r>
+        <w:rPr>
+          <w:color w:val="0F50FF"/>
+          <w:u w:val="single"/>
+        </w:rPr>
+        <w:t xml:space="preserve"/>
+      </w:r>
+    </w:p>
+    <w:p>
+      <w:pPr>
+        <w:pStyle w:val="ListParagraph"/>
+        <w:numPr>
+          <w:ilvl w:val="0"/>
+          <w:numId w:val="22"/>
+        </w:numPr>
+        <w:shd w:val="clear" w:color="auto" w:fill="FFF2CC" w:themeFill="accent4" w:themeFillTint="33"/>
+        <w:spacing w:after="0" w:line="240" w:lineRule="auto"/>
+        <w:ind w:left="357" w:hanging="357"/>
+        <w:rPr>
+          <w:color w:val="0F50FF"/>
+          <w:u w:val="single"/>
+        </w:rPr>
+      </w:pPr>
+      <w:proofErr w:type="gramStart"/>
+      <w:r>
+        <w:rPr>
+          <w:color w:val="0F50FF"/>
+          <w:u w:val="single"/>
+        </w:rPr>
+        <w:t xml:space="preserve">
+          <w:hyperlink r:id="rId199" w:tgtFrame="_blank">
+            <w:r>
+              <w:t xml:space="preserve">Staphylococcus Aureus Toxins and Asthma: Pathophysiological Mechanisms, Clinical Relevance, and Therapeutic Implications in the Biologics Era.</w:t>
+            </w:r>
+          </w:hyperlink>
+        </w:t>
+      </w:r>
+    </w:p>
+    <w:p>
+      <w:pPr>
+        <w:shd w:val="clear" w:color="auto" w:fill="FFF2CC" w:themeFill="accent4" w:themeFillTint="33"/>
+        <w:spacing w:after="0"/>
+        <w:rPr>
+          <w:color w:val="0F50FF"/>
+          <w:u w:val="single"/>
+        </w:rPr>
+      </w:pPr>
+      <w:r>
+        <w:rPr>
+          <w:color w:val="0F50FF"/>
+          <w:u w:val="single"/>
+        </w:rPr>
+        <w:t xml:space="preserve"/>
+      </w:r>
+    </w:p>
+    <w:p>
+      <w:pPr>
+        <w:pStyle w:val="ListParagraph"/>
+        <w:numPr>
+          <w:ilvl w:val="0"/>
+          <w:numId w:val="22"/>
+        </w:numPr>
+        <w:shd w:val="clear" w:color="auto" w:fill="FFF2CC" w:themeFill="accent4" w:themeFillTint="33"/>
+        <w:spacing w:after="0" w:line="240" w:lineRule="auto"/>
+        <w:ind w:left="357" w:hanging="357"/>
+        <w:rPr>
+          <w:color w:val="0F50FF"/>
+          <w:u w:val="single"/>
+        </w:rPr>
+      </w:pPr>
+      <w:proofErr w:type="gramStart"/>
+      <w:r>
+        <w:rPr>
+          <w:color w:val="0F50FF"/>
+          <w:u w:val="single"/>
+        </w:rPr>
+        <w:t xml:space="preserve">
+          <w:hyperlink r:id="rId200" w:tgtFrame="_blank">
+            <w:r>
+              <w:t xml:space="preserve">Hospital-Onset Methicillin-Resistant Staphylococcus aureus Prevention in Acute Care Hospitals.</w:t>
+            </w:r>
+          </w:hyperlink>
+        </w:t>
+      </w:r>
+    </w:p>
+    <w:p>
+      <w:pPr>
+        <w:shd w:val="clear" w:color="auto" w:fill="FFF2CC" w:themeFill="accent4" w:themeFillTint="33"/>
+        <w:spacing w:after="0"/>
+        <w:rPr>
+          <w:color w:val="0F50FF"/>
+          <w:u w:val="single"/>
+        </w:rPr>
+      </w:pPr>
+      <w:r>
+        <w:rPr>
+          <w:color w:val="0F50FF"/>
+          <w:u w:val="single"/>
+        </w:rPr>
+        <w:t xml:space="preserve"/>
+      </w:r>
+    </w:p>
+    <w:p>
+      <w:pPr>
+        <w:pStyle w:val="ListParagraph"/>
+        <w:numPr>
+          <w:ilvl w:val="0"/>
+          <w:numId w:val="22"/>
+        </w:numPr>
+        <w:shd w:val="clear" w:color="auto" w:fill="FFF2CC" w:themeFill="accent4" w:themeFillTint="33"/>
+        <w:spacing w:after="0" w:line="240" w:lineRule="auto"/>
+        <w:ind w:left="357" w:hanging="357"/>
+        <w:rPr>
+          <w:color w:val="0F50FF"/>
+          <w:u w:val="single"/>
+        </w:rPr>
+      </w:pPr>
+      <w:proofErr w:type="gramStart"/>
+      <w:r>
+        <w:rPr>
+          <w:color w:val="0F50FF"/>
+          <w:u w:val="single"/>
+        </w:rPr>
+        <w:t xml:space="preserve">
+          <w:hyperlink r:id="rId201" w:tgtFrame="_blank">
+            <w:r>
+              <w:t xml:space="preserve">Selective statin therapy and nasal staphylococcal colonisation: a retrospective case-control study.</w:t>
+            </w:r>
+          </w:hyperlink>
+        </w:t>
+      </w:r>
+    </w:p>
+    <w:p>
+      <w:pPr>
+        <w:shd w:val="clear" w:color="auto" w:fill="FFF2CC" w:themeFill="accent4" w:themeFillTint="33"/>
+        <w:spacing w:after="0"/>
+        <w:rPr>
+          <w:color w:val="0F50FF"/>
+          <w:u w:val="single"/>
+        </w:rPr>
+      </w:pPr>
+      <w:r>
+        <w:rPr>
+          <w:color w:val="0F50FF"/>
+          <w:u w:val="single"/>
+        </w:rPr>
+        <w:t xml:space="preserve"/>
+      </w:r>
+    </w:p>
+    <w:p>
+      <w:pPr>
+        <w:pStyle w:val="ListParagraph"/>
+        <w:numPr>
+          <w:ilvl w:val="0"/>
+          <w:numId w:val="22"/>
+        </w:numPr>
+        <w:shd w:val="clear" w:color="auto" w:fill="FFF2CC" w:themeFill="accent4" w:themeFillTint="33"/>
+        <w:spacing w:after="0" w:line="240" w:lineRule="auto"/>
+        <w:ind w:left="357" w:hanging="357"/>
+        <w:rPr>
+          <w:color w:val="0F50FF"/>
+          <w:u w:val="single"/>
+        </w:rPr>
+      </w:pPr>
+      <w:proofErr w:type="gramStart"/>
+      <w:r>
+        <w:rPr>
+          <w:color w:val="0F50FF"/>
+          <w:u w:val="single"/>
+        </w:rPr>
+        <w:t xml:space="preserve">
+          <w:hyperlink r:id="rId202" w:tgtFrame="_blank">
+            <w:r>
+              <w:t xml:space="preserve">Emergence of SCCmec variants causing false-negative MRSA results by Xpert SA Nasal Complete: a need for culture back-up?</w:t>
+            </w:r>
+          </w:hyperlink>
+        </w:t>
+      </w:r>
+    </w:p>
+    <w:p>
+      <w:pPr>
+        <w:shd w:val="clear" w:color="auto" w:fill="FFF2CC" w:themeFill="accent4" w:themeFillTint="33"/>
+        <w:spacing w:after="0"/>
+        <w:rPr>
+          <w:color w:val="0F50FF"/>
+          <w:u w:val="single"/>
+        </w:rPr>
+      </w:pPr>
+      <w:r>
+        <w:rPr>
+          <w:color w:val="0F50FF"/>
+          <w:u w:val="single"/>
+        </w:rPr>
+        <w:t xml:space="preserve"/>
+      </w:r>
+    </w:p>
+    <w:p>
+      <w:pPr>
+        <w:pStyle w:val="ListParagraph"/>
+        <w:numPr>
+          <w:ilvl w:val="0"/>
+          <w:numId w:val="22"/>
+        </w:numPr>
+        <w:shd w:val="clear" w:color="auto" w:fill="FFF2CC" w:themeFill="accent4" w:themeFillTint="33"/>
+        <w:spacing w:after="0" w:line="240" w:lineRule="auto"/>
+        <w:ind w:left="357" w:hanging="357"/>
+        <w:rPr>
+          <w:color w:val="0F50FF"/>
+          <w:u w:val="single"/>
+        </w:rPr>
+      </w:pPr>
+      <w:proofErr w:type="gramStart"/>
+      <w:r>
+        <w:rPr>
+          <w:color w:val="0F50FF"/>
+          <w:u w:val="single"/>
+        </w:rPr>
+        <w:t xml:space="preserve">
+          <w:hyperlink r:id="rId203" w:tgtFrame="_blank">
+            <w:r>
+              <w:t xml:space="preserve">Relationship between methicillin-resistant Staphylococcus aureus nasal carriage and surgical site infection after hepatectomy.</w:t>
+            </w:r>
+          </w:hyperlink>
+        </w:t>
+      </w:r>
+    </w:p>
+    <w:p>
+      <w:pPr>
+        <w:shd w:val="clear" w:color="auto" w:fill="FFF2CC" w:themeFill="accent4" w:themeFillTint="33"/>
+        <w:spacing w:after="0"/>
+        <w:rPr>
+          <w:color w:val="0F50FF"/>
+          <w:u w:val="single"/>
+        </w:rPr>
+      </w:pPr>
+      <w:r>
+        <w:rPr>
+          <w:color w:val="0F50FF"/>
+          <w:u w:val="single"/>
+        </w:rPr>
+        <w:t xml:space="preserve"/>
+      </w:r>
+    </w:p>
+    <w:p>
+      <w:pPr>
+        <w:pStyle w:val="ListParagraph"/>
+        <w:numPr>
+          <w:ilvl w:val="0"/>
+          <w:numId w:val="22"/>
+        </w:numPr>
+        <w:shd w:val="clear" w:color="auto" w:fill="FFF2CC" w:themeFill="accent4" w:themeFillTint="33"/>
+        <w:spacing w:after="0" w:line="240" w:lineRule="auto"/>
+        <w:ind w:left="357" w:hanging="357"/>
+        <w:rPr>
+          <w:color w:val="0F50FF"/>
+          <w:u w:val="single"/>
+        </w:rPr>
+      </w:pPr>
+      <w:proofErr w:type="gramStart"/>
+      <w:r>
+        <w:rPr>
+          <w:color w:val="0F50FF"/>
+          <w:u w:val="single"/>
+        </w:rPr>
+        <w:t xml:space="preserve">
+          <w:hyperlink r:id="rId204" w:tgtFrame="_blank">
+            <w:r>
+              <w:t xml:space="preserve">Single-dose intranasal 10% povidone-iodine for perioperative nasal decolonization of Staphylococcus spp.: a randomized, open label, placebo-controlled trial.</w:t>
             </w:r>
           </w:hyperlink>
         </w:t>
@@ -804,9 +1086,9 @@
           <w:u w:val="single"/>
         </w:rPr>
         <w:t xml:space="preserve">
-          <w:hyperlink r:id="rId224" w:tgtFrame="_blank">
-            <w:r>
-              <w:t xml:space="preserve">A contemporary overview of severe community-acquired bacterial infections in pediatric intensive care units.</w:t>
+          <w:hyperlink r:id="rId205" w:tgtFrame="_blank">
+            <w:r>
+              <w:t xml:space="preserve">Is there any role for empiric coverage of resistant Gram-positive bacteria in febrile neutropaenia?</w:t>
             </w:r>
           </w:hyperlink>
         </w:t>
@@ -849,9 +1131,9 @@
           <w:u w:val="single"/>
         </w:rPr>
         <w:t xml:space="preserve">
-          <w:hyperlink r:id="rId225" w:tgtFrame="_blank">
-            <w:r>
-              <w:t xml:space="preserve">Culturable Nasal Bacteria in Chronic Rhinosinusitis with Nasal Polyps: A Single-Center Observational Pilot Study.</w:t>
+          <w:hyperlink r:id="rId206" w:tgtFrame="_blank">
+            <w:r>
+              <w:t xml:space="preserve">Occupational exposure to dairy cattle influences virulence gene profiles of methicillin-resistant &lt;em&gt;Staphylococcus aureus&lt;/em&gt; in humans: Antimicrobial resistance, enterotoxin, biofilm, and immune evasion determinants in Jordan.</w:t>
             </w:r>
           </w:hyperlink>
         </w:t>
@@ -894,9 +1176,9 @@
           <w:u w:val="single"/>
         </w:rPr>
         <w:t xml:space="preserve">
-          <w:hyperlink r:id="rId226" w:tgtFrame="_blank">
-            <w:r>
-              <w:t xml:space="preserve">The Role of ETI Therapy in Managing Sinusitis in Cystic Fibrosis pediatric population: A Study on Clinical Outcomes.</w:t>
+          <w:hyperlink r:id="rId207" w:tgtFrame="_blank">
+            <w:r>
+              <w:t xml:space="preserve">MRSA in Tibet: high prevalence driven by the epidemic clone CC59-ST59-SCCmec IV-t437 and insights from whole-genome analysis.</w:t>
             </w:r>
           </w:hyperlink>
         </w:t>
@@ -939,9 +1221,9 @@
           <w:u w:val="single"/>
         </w:rPr>
         <w:t xml:space="preserve">
-          <w:hyperlink r:id="rId227" w:tgtFrame="_blank">
-            <w:r>
-              <w:t xml:space="preserve">Methicillin-Resistant Staphylococcus aureus Associated with a Dental Abscess in a Captive Jaguar (Panthera onca): A Case Report.</w:t>
+          <w:hyperlink r:id="rId208" w:tgtFrame="_blank">
+            <w:r>
+              <w:t xml:space="preserve">Interventions for the eradication of meticillin-resistant Staphylococcus aureus (MRSA) in people with cystic fibrosis.</w:t>
             </w:r>
           </w:hyperlink>
         </w:t>
@@ -984,9 +1266,9 @@
           <w:u w:val="single"/>
         </w:rPr>
         <w:t xml:space="preserve">
-          <w:hyperlink r:id="rId228" w:tgtFrame="_blank">
-            <w:r>
-              <w:t xml:space="preserve">Phenotypic and Genotypic Diversity of Methicillin-Resistant Staphylococci in Dermatological Pets and Their Owners.</w:t>
+          <w:hyperlink r:id="rId209" w:tgtFrame="_blank">
+            <w:r>
+              <w:t xml:space="preserve">MRSA carriage rate among dental healthcare personnel: amulticentric cross-sectional study.</w:t>
             </w:r>
           </w:hyperlink>
         </w:t>
@@ -1029,9 +1311,9 @@
           <w:u w:val="single"/>
         </w:rPr>
         <w:t xml:space="preserve">
-          <w:hyperlink r:id="rId229" w:tgtFrame="_blank">
-            <w:r>
-              <w:t xml:space="preserve">Understanding Community Perspectives on Staphylococcus aureus Disease and Prevention in the White Mountain Apache Tribal Community in Arizona.</w:t>
+          <w:hyperlink r:id="rId210" w:tgtFrame="_blank">
+            <w:r>
+              <w:t xml:space="preserve">Molecular and Clinical Study of Bovine Coronavirus and Staphylococcus aureus Co-Infection Associated With Bovine Respiratory Disease in Iraqi Calves.</w:t>
             </w:r>
           </w:hyperlink>
         </w:t>
@@ -1074,9 +1356,9 @@
           <w:u w:val="single"/>
         </w:rPr>
         <w:t xml:space="preserve">
-          <w:hyperlink r:id="rId230" w:tgtFrame="_blank">
-            <w:r>
-              <w:t xml:space="preserve">Staphylococcal Scalded Skin Syndrome in a Tertiary Pediatric Hospital over an 11-Year Period.</w:t>
+          <w:hyperlink r:id="rId211" w:tgtFrame="_blank">
+            <w:r>
+              <w:t xml:space="preserve">Intranasal immunization in mice with spore-associated serine-aspartate repeat-containing protein D from Staphylococcus aureus secreted in Bacillus subtilis.</w:t>
             </w:r>
           </w:hyperlink>
         </w:t>
@@ -1119,9 +1401,9 @@
           <w:u w:val="single"/>
         </w:rPr>
         <w:t xml:space="preserve">
-          <w:hyperlink r:id="rId231" w:tgtFrame="_blank">
-            <w:r>
-              <w:t xml:space="preserve">Frequency of nasal carriers of methicillin-resistant Staphylococcus aureus among health personnel in Ayacucho, Peru.</w:t>
+          <w:hyperlink r:id="rId212" w:tgtFrame="_blank">
+            <w:r>
+              <w:t xml:space="preserve">Methicillin-resistant Staphylococcus aureus nasal swab impact on vancomycin duration in the emergency department.</w:t>
             </w:r>
           </w:hyperlink>
         </w:t>
@@ -1164,9 +1446,9 @@
           <w:u w:val="single"/>
         </w:rPr>
         <w:t xml:space="preserve">
-          <w:hyperlink r:id="rId232" w:tgtFrame="_blank">
-            <w:r>
-              <w:t xml:space="preserve">Trained immunity in chronic rhinosinusitis: epigenetic reprogramming of innate immune memory as a driver of mucosal inflammation and recurrence.</w:t>
+          <w:hyperlink r:id="rId213" w:tgtFrame="_blank">
+            <w:r>
+              <w:t xml:space="preserve">Rapid broad-spectrum activity of molecular iodine against multidrug-resistant bacterial and fungal pathogens without residual staining.</w:t>
             </w:r>
           </w:hyperlink>
         </w:t>
@@ -1209,9 +1491,9 @@
           <w:u w:val="single"/>
         </w:rPr>
         <w:t xml:space="preserve">
-          <w:hyperlink r:id="rId233" w:tgtFrame="_blank">
-            <w:r>
-              <w:t xml:space="preserve">The global epidemiology of MRSA.</w:t>
+          <w:hyperlink r:id="rId214" w:tgtFrame="_blank">
+            <w:r>
+              <w:t xml:space="preserve">Anatomical Site-Specific Microbiological Divergence in Combat-Related Injuries During the Ukraine Conflict: A Comparative Analysis of Head, Torso, and Extremity Wounds.</w:t>
             </w:r>
           </w:hyperlink>
         </w:t>
@@ -1254,9 +1536,9 @@
           <w:u w:val="single"/>
         </w:rPr>
         <w:t xml:space="preserve">
-          <w:hyperlink r:id="rId234" w:tgtFrame="_blank">
-            <w:r>
-              <w:t xml:space="preserve">Host-Specific Interactions Between Staphylococcus aureus and Pseudomonas aeruginosa Impair Epithelial Repair in Chronic Rhinosinusitis.</w:t>
+          <w:hyperlink r:id="rId215" w:tgtFrame="_blank">
+            <w:r>
+              <w:t xml:space="preserve">Structured clinical adjudication of Streptomyces spp. recovered from bronchoalveolar lavage in severe COVID-19 ARDS complicated by polymicrobial lower respiratory tract infection during invasive mechanical ventilation: a case report.</w:t>
             </w:r>
           </w:hyperlink>
         </w:t>
@@ -1299,9 +1581,9 @@
           <w:u w:val="single"/>
         </w:rPr>
         <w:t xml:space="preserve">
-          <w:hyperlink r:id="rId235" w:tgtFrame="_blank">
-            <w:r>
-              <w:t xml:space="preserve">A rapid approach to detect methicillin-resistant and susceptible Staphylococcus aureus directly from clinical specimens.</w:t>
+          <w:hyperlink r:id="rId216" w:tgtFrame="_blank">
+            <w:r>
+              <w:t xml:space="preserve">Multifaceted infection prevention protocol is associated with reduced surgical site infection after spinal fusion: a before-and-after study.</w:t>
             </w:r>
           </w:hyperlink>
         </w:t>
@@ -1344,9 +1626,9 @@
           <w:u w:val="single"/>
         </w:rPr>
         <w:t xml:space="preserve">
-          <w:hyperlink r:id="rId236" w:tgtFrame="_blank">
-            <w:r>
-              <w:t xml:space="preserve">Decolonization vs Enhanced Cleaning for Multidrug-Resistant Organism Reduction in Nursing Homes.</w:t>
+          <w:hyperlink r:id="rId217" w:tgtFrame="_blank">
+            <w:r>
+              <w:t xml:space="preserve">Healthcare-associated infections after maxillofacial and oral surgery procedures in patients with combat-related head and neck injuries in Ukraine: Results of a multicenter study (2022-2025).</w:t>
             </w:r>
           </w:hyperlink>
         </w:t>
@@ -1389,9 +1671,9 @@
           <w:u w:val="single"/>
         </w:rPr>
         <w:t xml:space="preserve">
-          <w:hyperlink r:id="rId237" w:tgtFrame="_blank">
-            <w:r>
-              <w:t xml:space="preserve">Molecular investigation of biofilm-forming genes in staphylococci isolated from dogs in Ilam, Iran.</w:t>
+          <w:hyperlink r:id="rId218" w:tgtFrame="_blank">
+            <w:r>
+              <w:t xml:space="preserve">Antimicrobial-resistant organism carriage and metagenomic characterization of the microbiome and resistome in veterinary workers.</w:t>
             </w:r>
           </w:hyperlink>
         </w:t>
@@ -1434,189 +1716,9 @@
           <w:u w:val="single"/>
         </w:rPr>
         <w:t xml:space="preserve">
-          <w:hyperlink r:id="rId238" w:tgtFrame="_blank">
-            <w:r>
-              <w:t xml:space="preserve">Virulence determinants and multidrug resistance profiles of biofilm-forming Staphylococcus aureus from healthy orthopedic surgical personnel.</w:t>
-            </w:r>
-          </w:hyperlink>
-        </w:t>
-      </w:r>
-    </w:p>
-    <w:p>
-      <w:pPr>
-        <w:spacing w:after="0"/>
-        <w:rPr>
-          <w:color w:val="0F50FF"/>
-          <w:u w:val="single"/>
-        </w:rPr>
-      </w:pPr>
-      <w:r>
-        <w:rPr>
-          <w:color w:val="0F50FF"/>
-          <w:u w:val="single"/>
-        </w:rPr>
-        <w:t xml:space="preserve"/>
-      </w:r>
-    </w:p>
-    <w:p>
-      <w:pPr>
-        <w:pStyle w:val="ListParagraph"/>
-        <w:numPr>
-          <w:ilvl w:val="0"/>
-          <w:numId w:val="23"/>
-        </w:numPr>
-        <w:spacing w:after="0" w:line="240" w:lineRule="auto"/>
-        <w:ind w:left="357" w:hanging="357"/>
-        <w:rPr>
-          <w:color w:val="0F50FF"/>
-          <w:u w:val="single"/>
-        </w:rPr>
-      </w:pPr>
-      <w:proofErr w:type="gramStart"/>
-      <w:r>
-        <w:rPr>
-          <w:color w:val="0F50FF"/>
-          <w:u w:val="single"/>
-        </w:rPr>
-        <w:t xml:space="preserve">
-          <w:hyperlink r:id="rId239" w:tgtFrame="_blank">
-            <w:r>
-              <w:t xml:space="preserve">Within-species phenotypic resistance rather than community turnover tracks antimicrobial usage in Staphylococcus aureus on swine farms.</w:t>
-            </w:r>
-          </w:hyperlink>
-        </w:t>
-      </w:r>
-    </w:p>
-    <w:p>
-      <w:pPr>
-        <w:spacing w:after="0"/>
-        <w:rPr>
-          <w:color w:val="0F50FF"/>
-          <w:u w:val="single"/>
-        </w:rPr>
-      </w:pPr>
-      <w:r>
-        <w:rPr>
-          <w:color w:val="0F50FF"/>
-          <w:u w:val="single"/>
-        </w:rPr>
-        <w:t xml:space="preserve"/>
-      </w:r>
-    </w:p>
-    <w:p>
-      <w:pPr>
-        <w:pStyle w:val="ListParagraph"/>
-        <w:numPr>
-          <w:ilvl w:val="0"/>
-          <w:numId w:val="23"/>
-        </w:numPr>
-        <w:spacing w:after="0" w:line="240" w:lineRule="auto"/>
-        <w:ind w:left="357" w:hanging="357"/>
-        <w:rPr>
-          <w:color w:val="0F50FF"/>
-          <w:u w:val="single"/>
-        </w:rPr>
-      </w:pPr>
-      <w:proofErr w:type="gramStart"/>
-      <w:r>
-        <w:rPr>
-          <w:color w:val="0F50FF"/>
-          <w:u w:val="single"/>
-        </w:rPr>
-        <w:t xml:space="preserve">
-          <w:hyperlink r:id="rId240" w:tgtFrame="_blank">
-            <w:r>
-              <w:t xml:space="preserve">Mechanism of action of the sinus microbiome in postoperative recurrence of type 2 chronic rhinosinusitis and advances in targeted intervention.</w:t>
-            </w:r>
-          </w:hyperlink>
-        </w:t>
-      </w:r>
-    </w:p>
-    <w:p>
-      <w:pPr>
-        <w:spacing w:after="0"/>
-        <w:rPr>
-          <w:color w:val="0F50FF"/>
-          <w:u w:val="single"/>
-        </w:rPr>
-      </w:pPr>
-      <w:r>
-        <w:rPr>
-          <w:color w:val="0F50FF"/>
-          <w:u w:val="single"/>
-        </w:rPr>
-        <w:t xml:space="preserve"/>
-      </w:r>
-    </w:p>
-    <w:p>
-      <w:pPr>
-        <w:pStyle w:val="ListParagraph"/>
-        <w:numPr>
-          <w:ilvl w:val="0"/>
-          <w:numId w:val="23"/>
-        </w:numPr>
-        <w:spacing w:after="0" w:line="240" w:lineRule="auto"/>
-        <w:ind w:left="357" w:hanging="357"/>
-        <w:rPr>
-          <w:color w:val="0F50FF"/>
-          <w:u w:val="single"/>
-        </w:rPr>
-      </w:pPr>
-      <w:proofErr w:type="gramStart"/>
-      <w:r>
-        <w:rPr>
-          <w:color w:val="0F50FF"/>
-          <w:u w:val="single"/>
-        </w:rPr>
-        <w:t xml:space="preserve">
-          <w:hyperlink r:id="rId241" w:tgtFrame="_blank">
-            <w:r>
-              <w:t xml:space="preserve">Methicillin-resistant Staphylococcus aureus Nares Utility in Non-pneumonia Related Infections.</w:t>
-            </w:r>
-          </w:hyperlink>
-        </w:t>
-      </w:r>
-    </w:p>
-    <w:p>
-      <w:pPr>
-        <w:spacing w:after="0"/>
-        <w:rPr>
-          <w:color w:val="0F50FF"/>
-          <w:u w:val="single"/>
-        </w:rPr>
-      </w:pPr>
-      <w:r>
-        <w:rPr>
-          <w:color w:val="0F50FF"/>
-          <w:u w:val="single"/>
-        </w:rPr>
-        <w:t xml:space="preserve"/>
-      </w:r>
-    </w:p>
-    <w:p>
-      <w:pPr>
-        <w:pStyle w:val="ListParagraph"/>
-        <w:numPr>
-          <w:ilvl w:val="0"/>
-          <w:numId w:val="23"/>
-        </w:numPr>
-        <w:spacing w:after="0" w:line="240" w:lineRule="auto"/>
-        <w:ind w:left="357" w:hanging="357"/>
-        <w:rPr>
-          <w:color w:val="0F50FF"/>
-          <w:u w:val="single"/>
-        </w:rPr>
-      </w:pPr>
-      <w:proofErr w:type="gramStart"/>
-      <w:r>
-        <w:rPr>
-          <w:color w:val="0F50FF"/>
-          <w:u w:val="single"/>
-        </w:rPr>
-        <w:t xml:space="preserve">
-          <w:hyperlink r:id="rId242" w:tgtFrame="_blank">
-            <w:r>
-              <w:t xml:space="preserve">Distribution of Mupirocin Resistance in Nasal Carriers of Methicillin-resistant Staphylococcus aureus Among ICU Healthcare Workers and Patients in Rasht, Iran.</w:t>
+          <w:hyperlink r:id="rId219" w:tgtFrame="_blank">
+            <w:r>
+              <w:t xml:space="preserve">Nasal Colonization of Antimicrobial-Resistant and Biofilm-Producing Staphylococcus spp. in Surgical Canine Patients From Italy.</w:t>
             </w:r>
           </w:hyperlink>
         </w:t>
@@ -1717,9 +1819,729 @@
           <w:u w:val="single"/>
         </w:rPr>
         <w:t xml:space="preserve">
+          <w:hyperlink r:id="rId71" w:tgtFrame="_blank">
+            <w:r>
+              <w:t xml:space="preserve">Methicillin-Resistant Staphylococcus aureus in Adult Conjunctivitis: Antimicrobial Resistance Patterns, Molecular Characteristics, and Association of Prior Antibiotic Exposure With Clinical Outcome.</w:t>
+            </w:r>
+          </w:hyperlink>
+        </w:t>
+      </w:r>
+    </w:p>
+    <w:p>
+      <w:pPr>
+        <w:spacing w:after="0"/>
+        <w:rPr>
+          <w:color w:val="0F50FF"/>
+          <w:u w:val="single"/>
+        </w:rPr>
+      </w:pPr>
+      <w:r>
+        <w:rPr>
+          <w:color w:val="0F50FF"/>
+          <w:u w:val="single"/>
+        </w:rPr>
+        <w:t xml:space="preserve"/>
+      </w:r>
+    </w:p>
+    <w:p>
+      <w:pPr>
+        <w:pStyle w:val="ListParagraph"/>
+        <w:numPr>
+          <w:ilvl w:val="0"/>
+          <w:numId w:val="24"/>
+        </w:numPr>
+        <w:spacing w:after="0" w:line="240" w:lineRule="auto"/>
+        <w:ind w:left="357" w:hanging="357"/>
+        <w:rPr>
+          <w:color w:val="0F50FF"/>
+          <w:u w:val="single"/>
+        </w:rPr>
+      </w:pPr>
+      <w:proofErr w:type="gramStart"/>
+      <w:r>
+        <w:rPr>
+          <w:color w:val="0F50FF"/>
+          <w:u w:val="single"/>
+        </w:rPr>
+        <w:t xml:space="preserve">
+          <w:hyperlink r:id="rId72" w:tgtFrame="_blank">
+            <w:r>
+              <w:t xml:space="preserve">Sodium alginate-based recyclable supramolecular hydrogel with anthocyanin for pH-sensing colorimetric and antibacterial wound dressing.</w:t>
+            </w:r>
+          </w:hyperlink>
+        </w:t>
+      </w:r>
+    </w:p>
+    <w:p>
+      <w:pPr>
+        <w:spacing w:after="0"/>
+        <w:rPr>
+          <w:color w:val="0F50FF"/>
+          <w:u w:val="single"/>
+        </w:rPr>
+      </w:pPr>
+      <w:r>
+        <w:rPr>
+          <w:color w:val="0F50FF"/>
+          <w:u w:val="single"/>
+        </w:rPr>
+        <w:t xml:space="preserve"/>
+      </w:r>
+    </w:p>
+    <w:p>
+      <w:pPr>
+        <w:pStyle w:val="ListParagraph"/>
+        <w:numPr>
+          <w:ilvl w:val="0"/>
+          <w:numId w:val="24"/>
+        </w:numPr>
+        <w:spacing w:after="0" w:line="240" w:lineRule="auto"/>
+        <w:ind w:left="357" w:hanging="357"/>
+        <w:rPr>
+          <w:color w:val="0F50FF"/>
+          <w:u w:val="single"/>
+        </w:rPr>
+      </w:pPr>
+      <w:proofErr w:type="gramStart"/>
+      <w:r>
+        <w:rPr>
+          <w:color w:val="0F50FF"/>
+          <w:u w:val="single"/>
+        </w:rPr>
+        <w:t xml:space="preserve">
+          <w:hyperlink r:id="rId73" w:tgtFrame="_blank">
+            <w:r>
+              <w:t xml:space="preserve">Short chain length polyhydroxyalkanoate (scl-PHA) produced by the marine bacterium Pseudomonas sputi MaRe06 inhibits Staphylococcus aureus biofilm formation.</w:t>
+            </w:r>
+          </w:hyperlink>
+        </w:t>
+      </w:r>
+    </w:p>
+    <w:p>
+      <w:pPr>
+        <w:spacing w:after="0"/>
+        <w:rPr>
+          <w:color w:val="0F50FF"/>
+          <w:u w:val="single"/>
+        </w:rPr>
+      </w:pPr>
+      <w:r>
+        <w:rPr>
+          <w:color w:val="0F50FF"/>
+          <w:u w:val="single"/>
+        </w:rPr>
+        <w:t xml:space="preserve"/>
+      </w:r>
+    </w:p>
+    <w:p>
+      <w:pPr>
+        <w:pStyle w:val="ListParagraph"/>
+        <w:numPr>
+          <w:ilvl w:val="0"/>
+          <w:numId w:val="24"/>
+        </w:numPr>
+        <w:spacing w:after="0" w:line="240" w:lineRule="auto"/>
+        <w:ind w:left="357" w:hanging="357"/>
+        <w:rPr>
+          <w:color w:val="0F50FF"/>
+          <w:u w:val="single"/>
+        </w:rPr>
+      </w:pPr>
+      <w:proofErr w:type="gramStart"/>
+      <w:r>
+        <w:rPr>
+          <w:color w:val="0F50FF"/>
+          <w:u w:val="single"/>
+        </w:rPr>
+        <w:t xml:space="preserve">
+          <w:hyperlink r:id="rId74" w:tgtFrame="_blank">
+            <w:r>
+              <w:t xml:space="preserve">Bacterial spectrum and proportion of multidrug-resistant bacteria in clinical samples from a regional hospital in Lambaréné, Gabon (2017-2023): Implications for antimicrobial resistance surveillance and public health.</w:t>
+            </w:r>
+          </w:hyperlink>
+        </w:t>
+      </w:r>
+    </w:p>
+    <w:p>
+      <w:pPr>
+        <w:spacing w:after="0"/>
+        <w:rPr>
+          <w:color w:val="0F50FF"/>
+          <w:u w:val="single"/>
+        </w:rPr>
+      </w:pPr>
+      <w:r>
+        <w:rPr>
+          <w:color w:val="0F50FF"/>
+          <w:u w:val="single"/>
+        </w:rPr>
+        <w:t xml:space="preserve"/>
+      </w:r>
+    </w:p>
+    <w:p>
+      <w:pPr>
+        <w:pStyle w:val="ListParagraph"/>
+        <w:numPr>
+          <w:ilvl w:val="0"/>
+          <w:numId w:val="24"/>
+        </w:numPr>
+        <w:spacing w:after="0" w:line="240" w:lineRule="auto"/>
+        <w:ind w:left="357" w:hanging="357"/>
+        <w:rPr>
+          <w:color w:val="0F50FF"/>
+          <w:u w:val="single"/>
+        </w:rPr>
+      </w:pPr>
+      <w:proofErr w:type="gramStart"/>
+      <w:r>
+        <w:rPr>
+          <w:color w:val="0F50FF"/>
+          <w:u w:val="single"/>
+        </w:rPr>
+        <w:t xml:space="preserve">
+          <w:hyperlink r:id="rId75" w:tgtFrame="_blank">
+            <w:r>
+              <w:t xml:space="preserve">Plasma-activated thermosensitive Pluronic F-127 hydrogel as an antimicrobial dressing for infected wound healing.</w:t>
+            </w:r>
+          </w:hyperlink>
+        </w:t>
+      </w:r>
+    </w:p>
+    <w:p>
+      <w:pPr>
+        <w:spacing w:after="0"/>
+        <w:rPr>
+          <w:color w:val="0F50FF"/>
+          <w:u w:val="single"/>
+        </w:rPr>
+      </w:pPr>
+      <w:r>
+        <w:rPr>
+          <w:color w:val="0F50FF"/>
+          <w:u w:val="single"/>
+        </w:rPr>
+        <w:t xml:space="preserve"/>
+      </w:r>
+    </w:p>
+    <w:p>
+      <w:pPr>
+        <w:pStyle w:val="ListParagraph"/>
+        <w:numPr>
+          <w:ilvl w:val="0"/>
+          <w:numId w:val="24"/>
+        </w:numPr>
+        <w:spacing w:after="0" w:line="240" w:lineRule="auto"/>
+        <w:ind w:left="357" w:hanging="357"/>
+        <w:rPr>
+          <w:color w:val="0F50FF"/>
+          <w:u w:val="single"/>
+        </w:rPr>
+      </w:pPr>
+      <w:proofErr w:type="gramStart"/>
+      <w:r>
+        <w:rPr>
+          <w:color w:val="0F50FF"/>
+          <w:u w:val="single"/>
+        </w:rPr>
+        <w:t xml:space="preserve">
+          <w:hyperlink r:id="rId76" w:tgtFrame="_blank">
+            <w:r>
+              <w:t xml:space="preserve">S100A8 Mediating TLR4/NF-κB Axis Activation to Inhibit Diabetic Foot Healing in Bacterial Colonization.</w:t>
+            </w:r>
+          </w:hyperlink>
+        </w:t>
+      </w:r>
+    </w:p>
+    <w:p>
+      <w:pPr>
+        <w:spacing w:after="0"/>
+        <w:rPr>
+          <w:color w:val="0F50FF"/>
+          <w:u w:val="single"/>
+        </w:rPr>
+      </w:pPr>
+      <w:r>
+        <w:rPr>
+          <w:color w:val="0F50FF"/>
+          <w:u w:val="single"/>
+        </w:rPr>
+        <w:t xml:space="preserve"/>
+      </w:r>
+    </w:p>
+    <w:p>
+      <w:pPr>
+        <w:pStyle w:val="ListParagraph"/>
+        <w:numPr>
+          <w:ilvl w:val="0"/>
+          <w:numId w:val="24"/>
+        </w:numPr>
+        <w:spacing w:after="0" w:line="240" w:lineRule="auto"/>
+        <w:ind w:left="357" w:hanging="357"/>
+        <w:rPr>
+          <w:color w:val="0F50FF"/>
+          <w:u w:val="single"/>
+        </w:rPr>
+      </w:pPr>
+      <w:proofErr w:type="gramStart"/>
+      <w:r>
+        <w:rPr>
+          <w:color w:val="0F50FF"/>
+          <w:u w:val="single"/>
+        </w:rPr>
+        <w:t xml:space="preserve">
+          <w:hyperlink r:id="rId77" w:tgtFrame="_blank">
+            <w:r>
+              <w:t xml:space="preserve">Effect of Green Light-Mediated Corneal Cross-Linking on the Delivery of Rose Bengal and Vancomycin in Staphylococcus aureus-Infected Eyes.</w:t>
+            </w:r>
+          </w:hyperlink>
+        </w:t>
+      </w:r>
+    </w:p>
+    <w:p>
+      <w:pPr>
+        <w:spacing w:after="0"/>
+        <w:rPr>
+          <w:color w:val="0F50FF"/>
+          <w:u w:val="single"/>
+        </w:rPr>
+      </w:pPr>
+      <w:r>
+        <w:rPr>
+          <w:color w:val="0F50FF"/>
+          <w:u w:val="single"/>
+        </w:rPr>
+        <w:t xml:space="preserve"/>
+      </w:r>
+    </w:p>
+    <w:p>
+      <w:pPr>
+        <w:pStyle w:val="ListParagraph"/>
+        <w:numPr>
+          <w:ilvl w:val="0"/>
+          <w:numId w:val="24"/>
+        </w:numPr>
+        <w:spacing w:after="0" w:line="240" w:lineRule="auto"/>
+        <w:ind w:left="357" w:hanging="357"/>
+        <w:rPr>
+          <w:color w:val="0F50FF"/>
+          <w:u w:val="single"/>
+        </w:rPr>
+      </w:pPr>
+      <w:proofErr w:type="gramStart"/>
+      <w:r>
+        <w:rPr>
+          <w:color w:val="0F50FF"/>
+          <w:u w:val="single"/>
+        </w:rPr>
+        <w:t xml:space="preserve">
+          <w:hyperlink r:id="rId78" w:tgtFrame="_blank">
+            <w:r>
+              <w:t xml:space="preserve">Genomic characterisation of vancomycin-resistant Enterococcus faecium with Tn1546-plasmid rep17 in obstetrics and gynaecology settings in Algeria.</w:t>
+            </w:r>
+          </w:hyperlink>
+        </w:t>
+      </w:r>
+    </w:p>
+    <w:p>
+      <w:pPr>
+        <w:spacing w:after="0"/>
+        <w:rPr>
+          <w:color w:val="0F50FF"/>
+          <w:u w:val="single"/>
+        </w:rPr>
+      </w:pPr>
+      <w:r>
+        <w:rPr>
+          <w:color w:val="0F50FF"/>
+          <w:u w:val="single"/>
+        </w:rPr>
+        <w:t xml:space="preserve"/>
+      </w:r>
+    </w:p>
+    <w:p>
+      <w:pPr>
+        <w:pStyle w:val="ListParagraph"/>
+        <w:numPr>
+          <w:ilvl w:val="0"/>
+          <w:numId w:val="24"/>
+        </w:numPr>
+        <w:spacing w:after="0" w:line="240" w:lineRule="auto"/>
+        <w:ind w:left="357" w:hanging="357"/>
+        <w:rPr>
+          <w:color w:val="0F50FF"/>
+          <w:u w:val="single"/>
+        </w:rPr>
+      </w:pPr>
+      <w:proofErr w:type="gramStart"/>
+      <w:r>
+        <w:rPr>
+          <w:color w:val="0F50FF"/>
+          <w:u w:val="single"/>
+        </w:rPr>
+        <w:t xml:space="preserve">
+          <w:hyperlink r:id="rId79" w:tgtFrame="_blank">
+            <w:r>
+              <w:t xml:space="preserve">Late Infection of a Left Atrial Appendage Occlusion Device Detected by Transesophageal Echocardiography.</w:t>
+            </w:r>
+          </w:hyperlink>
+        </w:t>
+      </w:r>
+    </w:p>
+    <w:p>
+      <w:pPr>
+        <w:spacing w:after="0"/>
+        <w:rPr>
+          <w:color w:val="0F50FF"/>
+          <w:u w:val="single"/>
+        </w:rPr>
+      </w:pPr>
+      <w:r>
+        <w:rPr>
+          <w:color w:val="0F50FF"/>
+          <w:u w:val="single"/>
+        </w:rPr>
+        <w:t xml:space="preserve"/>
+      </w:r>
+    </w:p>
+    <w:p>
+      <w:pPr>
+        <w:pStyle w:val="ListParagraph"/>
+        <w:numPr>
+          <w:ilvl w:val="0"/>
+          <w:numId w:val="24"/>
+        </w:numPr>
+        <w:spacing w:after="0" w:line="240" w:lineRule="auto"/>
+        <w:ind w:left="357" w:hanging="357"/>
+        <w:rPr>
+          <w:color w:val="0F50FF"/>
+          <w:u w:val="single"/>
+        </w:rPr>
+      </w:pPr>
+      <w:proofErr w:type="gramStart"/>
+      <w:r>
+        <w:rPr>
+          <w:color w:val="0F50FF"/>
+          <w:u w:val="single"/>
+        </w:rPr>
+        <w:t xml:space="preserve">
+          <w:hyperlink r:id="rId80" w:tgtFrame="_blank">
+            <w:r>
+              <w:t xml:space="preserve">Temporal Trends in Pathogens and Clinical Outcomes of Adult Deep Neck Infections: An 18-Year Multicenter Cohort Study of 12,063 Cases.</w:t>
+            </w:r>
+          </w:hyperlink>
+        </w:t>
+      </w:r>
+    </w:p>
+    <w:p>
+      <w:pPr>
+        <w:spacing w:after="0"/>
+        <w:rPr>
+          <w:color w:val="0F50FF"/>
+          <w:u w:val="single"/>
+        </w:rPr>
+      </w:pPr>
+      <w:r>
+        <w:rPr>
+          <w:color w:val="0F50FF"/>
+          <w:u w:val="single"/>
+        </w:rPr>
+        <w:t xml:space="preserve"/>
+      </w:r>
+    </w:p>
+    <w:p>
+      <w:pPr>
+        <w:pStyle w:val="ListParagraph"/>
+        <w:numPr>
+          <w:ilvl w:val="0"/>
+          <w:numId w:val="24"/>
+        </w:numPr>
+        <w:spacing w:after="0" w:line="240" w:lineRule="auto"/>
+        <w:ind w:left="357" w:hanging="357"/>
+        <w:rPr>
+          <w:color w:val="0F50FF"/>
+          <w:u w:val="single"/>
+        </w:rPr>
+      </w:pPr>
+      <w:proofErr w:type="gramStart"/>
+      <w:r>
+        <w:rPr>
+          <w:color w:val="0F50FF"/>
+          <w:u w:val="single"/>
+        </w:rPr>
+        <w:t xml:space="preserve">
+          <w:hyperlink r:id="rId81" w:tgtFrame="_blank">
+            <w:r>
+              <w:t xml:space="preserve">Genetic Diversity and Hospital Circulation of Opportunistic Pathogens in COVID-19 ICUs: Whole-Genome Sequencing Data.</w:t>
+            </w:r>
+          </w:hyperlink>
+        </w:t>
+      </w:r>
+    </w:p>
+    <w:p>
+      <w:pPr>
+        <w:spacing w:after="0"/>
+        <w:rPr>
+          <w:color w:val="0F50FF"/>
+          <w:u w:val="single"/>
+        </w:rPr>
+      </w:pPr>
+      <w:r>
+        <w:rPr>
+          <w:color w:val="0F50FF"/>
+          <w:u w:val="single"/>
+        </w:rPr>
+        <w:t xml:space="preserve"/>
+      </w:r>
+    </w:p>
+    <w:p>
+      <w:pPr>
+        <w:pStyle w:val="ListParagraph"/>
+        <w:numPr>
+          <w:ilvl w:val="0"/>
+          <w:numId w:val="24"/>
+        </w:numPr>
+        <w:spacing w:after="0" w:line="240" w:lineRule="auto"/>
+        <w:ind w:left="357" w:hanging="357"/>
+        <w:rPr>
+          <w:color w:val="0F50FF"/>
+          <w:u w:val="single"/>
+        </w:rPr>
+      </w:pPr>
+      <w:proofErr w:type="gramStart"/>
+      <w:r>
+        <w:rPr>
+          <w:color w:val="0F50FF"/>
+          <w:u w:val="single"/>
+        </w:rPr>
+        <w:t xml:space="preserve">
+          <w:hyperlink r:id="rId82" w:tgtFrame="_blank">
+            <w:r>
+              <w:t xml:space="preserve">Multifunctional VEGF/CeO(2)-Loaded Methacrylated Chitosan Hydrogel Promotes Renal Repair Through Immune-Metabolic Reprogramming and Structural Preservation Following Ischemia-Reperfusion Injury.</w:t>
+            </w:r>
+          </w:hyperlink>
+        </w:t>
+      </w:r>
+    </w:p>
+    <w:p>
+      <w:pPr>
+        <w:spacing w:after="0"/>
+        <w:rPr>
+          <w:color w:val="0F50FF"/>
+          <w:u w:val="single"/>
+        </w:rPr>
+      </w:pPr>
+      <w:r>
+        <w:rPr>
+          <w:color w:val="0F50FF"/>
+          <w:u w:val="single"/>
+        </w:rPr>
+        <w:t xml:space="preserve"/>
+      </w:r>
+    </w:p>
+    <w:p>
+      <w:pPr>
+        <w:pStyle w:val="ListParagraph"/>
+        <w:numPr>
+          <w:ilvl w:val="0"/>
+          <w:numId w:val="24"/>
+        </w:numPr>
+        <w:spacing w:after="0" w:line="240" w:lineRule="auto"/>
+        <w:ind w:left="357" w:hanging="357"/>
+        <w:rPr>
+          <w:color w:val="0F50FF"/>
+          <w:u w:val="single"/>
+        </w:rPr>
+      </w:pPr>
+      <w:proofErr w:type="gramStart"/>
+      <w:r>
+        <w:rPr>
+          <w:color w:val="0F50FF"/>
+          <w:u w:val="single"/>
+        </w:rPr>
+        <w:t xml:space="preserve">
+          <w:hyperlink r:id="rId83" w:tgtFrame="_blank">
+            <w:r>
+              <w:t xml:space="preserve">Therapeutic Monitoring of Vancomycin and Factors Affecting Survival in ICU Patients with Infections.</w:t>
+            </w:r>
+          </w:hyperlink>
+        </w:t>
+      </w:r>
+    </w:p>
+    <w:p>
+      <w:pPr>
+        <w:spacing w:after="0"/>
+        <w:rPr>
+          <w:color w:val="0F50FF"/>
+          <w:u w:val="single"/>
+        </w:rPr>
+      </w:pPr>
+      <w:r>
+        <w:rPr>
+          <w:color w:val="0F50FF"/>
+          <w:u w:val="single"/>
+        </w:rPr>
+        <w:t xml:space="preserve"/>
+      </w:r>
+    </w:p>
+    <w:p>
+      <w:pPr>
+        <w:pStyle w:val="ListParagraph"/>
+        <w:numPr>
+          <w:ilvl w:val="0"/>
+          <w:numId w:val="24"/>
+        </w:numPr>
+        <w:spacing w:after="0" w:line="240" w:lineRule="auto"/>
+        <w:ind w:left="357" w:hanging="357"/>
+        <w:rPr>
+          <w:color w:val="0F50FF"/>
+          <w:u w:val="single"/>
+        </w:rPr>
+      </w:pPr>
+      <w:proofErr w:type="gramStart"/>
+      <w:r>
+        <w:rPr>
+          <w:color w:val="0F50FF"/>
+          <w:u w:val="single"/>
+        </w:rPr>
+        <w:t xml:space="preserve">
+          <w:hyperlink r:id="rId84" w:tgtFrame="_blank">
+            <w:r>
+              <w:t xml:space="preserve">Complementary Time-Kill Activity Displayed by Povidone-Iodine and Hydrogen Peroxide Against Shoulder Arthroplasty-Associated Pathogens, Envisaging Intraoperative Irrigation.</w:t>
+            </w:r>
+          </w:hyperlink>
+        </w:t>
+      </w:r>
+    </w:p>
+    <w:p>
+      <w:pPr>
+        <w:spacing w:after="0"/>
+        <w:rPr>
+          <w:color w:val="0F50FF"/>
+          <w:u w:val="single"/>
+        </w:rPr>
+      </w:pPr>
+      <w:r>
+        <w:rPr>
+          <w:color w:val="0F50FF"/>
+          <w:u w:val="single"/>
+        </w:rPr>
+        <w:t xml:space="preserve"/>
+      </w:r>
+    </w:p>
+    <w:p>
+      <w:pPr>
+        <w:pStyle w:val="ListParagraph"/>
+        <w:numPr>
+          <w:ilvl w:val="0"/>
+          <w:numId w:val="24"/>
+        </w:numPr>
+        <w:spacing w:after="0" w:line="240" w:lineRule="auto"/>
+        <w:ind w:left="357" w:hanging="357"/>
+        <w:rPr>
+          <w:color w:val="0F50FF"/>
+          <w:u w:val="single"/>
+        </w:rPr>
+      </w:pPr>
+      <w:proofErr w:type="gramStart"/>
+      <w:r>
+        <w:rPr>
+          <w:color w:val="0F50FF"/>
+          <w:u w:val="single"/>
+        </w:rPr>
+        <w:t xml:space="preserve">
+          <w:hyperlink r:id="rId85" w:tgtFrame="_blank">
+            <w:r>
+              <w:t xml:space="preserve">Infective Endocarditis on Aortic Valve: From Diagnosis to Cardiac Surgical Intervention-Narrative Review.</w:t>
+            </w:r>
+          </w:hyperlink>
+        </w:t>
+      </w:r>
+    </w:p>
+    <w:p>
+      <w:pPr>
+        <w:spacing w:after="0"/>
+        <w:rPr>
+          <w:color w:val="0F50FF"/>
+          <w:u w:val="single"/>
+        </w:rPr>
+      </w:pPr>
+      <w:r>
+        <w:rPr>
+          <w:color w:val="0F50FF"/>
+          <w:u w:val="single"/>
+        </w:rPr>
+        <w:t xml:space="preserve"/>
+      </w:r>
+    </w:p>
+    <w:p>
+      <w:pPr>
+        <w:pStyle w:val="ListParagraph"/>
+        <w:numPr>
+          <w:ilvl w:val="0"/>
+          <w:numId w:val="24"/>
+        </w:numPr>
+        <w:spacing w:after="0" w:line="240" w:lineRule="auto"/>
+        <w:ind w:left="357" w:hanging="357"/>
+        <w:rPr>
+          <w:color w:val="0F50FF"/>
+          <w:u w:val="single"/>
+        </w:rPr>
+      </w:pPr>
+      <w:proofErr w:type="gramStart"/>
+      <w:r>
+        <w:rPr>
+          <w:color w:val="0F50FF"/>
+          <w:u w:val="single"/>
+        </w:rPr>
+        <w:t xml:space="preserve">
+          <w:hyperlink r:id="rId86" w:tgtFrame="_blank">
+            <w:r>
+              <w:t xml:space="preserve">Interkingdom Biofilms in Chronic Wounds: The Collaboration of Candida albicans and Staphylococcus aureus Against Conventional Wound Antiseptics in a Wound-like Leucocyte-Rich Human Plasma Biofilm Model (lhBIOM).</w:t>
+            </w:r>
+          </w:hyperlink>
+        </w:t>
+      </w:r>
+    </w:p>
+    <w:p>
+      <w:pPr>
+        <w:spacing w:after="0"/>
+        <w:rPr>
+          <w:color w:val="0F50FF"/>
+          <w:u w:val="single"/>
+        </w:rPr>
+      </w:pPr>
+      <w:r>
+        <w:rPr>
+          <w:color w:val="0F50FF"/>
+          <w:u w:val="single"/>
+        </w:rPr>
+        <w:t xml:space="preserve"/>
+      </w:r>
+    </w:p>
+    <w:p>
+      <w:pPr>
+        <w:pStyle w:val="ListParagraph"/>
+        <w:numPr>
+          <w:ilvl w:val="0"/>
+          <w:numId w:val="24"/>
+        </w:numPr>
+        <w:spacing w:after="0" w:line="240" w:lineRule="auto"/>
+        <w:ind w:left="357" w:hanging="357"/>
+        <w:rPr>
+          <w:color w:val="0F50FF"/>
+          <w:u w:val="single"/>
+        </w:rPr>
+      </w:pPr>
+      <w:proofErr w:type="gramStart"/>
+      <w:r>
+        <w:rPr>
+          <w:color w:val="0F50FF"/>
+          <w:u w:val="single"/>
+        </w:rPr>
+        <w:t xml:space="preserve">
           <w:hyperlink r:id="rId87" w:tgtFrame="_blank">
             <w:r>
-              <w:t xml:space="preserve">Zwitterionic Tissue Expanders Reduce Infection and Fibrosis for Enhanced Biocompatibility.</w:t>
+              <w:t xml:space="preserve">Prevalence of methicillin-resistant Staphylococcus aureus in Iran: A systematic review and meta-analysis.</w:t>
             </w:r>
           </w:hyperlink>
         </w:t>
@@ -1764,7 +2586,7 @@
         <w:t xml:space="preserve">
           <w:hyperlink r:id="rId88" w:tgtFrame="_blank">
             <w:r>
-              <w:t xml:space="preserve">Clinical features associated with Pseudomonas aeruginosa colonization in children under 2 years of age: a retrospective study of Cystic Fibrosis Registry.</w:t>
+              <w:t xml:space="preserve">Probiotic-Mediated Inhibition of Skin Pathogens and Modulation of Innate Immune Responses in HaCaT Cells.</w:t>
             </w:r>
           </w:hyperlink>
         </w:t>
@@ -1809,7 +2631,7 @@
         <w:t xml:space="preserve">
           <w:hyperlink r:id="rId89" w:tgtFrame="_blank">
             <w:r>
-              <w:t xml:space="preserve">Daptomycin-Induced Eosinophilic Pneumonia in a Patient Treated for MRSA Foot Infection: A Case Report.</w:t>
+              <w:t xml:space="preserve">Rhein functionalized cationic guar gum- bovine serum albumin hydrogel dressing with pH-responsive delivery for wound healing and pH monitoring.</w:t>
             </w:r>
           </w:hyperlink>
         </w:t>
@@ -1854,7 +2676,7 @@
         <w:t xml:space="preserve">
           <w:hyperlink r:id="rId90" w:tgtFrame="_blank">
             <w:r>
-              <w:t xml:space="preserve">The Microbiology of Postoperative Spine Surgical Site Infections: An Institutional Experience of 170 cases.</w:t>
+              <w:t xml:space="preserve">Lpb. plantarum inhalation powders for the reduction of lung inflammation and S. aureus growth control in non-CF bronchiectasis.</w:t>
             </w:r>
           </w:hyperlink>
         </w:t>
@@ -1899,7 +2721,7 @@
         <w:t xml:space="preserve">
           <w:hyperlink r:id="rId91" w:tgtFrame="_blank">
             <w:r>
-              <w:t xml:space="preserve">Multi-pathogen epidemiological survey of subclinical mastitis, gastrointestinal parasitism, and zoonotic diseases in smallholder dairy cattle in South Sulawesi, Indonesia.</w:t>
+              <w:t xml:space="preserve">Haemophilus parainfluenzae as a Causative Organism in Periprosthetic Joint Infection: A Case Report.</w:t>
             </w:r>
           </w:hyperlink>
         </w:t>
@@ -1944,7 +2766,7 @@
         <w:t xml:space="preserve">
           <w:hyperlink r:id="rId92" w:tgtFrame="_blank">
             <w:r>
-              <w:t xml:space="preserve">Sustainable bacterial cellulose-chitosan composite: A novel approach for the treatment of osteochondral defects.</w:t>
+              <w:t xml:space="preserve">Prevalence and Antimicrobial Susceptibility Patterns of Bacterial Pathogens Causing Central Line-Associated Bloodstream Infections in Adult Intensive Care Unit Patients at a Tertiary Care Hospital.</w:t>
             </w:r>
           </w:hyperlink>
         </w:t>
@@ -1989,7 +2811,7 @@
         <w:t xml:space="preserve">
           <w:hyperlink r:id="rId93" w:tgtFrame="_blank">
             <w:r>
-              <w:t xml:space="preserve">Sonication of orthopaedic implants: Impact of implant size, container dimensions, and sonication time on bacterial recovery.</w:t>
+              <w:t xml:space="preserve">Necrotizing Fasciitis After Cesarean Section: A Case Report.</w:t>
             </w:r>
           </w:hyperlink>
         </w:t>
@@ -2034,7 +2856,7 @@
         <w:t xml:space="preserve">
           <w:hyperlink r:id="rId94" w:tgtFrame="_blank">
             <w:r>
-              <w:t xml:space="preserve">Dendrobium officinale Polysaccharide Promotes Infected Wound Healing Through SIRT1-Regulated HMGB1-K29 Deacetylation and NF-κB Inhibition.</w:t>
+              <w:t xml:space="preserve">Septic Spontaneous Abortion Associated With Intrauterine Fetal Death at 8 Weeks of Gestation Complicated by Myometritis and Bilateral Psoas Muscle Abscess: A Case Report.</w:t>
             </w:r>
           </w:hyperlink>
         </w:t>
@@ -2079,7 +2901,7 @@
         <w:t xml:space="preserve">
           <w:hyperlink r:id="rId95" w:tgtFrame="_blank">
             <w:r>
-              <w:t xml:space="preserve">Serial T2Bacteria panel versus blood culture for monitoring Staphylococcus aureus bacteraemia: clearance duration predicts deep-seated or metastatic infection and mortality.</w:t>
+              <w:t xml:space="preserve">Impact of time from symptom onset to diagnosis in infective endocarditis: insights from the nationwide NIDUS registry.</w:t>
             </w:r>
           </w:hyperlink>
         </w:t>
@@ -2124,7 +2946,7 @@
         <w:t xml:space="preserve">
           <w:hyperlink r:id="rId96" w:tgtFrame="_blank">
             <w:r>
-              <w:t xml:space="preserve">In vivo Activity of Combination of N-acetyl Cysteine and Levofloxacin against Colonization and Catheter-Associated Infection.</w:t>
+              <w:t xml:space="preserve">Treatment patterns and reoperation rates in periprosthetic joint infection identified 1 - 6 months after arthroplasty in Japan: A descriptive analysis using nationwide claims data.</w:t>
             </w:r>
           </w:hyperlink>
         </w:t>
@@ -2169,7 +2991,7 @@
         <w:t xml:space="preserve">
           <w:hyperlink r:id="rId97" w:tgtFrame="_blank">
             <w:r>
-              <w:t xml:space="preserve">Biomineralized nanozymes remodel the infectious microenvironment for precision MRSA pneumonia therapy.</w:t>
+              <w:t xml:space="preserve">Antimicrobial Resistance Profiles of Bacterial Isolates from Purulent Specimens in Women and Children: A Six-Year Retrospective Study in Central China.</w:t>
             </w:r>
           </w:hyperlink>
         </w:t>
@@ -2214,7 +3036,7 @@
         <w:t xml:space="preserve">
           <w:hyperlink r:id="rId98" w:tgtFrame="_blank">
             <w:r>
-              <w:t xml:space="preserve">Comparative evaluation of clindamycin-loaded silver or gold-based nanoparticle coatings with and without polyethylene glycol on anodized titanium orthodontic mini-implants: In vitro study.</w:t>
+              <w:t xml:space="preserve">Staphylococcus aureus Skin and Soft Tissue Infections.</w:t>
             </w:r>
           </w:hyperlink>
         </w:t>
@@ -2259,7 +3081,7 @@
         <w:t xml:space="preserve">
           <w:hyperlink r:id="rId99" w:tgtFrame="_blank">
             <w:r>
-              <w:t xml:space="preserve">Early surgical site infection after geriatric trauma surgery: mortality, complications, and factors associated with mortality and infection persistence in patients older than 75 years.</w:t>
+              <w:t xml:space="preserve">Antimicrobial photodynamic therapy across ESKAPE pathogens: Efficacy, limitations, and a pathogen-adapted framework toward clinical translation.</w:t>
             </w:r>
           </w:hyperlink>
         </w:t>
@@ -2304,7 +3126,7 @@
         <w:t xml:space="preserve">
           <w:hyperlink r:id="rId100" w:tgtFrame="_blank">
             <w:r>
-              <w:t xml:space="preserve">Elevated risk of wound and systemic complications in MRSA-colonized patients undergoing lower extremity orthopedic trauma surgery.</w:t>
+              <w:t xml:space="preserve">Feasibility of a rat femoral-defect model for immediate perioperative and delayed post-implantation implant-associated bone infections.</w:t>
             </w:r>
           </w:hyperlink>
         </w:t>
@@ -2349,7 +3171,7 @@
         <w:t xml:space="preserve">
           <w:hyperlink r:id="rId101" w:tgtFrame="_blank">
             <w:r>
-              <w:t xml:space="preserve">Biomaterial-Driven Modulation of Macrophage Polarization in an Experimental Environment of Implant-Associated Infection Mediated by Staphylococcus aureus: A Systematic Review of Preclinical Studies.</w:t>
+              <w:t xml:space="preserve">National healthcare-associated infections surveillance programs - comparison between provincial and national case definitions in Canada.</w:t>
             </w:r>
           </w:hyperlink>
         </w:t>
@@ -2394,7 +3216,7 @@
         <w:t xml:space="preserve">
           <w:hyperlink r:id="rId102" w:tgtFrame="_blank">
             <w:r>
-              <w:t xml:space="preserve">Changes in the Epidemiology of Multidrug-Resistant Organisms During the COVID-19 Pandemic: A Six-Year Retrospective Study at a Tertiary Care Hospital in Northeastern Thailand.</w:t>
+              <w:t xml:space="preserve">Partial Prosthetic Exchange in the Management of Chronic Prosthetic Hip Joint Infection: A Systematic Review.</w:t>
             </w:r>
           </w:hyperlink>
         </w:t>
@@ -2439,7 +3261,7 @@
         <w:t xml:space="preserve">
           <w:hyperlink r:id="rId103" w:tgtFrame="_blank">
             <w:r>
-              <w:t xml:space="preserve">Pathogen Spectrum and Antimicrobial Susceptibility Profiles in Culture-Proven Endophthalmitis at a Tertiary Referral Center in China: A Three-Decade Retrospective Study.</w:t>
+              <w:t xml:space="preserve">EPIDEMIOLOGY OF HEALTHCARE-ASSOCIATED INFECTIONS IN PATIENTS RECEIVING EXTRACORPOREAL MEMBRANE OXYGENATION: A CHALLENGE IN ADVANCED LIFE SUPPORT.</w:t>
             </w:r>
           </w:hyperlink>
         </w:t>
@@ -2484,7 +3306,7 @@
         <w:t xml:space="preserve">
           <w:hyperlink r:id="rId104" w:tgtFrame="_blank">
             <w:r>
-              <w:t xml:space="preserve">Idiopathic primary sternal osteomyelitis in an otherwise healthy patient.</w:t>
+              <w:t xml:space="preserve">Evaluation of a Sol-Gel Zirconia-Silver Coating for Titanium Implants: Assessing Biocompatibility, Osseointegration, and Enhanced Short-Term Antibacterial Efficacy.</w:t>
             </w:r>
           </w:hyperlink>
         </w:t>
@@ -2529,7 +3351,7 @@
         <w:t xml:space="preserve">
           <w:hyperlink r:id="rId105" w:tgtFrame="_blank">
             <w:r>
-              <w:t xml:space="preserve">Postoperative spinal infection after arthrodesis: incidence, Gram-negative predominance, and outcomes in a tertiary-care hospital cohort.</w:t>
+              <w:t xml:space="preserve">Infective endocarditis in the pediatric population: A single-center retrospective study of outcomes and predictors.</w:t>
             </w:r>
           </w:hyperlink>
         </w:t>
@@ -2574,7 +3396,7 @@
         <w:t xml:space="preserve">
           <w:hyperlink r:id="rId106" w:tgtFrame="_blank">
             <w:r>
-              <w:t xml:space="preserve">Preoperative Methicillin-Resistant Staphylococcus aureus Colonization and Risk of Periprosthetic Joint Infection after Total Joint Arthroplasty: A Systematic Review and Meta-Analysis.</w:t>
+              <w:t xml:space="preserve">Candida albicans reprograms Staphylococcus aureus glycolytic metabolism to drive enhanced virulence.</w:t>
             </w:r>
           </w:hyperlink>
         </w:t>
@@ -2619,7 +3441,7 @@
         <w:t xml:space="preserve">
           <w:hyperlink r:id="rId107" w:tgtFrame="_blank">
             <w:r>
-              <w:t xml:space="preserve">When the Skin Speaks: Methicillin-resistant Staphylococcus aureus Suprapubic Abscess in a Renal Transplant Recipient.</w:t>
+              <w:t xml:space="preserve">First UK use of bacteriophage therapy with DAIR for chronic Staphylococcus aureus prosthetic joint infection.</w:t>
             </w:r>
           </w:hyperlink>
         </w:t>
@@ -2664,7 +3486,7 @@
         <w:t xml:space="preserve">
           <w:hyperlink r:id="rId108" w:tgtFrame="_blank">
             <w:r>
-              <w:t xml:space="preserve">Papillary Fibroelastoma Arising From the Coumadin Ridge: A Rare Extravalvular Cardiac Tumor Diagnosed by Multimodality Imaging.</w:t>
+              <w:t xml:space="preserve">Fluoroquinolone resistance without fluoroquinolone use; the genie is truly out of the bottle.</w:t>
             </w:r>
           </w:hyperlink>
         </w:t>
@@ -2709,7 +3531,7 @@
         <w:t xml:space="preserve">
           <w:hyperlink r:id="rId109" w:tgtFrame="_blank">
             <w:r>
-              <w:t xml:space="preserve">Crosslinked agarose-gelatine beads as a substrate for investigating biofilms of bacterial pathogens.</w:t>
+              <w:t xml:space="preserve">Long-term epidemiology of bacterial pathogens and antimicrobial resistance in a secondary hospital in China: a 12-year retrospective study.</w:t>
             </w:r>
           </w:hyperlink>
         </w:t>
@@ -2754,7 +3576,7 @@
         <w:t xml:space="preserve">
           <w:hyperlink r:id="rId110" w:tgtFrame="_blank">
             <w:r>
-              <w:t xml:space="preserve">Surface topography, optical properties, and biofilm adhesion of additive and subtractive-manufactured ceramic reinforced hybrid composite: an in-vitro study.</w:t>
+              <w:t xml:space="preserve">Silver Nanozeolite-Loaded Skin Sealants Combat Surgical Site Infection in Diabetic and Obese Mice.</w:t>
             </w:r>
           </w:hyperlink>
         </w:t>
@@ -2799,7 +3621,7 @@
         <w:t xml:space="preserve">
           <w:hyperlink r:id="rId111" w:tgtFrame="_blank">
             <w:r>
-              <w:t xml:space="preserve">Multidrug-resistant organisms on in-use medical textiles in a Shanghai tertiary hospital: surveillance and genomic characterization.</w:t>
+              <w:t xml:space="preserve">Crosslinking density-programmed poly(acrylamide)/sodium alginate-based emergency hydrogel with asymmetric 3D mass transfer network: spatially vector-targeted release of nitric-oxide for potentiating antibacterial efficacy and wound monitoring and sensing.</w:t>
             </w:r>
           </w:hyperlink>
         </w:t>
@@ -2844,7 +3666,7 @@
         <w:t xml:space="preserve">
           <w:hyperlink r:id="rId112" w:tgtFrame="_blank">
             <w:r>
-              <w:t xml:space="preserve">Risk Factors for Reoperation Following Native Septic Arthritis.</w:t>
+              <w:t xml:space="preserve">Novel Approach to Periscapular Abscesses in a 2-Year-Old: A Case Report.</w:t>
             </w:r>
           </w:hyperlink>
         </w:t>
@@ -2889,7 +3711,7 @@
         <w:t xml:space="preserve">
           <w:hyperlink r:id="rId113" w:tgtFrame="_blank">
             <w:r>
-              <w:t xml:space="preserve">Secondary Sternal Closure With Titanium Plate Fixation After Bilateral Lung Transplantation.</w:t>
+              <w:t xml:space="preserve">Risk factors for prolonged hospitalization and disease course in osteomyelitis: a single-centre cohort study.</w:t>
             </w:r>
           </w:hyperlink>
         </w:t>
@@ -2934,7 +3756,7 @@
         <w:t xml:space="preserve">
           <w:hyperlink r:id="rId114" w:tgtFrame="_blank">
             <w:r>
-              <w:t xml:space="preserve">Antimicrobial prophylaxis regimens in joint replacement surgery: susceptibility and PK/PD target attainment.</w:t>
+              <w:t xml:space="preserve">Severe co-infection with influenza A virus H3N2 and community-acquired methicillin-susceptible Staphylococcus aureus in a child presenting with septic shock, acute respiratory distress syndrome, and necrotizing pneumonia: a rare case report.</w:t>
             </w:r>
           </w:hyperlink>
         </w:t>
@@ -2979,7 +3801,7 @@
         <w:t xml:space="preserve">
           <w:hyperlink r:id="rId115" w:tgtFrame="_blank">
             <w:r>
-              <w:t xml:space="preserve">Ceramides and the Defective Barrier in Atopic Dermatitis.</w:t>
+              <w:t xml:space="preserve">Rapid progression of a small penetrating aortic ulcer to rupture in the setting of Staphylococcus aureus bacteraemia.</w:t>
             </w:r>
           </w:hyperlink>
         </w:t>
@@ -3024,7 +3846,7 @@
         <w:t xml:space="preserve">
           <w:hyperlink r:id="rId116" w:tgtFrame="_blank">
             <w:r>
-              <w:t xml:space="preserve">Whole-genome sequencing of Staphylococcus capitis isolates from neonates with healthcare-associated bacteraemia in neonatal intensive care units in Taiwan: comparison between the NRCS-A strain and a non-NRCS-A multi-resistant strain.</w:t>
+              <w:t xml:space="preserve">Wound Microbes in Epidermolysis Bullosa: A Focus on Topical Strategies for Management of Pseudomonas Aeruginosa Colonization.</w:t>
             </w:r>
           </w:hyperlink>
         </w:t>
@@ -3069,7 +3891,7 @@
         <w:t xml:space="preserve">
           <w:hyperlink r:id="rId117" w:tgtFrame="_blank">
             <w:r>
-              <w:t xml:space="preserve">Long-Term Trends in Microbiology and Outcomes of Pediatric Deep Neck Infections: An 18-Year Study.</w:t>
+              <w:t xml:space="preserve">Ion‑Programmed In Situ J‑Aggregates Overcome Concentration-Dependence for On-Demand Phototherapy of Diabetic Bacterial Infections.</w:t>
             </w:r>
           </w:hyperlink>
         </w:t>
@@ -3114,7 +3936,7 @@
         <w:t xml:space="preserve">
           <w:hyperlink r:id="rId118" w:tgtFrame="_blank">
             <w:r>
-              <w:t xml:space="preserve">Association between MDROs colonization and subsequent infections in ICU patients: a retrospective cohort study.</w:t>
+              <w:t xml:space="preserve">Tricuspid Valve Infective Endocarditis.</w:t>
             </w:r>
           </w:hyperlink>
         </w:t>
@@ -3159,7 +3981,7 @@
         <w:t xml:space="preserve">
           <w:hyperlink r:id="rId119" w:tgtFrame="_blank">
             <w:r>
-              <w:t xml:space="preserve">Differences in practices for surgical site infection prevention in neonatal surgery between neonatologists and pediatric surgeons: a multicenter survey in Japan.</w:t>
+              <w:t xml:space="preserve">Comparative efficacy and cytocompatibility of antimicrobial nanocoatings versus antibiotics on titanium dental implant surfaces.</w:t>
             </w:r>
           </w:hyperlink>
         </w:t>
@@ -3204,7 +4026,7 @@
         <w:t xml:space="preserve">
           <w:hyperlink r:id="rId120" w:tgtFrame="_blank">
             <w:r>
-              <w:t xml:space="preserve">Effect of Intrawound Vancomycin Powder on the Pathogen Spectrum and Antimicrobial Susceptibility of Postoperative Infections in Elective Lumbar Fusion.</w:t>
+              <w:t xml:space="preserve">Multifocal cellulitis and polymicrobial infection in a patient with a perforated duodenal ulcer: a case report and literature review.</w:t>
             </w:r>
           </w:hyperlink>
         </w:t>
@@ -3249,7 +4071,7 @@
         <w:t xml:space="preserve">
           <w:hyperlink r:id="rId121" w:tgtFrame="_blank">
             <w:r>
-              <w:t xml:space="preserve">Corynebacterium striatum modulates the sessile lifestyle of wild-type and ΔsrtA mutant Staphylococcus aureus in multi-species biofilms.</w:t>
+              <w:t xml:space="preserve">Rapidly progressive methicillin-susceptible Staphylococcus aureus abscess of the lower lip: A case report.</w:t>
             </w:r>
           </w:hyperlink>
         </w:t>
@@ -3294,7 +4116,7 @@
         <w:t xml:space="preserve">
           <w:hyperlink r:id="rId122" w:tgtFrame="_blank">
             <w:r>
-              <w:t xml:space="preserve">A retrospective analysis of pathogen distribution and antimicrobial resistance trends of bacteria in a tertiary hospital in China, 2021-2025.</w:t>
+              <w:t xml:space="preserve">Chitosan-celluloses wafers containing emulsified curcumin: a nano-in-matrix approach for buccal delivery.</w:t>
             </w:r>
           </w:hyperlink>
         </w:t>
@@ -3339,7 +4161,7 @@
         <w:t xml:space="preserve">
           <w:hyperlink r:id="rId123" w:tgtFrame="_blank">
             <w:r>
-              <w:t xml:space="preserve">Nocardia farcinica septic bursitis - a case report and scoping literature review.</w:t>
+              <w:t xml:space="preserve">Antimicrobial resistance patterns in a Qatari tertiary care center in 2024: A retrospective study.</w:t>
             </w:r>
           </w:hyperlink>
         </w:t>
@@ -3384,7 +4206,7 @@
         <w:t xml:space="preserve">
           <w:hyperlink r:id="rId124" w:tgtFrame="_blank">
             <w:r>
-              <w:t xml:space="preserve">Imaging Staphylococcus aureus biofilms in vivo reveals neutrophil exclusion by PNAG exopolysaccharide.</w:t>
+              <w:t xml:space="preserve">Bacterial and fungal co-colonization alters Malassezia restricta metabolism and host proteolytic activity in reconstructed human epidermis.</w:t>
             </w:r>
           </w:hyperlink>
         </w:t>
@@ -3429,7 +4251,7 @@
         <w:t xml:space="preserve">
           <w:hyperlink r:id="rId125" w:tgtFrame="_blank">
             <w:r>
-              <w:t xml:space="preserve">Antibacterial Activity of DBD Plasma-Activated Saline Against Clinically Relevant Bacteria: Potential Applications in Family and Reproductive Health.</w:t>
+              <w:t xml:space="preserve">Driveline Relocation With Omentoplasty for Severe Ventricular Assist Device-Specific Infection.</w:t>
             </w:r>
           </w:hyperlink>
         </w:t>
@@ -3474,7 +4296,7 @@
         <w:t xml:space="preserve">
           <w:hyperlink r:id="rId126" w:tgtFrame="_blank">
             <w:r>
-              <w:t xml:space="preserve">Surgical Humidification (HumiGard(TM)) Reduces Bacterial Load in an Open Spine Animal Infection Model.</w:t>
+              <w:t xml:space="preserve">Oral cavity as a reservoir of respiratory pathogens: microbial dynamics in patients receiving mechanical ventilation.</w:t>
             </w:r>
           </w:hyperlink>
         </w:t>
@@ -3519,7 +4341,7 @@
         <w:t xml:space="preserve">
           <w:hyperlink r:id="rId127" w:tgtFrame="_blank">
             <w:r>
-              <w:t xml:space="preserve">Exposure keratopathy and conjunctival microbial flora in mechanically ventilated patients - A hospital-based prospective study.</w:t>
+              <w:t xml:space="preserve">A nine-year surveillance of healthcare-associated infections in a pediatric Intensive Care Unit: epidemiology, pathogens, and antimicrobial resistance trends.</w:t>
             </w:r>
           </w:hyperlink>
         </w:t>
@@ -3564,7 +4386,7 @@
         <w:t xml:space="preserve">
           <w:hyperlink r:id="rId128" w:tgtFrame="_blank">
             <w:r>
-              <w:t xml:space="preserve">Medical Device-Associated Infections in Intensive Care Settings: Biofilms, Multidrug-Resistant Pathogens, and Prevention Strategies.</w:t>
+              <w:t xml:space="preserve">Codon bias variation in Staphylococcus aureus.</w:t>
             </w:r>
           </w:hyperlink>
         </w:t>
@@ -3609,7 +4431,7 @@
         <w:t xml:space="preserve">
           <w:hyperlink r:id="rId129" w:tgtFrame="_blank">
             <w:r>
-              <w:t xml:space="preserve">The role of dental assessment in source identification during Staphylococcus aureus bacteremia: a scoping review.</w:t>
+              <w:t xml:space="preserve">Genomic characterization of efflux pumps and putative small multidrug resistance (SMR)-like transporters in disinfectant-tolerant coagulase-negative staphylococci from a Vietnamese hospital.</w:t>
             </w:r>
           </w:hyperlink>
         </w:t>
@@ -3654,7 +4476,7 @@
         <w:t xml:space="preserve">
           <w:hyperlink r:id="rId130" w:tgtFrame="_blank">
             <w:r>
-              <w:t xml:space="preserve">Cas12a/crRNA Recognition Catalyzed Triple Self-Priming Cascade Amplification Strategy for Sensitive and Reliable Drug Resistance Gene Analysis.</w:t>
+              <w:t xml:space="preserve">Defining the transcriptional adaptation of Staphylococcus aureus to a range of nutritional sulfur supplementation.</w:t>
             </w:r>
           </w:hyperlink>
         </w:t>
@@ -3699,7 +4521,7 @@
         <w:t xml:space="preserve">
           <w:hyperlink r:id="rId131" w:tgtFrame="_blank">
             <w:r>
-              <w:t xml:space="preserve">Antimicrobial Resistance Patterns in Infections Among Patients With Hematologic Malignancies: A Systematic Review.</w:t>
+              <w:t xml:space="preserve">Monomicrobial Staphylococcus aureus Necrotizing Soft Tissue Infection: A Case Report and Review of Literature.</w:t>
             </w:r>
           </w:hyperlink>
         </w:t>
@@ -3744,7 +4566,7 @@
         <w:t xml:space="preserve">
           <w:hyperlink r:id="rId132" w:tgtFrame="_blank">
             <w:r>
-              <w:t xml:space="preserve">Impact of Bacterial Infections in Adult Heart Transplant Recipients: A Single-Center Experience (2017-2024).</w:t>
+              <w:t xml:space="preserve">Spinal Epidural Abscess Following Spinal Anesthesia in a Bacteremic Patient: A Case Report.</w:t>
             </w:r>
           </w:hyperlink>
         </w:t>
@@ -3789,7 +4611,7 @@
         <w:t xml:space="preserve">
           <w:hyperlink r:id="rId133" w:tgtFrame="_blank">
             <w:r>
-              <w:t xml:space="preserve">Efficacy and Cost Analysis of a Combined (One-Step) Detergent-Disinfectant for Environmental Decontamination Around Methicillin-Resistant Staphylococcus aureus (MRSA) Patients.</w:t>
+              <w:t xml:space="preserve">Ceftazidime-avibactam in elastomeric pump for vascular graft infection: a case report.</w:t>
             </w:r>
           </w:hyperlink>
         </w:t>
@@ -3834,7 +4656,7 @@
         <w:t xml:space="preserve">
           <w:hyperlink r:id="rId134" w:tgtFrame="_blank">
             <w:r>
-              <w:t xml:space="preserve">GelMA-based peptide conjugated hydrogel with antifibrotic modulation and antibiofilm activity.</w:t>
+              <w:t xml:space="preserve">Clinical Presentation, Orthopedic Outcomes, and Microbiological Spectrum in Pediatric Septic Arthritis: A Prospective Study.</w:t>
             </w:r>
           </w:hyperlink>
         </w:t>
@@ -3879,7 +4701,7 @@
         <w:t xml:space="preserve">
           <w:hyperlink r:id="rId135" w:tgtFrame="_blank">
             <w:r>
-              <w:t xml:space="preserve">Spatiotemporal Sonodynamic-Nanozymic Therapy for Infected Jawbone Defects.</w:t>
+              <w:t xml:space="preserve">Clinical characteristics and risk factors of recurrence for Pseudomonas aeruginosa-associated fracture-related infection following surgical treatment : a 12-year retrospective cohort study.</w:t>
             </w:r>
           </w:hyperlink>
         </w:t>
@@ -3924,7 +4746,7 @@
         <w:t xml:space="preserve">
           <w:hyperlink r:id="rId136" w:tgtFrame="_blank">
             <w:r>
-              <w:t xml:space="preserve">Differences and trends in pathogens between ventilator-associated pneumonia and non-ventilator-associated pneumonia: data from 61 hospitals in Suzhou, China, 2020-2024.</w:t>
+              <w:t xml:space="preserve">Predictive factors for outcomes in pyogenic flexor tenosynovitis: a 10-year analysis of 341 patients.</w:t>
             </w:r>
           </w:hyperlink>
         </w:t>
@@ -3969,7 +4791,7 @@
         <w:t xml:space="preserve">
           <w:hyperlink r:id="rId137" w:tgtFrame="_blank">
             <w:r>
-              <w:t xml:space="preserve">Cardiac Implantable Electronic Device Infections: Emerging Paradigms in Precision Prevention and Personalized Management.</w:t>
+              <w:t xml:space="preserve">Perioperative Staphylococcus aureus Phenotypic Screening to Detect Chlorhexidine Tolerance and Strength of Biofilm Formation for Optimization of Surgical Site Infection Preventive Measures.</w:t>
             </w:r>
           </w:hyperlink>
         </w:t>
@@ -4014,7 +4836,7 @@
         <w:t xml:space="preserve">
           <w:hyperlink r:id="rId138" w:tgtFrame="_blank">
             <w:r>
-              <w:t xml:space="preserve">Successful Prosthesis Salvage Using Continuous Local Antibiotic Perfusion (CLAP) for Prosthetic Joint Infection Following Revision Total Elbow Arthroplasty in a Patient with Rheumatoid Arthritis: A Case Report.</w:t>
+              <w:t xml:space="preserve">A Practical Surgical Technique for Removing a Transcatheter Pulmonary Valve.</w:t>
             </w:r>
           </w:hyperlink>
         </w:t>
@@ -4059,7 +4881,7 @@
         <w:t xml:space="preserve">
           <w:hyperlink r:id="rId139" w:tgtFrame="_blank">
             <w:r>
-              <w:t xml:space="preserve">Enumeration of organisms occurring in the intestinal tract and yolk sac of day-old chicks from commercial hatcheries.</w:t>
+              <w:t xml:space="preserve">Bacterial Profile and Antibiotic Susceptibility Patterns of Urogenital Isolates Among Women With Preterm Labor at a Tertiary Hospital in Southwestern Uganda.</w:t>
             </w:r>
           </w:hyperlink>
         </w:t>
@@ -4104,7 +4926,7 @@
         <w:t xml:space="preserve">
           <w:hyperlink r:id="rId140" w:tgtFrame="_blank">
             <w:r>
-              <w:t xml:space="preserve">A bacterial fatty acid enzyme hijacks nucleic acid-sensing Toll-like receptor signaling.</w:t>
+              <w:t xml:space="preserve">Clinical burden and treatment pathways of early deep surgical site infection after lumbar spine surgery: a Vietnamese single-center descriptive study.</w:t>
             </w:r>
           </w:hyperlink>
         </w:t>
@@ -4149,7 +4971,7 @@
         <w:t xml:space="preserve">
           <w:hyperlink r:id="rId141" w:tgtFrame="_blank">
             <w:r>
-              <w:t xml:space="preserve">Growing Staphylococcus aureus in synthetic cystic fibrosis medium promotes colonization in a murine pneumonia model.</w:t>
+              <w:t xml:space="preserve">Advances in the diagnosis and management of skin and soft tissue infections.</w:t>
             </w:r>
           </w:hyperlink>
         </w:t>
@@ -4194,7 +5016,7 @@
         <w:t xml:space="preserve">
           <w:hyperlink r:id="rId142" w:tgtFrame="_blank">
             <w:r>
-              <w:t xml:space="preserve">A Novel Foam-Forming Hydrogel Containing Antibiotics Reduces the Degree of Bacterial Colonization and Improves Wound Healing in Thermal Burns When Compared to Silver Sulfadiazine.</w:t>
+              <w:t xml:space="preserve">Novel β-lactam-Octenidine nanoGUMBOS: A promising platform to address Bacteria linked to chronic wound infections.</w:t>
             </w:r>
           </w:hyperlink>
         </w:t>
@@ -4239,7 +5061,7 @@
         <w:t xml:space="preserve">
           <w:hyperlink r:id="rId143" w:tgtFrame="_blank">
             <w:r>
-              <w:t xml:space="preserve">Fulminant lupus myopericarditis with Class III lupus nephritis and catastrophic antiphospholipid syndrome-like thrombosis: a case report.</w:t>
+              <w:t xml:space="preserve">[Antimicrobial therapy of periprosthetic joint infection : Full version of the AE guidelines (2026)].</w:t>
             </w:r>
           </w:hyperlink>
         </w:t>
@@ -4284,7 +5106,7 @@
         <w:t xml:space="preserve">
           <w:hyperlink r:id="rId144" w:tgtFrame="_blank">
             <w:r>
-              <w:t xml:space="preserve">Spinal Mucormycosis with MRSA Superinfection in a Diabetic Female: A Rare and Lethal Encounter.</w:t>
+              <w:t xml:space="preserve">[Antimicrobial therapy of periprosthetic joint infection : Summary of AE guidelines (2026)].</w:t>
             </w:r>
           </w:hyperlink>
         </w:t>
@@ -4329,7 +5151,7 @@
         <w:t xml:space="preserve">
           <w:hyperlink r:id="rId145" w:tgtFrame="_blank">
             <w:r>
-              <w:t xml:space="preserve">Valve-sparing surgery for right-sided endocarditis presenting as a giant right atrial mass in a hemodialysis patient.</w:t>
+              <w:t xml:space="preserve">Open surgical management of multiple mycotic superior mesenteric artery aneurysms following staphylococcal infective endocarditis.</w:t>
             </w:r>
           </w:hyperlink>
         </w:t>
@@ -4374,7 +5196,7 @@
         <w:t xml:space="preserve">
           <w:hyperlink r:id="rId146" w:tgtFrame="_blank">
             <w:r>
-              <w:t xml:space="preserve">Microbial assessment of recontamination with multidrug-resistant Acinetobacter in patient room environment in a burn unit.</w:t>
+              <w:t xml:space="preserve">Multifocal Necrotizing Fasciitis of the Bilateral Chest Wall and Contralateral Lower Limb in a Patient With Diabetes: A Case Report.</w:t>
             </w:r>
           </w:hyperlink>
         </w:t>
@@ -4419,7 +5241,7 @@
         <w:t xml:space="preserve">
           <w:hyperlink r:id="rId147" w:tgtFrame="_blank">
             <w:r>
-              <w:t xml:space="preserve">Prevalence, associated factors, and antibiotic susceptibility of bacterial isolates in suspected ear infections at University of Gondar Hospital, Northwest Ethiopia: A cross-sectional study.</w:t>
+              <w:t xml:space="preserve">Longitudinal acquisition and infection risk associated with multidrug-resistant organisms and Candida colonization in intensive care unit patients.</w:t>
             </w:r>
           </w:hyperlink>
         </w:t>
@@ -4464,7 +5286,7 @@
         <w:t xml:space="preserve">
           <w:hyperlink r:id="rId148" w:tgtFrame="_blank">
             <w:r>
-              <w:t xml:space="preserve">Microbiological spectrum of septic arthritis: Diagnostic insights and clinical implications.</w:t>
+              <w:t xml:space="preserve">The role of nanofat membranes in inhibiting bacterial growth: An in vitro analysis.</w:t>
             </w:r>
           </w:hyperlink>
         </w:t>
@@ -4509,7 +5331,7 @@
         <w:t xml:space="preserve">
           <w:hyperlink r:id="rId149" w:tgtFrame="_blank">
             <w:r>
-              <w:t xml:space="preserve">Risk factors for methicillin-resistant Staphylococcus aureus (MRSA) carriage among rehabilitation facilities patients at admission: a systematic review and meta-analysis.</w:t>
+              <w:t xml:space="preserve">Superoxide solution irrigation for septic arthritis: a prospective clinical study of efficacy and a widened therapeutic window.</w:t>
             </w:r>
           </w:hyperlink>
         </w:t>
@@ -4554,7 +5376,7 @@
         <w:t xml:space="preserve">
           <w:hyperlink r:id="rId150" w:tgtFrame="_blank">
             <w:r>
-              <w:t xml:space="preserve">Culture-based analysis of oral dysbiosis in post-oncological patients rehabilitated with obturator prostheses.</w:t>
+              <w:t xml:space="preserve">Clinical characteristics, microbiological landscape, and severity-stratified management of pyogenic spondylitis: a retrospective cohort study.</w:t>
             </w:r>
           </w:hyperlink>
         </w:t>
@@ -4599,7 +5421,7 @@
         <w:t xml:space="preserve">
           <w:hyperlink r:id="rId151" w:tgtFrame="_blank">
             <w:r>
-              <w:t xml:space="preserve">Patterns of Bacterial Infections Following Orthopedic Surgeries: A Retrospective Analysis.</w:t>
+              <w:t xml:space="preserve">Exploring infectious aneurysms through a series of cases in a tertiary care unit in South India.</w:t>
             </w:r>
           </w:hyperlink>
         </w:t>
@@ -4644,7 +5466,7 @@
         <w:t xml:space="preserve">
           <w:hyperlink r:id="rId152" w:tgtFrame="_blank">
             <w:r>
-              <w:t xml:space="preserve">Multidrug-resistant bacterial contamination of healthcare workers' mobile phones, decontamination efficacy, and potential implications for hospital-acquired infections.</w:t>
+              <w:t xml:space="preserve">ECM-Mimetic Silk Fibroin/GelMA Hydrogel Integrating Manganese Dioxide Nanozymes and Sustained Nitric Oxide Release for Sequential Immunomodulation and Healing of Chronic Infected Wounds.</w:t>
             </w:r>
           </w:hyperlink>
         </w:t>
@@ -4689,7 +5511,7 @@
         <w:t xml:space="preserve">
           <w:hyperlink r:id="rId153" w:tgtFrame="_blank">
             <w:r>
-              <w:t xml:space="preserve">Optimization of Dual-Bacteriophage Magnetic Nanoprobe for the Detection of Staphylococcus aureus and Pseudomonas aeruginosa.</w:t>
+              <w:t xml:space="preserve">Hand Osteomyelitis: Exploratory Associations of Admission C-Reactive Protein and MRI with Surgical Burden and Hospital Length of Stay.</w:t>
             </w:r>
           </w:hyperlink>
         </w:t>
@@ -4734,7 +5556,7 @@
         <w:t xml:space="preserve">
           <w:hyperlink r:id="rId154" w:tgtFrame="_blank">
             <w:r>
-              <w:t xml:space="preserve">Epidermis to endocardium: mapping the association between atopic dermatitis and infective endocarditis.</w:t>
+              <w:t xml:space="preserve">Mechanism of Cinnamaldehyde in Alleviating Staphylococcus aureus-Induced Mammary Inflammatory Response.</w:t>
             </w:r>
           </w:hyperlink>
         </w:t>
@@ -4779,7 +5601,7 @@
         <w:t xml:space="preserve">
           <w:hyperlink r:id="rId155" w:tgtFrame="_blank">
             <w:r>
-              <w:t xml:space="preserve">Manganese Gluconate as a Safe Trace Element Supplement Enhances Immune Function and Resistance to Staphylococcus aureus Infection in Broilers.</w:t>
+              <w:t xml:space="preserve">Point-of-Care Ultrasound-Guided Management of Fulminant Influenza A(H3) with Staphylococcus aureus Necrotizing Pneumonia and Acute Cardiopulmonary Failure: A Case Report.</w:t>
             </w:r>
           </w:hyperlink>
         </w:t>
@@ -4824,7 +5646,7 @@
         <w:t xml:space="preserve">
           <w:hyperlink r:id="rId156" w:tgtFrame="_blank">
             <w:r>
-              <w:t xml:space="preserve">Therapeutic strategies for and clinical outcomes in iliopsoas muscle abscess: A systematic review and meta-analysis.</w:t>
+              <w:t xml:space="preserve">Cystine Containing Cationic Amphiphilic Peptide-Based Injectable, Noncytotoxic, Proteolytically Stable Hydrogel with Anti-infective Surface-Coating Activity against Multidrug-Resistant Bacterial and Fungal Biofilms.</w:t>
             </w:r>
           </w:hyperlink>
         </w:t>
@@ -4869,7 +5691,7 @@
         <w:t xml:space="preserve">
           <w:hyperlink r:id="rId157" w:tgtFrame="_blank">
             <w:r>
-              <w:t xml:space="preserve">Development of a colloidal gold immunochromatographic strip based on recombinant mixed antigens SAP-2 and CatL1 for rapid detection of Fasciola gigantica infection in buffaloes.</w:t>
+              <w:t xml:space="preserve">Development of a Gold Nanoparticle-Assisted Multiplex Polymerase Chain Reaction Assay for Selected Hospital-Acquired Infections-Associated Bacterial and Fungal Pathogens.</w:t>
             </w:r>
           </w:hyperlink>
         </w:t>
@@ -4914,7 +5736,7 @@
         <w:t xml:space="preserve">
           <w:hyperlink r:id="rId158" w:tgtFrame="_blank">
             <w:r>
-              <w:t xml:space="preserve">Early complications after surgery for periprosthetic femoral fractures: incidence, risk factors, and clinical implications.</w:t>
+              <w:t xml:space="preserve">Engineering cellulose acetate microneedle coated with zinc-phenolic imidazolium poly(ionic liquids) for atopic dermatitis treatment.</w:t>
             </w:r>
           </w:hyperlink>
         </w:t>
@@ -4959,7 +5781,7 @@
         <w:t xml:space="preserve">
           <w:hyperlink r:id="rId159" w:tgtFrame="_blank">
             <w:r>
-              <w:t xml:space="preserve">From decay to discovery: A new antimicrobial peptide from Chrysomya megacephala (Diptera: Calliphoridae) larvae.</w:t>
+              <w:t xml:space="preserve">MICROBIOLOGICAL PROFILE OF SURGICAL SITE INFECTIONS FOLLOWING LOWER EXTREMITY AMPUTATION IN PATIENTS WITH TYPE 2 DIABETES MELLITUS: A PROSPECTIVE OBSERVATIONAL STUDY.</w:t>
             </w:r>
           </w:hyperlink>
         </w:t>
@@ -5004,7 +5826,7 @@
         <w:t xml:space="preserve">
           <w:hyperlink r:id="rId160" w:tgtFrame="_blank">
             <w:r>
-              <w:t xml:space="preserve">pH-Responsive Multinetwork Hydrogel with Antibacterial, Anti-Inflammatory, and Microenvironment-Modulating Properties for Enhanced Hemostasis and Wound Healing.</w:t>
+              <w:t xml:space="preserve">Vancomycin-Loaded Mesh Reduces Staphylococcal Infection in a Murine Extensor Mechanism Reconstruction Model.</w:t>
             </w:r>
           </w:hyperlink>
         </w:t>
@@ -5049,7 +5871,7 @@
         <w:t xml:space="preserve">
           <w:hyperlink r:id="rId161" w:tgtFrame="_blank">
             <w:r>
-              <w:t xml:space="preserve">Identification of SKI-II as a host-protective immunomodulator against Staphylococcus aureus infection.</w:t>
+              <w:t xml:space="preserve">MRSA-related knowledge, attitudes, and practices among clinical dental students: a cross-sectional study with implications for infection prevention and control education and training.</w:t>
             </w:r>
           </w:hyperlink>
         </w:t>
@@ -5094,7 +5916,7 @@
         <w:t xml:space="preserve">
           <w:hyperlink r:id="rId162" w:tgtFrame="_blank">
             <w:r>
-              <w:t xml:space="preserve">Evaluation of antibacterial potential of oxygenation agent on titanium surfaces: In vitro study.</w:t>
+              <w:t xml:space="preserve">Surgical site infections in pediatric orthopedic surgery.</w:t>
             </w:r>
           </w:hyperlink>
         </w:t>
@@ -5139,7 +5961,7 @@
         <w:t xml:space="preserve">
           <w:hyperlink r:id="rId163" w:tgtFrame="_blank">
             <w:r>
-              <w:t xml:space="preserve">Innate host defense lysozyme may help control Staphylococcus aureus in atopic dermatitis.</w:t>
+              <w:t xml:space="preserve">Microbiology Trends among Postcesarean Surgical Site Infections at a Large Public Hospital.</w:t>
             </w:r>
           </w:hyperlink>
         </w:t>
@@ -5184,7 +6006,7 @@
         <w:t xml:space="preserve">
           <w:hyperlink r:id="rId164" w:tgtFrame="_blank">
             <w:r>
-              <w:t xml:space="preserve">Risk factors for failure following debridement, antibiotics, and implant retention (DAIR) in early periprosthetic joint infection after primary total hip arthroplasty.</w:t>
+              <w:t xml:space="preserve">Stepwise surface engineering of polypropylene mesh with metal-phenolic-polysaccharide synergistically promoting abdominal wall repair.</w:t>
             </w:r>
           </w:hyperlink>
         </w:t>
@@ -5229,7 +6051,7 @@
         <w:t xml:space="preserve">
           <w:hyperlink r:id="rId165" w:tgtFrame="_blank">
             <w:r>
-              <w:t xml:space="preserve">Surgical resection of a ruptured left frontal mycotic aneurysm localized with ICG angiography: a case report.</w:t>
+              <w:t xml:space="preserve">Assessing Demographic Characteristics, Microbiology, and Mortality Outcomes Associated With Vertebral Osteomyelitis: A National Single-Center Cohort Study in Malta.</w:t>
             </w:r>
           </w:hyperlink>
         </w:t>
@@ -5274,7 +6096,7 @@
         <w:t xml:space="preserve">
           <w:hyperlink r:id="rId166" w:tgtFrame="_blank">
             <w:r>
-              <w:t xml:space="preserve">Carriage rate of CPE, ESBL-producing coliforms and MRSA in community settings in Suriname.</w:t>
+              <w:t xml:space="preserve">Aeromonas hydrophila Necrotizing Soft-Tissue Infection With Acute-on-Chronic Calcaneal Osteomyelitis Following Freshwater Exposure in a Patient With Poorly Controlled Diabetes Mellitus.</w:t>
             </w:r>
           </w:hyperlink>
         </w:t>
@@ -5319,7 +6141,7 @@
         <w:t xml:space="preserve">
           <w:hyperlink r:id="rId167" w:tgtFrame="_blank">
             <w:r>
-              <w:t xml:space="preserve">Case Report: Debridement with vacuum sealing drainage for conservative management of post-cranioplasty surgical site infection.</w:t>
+              <w:t xml:space="preserve">A Magneto-Electric Synergistic Bioelectronic Suture for Antibacterial Therapy, Wireless Electrical Stimulation, and Biomechanical Monitoring.</w:t>
             </w:r>
           </w:hyperlink>
         </w:t>
@@ -5364,7 +6186,7 @@
         <w:t xml:space="preserve">
           <w:hyperlink r:id="rId168" w:tgtFrame="_blank">
             <w:r>
-              <w:t xml:space="preserve">CLR-Seq: A pipeline to identify bacterial microbiota species with immune-relevant glycan moieties through human C-type lectin receptor interaction.</w:t>
+              <w:t xml:space="preserve">Corneal Sequestration and Bilateral Distichiasis in a Binturong (Arctictis binturong).</w:t>
             </w:r>
           </w:hyperlink>
         </w:t>
@@ -5409,7 +6231,7 @@
         <w:t xml:space="preserve">
           <w:hyperlink r:id="rId169" w:tgtFrame="_blank">
             <w:r>
-              <w:t xml:space="preserve">Gelatin-Based Coating for the Controlled and Localized Delivery of Tetrabranched Antimicrobial Peptide in Cardiac Implantable Devices.</w:t>
+              <w:t xml:space="preserve">Sex differences in surgically treated left-sided infective endocarditis: Results from the international, prospective, multicenter BESOS study.</w:t>
             </w:r>
           </w:hyperlink>
         </w:t>
@@ -5454,7 +6276,7 @@
         <w:t xml:space="preserve">
           <w:hyperlink r:id="rId170" w:tgtFrame="_blank">
             <w:r>
-              <w:t xml:space="preserve">Bedside external ventricular drainage in the NICU: procedural efficiency and infection trends in a 15-year single-center cohort.</w:t>
+              <w:t xml:space="preserve">The Staphylococcus aureus serine protease-like protein B is a potent allergen in a murine asthma model.</w:t>
             </w:r>
           </w:hyperlink>
         </w:t>
@@ -5499,7 +6321,7 @@
         <w:t xml:space="preserve">
           <w:hyperlink r:id="rId171" w:tgtFrame="_blank">
             <w:r>
-              <w:t xml:space="preserve">Concentration-dependent dual effects of bacterial nanocellulose on Staphylococcus aureus virulence and human dermal fibroblast function: implications for wound healing.</w:t>
+              <w:t xml:space="preserve">Cutaneous populations of bacteria and yeast as determined by culture and cytology in healthy and diseased guinea pigs.</w:t>
             </w:r>
           </w:hyperlink>
         </w:t>
@@ -5544,7 +6366,7 @@
         <w:t xml:space="preserve">
           <w:hyperlink r:id="rId172" w:tgtFrame="_blank">
             <w:r>
-              <w:t xml:space="preserve">Comparative genomic and functional analysis of Staphylococcus caprae clinical isolates: insights into genetic diversity and opportunistic pathogenic potential.</w:t>
+              <w:t xml:space="preserve">Antibiotic-Loaded Porous Titanium Antibacterial Particle Coatings by High-Velocity Embedment into Silicone.</w:t>
             </w:r>
           </w:hyperlink>
         </w:t>
@@ -5589,7 +6411,7 @@
         <w:t xml:space="preserve">
           <w:hyperlink r:id="rId173" w:tgtFrame="_blank">
             <w:r>
-              <w:t xml:space="preserve">Evolving paradigms in pediatric osteomyelitis: modern insights into an old disease.</w:t>
+              <w:t xml:space="preserve">Multifunctional TPU-HAp/HA-TiO(2) membranes for prosthesis osteointegration and prevention of in situ infection.</w:t>
             </w:r>
           </w:hyperlink>
         </w:t>
@@ -5634,7 +6456,7 @@
         <w:t xml:space="preserve">
           <w:hyperlink r:id="rId174" w:tgtFrame="_blank">
             <w:r>
-              <w:t xml:space="preserve">Microbiological profile and clinical correlates of post-cesarean surgical site infections.</w:t>
+              <w:t xml:space="preserve">European Infective Endocarditis (EURO-ENDO) score for predicting 30-day mortality in left-sided infective endocarditis.</w:t>
             </w:r>
           </w:hyperlink>
         </w:t>
@@ -5679,7 +6501,7 @@
         <w:t xml:space="preserve">
           <w:hyperlink r:id="rId175" w:tgtFrame="_blank">
             <w:r>
-              <w:t xml:space="preserve">Solvent-Free Cold Plasma Deposition of PVA-Antibiotic Films: Influence of Process Parameters on Coating Structure and Drug Release.</w:t>
+              <w:t xml:space="preserve">From colonisation to immune evasion: a synthesis of the interaction strategies that drive Staphylococcus aureus infection.</w:t>
             </w:r>
           </w:hyperlink>
         </w:t>
@@ -5724,7 +6546,7 @@
         <w:t xml:space="preserve">
           <w:hyperlink r:id="rId176" w:tgtFrame="_blank">
             <w:r>
-              <w:t xml:space="preserve">In Vivo Evaluation of Coriandrum sativum Extract Against Murine Eimeria papillata Infection and In Silico Analysis of Its Identified Phytochemicals.</w:t>
+              <w:t xml:space="preserve">Bacterial Pathogens Causing Ventilator-Associated Pneumonia in Mechanically Ventilated Children: A Systematic Review and Meta-Analysis.</w:t>
             </w:r>
           </w:hyperlink>
         </w:t>
@@ -5769,7 +6591,7 @@
         <w:t xml:space="preserve">
           <w:hyperlink r:id="rId177" w:tgtFrame="_blank">
             <w:r>
-              <w:t xml:space="preserve">Reversing Antibiotic Resistance and Reprogramming Macrophage Polarization by Extracellular Vesicles from Fresh Schisandra chinensis: A Dual Pharmacological Strategy for Drug-Resistant Wound Infection and Sepsis.</w:t>
+              <w:t xml:space="preserve">Application of metagenomic next-generation sequencing in gastrointestinal infections in children after allogeneic hematopoietic stem cell transplantation.</w:t>
             </w:r>
           </w:hyperlink>
         </w:t>
@@ -5814,7 +6636,7 @@
         <w:t xml:space="preserve">
           <w:hyperlink r:id="rId178" w:tgtFrame="_blank">
             <w:r>
-              <w:t xml:space="preserve">Carbon-infiltrated carbon nanotube coating effect on bacterial resistance and Ti6Al4V substrate material properties.</w:t>
+              <w:t xml:space="preserve">Optimizing Infection Risk in Primary Total Knee Arthroplasty: A Narrative Review of Current Concepts, Controversies, and Evidence Gaps.</w:t>
             </w:r>
           </w:hyperlink>
         </w:t>
@@ -5859,7 +6681,7 @@
         <w:t xml:space="preserve">
           <w:hyperlink r:id="rId179" w:tgtFrame="_blank">
             <w:r>
-              <w:t xml:space="preserve">Declining rates of bloodstream infections among haemodialysis patients and the temporal association with changes in infection, prevention and control bundles of care between 2009 and 2023.</w:t>
+              <w:t xml:space="preserve">A novel mouse calvarial defect model of osteomyelitis induced by Staphylococcus aureus (ATCC 6538).</w:t>
             </w:r>
           </w:hyperlink>
         </w:t>
@@ -5904,7 +6726,7 @@
         <w:t xml:space="preserve">
           <w:hyperlink r:id="rId180" w:tgtFrame="_blank">
             <w:r>
-              <w:t xml:space="preserve">Cathepsin B, Airway Pathogens, and Inflammation in the Lower Airways of Children With Cystic Fibrosis.</w:t>
+              <w:t xml:space="preserve">Risk of Infective Endocarditis in Pediatric Staphylococcus aureus Bacteremia.</w:t>
             </w:r>
           </w:hyperlink>
         </w:t>
@@ -5949,7 +6771,7 @@
         <w:t xml:space="preserve">
           <w:hyperlink r:id="rId181" w:tgtFrame="_blank">
             <w:r>
-              <w:t xml:space="preserve">A case report of pacemaker endocarditis presenting as osteitis in a high-surgical-risk patient: a management challenge with thromboaspiration and leadless pacemaker implantation.</w:t>
+              <w:t xml:space="preserve">Combatting a Tobramycin-resistant Staphylococcus aureus outbreak in a neonatal intensive care unit: the impact of hygiene intervention and antibiotic substitution.</w:t>
             </w:r>
           </w:hyperlink>
         </w:t>
@@ -5994,7 +6816,7 @@
         <w:t xml:space="preserve">
           <w:hyperlink r:id="rId182" w:tgtFrame="_blank">
             <w:r>
-              <w:t xml:space="preserve">Modeling sRNA-mRNA regulatory interactions in Staphylococcus aureus from peri-implantitis using a graph attention autoencoder.</w:t>
+              <w:t xml:space="preserve">Epidemiology and Antimicrobial Resistance Trends of Invasive Bacterial Pathogens in The Gambia: A Retrospective analysis, 2019-2024.</w:t>
             </w:r>
           </w:hyperlink>
         </w:t>
@@ -6039,7 +6861,7 @@
         <w:t xml:space="preserve">
           <w:hyperlink r:id="rId183" w:tgtFrame="_blank">
             <w:r>
-              <w:t xml:space="preserve">Risk assessment of selected bacterial infections acquired in intensive care units in Poland in the years 2019-2023-analysis with the application of the standardized infection ratio.</w:t>
+              <w:t xml:space="preserve">In vitro Biofilm-forming Ability and Antiseptic and Antimicrobial Susceptibility of Bacterial Strains Derived from Surgical-site Infections in Equine Orthopedic Surgery.</w:t>
             </w:r>
           </w:hyperlink>
         </w:t>
@@ -6084,7 +6906,7 @@
         <w:t xml:space="preserve">
           <w:hyperlink r:id="rId184" w:tgtFrame="_blank">
             <w:r>
-              <w:t xml:space="preserve">Prevalence, Antimicrobial Resistance Profile, and Multidrug Resistance of Methicillin-Resistant Staphylococcus aureus (MDR-MRSA) in Clinical Isolates From Indonesian Healthcare Facility: A Cross-Sectional Study.</w:t>
+              <w:t xml:space="preserve">The transcriptional response of Yersinia pseudotuberculosis to macrophage-released metabolites during growth within synthetic microcolonies.</w:t>
             </w:r>
           </w:hyperlink>
         </w:t>
@@ -6129,7 +6951,7 @@
         <w:t xml:space="preserve">
           <w:hyperlink r:id="rId185" w:tgtFrame="_blank">
             <w:r>
-              <w:t xml:space="preserve">Serum and local vancomycin concentrations following intrawound application in elective lumbar spinal fusion: A secondary pharmacokinetic analysis of the vancomycin arm of a prospective randomized controlled trial.</w:t>
+              <w:t xml:space="preserve">Selective Expansion of TCR Vβ2(+) Tregs and Impaired Lymphocyte TSST-1 Responsiveness in Bullous Pemphigoid Patients Colonised by Staphylococcus aureus.</w:t>
             </w:r>
           </w:hyperlink>
         </w:t>
@@ -6174,7 +6996,7 @@
         <w:t xml:space="preserve">
           <w:hyperlink r:id="rId186" w:tgtFrame="_blank">
             <w:r>
-              <w:t xml:space="preserve">CSF pharmacokinetics-pharmacodynamics of linezolid in critically brain injured patients, with or without central nervous system healthcare-associated infection. The PK-Pop-LCR Study: A Multicenter Pharmacokinetics and Pharmacodynamics Population Study.</w:t>
+              <w:t xml:space="preserve">Dual-Targeted Biomimetic MoSe(2) Nanozymes for Enhancing Peri-Implant Soft Tissue Integration.</w:t>
             </w:r>
           </w:hyperlink>
         </w:t>
@@ -6219,7 +7041,7 @@
         <w:t xml:space="preserve">
           <w:hyperlink r:id="rId187" w:tgtFrame="_blank">
             <w:r>
-              <w:t xml:space="preserve">NIR-induced photothermal hydrogel with silver ions boosts antibiotic-resistant bacterial elimination and infectious wound healing.</w:t>
+              <w:t xml:space="preserve">Culture-positive left shoulder septic arthritis with suspected contralateral involvement secondary to Staphylococcus aureus bacteraemia.</w:t>
             </w:r>
           </w:hyperlink>
         </w:t>
@@ -6264,7 +7086,7 @@
         <w:t xml:space="preserve">
           <w:hyperlink r:id="rId188" w:tgtFrame="_blank">
             <w:r>
-              <w:t xml:space="preserve">Cosmetic preservative exposure promotes persistent and antibiotic resistance of staphylococci by chromosome mutations.</w:t>
+              <w:t xml:space="preserve">Bioinstructive polymer fibre mats to reduce bacterial pathogen colonisation.</w:t>
             </w:r>
           </w:hyperlink>
         </w:t>
@@ -6309,7 +7131,7 @@
         <w:t xml:space="preserve">
           <w:hyperlink r:id="rId189" w:tgtFrame="_blank">
             <w:r>
-              <w:t xml:space="preserve">When infection becomes architecture: structural predictors of surgical management in spondylodiscitis.</w:t>
+              <w:t xml:space="preserve">Ocrelizumab Discontinuation After Recurrent Serious Infections in Clinically Stable Primary Progressive Multiple Sclerosis: A Case Report.</w:t>
             </w:r>
           </w:hyperlink>
         </w:t>
@@ -6354,7 +7176,7 @@
         <w:t xml:space="preserve">
           <w:hyperlink r:id="rId190" w:tgtFrame="_blank">
             <w:r>
-              <w:t xml:space="preserve">Incidence and Microbiological Profile of Surgically Treated Surgical Site Infection Following Spine Surgery: A 15-Year Single-Center Surveillance Study of 10,432 Procedures (2010-2024).</w:t>
+              <w:t xml:space="preserve">Osteomyelitis: Epidemiology, Classification, Pathophysiology, Clinical Features, Diagnosis, and Management.</w:t>
             </w:r>
           </w:hyperlink>
         </w:t>
@@ -6399,7 +7221,7 @@
         <w:t xml:space="preserve">
           <w:hyperlink r:id="rId191" w:tgtFrame="_blank">
             <w:r>
-              <w:t xml:space="preserve">Cardiovascular Implantable Electronic Device Infections Requiring Extraction: A National Analysis of Contemporary Trends, Clinical Predictors, and Economic Burden, 2016-2022.</w:t>
+              <w:t xml:space="preserve">The role and management of dietary and environmental factors in pediatric atopic dermatitis.</w:t>
             </w:r>
           </w:hyperlink>
         </w:t>
@@ -6444,7 +7266,7 @@
         <w:t xml:space="preserve">
           <w:hyperlink r:id="rId192" w:tgtFrame="_blank">
             <w:r>
-              <w:t xml:space="preserve">Coronavirus in European hedgehogs (Erinaceus europaeus) from Denmark before and during the COVID-19 pandemic.</w:t>
+              <w:t xml:space="preserve">The interface of biofilm and immune system for Gram-negative ESKAPE pathogens.</w:t>
             </w:r>
           </w:hyperlink>
         </w:t>
@@ -6489,7 +7311,7 @@
         <w:t xml:space="preserve">
           <w:hyperlink r:id="rId193" w:tgtFrame="_blank">
             <w:r>
-              <w:t xml:space="preserve">Anesthetic Management and Infection Risk in Hip and Knee Arthroplasty: A Narrative Review.</w:t>
+              <w:t xml:space="preserve">Psoas and Thigh Abscesses As Rare Complications of Cesarean Delivery: A Case Report.</w:t>
             </w:r>
           </w:hyperlink>
         </w:t>
@@ -6534,1312 +7356,7 @@
         <w:t xml:space="preserve">
           <w:hyperlink r:id="rId194" w:tgtFrame="_blank">
             <w:r>
-              <w:t xml:space="preserve">Genetic architecture and functional dynamics of integrons in Staphylococcus aureus resistance.</w:t>
-            </w:r>
-          </w:hyperlink>
-        </w:t>
-      </w:r>
-    </w:p>
-    <w:p>
-      <w:pPr>
-        <w:spacing w:after="0"/>
-        <w:rPr>
-          <w:color w:val="0F50FF"/>
-          <w:u w:val="single"/>
-        </w:rPr>
-      </w:pPr>
-      <w:r>
-        <w:rPr>
-          <w:color w:val="0F50FF"/>
-          <w:u w:val="single"/>
-        </w:rPr>
-        <w:t xml:space="preserve"/>
-      </w:r>
-    </w:p>
-    <w:p>
-      <w:pPr>
-        <w:pStyle w:val="ListParagraph"/>
-        <w:numPr>
-          <w:ilvl w:val="0"/>
-          <w:numId w:val="24"/>
-        </w:numPr>
-        <w:spacing w:after="0" w:line="240" w:lineRule="auto"/>
-        <w:ind w:left="357" w:hanging="357"/>
-        <w:rPr>
-          <w:color w:val="0F50FF"/>
-          <w:u w:val="single"/>
-        </w:rPr>
-      </w:pPr>
-      <w:proofErr w:type="gramStart"/>
-      <w:r>
-        <w:rPr>
-          <w:color w:val="0F50FF"/>
-          <w:u w:val="single"/>
-        </w:rPr>
-        <w:t xml:space="preserve">
-          <w:hyperlink r:id="rId195" w:tgtFrame="_blank">
-            <w:r>
-              <w:t xml:space="preserve">Treating the host, not just the spine: a position paper proposing a clinical algorithm for spondylodiscitis based on a prospective 14-year cohort analysis.</w:t>
-            </w:r>
-          </w:hyperlink>
-        </w:t>
-      </w:r>
-    </w:p>
-    <w:p>
-      <w:pPr>
-        <w:spacing w:after="0"/>
-        <w:rPr>
-          <w:color w:val="0F50FF"/>
-          <w:u w:val="single"/>
-        </w:rPr>
-      </w:pPr>
-      <w:r>
-        <w:rPr>
-          <w:color w:val="0F50FF"/>
-          <w:u w:val="single"/>
-        </w:rPr>
-        <w:t xml:space="preserve"/>
-      </w:r>
-    </w:p>
-    <w:p>
-      <w:pPr>
-        <w:pStyle w:val="ListParagraph"/>
-        <w:numPr>
-          <w:ilvl w:val="0"/>
-          <w:numId w:val="24"/>
-        </w:numPr>
-        <w:spacing w:after="0" w:line="240" w:lineRule="auto"/>
-        <w:ind w:left="357" w:hanging="357"/>
-        <w:rPr>
-          <w:color w:val="0F50FF"/>
-          <w:u w:val="single"/>
-        </w:rPr>
-      </w:pPr>
-      <w:proofErr w:type="gramStart"/>
-      <w:r>
-        <w:rPr>
-          <w:color w:val="0F50FF"/>
-          <w:u w:val="single"/>
-        </w:rPr>
-        <w:t xml:space="preserve">
-          <w:hyperlink r:id="rId196" w:tgtFrame="_blank">
-            <w:r>
-              <w:t xml:space="preserve">Surgical Site Infection, Microbiology, and Antibiotic Utilization After Posterior Cervical Spinal Decompression and Fusion: A 10-Year Experience.</w:t>
-            </w:r>
-          </w:hyperlink>
-        </w:t>
-      </w:r>
-    </w:p>
-    <w:p>
-      <w:pPr>
-        <w:spacing w:after="0"/>
-        <w:rPr>
-          <w:color w:val="0F50FF"/>
-          <w:u w:val="single"/>
-        </w:rPr>
-      </w:pPr>
-      <w:r>
-        <w:rPr>
-          <w:color w:val="0F50FF"/>
-          <w:u w:val="single"/>
-        </w:rPr>
-        <w:t xml:space="preserve"/>
-      </w:r>
-    </w:p>
-    <w:p>
-      <w:pPr>
-        <w:pStyle w:val="ListParagraph"/>
-        <w:numPr>
-          <w:ilvl w:val="0"/>
-          <w:numId w:val="24"/>
-        </w:numPr>
-        <w:spacing w:after="0" w:line="240" w:lineRule="auto"/>
-        <w:ind w:left="357" w:hanging="357"/>
-        <w:rPr>
-          <w:color w:val="0F50FF"/>
-          <w:u w:val="single"/>
-        </w:rPr>
-      </w:pPr>
-      <w:proofErr w:type="gramStart"/>
-      <w:r>
-        <w:rPr>
-          <w:color w:val="0F50FF"/>
-          <w:u w:val="single"/>
-        </w:rPr>
-        <w:t xml:space="preserve">
-          <w:hyperlink r:id="rId197" w:tgtFrame="_blank">
-            <w:r>
-              <w:t xml:space="preserve">In vitro analysis of antiseptic solution effects on Staphylococcus aureus biofilms on orthopedic implant materials.</w:t>
-            </w:r>
-          </w:hyperlink>
-        </w:t>
-      </w:r>
-    </w:p>
-    <w:p>
-      <w:pPr>
-        <w:spacing w:after="0"/>
-        <w:rPr>
-          <w:color w:val="0F50FF"/>
-          <w:u w:val="single"/>
-        </w:rPr>
-      </w:pPr>
-      <w:r>
-        <w:rPr>
-          <w:color w:val="0F50FF"/>
-          <w:u w:val="single"/>
-        </w:rPr>
-        <w:t xml:space="preserve"/>
-      </w:r>
-    </w:p>
-    <w:p>
-      <w:pPr>
-        <w:pStyle w:val="ListParagraph"/>
-        <w:numPr>
-          <w:ilvl w:val="0"/>
-          <w:numId w:val="24"/>
-        </w:numPr>
-        <w:spacing w:after="0" w:line="240" w:lineRule="auto"/>
-        <w:ind w:left="357" w:hanging="357"/>
-        <w:rPr>
-          <w:color w:val="0F50FF"/>
-          <w:u w:val="single"/>
-        </w:rPr>
-      </w:pPr>
-      <w:proofErr w:type="gramStart"/>
-      <w:r>
-        <w:rPr>
-          <w:color w:val="0F50FF"/>
-          <w:u w:val="single"/>
-        </w:rPr>
-        <w:t xml:space="preserve">
-          <w:hyperlink r:id="rId198" w:tgtFrame="_blank">
-            <w:r>
-              <w:t xml:space="preserve">Efficacy of Zinc-, Copper-, and Silver-Doped Fluorapatite as Bacteriophobic Surfaces for Percutaneous Osseointegrated Device Applications.</w:t>
-            </w:r>
-          </w:hyperlink>
-        </w:t>
-      </w:r>
-    </w:p>
-    <w:p>
-      <w:pPr>
-        <w:spacing w:after="0"/>
-        <w:rPr>
-          <w:color w:val="0F50FF"/>
-          <w:u w:val="single"/>
-        </w:rPr>
-      </w:pPr>
-      <w:r>
-        <w:rPr>
-          <w:color w:val="0F50FF"/>
-          <w:u w:val="single"/>
-        </w:rPr>
-        <w:t xml:space="preserve"/>
-      </w:r>
-    </w:p>
-    <w:p>
-      <w:pPr>
-        <w:pStyle w:val="ListParagraph"/>
-        <w:numPr>
-          <w:ilvl w:val="0"/>
-          <w:numId w:val="24"/>
-        </w:numPr>
-        <w:spacing w:after="0" w:line="240" w:lineRule="auto"/>
-        <w:ind w:left="357" w:hanging="357"/>
-        <w:rPr>
-          <w:color w:val="0F50FF"/>
-          <w:u w:val="single"/>
-        </w:rPr>
-      </w:pPr>
-      <w:proofErr w:type="gramStart"/>
-      <w:r>
-        <w:rPr>
-          <w:color w:val="0F50FF"/>
-          <w:u w:val="single"/>
-        </w:rPr>
-        <w:t xml:space="preserve">
-          <w:hyperlink r:id="rId199" w:tgtFrame="_blank">
-            <w:r>
-              <w:t xml:space="preserve">Bacterial Carriage and Invasive Infections Among People Who Inject Drugs: Clinical and Molecular Epidemiology in an Australian Prospective Cohort.</w:t>
-            </w:r>
-          </w:hyperlink>
-        </w:t>
-      </w:r>
-    </w:p>
-    <w:p>
-      <w:pPr>
-        <w:spacing w:after="0"/>
-        <w:rPr>
-          <w:color w:val="0F50FF"/>
-          <w:u w:val="single"/>
-        </w:rPr>
-      </w:pPr>
-      <w:r>
-        <w:rPr>
-          <w:color w:val="0F50FF"/>
-          <w:u w:val="single"/>
-        </w:rPr>
-        <w:t xml:space="preserve"/>
-      </w:r>
-    </w:p>
-    <w:p>
-      <w:pPr>
-        <w:pStyle w:val="ListParagraph"/>
-        <w:numPr>
-          <w:ilvl w:val="0"/>
-          <w:numId w:val="24"/>
-        </w:numPr>
-        <w:spacing w:after="0" w:line="240" w:lineRule="auto"/>
-        <w:ind w:left="357" w:hanging="357"/>
-        <w:rPr>
-          <w:color w:val="0F50FF"/>
-          <w:u w:val="single"/>
-        </w:rPr>
-      </w:pPr>
-      <w:proofErr w:type="gramStart"/>
-      <w:r>
-        <w:rPr>
-          <w:color w:val="0F50FF"/>
-          <w:u w:val="single"/>
-        </w:rPr>
-        <w:t xml:space="preserve">
-          <w:hyperlink r:id="rId200" w:tgtFrame="_blank">
-            <w:r>
-              <w:t xml:space="preserve">The Hidden Epidemic: Epidemiology of Acute Infections in People Who Inject Drugs in Fiji.</w:t>
-            </w:r>
-          </w:hyperlink>
-        </w:t>
-      </w:r>
-    </w:p>
-    <w:p>
-      <w:pPr>
-        <w:spacing w:after="0"/>
-        <w:rPr>
-          <w:color w:val="0F50FF"/>
-          <w:u w:val="single"/>
-        </w:rPr>
-      </w:pPr>
-      <w:r>
-        <w:rPr>
-          <w:color w:val="0F50FF"/>
-          <w:u w:val="single"/>
-        </w:rPr>
-        <w:t xml:space="preserve"/>
-      </w:r>
-    </w:p>
-    <w:p>
-      <w:pPr>
-        <w:pStyle w:val="ListParagraph"/>
-        <w:numPr>
-          <w:ilvl w:val="0"/>
-          <w:numId w:val="24"/>
-        </w:numPr>
-        <w:spacing w:after="0" w:line="240" w:lineRule="auto"/>
-        <w:ind w:left="357" w:hanging="357"/>
-        <w:rPr>
-          <w:color w:val="0F50FF"/>
-          <w:u w:val="single"/>
-        </w:rPr>
-      </w:pPr>
-      <w:proofErr w:type="gramStart"/>
-      <w:r>
-        <w:rPr>
-          <w:color w:val="0F50FF"/>
-          <w:u w:val="single"/>
-        </w:rPr>
-        <w:t xml:space="preserve">
-          <w:hyperlink r:id="rId201" w:tgtFrame="_blank">
-            <w:r>
-              <w:t xml:space="preserve">Rapid Biofilm Disruption by Ionic Buffers Enables Calcium Phosphate Cement Functionalization.</w:t>
-            </w:r>
-          </w:hyperlink>
-        </w:t>
-      </w:r>
-    </w:p>
-    <w:p>
-      <w:pPr>
-        <w:spacing w:after="0"/>
-        <w:rPr>
-          <w:color w:val="0F50FF"/>
-          <w:u w:val="single"/>
-        </w:rPr>
-      </w:pPr>
-      <w:r>
-        <w:rPr>
-          <w:color w:val="0F50FF"/>
-          <w:u w:val="single"/>
-        </w:rPr>
-        <w:t xml:space="preserve"/>
-      </w:r>
-    </w:p>
-    <w:p>
-      <w:pPr>
-        <w:pStyle w:val="ListParagraph"/>
-        <w:numPr>
-          <w:ilvl w:val="0"/>
-          <w:numId w:val="24"/>
-        </w:numPr>
-        <w:spacing w:after="0" w:line="240" w:lineRule="auto"/>
-        <w:ind w:left="357" w:hanging="357"/>
-        <w:rPr>
-          <w:color w:val="0F50FF"/>
-          <w:u w:val="single"/>
-        </w:rPr>
-      </w:pPr>
-      <w:proofErr w:type="gramStart"/>
-      <w:r>
-        <w:rPr>
-          <w:color w:val="0F50FF"/>
-          <w:u w:val="single"/>
-        </w:rPr>
-        <w:t xml:space="preserve">
-          <w:hyperlink r:id="rId202" w:tgtFrame="_blank">
-            <w:r>
-              <w:t xml:space="preserve">Silk fibroin based in situ antibacterial hydrogel for urethral defect repair.</w:t>
-            </w:r>
-          </w:hyperlink>
-        </w:t>
-      </w:r>
-    </w:p>
-    <w:p>
-      <w:pPr>
-        <w:spacing w:after="0"/>
-        <w:rPr>
-          <w:color w:val="0F50FF"/>
-          <w:u w:val="single"/>
-        </w:rPr>
-      </w:pPr>
-      <w:r>
-        <w:rPr>
-          <w:color w:val="0F50FF"/>
-          <w:u w:val="single"/>
-        </w:rPr>
-        <w:t xml:space="preserve"/>
-      </w:r>
-    </w:p>
-    <w:p>
-      <w:pPr>
-        <w:pStyle w:val="ListParagraph"/>
-        <w:numPr>
-          <w:ilvl w:val="0"/>
-          <w:numId w:val="24"/>
-        </w:numPr>
-        <w:spacing w:after="0" w:line="240" w:lineRule="auto"/>
-        <w:ind w:left="357" w:hanging="357"/>
-        <w:rPr>
-          <w:color w:val="0F50FF"/>
-          <w:u w:val="single"/>
-        </w:rPr>
-      </w:pPr>
-      <w:proofErr w:type="gramStart"/>
-      <w:r>
-        <w:rPr>
-          <w:color w:val="0F50FF"/>
-          <w:u w:val="single"/>
-        </w:rPr>
-        <w:t xml:space="preserve">
-          <w:hyperlink r:id="rId203" w:tgtFrame="_blank">
-            <w:r>
-              <w:t xml:space="preserve">Hyper-inflammatory response in burn patients coincides with impaired antibacterial activity of neutrophils in blood and burn tissue.</w:t>
-            </w:r>
-          </w:hyperlink>
-        </w:t>
-      </w:r>
-    </w:p>
-    <w:p>
-      <w:pPr>
-        <w:spacing w:after="0"/>
-        <w:rPr>
-          <w:color w:val="0F50FF"/>
-          <w:u w:val="single"/>
-        </w:rPr>
-      </w:pPr>
-      <w:r>
-        <w:rPr>
-          <w:color w:val="0F50FF"/>
-          <w:u w:val="single"/>
-        </w:rPr>
-        <w:t xml:space="preserve"/>
-      </w:r>
-    </w:p>
-    <w:p>
-      <w:pPr>
-        <w:pStyle w:val="ListParagraph"/>
-        <w:numPr>
-          <w:ilvl w:val="0"/>
-          <w:numId w:val="24"/>
-        </w:numPr>
-        <w:spacing w:after="0" w:line="240" w:lineRule="auto"/>
-        <w:ind w:left="357" w:hanging="357"/>
-        <w:rPr>
-          <w:color w:val="0F50FF"/>
-          <w:u w:val="single"/>
-        </w:rPr>
-      </w:pPr>
-      <w:proofErr w:type="gramStart"/>
-      <w:r>
-        <w:rPr>
-          <w:color w:val="0F50FF"/>
-          <w:u w:val="single"/>
-        </w:rPr>
-        <w:t xml:space="preserve">
-          <w:hyperlink r:id="rId204" w:tgtFrame="_blank">
-            <w:r>
-              <w:t xml:space="preserve">Hyperbranched Organosilicon Polymer-Based Transparent Hybrid Antifouling Coating with Active-Passive Synergistic Antibacterial Action.</w:t>
-            </w:r>
-          </w:hyperlink>
-        </w:t>
-      </w:r>
-    </w:p>
-    <w:p>
-      <w:pPr>
-        <w:spacing w:after="0"/>
-        <w:rPr>
-          <w:color w:val="0F50FF"/>
-          <w:u w:val="single"/>
-        </w:rPr>
-      </w:pPr>
-      <w:r>
-        <w:rPr>
-          <w:color w:val="0F50FF"/>
-          <w:u w:val="single"/>
-        </w:rPr>
-        <w:t xml:space="preserve"/>
-      </w:r>
-    </w:p>
-    <w:p>
-      <w:pPr>
-        <w:pStyle w:val="ListParagraph"/>
-        <w:numPr>
-          <w:ilvl w:val="0"/>
-          <w:numId w:val="24"/>
-        </w:numPr>
-        <w:spacing w:after="0" w:line="240" w:lineRule="auto"/>
-        <w:ind w:left="357" w:hanging="357"/>
-        <w:rPr>
-          <w:color w:val="0F50FF"/>
-          <w:u w:val="single"/>
-        </w:rPr>
-      </w:pPr>
-      <w:proofErr w:type="gramStart"/>
-      <w:r>
-        <w:rPr>
-          <w:color w:val="0F50FF"/>
-          <w:u w:val="single"/>
-        </w:rPr>
-        <w:t xml:space="preserve">
-          <w:hyperlink r:id="rId205" w:tgtFrame="_blank">
-            <w:r>
-              <w:t xml:space="preserve">Outcomes of One-Stage Infected Humerus Nonunion Repair in Patients with Prior Operative Fracture Fixation.</w:t>
-            </w:r>
-          </w:hyperlink>
-        </w:t>
-      </w:r>
-    </w:p>
-    <w:p>
-      <w:pPr>
-        <w:spacing w:after="0"/>
-        <w:rPr>
-          <w:color w:val="0F50FF"/>
-          <w:u w:val="single"/>
-        </w:rPr>
-      </w:pPr>
-      <w:r>
-        <w:rPr>
-          <w:color w:val="0F50FF"/>
-          <w:u w:val="single"/>
-        </w:rPr>
-        <w:t xml:space="preserve"/>
-      </w:r>
-    </w:p>
-    <w:p>
-      <w:pPr>
-        <w:pStyle w:val="ListParagraph"/>
-        <w:numPr>
-          <w:ilvl w:val="0"/>
-          <w:numId w:val="24"/>
-        </w:numPr>
-        <w:spacing w:after="0" w:line="240" w:lineRule="auto"/>
-        <w:ind w:left="357" w:hanging="357"/>
-        <w:rPr>
-          <w:color w:val="0F50FF"/>
-          <w:u w:val="single"/>
-        </w:rPr>
-      </w:pPr>
-      <w:proofErr w:type="gramStart"/>
-      <w:r>
-        <w:rPr>
-          <w:color w:val="0F50FF"/>
-          <w:u w:val="single"/>
-        </w:rPr>
-        <w:t xml:space="preserve">
-          <w:hyperlink r:id="rId206" w:tgtFrame="_blank">
-            <w:r>
-              <w:t xml:space="preserve">Co-Cu Bimetallic ZIF-67@PDA-Based Fabrics: Trimodal Synergistic Antibacterial Performance for Reusable Protective Textiles.</w:t>
-            </w:r>
-          </w:hyperlink>
-        </w:t>
-      </w:r>
-    </w:p>
-    <w:p>
-      <w:pPr>
-        <w:spacing w:after="0"/>
-        <w:rPr>
-          <w:color w:val="0F50FF"/>
-          <w:u w:val="single"/>
-        </w:rPr>
-      </w:pPr>
-      <w:r>
-        <w:rPr>
-          <w:color w:val="0F50FF"/>
-          <w:u w:val="single"/>
-        </w:rPr>
-        <w:t xml:space="preserve"/>
-      </w:r>
-    </w:p>
-    <w:p>
-      <w:pPr>
-        <w:pStyle w:val="ListParagraph"/>
-        <w:numPr>
-          <w:ilvl w:val="0"/>
-          <w:numId w:val="24"/>
-        </w:numPr>
-        <w:spacing w:after="0" w:line="240" w:lineRule="auto"/>
-        <w:ind w:left="357" w:hanging="357"/>
-        <w:rPr>
-          <w:color w:val="0F50FF"/>
-          <w:u w:val="single"/>
-        </w:rPr>
-      </w:pPr>
-      <w:proofErr w:type="gramStart"/>
-      <w:r>
-        <w:rPr>
-          <w:color w:val="0F50FF"/>
-          <w:u w:val="single"/>
-        </w:rPr>
-        <w:t xml:space="preserve">
-          <w:hyperlink r:id="rId207" w:tgtFrame="_blank">
-            <w:r>
-              <w:t xml:space="preserve">Pathogenic characteristics and factors associated with multidrug-resistant bacterial infections after perianal abscess surgery.</w:t>
-            </w:r>
-          </w:hyperlink>
-        </w:t>
-      </w:r>
-    </w:p>
-    <w:p>
-      <w:pPr>
-        <w:spacing w:after="0"/>
-        <w:rPr>
-          <w:color w:val="0F50FF"/>
-          <w:u w:val="single"/>
-        </w:rPr>
-      </w:pPr>
-      <w:r>
-        <w:rPr>
-          <w:color w:val="0F50FF"/>
-          <w:u w:val="single"/>
-        </w:rPr>
-        <w:t xml:space="preserve"/>
-      </w:r>
-    </w:p>
-    <w:p>
-      <w:pPr>
-        <w:pStyle w:val="ListParagraph"/>
-        <w:numPr>
-          <w:ilvl w:val="0"/>
-          <w:numId w:val="24"/>
-        </w:numPr>
-        <w:spacing w:after="0" w:line="240" w:lineRule="auto"/>
-        <w:ind w:left="357" w:hanging="357"/>
-        <w:rPr>
-          <w:color w:val="0F50FF"/>
-          <w:u w:val="single"/>
-        </w:rPr>
-      </w:pPr>
-      <w:proofErr w:type="gramStart"/>
-      <w:r>
-        <w:rPr>
-          <w:color w:val="0F50FF"/>
-          <w:u w:val="single"/>
-        </w:rPr>
-        <w:t xml:space="preserve">
-          <w:hyperlink r:id="rId208" w:tgtFrame="_blank">
-            <w:r>
-              <w:t xml:space="preserve">Interspecies interactions in dual-species biofilms formed by Staphylococcus aureus and Candida albicans: Phenotypic and transcriptomic insights.</w:t>
-            </w:r>
-          </w:hyperlink>
-        </w:t>
-      </w:r>
-    </w:p>
-    <w:p>
-      <w:pPr>
-        <w:spacing w:after="0"/>
-        <w:rPr>
-          <w:color w:val="0F50FF"/>
-          <w:u w:val="single"/>
-        </w:rPr>
-      </w:pPr>
-      <w:r>
-        <w:rPr>
-          <w:color w:val="0F50FF"/>
-          <w:u w:val="single"/>
-        </w:rPr>
-        <w:t xml:space="preserve"/>
-      </w:r>
-    </w:p>
-    <w:p>
-      <w:pPr>
-        <w:pStyle w:val="ListParagraph"/>
-        <w:numPr>
-          <w:ilvl w:val="0"/>
-          <w:numId w:val="24"/>
-        </w:numPr>
-        <w:spacing w:after="0" w:line="240" w:lineRule="auto"/>
-        <w:ind w:left="357" w:hanging="357"/>
-        <w:rPr>
-          <w:color w:val="0F50FF"/>
-          <w:u w:val="single"/>
-        </w:rPr>
-      </w:pPr>
-      <w:proofErr w:type="gramStart"/>
-      <w:r>
-        <w:rPr>
-          <w:color w:val="0F50FF"/>
-          <w:u w:val="single"/>
-        </w:rPr>
-        <w:t xml:space="preserve">
-          <w:hyperlink r:id="rId209" w:tgtFrame="_blank">
-            <w:r>
-              <w:t xml:space="preserve">Innocent Until Proven Guilty: Native Valve Staphylococcus lugdunensis Infective Endocarditis Complicated by Embolic Stroke in a Peritoneal Dialysis Patient: A Case Report.</w:t>
-            </w:r>
-          </w:hyperlink>
-        </w:t>
-      </w:r>
-    </w:p>
-    <w:p>
-      <w:pPr>
-        <w:spacing w:after="0"/>
-        <w:rPr>
-          <w:color w:val="0F50FF"/>
-          <w:u w:val="single"/>
-        </w:rPr>
-      </w:pPr>
-      <w:r>
-        <w:rPr>
-          <w:color w:val="0F50FF"/>
-          <w:u w:val="single"/>
-        </w:rPr>
-        <w:t xml:space="preserve"/>
-      </w:r>
-    </w:p>
-    <w:p>
-      <w:pPr>
-        <w:pStyle w:val="ListParagraph"/>
-        <w:numPr>
-          <w:ilvl w:val="0"/>
-          <w:numId w:val="24"/>
-        </w:numPr>
-        <w:spacing w:after="0" w:line="240" w:lineRule="auto"/>
-        <w:ind w:left="357" w:hanging="357"/>
-        <w:rPr>
-          <w:color w:val="0F50FF"/>
-          <w:u w:val="single"/>
-        </w:rPr>
-      </w:pPr>
-      <w:proofErr w:type="gramStart"/>
-      <w:r>
-        <w:rPr>
-          <w:color w:val="0F50FF"/>
-          <w:u w:val="single"/>
-        </w:rPr>
-        <w:t xml:space="preserve">
-          <w:hyperlink r:id="rId210" w:tgtFrame="_blank">
-            <w:r>
-              <w:t xml:space="preserve">Photoinitiated Regulated Silver-Releasing Zwitterionic Hydrogel Coating for Antibacterial, Antifouling, and Thrombus-Resistant PVC Catheters.</w:t>
-            </w:r>
-          </w:hyperlink>
-        </w:t>
-      </w:r>
-    </w:p>
-    <w:p>
-      <w:pPr>
-        <w:spacing w:after="0"/>
-        <w:rPr>
-          <w:color w:val="0F50FF"/>
-          <w:u w:val="single"/>
-        </w:rPr>
-      </w:pPr>
-      <w:r>
-        <w:rPr>
-          <w:color w:val="0F50FF"/>
-          <w:u w:val="single"/>
-        </w:rPr>
-        <w:t xml:space="preserve"/>
-      </w:r>
-    </w:p>
-    <w:p>
-      <w:pPr>
-        <w:pStyle w:val="ListParagraph"/>
-        <w:numPr>
-          <w:ilvl w:val="0"/>
-          <w:numId w:val="24"/>
-        </w:numPr>
-        <w:spacing w:after="0" w:line="240" w:lineRule="auto"/>
-        <w:ind w:left="357" w:hanging="357"/>
-        <w:rPr>
-          <w:color w:val="0F50FF"/>
-          <w:u w:val="single"/>
-        </w:rPr>
-      </w:pPr>
-      <w:proofErr w:type="gramStart"/>
-      <w:r>
-        <w:rPr>
-          <w:color w:val="0F50FF"/>
-          <w:u w:val="single"/>
-        </w:rPr>
-        <w:t xml:space="preserve">
-          <w:hyperlink r:id="rId211" w:tgtFrame="_blank">
-            <w:r>
-              <w:t xml:space="preserve">Benchmarking Early Unplanned Trauma Re-operations: A Five-Year Institutional Review of 7,400 Orthopaedic Cases.</w:t>
-            </w:r>
-          </w:hyperlink>
-        </w:t>
-      </w:r>
-    </w:p>
-    <w:p>
-      <w:pPr>
-        <w:spacing w:after="0"/>
-        <w:rPr>
-          <w:color w:val="0F50FF"/>
-          <w:u w:val="single"/>
-        </w:rPr>
-      </w:pPr>
-      <w:r>
-        <w:rPr>
-          <w:color w:val="0F50FF"/>
-          <w:u w:val="single"/>
-        </w:rPr>
-        <w:t xml:space="preserve"/>
-      </w:r>
-    </w:p>
-    <w:p>
-      <w:pPr>
-        <w:pStyle w:val="ListParagraph"/>
-        <w:numPr>
-          <w:ilvl w:val="0"/>
-          <w:numId w:val="24"/>
-        </w:numPr>
-        <w:spacing w:after="0" w:line="240" w:lineRule="auto"/>
-        <w:ind w:left="357" w:hanging="357"/>
-        <w:rPr>
-          <w:color w:val="0F50FF"/>
-          <w:u w:val="single"/>
-        </w:rPr>
-      </w:pPr>
-      <w:proofErr w:type="gramStart"/>
-      <w:r>
-        <w:rPr>
-          <w:color w:val="0F50FF"/>
-          <w:u w:val="single"/>
-        </w:rPr>
-        <w:t xml:space="preserve">
-          <w:hyperlink r:id="rId212" w:tgtFrame="_blank">
-            <w:r>
-              <w:t xml:space="preserve">Antimicrobial resistance surveillance of clinical bacterial isolates at Maryamana private hospital, Erbil-Iraq (2023-2025): antibiogram data and multidrug-resistant (MDR)/extensively drug-resistant (XDR)/pandrug-resistant (PDR) classification.</w:t>
-            </w:r>
-          </w:hyperlink>
-        </w:t>
-      </w:r>
-    </w:p>
-    <w:p>
-      <w:pPr>
-        <w:spacing w:after="0"/>
-        <w:rPr>
-          <w:color w:val="0F50FF"/>
-          <w:u w:val="single"/>
-        </w:rPr>
-      </w:pPr>
-      <w:r>
-        <w:rPr>
-          <w:color w:val="0F50FF"/>
-          <w:u w:val="single"/>
-        </w:rPr>
-        <w:t xml:space="preserve"/>
-      </w:r>
-    </w:p>
-    <w:p>
-      <w:pPr>
-        <w:pStyle w:val="ListParagraph"/>
-        <w:numPr>
-          <w:ilvl w:val="0"/>
-          <w:numId w:val="24"/>
-        </w:numPr>
-        <w:spacing w:after="0" w:line="240" w:lineRule="auto"/>
-        <w:ind w:left="357" w:hanging="357"/>
-        <w:rPr>
-          <w:color w:val="0F50FF"/>
-          <w:u w:val="single"/>
-        </w:rPr>
-      </w:pPr>
-      <w:proofErr w:type="gramStart"/>
-      <w:r>
-        <w:rPr>
-          <w:color w:val="0F50FF"/>
-          <w:u w:val="single"/>
-        </w:rPr>
-        <w:t xml:space="preserve">
-          <w:hyperlink r:id="rId213" w:tgtFrame="_blank">
-            <w:r>
-              <w:t xml:space="preserve">Case Report: Staged limb salvage and delayed ankle arthrodesis for chronic distal tibial osteomyelitis after failed fixation.</w:t>
-            </w:r>
-          </w:hyperlink>
-        </w:t>
-      </w:r>
-    </w:p>
-    <w:p>
-      <w:pPr>
-        <w:spacing w:after="0"/>
-        <w:rPr>
-          <w:color w:val="0F50FF"/>
-          <w:u w:val="single"/>
-        </w:rPr>
-      </w:pPr>
-      <w:r>
-        <w:rPr>
-          <w:color w:val="0F50FF"/>
-          <w:u w:val="single"/>
-        </w:rPr>
-        <w:t xml:space="preserve"/>
-      </w:r>
-    </w:p>
-    <w:p>
-      <w:pPr>
-        <w:pStyle w:val="ListParagraph"/>
-        <w:numPr>
-          <w:ilvl w:val="0"/>
-          <w:numId w:val="24"/>
-        </w:numPr>
-        <w:spacing w:after="0" w:line="240" w:lineRule="auto"/>
-        <w:ind w:left="357" w:hanging="357"/>
-        <w:rPr>
-          <w:color w:val="0F50FF"/>
-          <w:u w:val="single"/>
-        </w:rPr>
-      </w:pPr>
-      <w:proofErr w:type="gramStart"/>
-      <w:r>
-        <w:rPr>
-          <w:color w:val="0F50FF"/>
-          <w:u w:val="single"/>
-        </w:rPr>
-        <w:t xml:space="preserve">
-          <w:hyperlink r:id="rId214" w:tgtFrame="_blank">
-            <w:r>
-              <w:t xml:space="preserve">[Quantitative pathogen shedding in intramammary infections - a practical study with Bavarian dairy cows].</w:t>
-            </w:r>
-          </w:hyperlink>
-        </w:t>
-      </w:r>
-    </w:p>
-    <w:p>
-      <w:pPr>
-        <w:spacing w:after="0"/>
-        <w:rPr>
-          <w:color w:val="0F50FF"/>
-          <w:u w:val="single"/>
-        </w:rPr>
-      </w:pPr>
-      <w:r>
-        <w:rPr>
-          <w:color w:val="0F50FF"/>
-          <w:u w:val="single"/>
-        </w:rPr>
-        <w:t xml:space="preserve"/>
-      </w:r>
-    </w:p>
-    <w:p>
-      <w:pPr>
-        <w:pStyle w:val="ListParagraph"/>
-        <w:numPr>
-          <w:ilvl w:val="0"/>
-          <w:numId w:val="24"/>
-        </w:numPr>
-        <w:spacing w:after="0" w:line="240" w:lineRule="auto"/>
-        <w:ind w:left="357" w:hanging="357"/>
-        <w:rPr>
-          <w:color w:val="0F50FF"/>
-          <w:u w:val="single"/>
-        </w:rPr>
-      </w:pPr>
-      <w:proofErr w:type="gramStart"/>
-      <w:r>
-        <w:rPr>
-          <w:color w:val="0F50FF"/>
-          <w:u w:val="single"/>
-        </w:rPr>
-        <w:t xml:space="preserve">
-          <w:hyperlink r:id="rId215" w:tgtFrame="_blank">
-            <w:r>
-              <w:t xml:space="preserve">Metagenomic profiling reveals how ecological and processing drivers shape the beef microbiome from farm to fork.</w:t>
-            </w:r>
-          </w:hyperlink>
-        </w:t>
-      </w:r>
-    </w:p>
-    <w:p>
-      <w:pPr>
-        <w:spacing w:after="0"/>
-        <w:rPr>
-          <w:color w:val="0F50FF"/>
-          <w:u w:val="single"/>
-        </w:rPr>
-      </w:pPr>
-      <w:r>
-        <w:rPr>
-          <w:color w:val="0F50FF"/>
-          <w:u w:val="single"/>
-        </w:rPr>
-        <w:t xml:space="preserve"/>
-      </w:r>
-    </w:p>
-    <w:p>
-      <w:pPr>
-        <w:pStyle w:val="ListParagraph"/>
-        <w:numPr>
-          <w:ilvl w:val="0"/>
-          <w:numId w:val="24"/>
-        </w:numPr>
-        <w:spacing w:after="0" w:line="240" w:lineRule="auto"/>
-        <w:ind w:left="357" w:hanging="357"/>
-        <w:rPr>
-          <w:color w:val="0F50FF"/>
-          <w:u w:val="single"/>
-        </w:rPr>
-      </w:pPr>
-      <w:proofErr w:type="gramStart"/>
-      <w:r>
-        <w:rPr>
-          <w:color w:val="0F50FF"/>
-          <w:u w:val="single"/>
-        </w:rPr>
-        <w:t xml:space="preserve">
-          <w:hyperlink r:id="rId216" w:tgtFrame="_blank">
-            <w:r>
-              <w:t xml:space="preserve">Infection-mimicking conditions alter expression patterns of the highly abundant extracellular protease Jep in a mouse-adapted Staphylococcus aureus strain.</w:t>
-            </w:r>
-          </w:hyperlink>
-        </w:t>
-      </w:r>
-    </w:p>
-    <w:p>
-      <w:pPr>
-        <w:spacing w:after="0"/>
-        <w:rPr>
-          <w:color w:val="0F50FF"/>
-          <w:u w:val="single"/>
-        </w:rPr>
-      </w:pPr>
-      <w:r>
-        <w:rPr>
-          <w:color w:val="0F50FF"/>
-          <w:u w:val="single"/>
-        </w:rPr>
-        <w:t xml:space="preserve"/>
-      </w:r>
-    </w:p>
-    <w:p>
-      <w:pPr>
-        <w:pStyle w:val="ListParagraph"/>
-        <w:numPr>
-          <w:ilvl w:val="0"/>
-          <w:numId w:val="24"/>
-        </w:numPr>
-        <w:spacing w:after="0" w:line="240" w:lineRule="auto"/>
-        <w:ind w:left="357" w:hanging="357"/>
-        <w:rPr>
-          <w:color w:val="0F50FF"/>
-          <w:u w:val="single"/>
-        </w:rPr>
-      </w:pPr>
-      <w:proofErr w:type="gramStart"/>
-      <w:r>
-        <w:rPr>
-          <w:color w:val="0F50FF"/>
-          <w:u w:val="single"/>
-        </w:rPr>
-        <w:t xml:space="preserve">
-          <w:hyperlink r:id="rId217" w:tgtFrame="_blank">
-            <w:r>
-              <w:t xml:space="preserve">Evaluating the efficacy of disinfecting agents against Staphylococcus aureus on external fixator devices.</w:t>
-            </w:r>
-          </w:hyperlink>
-        </w:t>
-      </w:r>
-    </w:p>
-    <w:p>
-      <w:pPr>
-        <w:spacing w:after="0"/>
-        <w:rPr>
-          <w:color w:val="0F50FF"/>
-          <w:u w:val="single"/>
-        </w:rPr>
-      </w:pPr>
-      <w:r>
-        <w:rPr>
-          <w:color w:val="0F50FF"/>
-          <w:u w:val="single"/>
-        </w:rPr>
-        <w:t xml:space="preserve"/>
-      </w:r>
-    </w:p>
-    <w:p>
-      <w:pPr>
-        <w:pStyle w:val="ListParagraph"/>
-        <w:numPr>
-          <w:ilvl w:val="0"/>
-          <w:numId w:val="24"/>
-        </w:numPr>
-        <w:spacing w:after="0" w:line="240" w:lineRule="auto"/>
-        <w:ind w:left="357" w:hanging="357"/>
-        <w:rPr>
-          <w:color w:val="0F50FF"/>
-          <w:u w:val="single"/>
-        </w:rPr>
-      </w:pPr>
-      <w:proofErr w:type="gramStart"/>
-      <w:r>
-        <w:rPr>
-          <w:color w:val="0F50FF"/>
-          <w:u w:val="single"/>
-        </w:rPr>
-        <w:t xml:space="preserve">
-          <w:hyperlink r:id="rId218" w:tgtFrame="_blank">
-            <w:r>
-              <w:t xml:space="preserve">Complete versus partial mesh removal for mesh infection after tension-free inguinal hernioplasty: A retrospective study.</w:t>
-            </w:r>
-          </w:hyperlink>
-        </w:t>
-      </w:r>
-    </w:p>
-    <w:p>
-      <w:pPr>
-        <w:spacing w:after="0"/>
-        <w:rPr>
-          <w:color w:val="0F50FF"/>
-          <w:u w:val="single"/>
-        </w:rPr>
-      </w:pPr>
-      <w:r>
-        <w:rPr>
-          <w:color w:val="0F50FF"/>
-          <w:u w:val="single"/>
-        </w:rPr>
-        <w:t xml:space="preserve"/>
-      </w:r>
-    </w:p>
-    <w:p>
-      <w:pPr>
-        <w:pStyle w:val="ListParagraph"/>
-        <w:numPr>
-          <w:ilvl w:val="0"/>
-          <w:numId w:val="24"/>
-        </w:numPr>
-        <w:spacing w:after="0" w:line="240" w:lineRule="auto"/>
-        <w:ind w:left="357" w:hanging="357"/>
-        <w:rPr>
-          <w:color w:val="0F50FF"/>
-          <w:u w:val="single"/>
-        </w:rPr>
-      </w:pPr>
-      <w:proofErr w:type="gramStart"/>
-      <w:r>
-        <w:rPr>
-          <w:color w:val="0F50FF"/>
-          <w:u w:val="single"/>
-        </w:rPr>
-        <w:t xml:space="preserve">
-          <w:hyperlink r:id="rId219" w:tgtFrame="_blank">
-            <w:r>
-              <w:t xml:space="preserve">A Novel Spray-on Dressing is Comparable to Silver Impregnated Foam Dressing in Controlling MRSA Infection and Promoting Healing.</w:t>
-            </w:r>
-          </w:hyperlink>
-        </w:t>
-      </w:r>
-    </w:p>
-    <w:p>
-      <w:pPr>
-        <w:spacing w:after="0"/>
-        <w:rPr>
-          <w:color w:val="0F50FF"/>
-          <w:u w:val="single"/>
-        </w:rPr>
-      </w:pPr>
-      <w:r>
-        <w:rPr>
-          <w:color w:val="0F50FF"/>
-          <w:u w:val="single"/>
-        </w:rPr>
-        <w:t xml:space="preserve"/>
-      </w:r>
-    </w:p>
-    <w:p>
-      <w:pPr>
-        <w:pStyle w:val="ListParagraph"/>
-        <w:numPr>
-          <w:ilvl w:val="0"/>
-          <w:numId w:val="24"/>
-        </w:numPr>
-        <w:spacing w:after="0" w:line="240" w:lineRule="auto"/>
-        <w:ind w:left="357" w:hanging="357"/>
-        <w:rPr>
-          <w:color w:val="0F50FF"/>
-          <w:u w:val="single"/>
-        </w:rPr>
-      </w:pPr>
-      <w:proofErr w:type="gramStart"/>
-      <w:r>
-        <w:rPr>
-          <w:color w:val="0F50FF"/>
-          <w:u w:val="single"/>
-        </w:rPr>
-        <w:t xml:space="preserve">
-          <w:hyperlink r:id="rId220" w:tgtFrame="_blank">
-            <w:r>
-              <w:t xml:space="preserve">Preceding Wound Complications as Drivers of Surgical Site Infection after Bypass for Chronic Limb-Threatening Ischemia.</w:t>
-            </w:r>
-          </w:hyperlink>
-        </w:t>
-      </w:r>
-    </w:p>
-    <w:p>
-      <w:pPr>
-        <w:spacing w:after="0"/>
-        <w:rPr>
-          <w:color w:val="0F50FF"/>
-          <w:u w:val="single"/>
-        </w:rPr>
-      </w:pPr>
-      <w:r>
-        <w:rPr>
-          <w:color w:val="0F50FF"/>
-          <w:u w:val="single"/>
-        </w:rPr>
-        <w:t xml:space="preserve"/>
-      </w:r>
-    </w:p>
-    <w:p>
-      <w:pPr>
-        <w:pStyle w:val="ListParagraph"/>
-        <w:numPr>
-          <w:ilvl w:val="0"/>
-          <w:numId w:val="24"/>
-        </w:numPr>
-        <w:spacing w:after="0" w:line="240" w:lineRule="auto"/>
-        <w:ind w:left="357" w:hanging="357"/>
-        <w:rPr>
-          <w:color w:val="0F50FF"/>
-          <w:u w:val="single"/>
-        </w:rPr>
-      </w:pPr>
-      <w:proofErr w:type="gramStart"/>
-      <w:r>
-        <w:rPr>
-          <w:color w:val="0F50FF"/>
-          <w:u w:val="single"/>
-        </w:rPr>
-        <w:t xml:space="preserve">
-          <w:hyperlink r:id="rId221" w:tgtFrame="_blank">
-            <w:r>
-              <w:t xml:space="preserve">Biomaterial-mediated remodelling of the inflammatory microenvironment: a pH/ROS-responsive EGCG-metformin hydrogel for infected diabetic wound regeneration.</w:t>
-            </w:r>
-          </w:hyperlink>
-        </w:t>
-      </w:r>
-    </w:p>
-    <w:p>
-      <w:pPr>
-        <w:spacing w:after="0"/>
-        <w:rPr>
-          <w:color w:val="0F50FF"/>
-          <w:u w:val="single"/>
-        </w:rPr>
-      </w:pPr>
-      <w:r>
-        <w:rPr>
-          <w:color w:val="0F50FF"/>
-          <w:u w:val="single"/>
-        </w:rPr>
-        <w:t xml:space="preserve"/>
-      </w:r>
-    </w:p>
-    <w:p>
-      <w:pPr>
-        <w:pStyle w:val="ListParagraph"/>
-        <w:numPr>
-          <w:ilvl w:val="0"/>
-          <w:numId w:val="24"/>
-        </w:numPr>
-        <w:spacing w:after="0" w:line="240" w:lineRule="auto"/>
-        <w:ind w:left="357" w:hanging="357"/>
-        <w:rPr>
-          <w:color w:val="0F50FF"/>
-          <w:u w:val="single"/>
-        </w:rPr>
-      </w:pPr>
-      <w:proofErr w:type="gramStart"/>
-      <w:r>
-        <w:rPr>
-          <w:color w:val="0F50FF"/>
-          <w:u w:val="single"/>
-        </w:rPr>
-        <w:t xml:space="preserve">
-          <w:hyperlink r:id="rId222" w:tgtFrame="_blank">
-            <w:r>
-              <w:t xml:space="preserve">Dental Exposure and Oral-Flora-Associated Infective Endocarditis: A Transoesophageal Echocardiography-Based Study at a Teaching District General Hospital in the United Kingdom.</w:t>
-            </w:r>
-          </w:hyperlink>
-        </w:t>
-      </w:r>
-    </w:p>
-    <w:p>
-      <w:pPr>
-        <w:spacing w:after="0"/>
-        <w:rPr>
-          <w:color w:val="0F50FF"/>
-          <w:u w:val="single"/>
-        </w:rPr>
-      </w:pPr>
-      <w:r>
-        <w:rPr>
-          <w:color w:val="0F50FF"/>
-          <w:u w:val="single"/>
-        </w:rPr>
-        <w:t xml:space="preserve"/>
-      </w:r>
-    </w:p>
-    <w:p>
-      <w:pPr>
-        <w:pStyle w:val="ListParagraph"/>
-        <w:numPr>
-          <w:ilvl w:val="0"/>
-          <w:numId w:val="24"/>
-        </w:numPr>
-        <w:spacing w:after="0" w:line="240" w:lineRule="auto"/>
-        <w:ind w:left="357" w:hanging="357"/>
-        <w:rPr>
-          <w:color w:val="0F50FF"/>
-          <w:u w:val="single"/>
-        </w:rPr>
-      </w:pPr>
-      <w:proofErr w:type="gramStart"/>
-      <w:r>
-        <w:rPr>
-          <w:color w:val="0F50FF"/>
-          <w:u w:val="single"/>
-        </w:rPr>
-        <w:t xml:space="preserve">
-          <w:hyperlink r:id="rId223" w:tgtFrame="_blank">
-            <w:r>
-              <w:t xml:space="preserve">Prevalence and antimicrobial resistance trends of ESKAPEE pathogens in clinical isolates from Hyderabad, Pakistan: a cross-sectional study.</w:t>
+              <w:t xml:space="preserve">Formulation and Evaluation of a Nigella sativa Oil-Based Emulsion as a Potential Hand Sanitizer Against Methicillin-Susceptible and Methicillin-Resistant Staphylococcus aureus.</w:t>
             </w:r>
           </w:hyperlink>
         </w:t>
@@ -7928,9 +7445,9 @@
           <w:u w:val="single"/>
         </w:rPr>
         <w:t xml:space="preserve">
-          <w:hyperlink r:id="rId12" w:tgtFrame="_blank">
-            <w:r>
-              <w:t xml:space="preserve">Clinical implications of a single Staphylococcus lugdunensis-positive blood culture: true bacteremia vs. contamination.</w:t>
+          <w:hyperlink r:id="rId195" w:tgtFrame="_blank">
+            <w:r>
+              <w:t xml:space="preserve">How Should Bacteriological Sampling Be Stratified in Paediatric Septic Arthritis? A Narrative Review with a Proposed Risk-Stratified Framework.</w:t>
             </w:r>
           </w:hyperlink>
         </w:t>
@@ -7973,9 +7490,9 @@
           <w:u w:val="single"/>
         </w:rPr>
         <w:t xml:space="preserve">
-          <w:hyperlink r:id="rId13" w:tgtFrame="_blank">
-            <w:r>
-              <w:t xml:space="preserve">Beyond the Knot: A Pragmatic Comparison of Monocryl and Prolene for Neurosurgical Wound Closure.</w:t>
+          <w:hyperlink r:id="rId196" w:tgtFrame="_blank">
+            <w:r>
+              <w:t xml:space="preserve">Ultrasound-guided peripheral IV placement practices: A national survey of gel and probe cover use.</w:t>
             </w:r>
           </w:hyperlink>
         </w:t>
@@ -8018,54 +7535,9 @@
           <w:u w:val="single"/>
         </w:rPr>
         <w:t xml:space="preserve">
-          <w:hyperlink r:id="rId14" w:tgtFrame="_blank">
-            <w:r>
-              <w:t xml:space="preserve">Acute Periprosthetic Joint Infection After Primary Total Knee Arthroplasty: Experience From a Secondary Public Hospital in Northern Mexico.</w:t>
-            </w:r>
-          </w:hyperlink>
-        </w:t>
-      </w:r>
-    </w:p>
-    <w:p>
-      <w:pPr>
-        <w:spacing w:after="0"/>
-        <w:rPr>
-          <w:color w:val="0F50FF"/>
-          <w:u w:val="single"/>
-        </w:rPr>
-      </w:pPr>
-      <w:r>
-        <w:rPr>
-          <w:color w:val="0F50FF"/>
-          <w:u w:val="single"/>
-        </w:rPr>
-        <w:t xml:space="preserve"/>
-      </w:r>
-    </w:p>
-    <w:p>
-      <w:pPr>
-        <w:pStyle w:val="ListParagraph"/>
-        <w:numPr>
-          <w:ilvl w:val="0"/>
-          <w:numId w:val="25"/>
-        </w:numPr>
-        <w:spacing w:after="0" w:line="240" w:lineRule="auto"/>
-        <w:ind w:left="357" w:hanging="357"/>
-        <w:rPr>
-          <w:color w:val="0F50FF"/>
-          <w:u w:val="single"/>
-        </w:rPr>
-      </w:pPr>
-      <w:proofErr w:type="gramStart"/>
-      <w:r>
-        <w:rPr>
-          <w:color w:val="0F50FF"/>
-          <w:u w:val="single"/>
-        </w:rPr>
-        <w:t xml:space="preserve">
-          <w:hyperlink r:id="rId15" w:tgtFrame="_blank">
-            <w:r>
-              <w:t xml:space="preserve">Global, regional, and national burden of HIV/AIDS, 1990-2023, with the estimated burden attributable to intimate partner violence and forecasted impacts of funding cuts through 2030: results from the Global Burden of Disease Study 2023.</w:t>
+          <w:hyperlink r:id="rId197" w:tgtFrame="_blank">
+            <w:r>
+              <w:t xml:space="preserve">Model-informed AUC-guided dosing for parenteral vancomycin in critically ill patients: impact on target attainment and renal safety - a pre-post intervention study.</w:t>
             </w:r>
           </w:hyperlink>
         </w:t>
@@ -8145,9 +7617,99 @@
           <w:u w:val="single"/>
         </w:rPr>
         <w:t xml:space="preserve">
+          <w:hyperlink r:id="rId34" w:tgtFrame="_blank">
+            <w:r>
+              <w:t xml:space="preserve">Effects of breast milk nutrition on chronic adenoiditis, chronic tonsillitis and allergy.</w:t>
+            </w:r>
+          </w:hyperlink>
+        </w:t>
+      </w:r>
+    </w:p>
+    <w:p>
+      <w:pPr>
+        <w:spacing w:after="0"/>
+        <w:rPr>
+          <w:color w:val="0F50FF"/>
+          <w:u w:val="single"/>
+        </w:rPr>
+      </w:pPr>
+      <w:r>
+        <w:rPr>
+          <w:color w:val="0F50FF"/>
+          <w:u w:val="single"/>
+        </w:rPr>
+        <w:t xml:space="preserve"/>
+      </w:r>
+    </w:p>
+    <w:p>
+      <w:pPr>
+        <w:pStyle w:val="ListParagraph"/>
+        <w:numPr>
+          <w:ilvl w:val="0"/>
+          <w:numId w:val="26"/>
+        </w:numPr>
+        <w:spacing w:after="0" w:line="240" w:lineRule="auto"/>
+        <w:ind w:left="357" w:hanging="357"/>
+        <w:rPr>
+          <w:color w:val="0F50FF"/>
+          <w:u w:val="single"/>
+        </w:rPr>
+      </w:pPr>
+      <w:proofErr w:type="gramStart"/>
+      <w:r>
+        <w:rPr>
+          <w:color w:val="0F50FF"/>
+          <w:u w:val="single"/>
+        </w:rPr>
+        <w:t xml:space="preserve">
+          <w:hyperlink r:id="rId35" w:tgtFrame="_blank">
+            <w:r>
+              <w:t xml:space="preserve">Heart Failure and Cancer: Incidence and Mortality Patterns, A Systematic Review and Meta-analysis.</w:t>
+            </w:r>
+          </w:hyperlink>
+        </w:t>
+      </w:r>
+    </w:p>
+    <w:p>
+      <w:pPr>
+        <w:spacing w:after="0"/>
+        <w:rPr>
+          <w:color w:val="0F50FF"/>
+          <w:u w:val="single"/>
+        </w:rPr>
+      </w:pPr>
+      <w:r>
+        <w:rPr>
+          <w:color w:val="0F50FF"/>
+          <w:u w:val="single"/>
+        </w:rPr>
+        <w:t xml:space="preserve"/>
+      </w:r>
+    </w:p>
+    <w:p>
+      <w:pPr>
+        <w:pStyle w:val="ListParagraph"/>
+        <w:numPr>
+          <w:ilvl w:val="0"/>
+          <w:numId w:val="26"/>
+        </w:numPr>
+        <w:spacing w:after="0" w:line="240" w:lineRule="auto"/>
+        <w:ind w:left="357" w:hanging="357"/>
+        <w:rPr>
+          <w:color w:val="0F50FF"/>
+          <w:u w:val="single"/>
+        </w:rPr>
+      </w:pPr>
+      <w:proofErr w:type="gramStart"/>
+      <w:r>
+        <w:rPr>
+          <w:color w:val="0F50FF"/>
+          <w:u w:val="single"/>
+        </w:rPr>
+        <w:t xml:space="preserve">
           <w:hyperlink r:id="rId36" w:tgtFrame="_blank">
             <w:r>
-              <w:t xml:space="preserve">Deep Inferior Epigastric Perforator Flap Reconstruction Outcomes Across Body Mass Index Categories: A Retrospective Study.</w:t>
+              <w:t xml:space="preserve">Microwave Ablation for Granulomatous Lobular Mastitis: A Narrative Review.</w:t>
             </w:r>
           </w:hyperlink>
         </w:t>
@@ -8192,7 +7754,7 @@
         <w:t xml:space="preserve">
           <w:hyperlink r:id="rId37" w:tgtFrame="_blank">
             <w:r>
-              <w:t xml:space="preserve">Effect of high-intensity interval training on clinical outcomes in lung cancer patients undergoing surgery: a meta-analysis based on randomized controlled trials.</w:t>
+              <w:t xml:space="preserve">An Algorithm for Salvage of Implant-Threatening Complications in Breast Reconstruction.</w:t>
             </w:r>
           </w:hyperlink>
         </w:t>
@@ -8237,7 +7799,7 @@
         <w:t xml:space="preserve">
           <w:hyperlink r:id="rId38" w:tgtFrame="_blank">
             <w:r>
-              <w:t xml:space="preserve">Case Report: Aplastic anemia associated with parvovirus B19 infection following neoadjuvant pembrolizumab-based chemoimmunotherapy for triple-negative breast cancer.</w:t>
+              <w:t xml:space="preserve">Management Strategies for Pasteurella multocida Infections in Implant-Based Breast Reconstruction: Review of the Literature and a Successful Nonsurgical Salvage Case.</w:t>
             </w:r>
           </w:hyperlink>
         </w:t>
@@ -8282,7 +7844,7 @@
         <w:t xml:space="preserve">
           <w:hyperlink r:id="rId39" w:tgtFrame="_blank">
             <w:r>
-              <w:t xml:space="preserve">Perioperative Protein and Vitamin Supplementation in Plastic Surgery: An Evidence-Based Proposal for an Assessment and Replacement Protocol.</w:t>
+              <w:t xml:space="preserve">Case Report: Concurrent thyroid tuberculosis and tuberculous lymphadenitis initially misdiagnosed as malignancy by (18)F-FDG PET/CT.</w:t>
             </w:r>
           </w:hyperlink>
         </w:t>
@@ -8327,7 +7889,7 @@
         <w:t xml:space="preserve">
           <w:hyperlink r:id="rId40" w:tgtFrame="_blank">
             <w:r>
-              <w:t xml:space="preserve">Laparoscopically Harvested Pedicled Omental Flap in Immediate Unilateral Breast Reconstruction: A Systematic Review of Surgical Techniques and Clinical Outcomes.</w:t>
+              <w:t xml:space="preserve">Patients' Perspectives on Changes in Cancer Care During the COVID-19 Pandemic: Results of a Survey Among Patients with Gynecological Malignancies and Breast Cancer in Germany (NOGGO-S25/Expression XIII).</w:t>
             </w:r>
           </w:hyperlink>
         </w:t>
@@ -8372,7 +7934,7 @@
         <w:t xml:space="preserve">
           <w:hyperlink r:id="rId41" w:tgtFrame="_blank">
             <w:r>
-              <w:t xml:space="preserve">Complication rate after implant-based breast-reconstruction with support of a synthetic non-resorbable titanized polypropylene mesh (TiLOOP® Bra): Analysis of the 2-year follow up from the prospective multicentre PRO-BRA trial.</w:t>
+              <w:t xml:space="preserve">Mini-ID - A minimally invasive drainage strategy for complicated skin and soft tissue infection: A case report.</w:t>
             </w:r>
           </w:hyperlink>
         </w:t>
@@ -8417,7 +7979,7 @@
         <w:t xml:space="preserve">
           <w:hyperlink r:id="rId42" w:tgtFrame="_blank">
             <w:r>
-              <w:t xml:space="preserve">Multidisciplinary Management of Complicated Locally Advanced and Fungating Breast Cancer: A Narrative Review.</w:t>
+              <w:t xml:space="preserve">Vasopressor Use in Free Flap Reconstruction: A Multicenter Propensity-Matched Analysis of Outcomes.</w:t>
             </w:r>
           </w:hyperlink>
         </w:t>
@@ -8462,7 +8024,7 @@
         <w:t xml:space="preserve">
           <w:hyperlink r:id="rId43" w:tgtFrame="_blank">
             <w:r>
-              <w:t xml:space="preserve">The FAST Protocol: A Novel Approach for Staged Autologous Breast Reconstruction.</w:t>
+              <w:t xml:space="preserve">Extent-Guided Staged Management of Localized Late-Onset MSSA Sternal Infection after Bilateral Lung Transplantation: A Case Report.</w:t>
             </w:r>
           </w:hyperlink>
         </w:t>
@@ -8507,7 +8069,7 @@
         <w:t xml:space="preserve">
           <w:hyperlink r:id="rId44" w:tgtFrame="_blank">
             <w:r>
-              <w:t xml:space="preserve">Breast implant associated anaplastic large cell lymphoma is a heterogeneous T cell disease with active pro-tumour cross-talk and immune suppression.</w:t>
+              <w:t xml:space="preserve">Comparison of Postoperative Outcomes of Rib-Sparing Versus Rib-Sacrificing in Free Flap Breast Reconstruction Using the US Collaborative Network in TriNetX.</w:t>
             </w:r>
           </w:hyperlink>
         </w:t>
@@ -8552,7 +8114,7 @@
         <w:t xml:space="preserve">
           <w:hyperlink r:id="rId45" w:tgtFrame="_blank">
             <w:r>
-              <w:t xml:space="preserve">Risk Factors for Postoperative Complications After Superomedial Pedicle Reduction Mammaplasty.</w:t>
+              <w:t xml:space="preserve">From pustule to flap: necrotizing fasciitis of the breast in type 1 diabetes-a case report.</w:t>
             </w:r>
           </w:hyperlink>
         </w:t>
@@ -8597,7 +8159,7 @@
         <w:t xml:space="preserve">
           <w:hyperlink r:id="rId46" w:tgtFrame="_blank">
             <w:r>
-              <w:t xml:space="preserve">Mycobacterium fortuitum Infection in Breast Implant and Rib Osteomyelitis: A Case Report and Review of Literature.</w:t>
+              <w:t xml:space="preserve">Negative Pressure Wound Therapy Does Not Reduce Wound Complications Following Simple Mastectomy: A Retrospective Cohort Study.</w:t>
             </w:r>
           </w:hyperlink>
         </w:t>
@@ -8642,7 +8204,7 @@
         <w:t xml:space="preserve">
           <w:hyperlink r:id="rId47" w:tgtFrame="_blank">
             <w:r>
-              <w:t xml:space="preserve">Improvement of Suspected Paraneoplastic Large-Vessel Vasculitis after Breast Cancer Resection: A Case Report.</w:t>
+              <w:t xml:space="preserve">Novel approach to nipple reconstruction: First male FixNip prosthesis implantation.</w:t>
             </w:r>
           </w:hyperlink>
         </w:t>
@@ -8687,7 +8249,7 @@
         <w:t xml:space="preserve">
           <w:hyperlink r:id="rId48" w:tgtFrame="_blank">
             <w:r>
-              <w:t xml:space="preserve">Antimicrobial-impregnated Sutures Reduce Surgical Site Infections in Plastic Surgery: A Systematic Review and Meta-analysis.</w:t>
+              <w:t xml:space="preserve">Global, regional, and national prevalence of second-hand smoke and attributable disease burden in 204 countries and territories, 1990-2023: a systematic analysis for the Global Burden of Disease Study 2023.</w:t>
             </w:r>
           </w:hyperlink>
         </w:t>
@@ -8732,7 +8294,7 @@
         <w:t xml:space="preserve">
           <w:hyperlink r:id="rId49" w:tgtFrame="_blank">
             <w:r>
-              <w:t xml:space="preserve">Successful revision surgery after postsurgical pyoderma gangrenosum following reduction mammaplasty: A case report.</w:t>
+              <w:t xml:space="preserve">Idiopathic granulomatous mastitis in the United Arab Emirates: a retrospective case series of clinical features, management, and outcomes.</w:t>
             </w:r>
           </w:hyperlink>
         </w:t>
@@ -8777,7 +8339,7 @@
         <w:t xml:space="preserve">
           <w:hyperlink r:id="rId50" w:tgtFrame="_blank">
             <w:r>
-              <w:t xml:space="preserve">Comparative Study of Myocutaneous Latissimus Dorsi Flap Breast Reconstruction With Implant Versus Lipofilling: Complication Rates and Risk Factors.</w:t>
+              <w:t xml:space="preserve">Multidisciplinary Management of Fungating Locally Advanced and Metastatic Breast Cancer: Report of Two Cases.</w:t>
             </w:r>
           </w:hyperlink>
         </w:t>
@@ -8822,7 +8384,7 @@
         <w:t xml:space="preserve">
           <w:hyperlink r:id="rId51" w:tgtFrame="_blank">
             <w:r>
-              <w:t xml:space="preserve">Long-term Outcomes of Acellular Dermal Matrix Use in Breast-Conserving Surgery: A Single-Institution Study.</w:t>
+              <w:t xml:space="preserve">Galactocele Rupture Causing Milk Contamination of a Prepectoral Implant Pocket: Diagnostic Pitfall and Implant Salvage.</w:t>
             </w:r>
           </w:hyperlink>
         </w:t>
@@ -8867,7 +8429,7 @@
         <w:t xml:space="preserve">
           <w:hyperlink r:id="rId52" w:tgtFrame="_blank">
             <w:r>
-              <w:t xml:space="preserve">Long-term safety of intravenous human umbilical cord blood-derived mesenchymal stem cell therapy in rheumatoid arthritis: a 5-year follow-up study.</w:t>
+              <w:t xml:space="preserve">Vertical Breast Reduction with Limited Horizontal Scar: A Broad-Based Superior Areolar Pedicle Approach Ensuring Neurovascular Safety and Emphasizing Shape Stability.</w:t>
             </w:r>
           </w:hyperlink>
         </w:t>
@@ -8912,7 +8474,7 @@
         <w:t xml:space="preserve">
           <w:hyperlink r:id="rId53" w:tgtFrame="_blank">
             <w:r>
-              <w:t xml:space="preserve">Nontobacco Nicotine Dependence Is Associated with Increased Postoperative Complications Following Breast Reconstruction.</w:t>
+              <w:t xml:space="preserve">Analysis of Essence Human Acellular Dermal Matrix Compared With Other Products in Prepectoral Direct-to-implant Reconstruction.</w:t>
             </w:r>
           </w:hyperlink>
         </w:t>
@@ -8957,7 +8519,7 @@
         <w:t xml:space="preserve">
           <w:hyperlink r:id="rId54" w:tgtFrame="_blank">
             <w:r>
-              <w:t xml:space="preserve">Interpreting the evidence for chlorhexidine wound irrigation in contaminated abdominal surgery.</w:t>
+              <w:t xml:space="preserve">Congenital Bronchial Atresia Mimicking Pulmonary Sequestration in the Lower Lobe: A Case Report.</w:t>
             </w:r>
           </w:hyperlink>
         </w:t>
@@ -9002,7 +8564,7 @@
         <w:t xml:space="preserve">
           <w:hyperlink r:id="rId55" w:tgtFrame="_blank">
             <w:r>
-              <w:t xml:space="preserve">Clinical observation of ultrasound-guided microwave ablation for 1717 benign breast lesions: a multicenter study.</w:t>
+              <w:t xml:space="preserve">An Observational Study of Granulomatous Mastitis in a Philippine Breast Care Center.</w:t>
             </w:r>
           </w:hyperlink>
         </w:t>
@@ -9047,7 +8609,7 @@
         <w:t xml:space="preserve">
           <w:hyperlink r:id="rId56" w:tgtFrame="_blank">
             <w:r>
-              <w:t xml:space="preserve">Evidence-based insights into medial pedicle reduction mammaplasty: A systematic review and meta-analysis.</w:t>
+              <w:t xml:space="preserve">Predictive model for increased postoperative drainage volume in patients with papillary thyroid carcinoma: a retrospective cohort study.</w:t>
             </w:r>
           </w:hyperlink>
         </w:t>
@@ -9092,7 +8654,7 @@
         <w:t xml:space="preserve">
           <w:hyperlink r:id="rId57" w:tgtFrame="_blank">
             <w:r>
-              <w:t xml:space="preserve">Endoscopy‑assisted breast‑conserving treatment: the first Polish review of 30 patients.</w:t>
+              <w:t xml:space="preserve">Postoperative complications following mastopexy and reduction mammaplasty in patients with cannabis use disorder: a propensity-matched cohort study.</w:t>
             </w:r>
           </w:hyperlink>
         </w:t>
@@ -9137,7 +8699,7 @@
         <w:t xml:space="preserve">
           <w:hyperlink r:id="rId58" w:tgtFrame="_blank">
             <w:r>
-              <w:t xml:space="preserve">Complications, patient satisfaction, clinical outcomes, and aesthetic outcomes of nipple-sparing vs. skin-sparing mastectomies: a systematic review and meta-analysis.</w:t>
+              <w:t xml:space="preserve">Indications, safety and aesthetic outcomes of autologous conversion after implant-based breast reconstruction failure: A systematic review and meta-analysis.</w:t>
             </w:r>
           </w:hyperlink>
         </w:t>
@@ -9182,7 +8744,7 @@
         <w:t xml:space="preserve">
           <w:hyperlink r:id="rId59" w:tgtFrame="_blank">
             <w:r>
-              <w:t xml:space="preserve">Shewanella algae Necrotizing Fasciitis and Septic Shock after Elective Cosmetic Surgery: A Potential Emerging Infection.</w:t>
+              <w:t xml:space="preserve">Predictors of Sentinel Lymph Node Metastasis and External Validation of the MSKCC Nomogram in Breast Cancer: A Retrospective Single-Center Cohort Study.</w:t>
             </w:r>
           </w:hyperlink>
         </w:t>
@@ -9227,7 +8789,7 @@
         <w:t xml:space="preserve">
           <w:hyperlink r:id="rId60" w:tgtFrame="_blank">
             <w:r>
-              <w:t xml:space="preserve">Finding the Sweet Spot? Differential Diabetes Risks in Autologous Breast Reconstruction.</w:t>
+              <w:t xml:space="preserve">Impact of Axillary Reverse Mapping on Non-lymphedema Functional Axillary Complications After Axillary Lymph Node Dissection for Breast Cancer.</w:t>
             </w:r>
           </w:hyperlink>
         </w:t>
@@ -9272,7 +8834,7 @@
         <w:t xml:space="preserve">
           <w:hyperlink r:id="rId61" w:tgtFrame="_blank">
             <w:r>
-              <w:t xml:space="preserve">Post-surgical Pyoderma Gangrenosum Following Elective Aesthetic Procedures: A Case Series of 10 Patients and a Multidisciplinary Treatment Approach.</w:t>
+              <w:t xml:space="preserve">Hypochlorous acid irrigation reduces the rate of infections in patients undergoing implant-based breast reconstruction.</w:t>
             </w:r>
           </w:hyperlink>
         </w:t>
@@ -9317,7 +8879,7 @@
         <w:t xml:space="preserve">
           <w:hyperlink r:id="rId62" w:tgtFrame="_blank">
             <w:r>
-              <w:t xml:space="preserve">Idiopathic granulomatous mastitis a mimicking disease: a case report.</w:t>
+              <w:t xml:space="preserve">Normal and Pathological Incidental Breast Implant Findings on Chest Computed Tomography: What the Radiologist Needs to Know.</w:t>
             </w:r>
           </w:hyperlink>
         </w:t>
@@ -9362,7 +8924,7 @@
         <w:t xml:space="preserve">
           <w:hyperlink r:id="rId63" w:tgtFrame="_blank">
             <w:r>
-              <w:t xml:space="preserve">The comparison outcome of implant-based breast reconstruction with acellular dermal matrix, non-acellular dermal matrix and TiLOOP(®) reconstruction in breast cancer patients.</w:t>
+              <w:t xml:space="preserve">Systematic review of buried flap reconstructions after nipple-sparing mastectomy.</w:t>
             </w:r>
           </w:hyperlink>
         </w:t>
@@ -9407,7 +8969,7 @@
         <w:t xml:space="preserve">
           <w:hyperlink r:id="rId64" w:tgtFrame="_blank">
             <w:r>
-              <w:t xml:space="preserve">A randomized controlled trial: application of inactivated Pseudomonas aeruginosa preparation in nipple-sparing mastectomy with immediate prosthetic reconstruction for breast cancer.</w:t>
+              <w:t xml:space="preserve">Case Report: Ulcerative breast cancer occurring 20 years after breast augmentation with Amazingel injection.</w:t>
             </w:r>
           </w:hyperlink>
         </w:t>
@@ -9452,7 +9014,7 @@
         <w:t xml:space="preserve">
           <w:hyperlink r:id="rId65" w:tgtFrame="_blank">
             <w:r>
-              <w:t xml:space="preserve">Standard imaging-guided chest wall perforator flap reconstruction without intraoperative handheld Doppler for granulomatous lobular mastitis: a simplified approach for resource-limited settings.</w:t>
+              <w:t xml:space="preserve">Evaluation of the Feasibility, Safety, and Effectiveness of a Tailored Enhanced Recovery After Surgery Protocol for Gastroepiploic Vascularized Lymph Node Transfer in Breast Cancer-Related Upper Extremity Lymphedema: A Preliminary Retrospective Comparative Study.</w:t>
             </w:r>
           </w:hyperlink>
         </w:t>
@@ -9497,7 +9059,7 @@
         <w:t xml:space="preserve">
           <w:hyperlink r:id="rId66" w:tgtFrame="_blank">
             <w:r>
-              <w:t xml:space="preserve">Is microsurgical autologous breast reconstruction safe in patients with a history of venous thromboembolism? A retrospective cohort study of 14,309 patients.</w:t>
+              <w:t xml:space="preserve">A Silent Killer in an Unlikely Place: Necrotizing Fasciitis of the Breast.</w:t>
             </w:r>
           </w:hyperlink>
         </w:t>
@@ -9542,7 +9104,7 @@
         <w:t xml:space="preserve">
           <w:hyperlink r:id="rId67" w:tgtFrame="_blank">
             <w:r>
-              <w:t xml:space="preserve">Deep Inferior Epigastric Perforator Flap Reconstruction of Breast Necrobiosis Lipoidica.</w:t>
+              <w:t xml:space="preserve">Ergonomic mismatch in circular staplers: powered staplers are associated with reduced sex-related disparities.</w:t>
             </w:r>
           </w:hyperlink>
         </w:t>
@@ -9587,7 +9149,7 @@
         <w:t xml:space="preserve">
           <w:hyperlink r:id="rId68" w:tgtFrame="_blank">
             <w:r>
-              <w:t xml:space="preserve">Percutaneous Suction Drain Versus Conventional Incision and Drainage for the Management of Acute Breast Abscess: A Prospective Comparative Study.</w:t>
+              <w:t xml:space="preserve">Does History of Reduction Mammoplasty Predispose to Lactation Complications? A Multicenter Retrospective Cohort.</w:t>
             </w:r>
           </w:hyperlink>
         </w:t>
@@ -9632,7 +9194,7 @@
         <w:t xml:space="preserve">
           <w:hyperlink r:id="rId69" w:tgtFrame="_blank">
             <w:r>
-              <w:t xml:space="preserve">Measuring the composition and availability of human resources for health by sex in 204 countries and territories, 1990-2023, and workforce gaps for universal health coverage: a systematic analysis for the Global Burden of Disease Study 2023.</w:t>
+              <w:t xml:space="preserve">Dual-Site Postsurgical Pyoderma Gangrenosum of the Breast and Back With Delayed Diagnosis: A Case Report.</w:t>
             </w:r>
           </w:hyperlink>
         </w:t>
@@ -9677,277 +9239,7 @@
         <w:t xml:space="preserve">
           <w:hyperlink r:id="rId70" w:tgtFrame="_blank">
             <w:r>
-              <w:t xml:space="preserve">Evaluation of Absorbable Hemostatic Powder on Postoperative Outcomes in Patients Undergoing Mastectomy.</w:t>
-            </w:r>
-          </w:hyperlink>
-        </w:t>
-      </w:r>
-    </w:p>
-    <w:p>
-      <w:pPr>
-        <w:spacing w:after="0"/>
-        <w:rPr>
-          <w:color w:val="0F50FF"/>
-          <w:u w:val="single"/>
-        </w:rPr>
-      </w:pPr>
-      <w:r>
-        <w:rPr>
-          <w:color w:val="0F50FF"/>
-          <w:u w:val="single"/>
-        </w:rPr>
-        <w:t xml:space="preserve"/>
-      </w:r>
-    </w:p>
-    <w:p>
-      <w:pPr>
-        <w:pStyle w:val="ListParagraph"/>
-        <w:numPr>
-          <w:ilvl w:val="0"/>
-          <w:numId w:val="26"/>
-        </w:numPr>
-        <w:spacing w:after="0" w:line="240" w:lineRule="auto"/>
-        <w:ind w:left="357" w:hanging="357"/>
-        <w:rPr>
-          <w:color w:val="0F50FF"/>
-          <w:u w:val="single"/>
-        </w:rPr>
-      </w:pPr>
-      <w:proofErr w:type="gramStart"/>
-      <w:r>
-        <w:rPr>
-          <w:color w:val="0F50FF"/>
-          <w:u w:val="single"/>
-        </w:rPr>
-        <w:t xml:space="preserve">
-          <w:hyperlink r:id="rId71" w:tgtFrame="_blank">
-            <w:r>
-              <w:t xml:space="preserve">Prevention and Management of Postoperative Seroma in Patients with Breast Cancer: A Narrative Review.</w:t>
-            </w:r>
-          </w:hyperlink>
-        </w:t>
-      </w:r>
-    </w:p>
-    <w:p>
-      <w:pPr>
-        <w:spacing w:after="0"/>
-        <w:rPr>
-          <w:color w:val="0F50FF"/>
-          <w:u w:val="single"/>
-        </w:rPr>
-      </w:pPr>
-      <w:r>
-        <w:rPr>
-          <w:color w:val="0F50FF"/>
-          <w:u w:val="single"/>
-        </w:rPr>
-        <w:t xml:space="preserve"/>
-      </w:r>
-    </w:p>
-    <w:p>
-      <w:pPr>
-        <w:pStyle w:val="ListParagraph"/>
-        <w:numPr>
-          <w:ilvl w:val="0"/>
-          <w:numId w:val="26"/>
-        </w:numPr>
-        <w:spacing w:after="0" w:line="240" w:lineRule="auto"/>
-        <w:ind w:left="357" w:hanging="357"/>
-        <w:rPr>
-          <w:color w:val="0F50FF"/>
-          <w:u w:val="single"/>
-        </w:rPr>
-      </w:pPr>
-      <w:proofErr w:type="gramStart"/>
-      <w:r>
-        <w:rPr>
-          <w:color w:val="0F50FF"/>
-          <w:u w:val="single"/>
-        </w:rPr>
-        <w:t xml:space="preserve">
-          <w:hyperlink r:id="rId72" w:tgtFrame="_blank">
-            <w:r>
-              <w:t xml:space="preserve">Pilot Study of Combined Tranexamic Acid Therapy in Breast Reduction - Intravenous and Local Infiltration.</w:t>
-            </w:r>
-          </w:hyperlink>
-        </w:t>
-      </w:r>
-    </w:p>
-    <w:p>
-      <w:pPr>
-        <w:spacing w:after="0"/>
-        <w:rPr>
-          <w:color w:val="0F50FF"/>
-          <w:u w:val="single"/>
-        </w:rPr>
-      </w:pPr>
-      <w:r>
-        <w:rPr>
-          <w:color w:val="0F50FF"/>
-          <w:u w:val="single"/>
-        </w:rPr>
-        <w:t xml:space="preserve"/>
-      </w:r>
-    </w:p>
-    <w:p>
-      <w:pPr>
-        <w:pStyle w:val="ListParagraph"/>
-        <w:numPr>
-          <w:ilvl w:val="0"/>
-          <w:numId w:val="26"/>
-        </w:numPr>
-        <w:spacing w:after="0" w:line="240" w:lineRule="auto"/>
-        <w:ind w:left="357" w:hanging="357"/>
-        <w:rPr>
-          <w:color w:val="0F50FF"/>
-          <w:u w:val="single"/>
-        </w:rPr>
-      </w:pPr>
-      <w:proofErr w:type="gramStart"/>
-      <w:r>
-        <w:rPr>
-          <w:color w:val="0F50FF"/>
-          <w:u w:val="single"/>
-        </w:rPr>
-        <w:t xml:space="preserve">
-          <w:hyperlink r:id="rId73" w:tgtFrame="_blank">
-            <w:r>
-              <w:t xml:space="preserve">Giant Necrotic Axillary Metastasis From Pancreatic Neuroendocrine Carcinoma Treated With Palliative Resection and Breast Reconstruction: A Case Report.</w:t>
-            </w:r>
-          </w:hyperlink>
-        </w:t>
-      </w:r>
-    </w:p>
-    <w:p>
-      <w:pPr>
-        <w:spacing w:after="0"/>
-        <w:rPr>
-          <w:color w:val="0F50FF"/>
-          <w:u w:val="single"/>
-        </w:rPr>
-      </w:pPr>
-      <w:r>
-        <w:rPr>
-          <w:color w:val="0F50FF"/>
-          <w:u w:val="single"/>
-        </w:rPr>
-        <w:t xml:space="preserve"/>
-      </w:r>
-    </w:p>
-    <w:p>
-      <w:pPr>
-        <w:pStyle w:val="ListParagraph"/>
-        <w:numPr>
-          <w:ilvl w:val="0"/>
-          <w:numId w:val="26"/>
-        </w:numPr>
-        <w:spacing w:after="0" w:line="240" w:lineRule="auto"/>
-        <w:ind w:left="357" w:hanging="357"/>
-        <w:rPr>
-          <w:color w:val="0F50FF"/>
-          <w:u w:val="single"/>
-        </w:rPr>
-      </w:pPr>
-      <w:proofErr w:type="gramStart"/>
-      <w:r>
-        <w:rPr>
-          <w:color w:val="0F50FF"/>
-          <w:u w:val="single"/>
-        </w:rPr>
-        <w:t xml:space="preserve">
-          <w:hyperlink r:id="rId74" w:tgtFrame="_blank">
-            <w:r>
-              <w:t xml:space="preserve">Transient Phagocytic Dysfunction Mimicking Chronic Granulomatous Disease: A Rare Complication in Delayed Transverse Rectus Abdominis Myocutaneous Flap Breast Reconstruction.</w:t>
-            </w:r>
-          </w:hyperlink>
-        </w:t>
-      </w:r>
-    </w:p>
-    <w:p>
-      <w:pPr>
-        <w:spacing w:after="0"/>
-        <w:rPr>
-          <w:color w:val="0F50FF"/>
-          <w:u w:val="single"/>
-        </w:rPr>
-      </w:pPr>
-      <w:r>
-        <w:rPr>
-          <w:color w:val="0F50FF"/>
-          <w:u w:val="single"/>
-        </w:rPr>
-        <w:t xml:space="preserve"/>
-      </w:r>
-    </w:p>
-    <w:p>
-      <w:pPr>
-        <w:pStyle w:val="ListParagraph"/>
-        <w:numPr>
-          <w:ilvl w:val="0"/>
-          <w:numId w:val="26"/>
-        </w:numPr>
-        <w:spacing w:after="0" w:line="240" w:lineRule="auto"/>
-        <w:ind w:left="357" w:hanging="357"/>
-        <w:rPr>
-          <w:color w:val="0F50FF"/>
-          <w:u w:val="single"/>
-        </w:rPr>
-      </w:pPr>
-      <w:proofErr w:type="gramStart"/>
-      <w:r>
-        <w:rPr>
-          <w:color w:val="0F50FF"/>
-          <w:u w:val="single"/>
-        </w:rPr>
-        <w:t xml:space="preserve">
-          <w:hyperlink r:id="rId75" w:tgtFrame="_blank">
-            <w:r>
-              <w:t xml:space="preserve">Preoperative gut microbiota combined with machine learning for predicting post-hepatectomy liver failure in HBV-related hepatocellular carcinoma: a pilot study.</w:t>
-            </w:r>
-          </w:hyperlink>
-        </w:t>
-      </w:r>
-    </w:p>
-    <w:p>
-      <w:pPr>
-        <w:spacing w:after="0"/>
-        <w:rPr>
-          <w:color w:val="0F50FF"/>
-          <w:u w:val="single"/>
-        </w:rPr>
-      </w:pPr>
-      <w:r>
-        <w:rPr>
-          <w:color w:val="0F50FF"/>
-          <w:u w:val="single"/>
-        </w:rPr>
-        <w:t xml:space="preserve"/>
-      </w:r>
-    </w:p>
-    <w:p>
-      <w:pPr>
-        <w:pStyle w:val="ListParagraph"/>
-        <w:numPr>
-          <w:ilvl w:val="0"/>
-          <w:numId w:val="26"/>
-        </w:numPr>
-        <w:spacing w:after="0" w:line="240" w:lineRule="auto"/>
-        <w:ind w:left="357" w:hanging="357"/>
-        <w:rPr>
-          <w:color w:val="0F50FF"/>
-          <w:u w:val="single"/>
-        </w:rPr>
-      </w:pPr>
-      <w:proofErr w:type="gramStart"/>
-      <w:r>
-        <w:rPr>
-          <w:color w:val="0F50FF"/>
-          <w:u w:val="single"/>
-        </w:rPr>
-        <w:t xml:space="preserve">
-          <w:hyperlink r:id="rId76" w:tgtFrame="_blank">
-            <w:r>
-              <w:t xml:space="preserve">Early Experience with Synthetic Monofilament Polydioxanone Mesh in Primary Breast Reconstruction: A Propensity Matched Analysis.</w:t>
+              <w:t xml:space="preserve">Recurrent breast abscess leading to an incidental diagnosis of tuberculous mastitis: a case report.</w:t>
             </w:r>
           </w:hyperlink>
         </w:t>
@@ -10031,9 +9323,9 @@
           <w:u w:val="single"/>
         </w:rPr>
         <w:t xml:space="preserve">
-          <w:hyperlink r:id="rId77" w:tgtFrame="_blank">
-            <w:r>
-              <w:t xml:space="preserve">Susceptibility of Staphylococcus aureus Strains Isolated from Blood Cultures Between 2024 and 2025: A Single-Center Study.</w:t>
+          <w:hyperlink r:id="rId12" w:tgtFrame="_blank">
+            <w:r>
+              <w:t xml:space="preserve">Community-Associated Methicillin-Resistant Staphylococcus aureus Among Gay, Bisexual, and Other Men Who Have Sex with Men Living with HIV Who Engage in Chemsex in Barcelona, Spain: Epidemiological Patterns and Implications for Infection Control.</w:t>
             </w:r>
           </w:hyperlink>
         </w:t>
@@ -10076,9 +9368,9 @@
           <w:u w:val="single"/>
         </w:rPr>
         <w:t xml:space="preserve">
-          <w:hyperlink r:id="rId78" w:tgtFrame="_blank">
-            <w:r>
-              <w:t xml:space="preserve">Cold atmospheric plasma mediates antibiofilm activity and sensitization to further plasma and antibiotic challenges against Staphylococcus aureus.</w:t>
+          <w:hyperlink r:id="rId13" w:tgtFrame="_blank">
+            <w:r>
+              <w:t xml:space="preserve">Molecular characterization of mupirocin-resistant MRSA from Germany and South Africa.</w:t>
             </w:r>
           </w:hyperlink>
         </w:t>
@@ -10121,324 +9413,9 @@
           <w:u w:val="single"/>
         </w:rPr>
         <w:t xml:space="preserve">
-          <w:hyperlink r:id="rId79" w:tgtFrame="_blank">
-            <w:r>
-              <w:t xml:space="preserve">From Natural Product to Topical Antimicrobial Candidate: Evaluating Nigella sativa Seed Oil as a Broad-Spectrum Topical Antimicrobial in Multi-Tiered Preclinical Models.</w:t>
-            </w:r>
-          </w:hyperlink>
-        </w:t>
-      </w:r>
-    </w:p>
-    <w:p>
-      <w:pPr>
-        <w:spacing w:after="0"/>
-        <w:rPr>
-          <w:color w:val="0F50FF"/>
-          <w:u w:val="single"/>
-        </w:rPr>
-      </w:pPr>
-      <w:r>
-        <w:rPr>
-          <w:color w:val="0F50FF"/>
-          <w:u w:val="single"/>
-        </w:rPr>
-        <w:t xml:space="preserve"/>
-      </w:r>
-    </w:p>
-    <w:p>
-      <w:pPr>
-        <w:pStyle w:val="ListParagraph"/>
-        <w:numPr>
-          <w:ilvl w:val="0"/>
-          <w:numId w:val="27"/>
-        </w:numPr>
-        <w:spacing w:after="0" w:line="240" w:lineRule="auto"/>
-        <w:ind w:left="357" w:hanging="357"/>
-        <w:rPr>
-          <w:color w:val="0F50FF"/>
-          <w:u w:val="single"/>
-        </w:rPr>
-      </w:pPr>
-      <w:proofErr w:type="gramStart"/>
-      <w:r>
-        <w:rPr>
-          <w:color w:val="0F50FF"/>
-          <w:u w:val="single"/>
-        </w:rPr>
-        <w:t xml:space="preserve">
-          <w:hyperlink r:id="rId80" w:tgtFrame="_blank">
-            <w:r>
-              <w:t xml:space="preserve">Decolonization, containment or source control? pathogen-specific anti-infective prevention for methicillin-resistant staphylococcus aureus (MRSA), carbapenem-resistant enterobacterales (CRE) and Candida auris.</w:t>
-            </w:r>
-          </w:hyperlink>
-        </w:t>
-      </w:r>
-    </w:p>
-    <w:p>
-      <w:pPr>
-        <w:spacing w:after="0"/>
-        <w:rPr>
-          <w:color w:val="0F50FF"/>
-          <w:u w:val="single"/>
-        </w:rPr>
-      </w:pPr>
-      <w:r>
-        <w:rPr>
-          <w:color w:val="0F50FF"/>
-          <w:u w:val="single"/>
-        </w:rPr>
-        <w:t xml:space="preserve"/>
-      </w:r>
-    </w:p>
-    <w:p>
-      <w:pPr>
-        <w:pStyle w:val="ListParagraph"/>
-        <w:numPr>
-          <w:ilvl w:val="0"/>
-          <w:numId w:val="27"/>
-        </w:numPr>
-        <w:spacing w:after="0" w:line="240" w:lineRule="auto"/>
-        <w:ind w:left="357" w:hanging="357"/>
-        <w:rPr>
-          <w:color w:val="0F50FF"/>
-          <w:u w:val="single"/>
-        </w:rPr>
-      </w:pPr>
-      <w:proofErr w:type="gramStart"/>
-      <w:r>
-        <w:rPr>
-          <w:color w:val="0F50FF"/>
-          <w:u w:val="single"/>
-        </w:rPr>
-        <w:t xml:space="preserve">
-          <w:hyperlink r:id="rId81" w:tgtFrame="_blank">
-            <w:r>
-              <w:t xml:space="preserve">Determining the Value of Screening and Decolonization in Burn Unit Management.</w:t>
-            </w:r>
-          </w:hyperlink>
-        </w:t>
-      </w:r>
-    </w:p>
-    <w:p>
-      <w:pPr>
-        <w:spacing w:after="0"/>
-        <w:rPr>
-          <w:color w:val="0F50FF"/>
-          <w:u w:val="single"/>
-        </w:rPr>
-      </w:pPr>
-      <w:r>
-        <w:rPr>
-          <w:color w:val="0F50FF"/>
-          <w:u w:val="single"/>
-        </w:rPr>
-        <w:t xml:space="preserve"/>
-      </w:r>
-    </w:p>
-    <w:p>
-      <w:pPr>
-        <w:pStyle w:val="ListParagraph"/>
-        <w:numPr>
-          <w:ilvl w:val="0"/>
-          <w:numId w:val="27"/>
-        </w:numPr>
-        <w:spacing w:after="0" w:line="240" w:lineRule="auto"/>
-        <w:ind w:left="357" w:hanging="357"/>
-        <w:rPr>
-          <w:color w:val="0F50FF"/>
-          <w:u w:val="single"/>
-        </w:rPr>
-      </w:pPr>
-      <w:proofErr w:type="gramStart"/>
-      <w:r>
-        <w:rPr>
-          <w:color w:val="0F50FF"/>
-          <w:u w:val="single"/>
-        </w:rPr>
-        <w:t xml:space="preserve">
-          <w:hyperlink r:id="rId82" w:tgtFrame="_blank">
-            <w:r>
-              <w:t xml:space="preserve">Rethinking Preoperative MRSA/MSSA Screening Through Molecular Triage.</w:t>
-            </w:r>
-          </w:hyperlink>
-        </w:t>
-      </w:r>
-    </w:p>
-    <w:p>
-      <w:pPr>
-        <w:spacing w:after="0"/>
-        <w:rPr>
-          <w:color w:val="0F50FF"/>
-          <w:u w:val="single"/>
-        </w:rPr>
-      </w:pPr>
-      <w:r>
-        <w:rPr>
-          <w:color w:val="0F50FF"/>
-          <w:u w:val="single"/>
-        </w:rPr>
-        <w:t xml:space="preserve"/>
-      </w:r>
-    </w:p>
-    <w:p>
-      <w:pPr>
-        <w:pStyle w:val="ListParagraph"/>
-        <w:numPr>
-          <w:ilvl w:val="0"/>
-          <w:numId w:val="27"/>
-        </w:numPr>
-        <w:spacing w:after="0" w:line="240" w:lineRule="auto"/>
-        <w:ind w:left="357" w:hanging="357"/>
-        <w:rPr>
-          <w:color w:val="0F50FF"/>
-          <w:u w:val="single"/>
-        </w:rPr>
-      </w:pPr>
-      <w:proofErr w:type="gramStart"/>
-      <w:r>
-        <w:rPr>
-          <w:color w:val="0F50FF"/>
-          <w:u w:val="single"/>
-        </w:rPr>
-        <w:t xml:space="preserve">
-          <w:hyperlink r:id="rId83" w:tgtFrame="_blank">
-            <w:r>
-              <w:t xml:space="preserve">Hidden reservoirs in clinical settings: Clonal dissemination and virulence profile of multidrug-resistant Staphylococcus aureus from healthcare workers' mobile phones.</w:t>
-            </w:r>
-          </w:hyperlink>
-        </w:t>
-      </w:r>
-    </w:p>
-    <w:p>
-      <w:pPr>
-        <w:spacing w:after="0"/>
-        <w:rPr>
-          <w:color w:val="0F50FF"/>
-          <w:u w:val="single"/>
-        </w:rPr>
-      </w:pPr>
-      <w:r>
-        <w:rPr>
-          <w:color w:val="0F50FF"/>
-          <w:u w:val="single"/>
-        </w:rPr>
-        <w:t xml:space="preserve"/>
-      </w:r>
-    </w:p>
-    <w:p>
-      <w:pPr>
-        <w:pStyle w:val="ListParagraph"/>
-        <w:numPr>
-          <w:ilvl w:val="0"/>
-          <w:numId w:val="27"/>
-        </w:numPr>
-        <w:spacing w:after="0" w:line="240" w:lineRule="auto"/>
-        <w:ind w:left="357" w:hanging="357"/>
-        <w:rPr>
-          <w:color w:val="0F50FF"/>
-          <w:u w:val="single"/>
-        </w:rPr>
-      </w:pPr>
-      <w:proofErr w:type="gramStart"/>
-      <w:r>
-        <w:rPr>
-          <w:color w:val="0F50FF"/>
-          <w:u w:val="single"/>
-        </w:rPr>
-        <w:t xml:space="preserve">
-          <w:hyperlink r:id="rId84" w:tgtFrame="_blank">
-            <w:r>
-              <w:t xml:space="preserve">The Role of Decolonization in Prevention of Staphylococcus aureus Infection.</w:t>
-            </w:r>
-          </w:hyperlink>
-        </w:t>
-      </w:r>
-    </w:p>
-    <w:p>
-      <w:pPr>
-        <w:spacing w:after="0"/>
-        <w:rPr>
-          <w:color w:val="0F50FF"/>
-          <w:u w:val="single"/>
-        </w:rPr>
-      </w:pPr>
-      <w:r>
-        <w:rPr>
-          <w:color w:val="0F50FF"/>
-          <w:u w:val="single"/>
-        </w:rPr>
-        <w:t xml:space="preserve"/>
-      </w:r>
-    </w:p>
-    <w:p>
-      <w:pPr>
-        <w:pStyle w:val="ListParagraph"/>
-        <w:numPr>
-          <w:ilvl w:val="0"/>
-          <w:numId w:val="27"/>
-        </w:numPr>
-        <w:spacing w:after="0" w:line="240" w:lineRule="auto"/>
-        <w:ind w:left="357" w:hanging="357"/>
-        <w:rPr>
-          <w:color w:val="0F50FF"/>
-          <w:u w:val="single"/>
-        </w:rPr>
-      </w:pPr>
-      <w:proofErr w:type="gramStart"/>
-      <w:r>
-        <w:rPr>
-          <w:color w:val="0F50FF"/>
-          <w:u w:val="single"/>
-        </w:rPr>
-        <w:t xml:space="preserve">
-          <w:hyperlink r:id="rId85" w:tgtFrame="_blank">
-            <w:r>
-              <w:t xml:space="preserve">Hospital transmission of methicillin-resistant Staphylococcus aureus driven by addictive mupA plasmids.</w:t>
-            </w:r>
-          </w:hyperlink>
-        </w:t>
-      </w:r>
-    </w:p>
-    <w:p>
-      <w:pPr>
-        <w:spacing w:after="0"/>
-        <w:rPr>
-          <w:color w:val="0F50FF"/>
-          <w:u w:val="single"/>
-        </w:rPr>
-      </w:pPr>
-      <w:r>
-        <w:rPr>
-          <w:color w:val="0F50FF"/>
-          <w:u w:val="single"/>
-        </w:rPr>
-        <w:t xml:space="preserve"/>
-      </w:r>
-    </w:p>
-    <w:p>
-      <w:pPr>
-        <w:pStyle w:val="ListParagraph"/>
-        <w:numPr>
-          <w:ilvl w:val="0"/>
-          <w:numId w:val="27"/>
-        </w:numPr>
-        <w:spacing w:after="0" w:line="240" w:lineRule="auto"/>
-        <w:ind w:left="357" w:hanging="357"/>
-        <w:rPr>
-          <w:color w:val="0F50FF"/>
-          <w:u w:val="single"/>
-        </w:rPr>
-      </w:pPr>
-      <w:proofErr w:type="gramStart"/>
-      <w:r>
-        <w:rPr>
-          <w:color w:val="0F50FF"/>
-          <w:u w:val="single"/>
-        </w:rPr>
-        <w:t xml:space="preserve">
-          <w:hyperlink r:id="rId86" w:tgtFrame="_blank">
-            <w:r>
-              <w:t xml:space="preserve">Layer-by-layer assembled chitosan/gellan gum-based smart wound dressing for sustained mupirocin delivery and enhanced wound healing activity.</w:t>
+          <w:hyperlink r:id="rId14" w:tgtFrame="_blank">
+            <w:r>
+              <w:t xml:space="preserve">Development and comparative evaluation of in vitro, ex vivo, and in vivo models for the assessment of broad-spectrum topical antimicrobial efficacy.</w:t>
             </w:r>
           </w:hyperlink>
         </w:t>
@@ -10515,9 +9492,54 @@
           <w:u w:val="single"/>
         </w:rPr>
         <w:t xml:space="preserve">
+          <w:hyperlink r:id="rId15" w:tgtFrame="_blank">
+            <w:r>
+              <w:t xml:space="preserve">Single-Cell Profiling Identifies Skin-Resident Memory CD4(+) T Cells as a Potential Correlate of Immunity During Staphylococcus aureus Skin Infection.</w:t>
+            </w:r>
+          </w:hyperlink>
+        </w:t>
+      </w:r>
+    </w:p>
+    <w:p>
+      <w:pPr>
+        <w:spacing w:after="0"/>
+        <w:rPr>
+          <w:color w:val="0F50FF"/>
+          <w:u w:val="single"/>
+        </w:rPr>
+      </w:pPr>
+      <w:r>
+        <w:rPr>
+          <w:color w:val="0F50FF"/>
+          <w:u w:val="single"/>
+        </w:rPr>
+        <w:t xml:space="preserve"/>
+      </w:r>
+    </w:p>
+    <w:p>
+      <w:pPr>
+        <w:pStyle w:val="ListParagraph"/>
+        <w:numPr>
+          <w:ilvl w:val="0"/>
+          <w:numId w:val="28"/>
+        </w:numPr>
+        <w:spacing w:after="0" w:line="240" w:lineRule="auto"/>
+        <w:ind w:left="357" w:hanging="357"/>
+        <w:rPr>
+          <w:color w:val="0F50FF"/>
+          <w:u w:val="single"/>
+        </w:rPr>
+      </w:pPr>
+      <w:proofErr w:type="gramStart"/>
+      <w:r>
+        <w:rPr>
+          <w:color w:val="0F50FF"/>
+          <w:u w:val="single"/>
+        </w:rPr>
+        <w:t xml:space="preserve">
           <w:hyperlink r:id="rId16" w:tgtFrame="_blank">
             <w:r>
-              <w:t xml:space="preserve">Fatal Delayed-Onset Overwhelming Post-splenectomy Infection 26 Years After Splenectomy for Immune Thrombocytopenic Purpura.</w:t>
+              <w:t xml:space="preserve">Virulence and Resistance Mechanisms in Multidrug-Resistant Acinetobacter baumannii.</w:t>
             </w:r>
           </w:hyperlink>
         </w:t>
@@ -10562,7 +9584,7 @@
         <w:t xml:space="preserve">
           <w:hyperlink r:id="rId17" w:tgtFrame="_blank">
             <w:r>
-              <w:t xml:space="preserve">Aptamer-based biosensors for the diagnostics of infectious disease-causing bacteria using spiked and clinical samples: A systematic review.</w:t>
+              <w:t xml:space="preserve">Local and Systemic Immune Responses in Growing Feather Pulps and Blood of Broiler Chickens Elicited by Electron Beam- and Formalin-Killed Staphylococcus aureus Vaccines.</w:t>
             </w:r>
           </w:hyperlink>
         </w:t>
@@ -10607,7 +9629,7 @@
         <w:t xml:space="preserve">
           <w:hyperlink r:id="rId18" w:tgtFrame="_blank">
             <w:r>
-              <w:t xml:space="preserve">Multidrug Resistance and mupA-Mediated Mupirocin Resistance in Clinical Coagulase-Negative Staphylococci.</w:t>
+              <w:t xml:space="preserve">Thigh abscess following alternate-site continuous glucose monitoring sensor placement.</w:t>
             </w:r>
           </w:hyperlink>
         </w:t>
@@ -10652,7 +9674,7 @@
         <w:t xml:space="preserve">
           <w:hyperlink r:id="rId19" w:tgtFrame="_blank">
             <w:r>
-              <w:t xml:space="preserve">Strategies for biofilm disruption: Mechanisms, polymeric networks, mixed infections, and emerging biomaterials.</w:t>
+              <w:t xml:space="preserve">Will It Be Possible in the Future to Target Innate Immunity Against Staphylococcus aureus Using Resident Microbiota and Plant Extracts?</w:t>
             </w:r>
           </w:hyperlink>
         </w:t>
@@ -10697,7 +9719,7 @@
         <w:t xml:space="preserve">
           <w:hyperlink r:id="rId20" w:tgtFrame="_blank">
             <w:r>
-              <w:t xml:space="preserve">Biosynthesis of silver and gold nanoparticles using Annona squamosa seed extract: Insights into antibacterial and anticancer activities.</w:t>
+              <w:t xml:space="preserve">Global burden of bacterial antimicrobial resistance among children under five years 1990-2021: a systematic analysis with forecasts to 2050.</w:t>
             </w:r>
           </w:hyperlink>
         </w:t>
@@ -10742,7 +9764,7 @@
         <w:t xml:space="preserve">
           <w:hyperlink r:id="rId21" w:tgtFrame="_blank">
             <w:r>
-              <w:t xml:space="preserve">Genetic engineering of Staphylococcus haemolyticus: overcoming restriction-modification barriers and targeting virulence genes.</w:t>
+              <w:t xml:space="preserve">Histomorphological changes in human septal cartilage stored in different preservation solutions.</w:t>
             </w:r>
           </w:hyperlink>
         </w:t>
@@ -10787,7 +9809,7 @@
         <w:t xml:space="preserve">
           <w:hyperlink r:id="rId22" w:tgtFrame="_blank">
             <w:r>
-              <w:t xml:space="preserve">Development and preclinical investigation of vancomycin loaded oxidized cellulose dressing for management of wounds.</w:t>
+              <w:t xml:space="preserve">A konjac glucomannan-based hydrogel delivery system induces trained immunity via enhanced oxidative phosphorylation for improved vaccine protection.</w:t>
             </w:r>
           </w:hyperlink>
         </w:t>
@@ -10832,7 +9854,7 @@
         <w:t xml:space="preserve">
           <w:hyperlink r:id="rId23" w:tgtFrame="_blank">
             <w:r>
-              <w:t xml:space="preserve">The evolving landscape of Staphylococcus aureus immune evasion: a data-driven atlas over two decades.</w:t>
+              <w:t xml:space="preserve">Convergent evolution of immune evasion in ESKAPE pathogens: A cross-pathogen architecture of conserved host-defense checkpoints.</w:t>
             </w:r>
           </w:hyperlink>
         </w:t>
@@ -10877,7 +9899,7 @@
         <w:t xml:space="preserve">
           <w:hyperlink r:id="rId24" w:tgtFrame="_blank">
             <w:r>
-              <w:t xml:space="preserve">Progressive isolated lower-lip oedema after mRNA COVID-19 booster complicated by methicillin-resistant Staphylococcus aureus superinfection: a necrotizing fasciitis mimic.</w:t>
+              <w:t xml:space="preserve">Targeting the Candida albicans agglutinin-like sequence 3 adhesin to disrupt oral polymicrobial bacterial-fungal biofilms: mechanisms and therapeutic strategies.</w:t>
             </w:r>
           </w:hyperlink>
         </w:t>
@@ -10922,7 +9944,7 @@
         <w:t xml:space="preserve">
           <w:hyperlink r:id="rId25" w:tgtFrame="_blank">
             <w:r>
-              <w:t xml:space="preserve">Candida albicans activates Staphylococcus aureus virulence regulatory systems to drive toxin-mediated human cell death.</w:t>
+              <w:t xml:space="preserve">Chlorhexidine gluconate irrigation used at implantation lowers culture positivity in non-infected prosthesis revisions.</w:t>
             </w:r>
           </w:hyperlink>
         </w:t>
@@ -10967,7 +9989,7 @@
         <w:t xml:space="preserve">
           <w:hyperlink r:id="rId26" w:tgtFrame="_blank">
             <w:r>
-              <w:t xml:space="preserve">Hydroamination of Dehydroalanine With Deuterium Incorporation to Access Unnatural 2- and 4-Pyridonyl α-Amino Acids: Evaluation of Their Antibacterial, Antifungal, and Immunomodulatory Activities.</w:t>
+              <w:t xml:space="preserve">A prospective pharmacokinetic interaction study between rifampicin and fusidic acid for the treatment of staphylococcal infections.</w:t>
             </w:r>
           </w:hyperlink>
         </w:t>
@@ -11012,7 +10034,7 @@
         <w:t xml:space="preserve">
           <w:hyperlink r:id="rId27" w:tgtFrame="_blank">
             <w:r>
-              <w:t xml:space="preserve">Harnessing distinct bioactive profile of yak casein: A comparative study on hydrogels for infected wound healing.</w:t>
+              <w:t xml:space="preserve">The characterization of a rhamnosylated triterpenic saponin from Quillaja saponaria Mol. reveals novel adjuvant, antibacterial, antiviral, antifungal and antiproliferative properties.</w:t>
             </w:r>
           </w:hyperlink>
         </w:t>
@@ -11057,7 +10079,7 @@
         <w:t xml:space="preserve">
           <w:hyperlink r:id="rId28" w:tgtFrame="_blank">
             <w:r>
-              <w:t xml:space="preserve">Incidence of Secondary Skin Infections in Children Affected with Chickenpox: A Prospective Observational Study.</w:t>
+              <w:t xml:space="preserve">Standardising outcomes in paediatric bloodstream infection antibiotic trials: a scoping review.</w:t>
             </w:r>
           </w:hyperlink>
         </w:t>
@@ -11102,7 +10124,7 @@
         <w:t xml:space="preserve">
           <w:hyperlink r:id="rId29" w:tgtFrame="_blank">
             <w:r>
-              <w:t xml:space="preserve">Substrate-dependent metabolites from mangrove-derived aspergillus ochraceus PLP1F21 exhibit antibacterial and wound healing activities.</w:t>
+              <w:t xml:space="preserve">Pre-vaccine sentinel antibodies predict blunted vaccine responses.</w:t>
             </w:r>
           </w:hyperlink>
         </w:t>
@@ -11147,7 +10169,7 @@
         <w:t xml:space="preserve">
           <w:hyperlink r:id="rId30" w:tgtFrame="_blank">
             <w:r>
-              <w:t xml:space="preserve">The Courage to Continue: Staphylococcus Aureus Network Adaptive Platform Trial for Paediatrics and Youth (SNAP-PY).</w:t>
+              <w:t xml:space="preserve">Mechanisms of Mycobacterium tuberculosis disease and the impact of co-infections and post-TB complications.</w:t>
             </w:r>
           </w:hyperlink>
         </w:t>
@@ -11192,7 +10214,7 @@
         <w:t xml:space="preserve">
           <w:hyperlink r:id="rId31" w:tgtFrame="_blank">
             <w:r>
-              <w:t xml:space="preserve">Immunization with PLGA-encapsulated recombinant staphylococcal enterotoxin C confers protection against intramammary Staphylococcus aureus challenge in a murine mastitis model.</w:t>
+              <w:t xml:space="preserve">Design and synthesis of reagents for generation and characterization of high-affinity antibodies for a Staphylococcus aureus serotype 8 disaccharide.</w:t>
             </w:r>
           </w:hyperlink>
         </w:t>
@@ -11237,7 +10259,7 @@
         <w:t xml:space="preserve">
           <w:hyperlink r:id="rId32" w:tgtFrame="_blank">
             <w:r>
-              <w:t xml:space="preserve">Methicillin-resistant Staphylococcus aureus.</w:t>
+              <w:t xml:space="preserve">RNase-mediated defence and its association with SCCmec in Staphylococcus aureus.</w:t>
             </w:r>
           </w:hyperlink>
         </w:t>
@@ -11282,97 +10304,7 @@
         <w:t xml:space="preserve">
           <w:hyperlink r:id="rId33" w:tgtFrame="_blank">
             <w:r>
-              <w:t xml:space="preserve">Long-term Dynamics and Nasopharyngeal Carriage of Pneumococcal Serotypes, Haemophilus influenzae, Moraxella catarrhalis and Staphylococcus aureus From 2013 to 2024 in Healthy French Children.</w:t>
-            </w:r>
-          </w:hyperlink>
-        </w:t>
-      </w:r>
-    </w:p>
-    <w:p>
-      <w:pPr>
-        <w:spacing w:after="0"/>
-        <w:rPr>
-          <w:color w:val="0F50FF"/>
-          <w:u w:val="single"/>
-        </w:rPr>
-      </w:pPr>
-      <w:r>
-        <w:rPr>
-          <w:color w:val="0F50FF"/>
-          <w:u w:val="single"/>
-        </w:rPr>
-        <w:t xml:space="preserve"/>
-      </w:r>
-    </w:p>
-    <w:p>
-      <w:pPr>
-        <w:pStyle w:val="ListParagraph"/>
-        <w:numPr>
-          <w:ilvl w:val="0"/>
-          <w:numId w:val="28"/>
-        </w:numPr>
-        <w:spacing w:after="0" w:line="240" w:lineRule="auto"/>
-        <w:ind w:left="357" w:hanging="357"/>
-        <w:rPr>
-          <w:color w:val="0F50FF"/>
-          <w:u w:val="single"/>
-        </w:rPr>
-      </w:pPr>
-      <w:proofErr w:type="gramStart"/>
-      <w:r>
-        <w:rPr>
-          <w:color w:val="0F50FF"/>
-          <w:u w:val="single"/>
-        </w:rPr>
-        <w:t xml:space="preserve">
-          <w:hyperlink r:id="rId34" w:tgtFrame="_blank">
-            <w:r>
-              <w:t xml:space="preserve">Steatocystoma multiplex occurring during a strict diet: report of a case treated with Er:YAG laser.</w:t>
-            </w:r>
-          </w:hyperlink>
-        </w:t>
-      </w:r>
-    </w:p>
-    <w:p>
-      <w:pPr>
-        <w:spacing w:after="0"/>
-        <w:rPr>
-          <w:color w:val="0F50FF"/>
-          <w:u w:val="single"/>
-        </w:rPr>
-      </w:pPr>
-      <w:r>
-        <w:rPr>
-          <w:color w:val="0F50FF"/>
-          <w:u w:val="single"/>
-        </w:rPr>
-        <w:t xml:space="preserve"/>
-      </w:r>
-    </w:p>
-    <w:p>
-      <w:pPr>
-        <w:pStyle w:val="ListParagraph"/>
-        <w:numPr>
-          <w:ilvl w:val="0"/>
-          <w:numId w:val="28"/>
-        </w:numPr>
-        <w:spacing w:after="0" w:line="240" w:lineRule="auto"/>
-        <w:ind w:left="357" w:hanging="357"/>
-        <w:rPr>
-          <w:color w:val="0F50FF"/>
-          <w:u w:val="single"/>
-        </w:rPr>
-      </w:pPr>
-      <w:proofErr w:type="gramStart"/>
-      <w:r>
-        <w:rPr>
-          <w:color w:val="0F50FF"/>
-          <w:u w:val="single"/>
-        </w:rPr>
-        <w:t xml:space="preserve">
-          <w:hyperlink r:id="rId35" w:tgtFrame="_blank">
-            <w:r>
-              <w:t xml:space="preserve">Emerging therapies and diagnostic innovations for multidrug-resistant infections in kidney allograft recipients: Challenges and future directions.</w:t>
+              <w:t xml:space="preserve">Discovery and characterization of a pigment produced by Streptococcus pyogenes.</w:t>
             </w:r>
           </w:hyperlink>
         </w:t>

--- a/nasal_data/lit_review.docx
+++ b/nasal_data/lit_review.docx
@@ -105,7 +105,7 @@
           <w:sz w:val="36"/>
           <w:szCs w:val="36"/>
         </w:rPr>
-        <w:t xml:space="preserve">24/08/2026 – 24/09/2026</w:t>
+        <w:t xml:space="preserve">24/09/2026 – 24/10/2026</w:t>
       </w:r>
     </w:p>
     <w:p>
@@ -718,9 +718,9 @@
           <w:u w:val="single"/>
         </w:rPr>
         <w:t xml:space="preserve">
-          <w:hyperlink r:id="rId198" w:tgtFrame="_blank">
-            <w:r>
-              <w:t xml:space="preserve">Impact of ethyl alcohol nasal treatment on hospital-onset Staphylococcus aureus bacteremia at a tertiary health system.</w:t>
+          <w:hyperlink r:id="rId206" w:tgtFrame="_blank">
+            <w:r>
+              <w:t xml:space="preserve">Reducing surgical site infection in implant-based breast reconstruction: Impact of preoperative Staphylococcus aureus screening and decolonisation.</w:t>
             </w:r>
           </w:hyperlink>
         </w:t>
@@ -765,9 +765,9 @@
           <w:u w:val="single"/>
         </w:rPr>
         <w:t xml:space="preserve">
-          <w:hyperlink r:id="rId199" w:tgtFrame="_blank">
-            <w:r>
-              <w:t xml:space="preserve">Staphylococcus Aureus Toxins and Asthma: Pathophysiological Mechanisms, Clinical Relevance, and Therapeutic Implications in the Biologics Era.</w:t>
+          <w:hyperlink r:id="rId207" w:tgtFrame="_blank">
+            <w:r>
+              <w:t xml:space="preserve">Molecular detection of mecA and mecC-Mediated MRSA nasal carriage among healthcare workers in a tertiary care hospital.</w:t>
             </w:r>
           </w:hyperlink>
         </w:t>
@@ -812,197 +812,9 @@
           <w:u w:val="single"/>
         </w:rPr>
         <w:t xml:space="preserve">
-          <w:hyperlink r:id="rId200" w:tgtFrame="_blank">
-            <w:r>
-              <w:t xml:space="preserve">Hospital-Onset Methicillin-Resistant Staphylococcus aureus Prevention in Acute Care Hospitals.</w:t>
-            </w:r>
-          </w:hyperlink>
-        </w:t>
-      </w:r>
-    </w:p>
-    <w:p>
-      <w:pPr>
-        <w:shd w:val="clear" w:color="auto" w:fill="FFF2CC" w:themeFill="accent4" w:themeFillTint="33"/>
-        <w:spacing w:after="0"/>
-        <w:rPr>
-          <w:color w:val="0F50FF"/>
-          <w:u w:val="single"/>
-        </w:rPr>
-      </w:pPr>
-      <w:r>
-        <w:rPr>
-          <w:color w:val="0F50FF"/>
-          <w:u w:val="single"/>
-        </w:rPr>
-        <w:t xml:space="preserve"/>
-      </w:r>
-    </w:p>
-    <w:p>
-      <w:pPr>
-        <w:pStyle w:val="ListParagraph"/>
-        <w:numPr>
-          <w:ilvl w:val="0"/>
-          <w:numId w:val="22"/>
-        </w:numPr>
-        <w:shd w:val="clear" w:color="auto" w:fill="FFF2CC" w:themeFill="accent4" w:themeFillTint="33"/>
-        <w:spacing w:after="0" w:line="240" w:lineRule="auto"/>
-        <w:ind w:left="357" w:hanging="357"/>
-        <w:rPr>
-          <w:color w:val="0F50FF"/>
-          <w:u w:val="single"/>
-        </w:rPr>
-      </w:pPr>
-      <w:proofErr w:type="gramStart"/>
-      <w:r>
-        <w:rPr>
-          <w:color w:val="0F50FF"/>
-          <w:u w:val="single"/>
-        </w:rPr>
-        <w:t xml:space="preserve">
-          <w:hyperlink r:id="rId201" w:tgtFrame="_blank">
-            <w:r>
-              <w:t xml:space="preserve">Selective statin therapy and nasal staphylococcal colonisation: a retrospective case-control study.</w:t>
-            </w:r>
-          </w:hyperlink>
-        </w:t>
-      </w:r>
-    </w:p>
-    <w:p>
-      <w:pPr>
-        <w:shd w:val="clear" w:color="auto" w:fill="FFF2CC" w:themeFill="accent4" w:themeFillTint="33"/>
-        <w:spacing w:after="0"/>
-        <w:rPr>
-          <w:color w:val="0F50FF"/>
-          <w:u w:val="single"/>
-        </w:rPr>
-      </w:pPr>
-      <w:r>
-        <w:rPr>
-          <w:color w:val="0F50FF"/>
-          <w:u w:val="single"/>
-        </w:rPr>
-        <w:t xml:space="preserve"/>
-      </w:r>
-    </w:p>
-    <w:p>
-      <w:pPr>
-        <w:pStyle w:val="ListParagraph"/>
-        <w:numPr>
-          <w:ilvl w:val="0"/>
-          <w:numId w:val="22"/>
-        </w:numPr>
-        <w:shd w:val="clear" w:color="auto" w:fill="FFF2CC" w:themeFill="accent4" w:themeFillTint="33"/>
-        <w:spacing w:after="0" w:line="240" w:lineRule="auto"/>
-        <w:ind w:left="357" w:hanging="357"/>
-        <w:rPr>
-          <w:color w:val="0F50FF"/>
-          <w:u w:val="single"/>
-        </w:rPr>
-      </w:pPr>
-      <w:proofErr w:type="gramStart"/>
-      <w:r>
-        <w:rPr>
-          <w:color w:val="0F50FF"/>
-          <w:u w:val="single"/>
-        </w:rPr>
-        <w:t xml:space="preserve">
-          <w:hyperlink r:id="rId202" w:tgtFrame="_blank">
-            <w:r>
-              <w:t xml:space="preserve">Emergence of SCCmec variants causing false-negative MRSA results by Xpert SA Nasal Complete: a need for culture back-up?</w:t>
-            </w:r>
-          </w:hyperlink>
-        </w:t>
-      </w:r>
-    </w:p>
-    <w:p>
-      <w:pPr>
-        <w:shd w:val="clear" w:color="auto" w:fill="FFF2CC" w:themeFill="accent4" w:themeFillTint="33"/>
-        <w:spacing w:after="0"/>
-        <w:rPr>
-          <w:color w:val="0F50FF"/>
-          <w:u w:val="single"/>
-        </w:rPr>
-      </w:pPr>
-      <w:r>
-        <w:rPr>
-          <w:color w:val="0F50FF"/>
-          <w:u w:val="single"/>
-        </w:rPr>
-        <w:t xml:space="preserve"/>
-      </w:r>
-    </w:p>
-    <w:p>
-      <w:pPr>
-        <w:pStyle w:val="ListParagraph"/>
-        <w:numPr>
-          <w:ilvl w:val="0"/>
-          <w:numId w:val="22"/>
-        </w:numPr>
-        <w:shd w:val="clear" w:color="auto" w:fill="FFF2CC" w:themeFill="accent4" w:themeFillTint="33"/>
-        <w:spacing w:after="0" w:line="240" w:lineRule="auto"/>
-        <w:ind w:left="357" w:hanging="357"/>
-        <w:rPr>
-          <w:color w:val="0F50FF"/>
-          <w:u w:val="single"/>
-        </w:rPr>
-      </w:pPr>
-      <w:proofErr w:type="gramStart"/>
-      <w:r>
-        <w:rPr>
-          <w:color w:val="0F50FF"/>
-          <w:u w:val="single"/>
-        </w:rPr>
-        <w:t xml:space="preserve">
-          <w:hyperlink r:id="rId203" w:tgtFrame="_blank">
-            <w:r>
-              <w:t xml:space="preserve">Relationship between methicillin-resistant Staphylococcus aureus nasal carriage and surgical site infection after hepatectomy.</w:t>
-            </w:r>
-          </w:hyperlink>
-        </w:t>
-      </w:r>
-    </w:p>
-    <w:p>
-      <w:pPr>
-        <w:shd w:val="clear" w:color="auto" w:fill="FFF2CC" w:themeFill="accent4" w:themeFillTint="33"/>
-        <w:spacing w:after="0"/>
-        <w:rPr>
-          <w:color w:val="0F50FF"/>
-          <w:u w:val="single"/>
-        </w:rPr>
-      </w:pPr>
-      <w:r>
-        <w:rPr>
-          <w:color w:val="0F50FF"/>
-          <w:u w:val="single"/>
-        </w:rPr>
-        <w:t xml:space="preserve"/>
-      </w:r>
-    </w:p>
-    <w:p>
-      <w:pPr>
-        <w:pStyle w:val="ListParagraph"/>
-        <w:numPr>
-          <w:ilvl w:val="0"/>
-          <w:numId w:val="22"/>
-        </w:numPr>
-        <w:shd w:val="clear" w:color="auto" w:fill="FFF2CC" w:themeFill="accent4" w:themeFillTint="33"/>
-        <w:spacing w:after="0" w:line="240" w:lineRule="auto"/>
-        <w:ind w:left="357" w:hanging="357"/>
-        <w:rPr>
-          <w:color w:val="0F50FF"/>
-          <w:u w:val="single"/>
-        </w:rPr>
-      </w:pPr>
-      <w:proofErr w:type="gramStart"/>
-      <w:r>
-        <w:rPr>
-          <w:color w:val="0F50FF"/>
-          <w:u w:val="single"/>
-        </w:rPr>
-        <w:t xml:space="preserve">
-          <w:hyperlink r:id="rId204" w:tgtFrame="_blank">
-            <w:r>
-              <w:t xml:space="preserve">Single-dose intranasal 10% povidone-iodine for perioperative nasal decolonization of Staphylococcus spp.: a randomized, open label, placebo-controlled trial.</w:t>
+          <w:hyperlink r:id="rId208" w:tgtFrame="_blank">
+            <w:r>
+              <w:t xml:space="preserve">Preoperative Staphylococcus aureus nasal screening and decolonization for the prevention of periprosthetic joint infection in elective total joint arthroplasty: A single-center retrospective comparative study.</w:t>
             </w:r>
           </w:hyperlink>
         </w:t>
@@ -1086,9 +898,9 @@
           <w:u w:val="single"/>
         </w:rPr>
         <w:t xml:space="preserve">
-          <w:hyperlink r:id="rId205" w:tgtFrame="_blank">
-            <w:r>
-              <w:t xml:space="preserve">Is there any role for empiric coverage of resistant Gram-positive bacteria in febrile neutropaenia?</w:t>
+          <w:hyperlink r:id="rId209" w:tgtFrame="_blank">
+            <w:r>
+              <w:t xml:space="preserve">Nasal Carriage Rate and Antimicrobial Susceptibility Profile of Staphylococcus aureus Among Healthcare Workers and Inpatients at Shahid Beheshti Hospital, Kashan, Iran (2023-2024): A Cross-Sectional Study.</w:t>
             </w:r>
           </w:hyperlink>
         </w:t>
@@ -1131,9 +943,9 @@
           <w:u w:val="single"/>
         </w:rPr>
         <w:t xml:space="preserve">
-          <w:hyperlink r:id="rId206" w:tgtFrame="_blank">
-            <w:r>
-              <w:t xml:space="preserve">Occupational exposure to dairy cattle influences virulence gene profiles of methicillin-resistant &lt;em&gt;Staphylococcus aureus&lt;/em&gt; in humans: Antimicrobial resistance, enterotoxin, biofilm, and immune evasion determinants in Jordan.</w:t>
+          <w:hyperlink r:id="rId210" w:tgtFrame="_blank">
+            <w:r>
+              <w:t xml:space="preserve">Impact of prolonged co-trimoxazole prophylaxis on colonisation with antibiotic resistant bacteria in persons newly diagnosed with HIV-infection: CoTrimResist - a randomised placebo-controlled trial.</w:t>
             </w:r>
           </w:hyperlink>
         </w:t>
@@ -1176,9 +988,9 @@
           <w:u w:val="single"/>
         </w:rPr>
         <w:t xml:space="preserve">
-          <w:hyperlink r:id="rId207" w:tgtFrame="_blank">
-            <w:r>
-              <w:t xml:space="preserve">MRSA in Tibet: high prevalence driven by the epidemic clone CC59-ST59-SCCmec IV-t437 and insights from whole-genome analysis.</w:t>
+          <w:hyperlink r:id="rId211" w:tgtFrame="_blank">
+            <w:r>
+              <w:t xml:space="preserve">Impact of Nasal Staphylococcus aureus Carriage on Ventilator-Associated Pneumonia after Acute Brain Injury.</w:t>
             </w:r>
           </w:hyperlink>
         </w:t>
@@ -1221,9 +1033,9 @@
           <w:u w:val="single"/>
         </w:rPr>
         <w:t xml:space="preserve">
-          <w:hyperlink r:id="rId208" w:tgtFrame="_blank">
-            <w:r>
-              <w:t xml:space="preserve">Interventions for the eradication of meticillin-resistant Staphylococcus aureus (MRSA) in people with cystic fibrosis.</w:t>
+          <w:hyperlink r:id="rId212" w:tgtFrame="_blank">
+            <w:r>
+              <w:t xml:space="preserve">Comparative effects of saline, streptomycin, and ozone nasal irrigation on Staphylococcus aureus-induced experimental rhinosinusitis: microbiological, histopathological, and biofilm analyses.</w:t>
             </w:r>
           </w:hyperlink>
         </w:t>
@@ -1266,9 +1078,9 @@
           <w:u w:val="single"/>
         </w:rPr>
         <w:t xml:space="preserve">
-          <w:hyperlink r:id="rId209" w:tgtFrame="_blank">
-            <w:r>
-              <w:t xml:space="preserve">MRSA carriage rate among dental healthcare personnel: amulticentric cross-sectional study.</w:t>
+          <w:hyperlink r:id="rId213" w:tgtFrame="_blank">
+            <w:r>
+              <w:t xml:space="preserve">Acinetobacter baumannii Nosocomial Meningitis Secondary to Neurosurgical Intervention: A Case Report.</w:t>
             </w:r>
           </w:hyperlink>
         </w:t>
@@ -1311,9 +1123,9 @@
           <w:u w:val="single"/>
         </w:rPr>
         <w:t xml:space="preserve">
-          <w:hyperlink r:id="rId210" w:tgtFrame="_blank">
-            <w:r>
-              <w:t xml:space="preserve">Molecular and Clinical Study of Bovine Coronavirus and Staphylococcus aureus Co-Infection Associated With Bovine Respiratory Disease in Iraqi Calves.</w:t>
+          <w:hyperlink r:id="rId214" w:tgtFrame="_blank">
+            <w:r>
+              <w:t xml:space="preserve">TGF-β/Smad-Associated Epithelial-Fibroblast Remodeling Underlies Collagen Deposition in Chronic Rhinosinusitis With Nasal Polyps.</w:t>
             </w:r>
           </w:hyperlink>
         </w:t>
@@ -1356,9 +1168,9 @@
           <w:u w:val="single"/>
         </w:rPr>
         <w:t xml:space="preserve">
-          <w:hyperlink r:id="rId211" w:tgtFrame="_blank">
-            <w:r>
-              <w:t xml:space="preserve">Intranasal immunization in mice with spore-associated serine-aspartate repeat-containing protein D from Staphylococcus aureus secreted in Bacillus subtilis.</w:t>
+          <w:hyperlink r:id="rId215" w:tgtFrame="_blank">
+            <w:r>
+              <w:t xml:space="preserve">spa typing of methicillin-resistant Staphylococcus aureus isolated from dogs in Ilam Province, Iran.</w:t>
             </w:r>
           </w:hyperlink>
         </w:t>
@@ -1401,9 +1213,9 @@
           <w:u w:val="single"/>
         </w:rPr>
         <w:t xml:space="preserve">
-          <w:hyperlink r:id="rId212" w:tgtFrame="_blank">
-            <w:r>
-              <w:t xml:space="preserve">Methicillin-resistant Staphylococcus aureus nasal swab impact on vancomycin duration in the emergency department.</w:t>
+          <w:hyperlink r:id="rId216" w:tgtFrame="_blank">
+            <w:r>
+              <w:t xml:space="preserve">Improving Antibiotic Stewardship Through a Retrospective Study of the Diagnostic Value of Nasal Methicillin-Resistant Staphylococcus aureus Polymerase Chain Reaction for Pneumonia in Intensive Care Unit Settings.</w:t>
             </w:r>
           </w:hyperlink>
         </w:t>
@@ -1446,9 +1258,9 @@
           <w:u w:val="single"/>
         </w:rPr>
         <w:t xml:space="preserve">
-          <w:hyperlink r:id="rId213" w:tgtFrame="_blank">
-            <w:r>
-              <w:t xml:space="preserve">Rapid broad-spectrum activity of molecular iodine against multidrug-resistant bacterial and fungal pathogens without residual staining.</w:t>
+          <w:hyperlink r:id="rId217" w:tgtFrame="_blank">
+            <w:r>
+              <w:t xml:space="preserve">Serotype-independent inhibition of S. pneumoniae by SMiTE, a commensal-derived bacteriocin.</w:t>
             </w:r>
           </w:hyperlink>
         </w:t>
@@ -1491,9 +1303,9 @@
           <w:u w:val="single"/>
         </w:rPr>
         <w:t xml:space="preserve">
-          <w:hyperlink r:id="rId214" w:tgtFrame="_blank">
-            <w:r>
-              <w:t xml:space="preserve">Anatomical Site-Specific Microbiological Divergence in Combat-Related Injuries During the Ukraine Conflict: A Comparative Analysis of Head, Torso, and Extremity Wounds.</w:t>
+          <w:hyperlink r:id="rId218" w:tgtFrame="_blank">
+            <w:r>
+              <w:t xml:space="preserve">MRSA nasal PCR as a prevalence-dependent stewardship tool in hospitalized children: a structured review.</w:t>
             </w:r>
           </w:hyperlink>
         </w:t>
@@ -1536,9 +1348,9 @@
           <w:u w:val="single"/>
         </w:rPr>
         <w:t xml:space="preserve">
-          <w:hyperlink r:id="rId215" w:tgtFrame="_blank">
-            <w:r>
-              <w:t xml:space="preserve">Structured clinical adjudication of Streptomyces spp. recovered from bronchoalveolar lavage in severe COVID-19 ARDS complicated by polymicrobial lower respiratory tract infection during invasive mechanical ventilation: a case report.</w:t>
+          <w:hyperlink r:id="rId219" w:tgtFrame="_blank">
+            <w:r>
+              <w:t xml:space="preserve">Community composition drives metabolic competition and Staphylococcus aureus colonization resistance in synthetic nasal communities.</w:t>
             </w:r>
           </w:hyperlink>
         </w:t>
@@ -1581,9 +1393,9 @@
           <w:u w:val="single"/>
         </w:rPr>
         <w:t xml:space="preserve">
-          <w:hyperlink r:id="rId216" w:tgtFrame="_blank">
-            <w:r>
-              <w:t xml:space="preserve">Multifaceted infection prevention protocol is associated with reduced surgical site infection after spinal fusion: a before-and-after study.</w:t>
+          <w:hyperlink r:id="rId220" w:tgtFrame="_blank">
+            <w:r>
+              <w:t xml:space="preserve">Predictive value of methicillin-resistant Staphylococcus aureus (MRSA) nasal screening for MRSA in a clinical culture in solid organ transplant recipients.</w:t>
             </w:r>
           </w:hyperlink>
         </w:t>
@@ -1626,9 +1438,9 @@
           <w:u w:val="single"/>
         </w:rPr>
         <w:t xml:space="preserve">
-          <w:hyperlink r:id="rId217" w:tgtFrame="_blank">
-            <w:r>
-              <w:t xml:space="preserve">Healthcare-associated infections after maxillofacial and oral surgery procedures in patients with combat-related head and neck injuries in Ukraine: Results of a multicenter study (2022-2025).</w:t>
+          <w:hyperlink r:id="rId221" w:tgtFrame="_blank">
+            <w:r>
+              <w:t xml:space="preserve">Molecular Prevalence and Antimicrobial Resistance Patterns of Methicillin-Resistant Staphylococcus aureus in Buffaloes from Bangladesh.</w:t>
             </w:r>
           </w:hyperlink>
         </w:t>
@@ -1671,9 +1483,9 @@
           <w:u w:val="single"/>
         </w:rPr>
         <w:t xml:space="preserve">
-          <w:hyperlink r:id="rId218" w:tgtFrame="_blank">
-            <w:r>
-              <w:t xml:space="preserve">Antimicrobial-resistant organism carriage and metagenomic characterization of the microbiome and resistome in veterinary workers.</w:t>
+          <w:hyperlink r:id="rId222" w:tgtFrame="_blank">
+            <w:r>
+              <w:t xml:space="preserve">Diversity of fatty acid susceptibility among clinical isolates of Staphylococcus aureus and its role in membrane potential.</w:t>
             </w:r>
           </w:hyperlink>
         </w:t>
@@ -1716,9 +1528,54 @@
           <w:u w:val="single"/>
         </w:rPr>
         <w:t xml:space="preserve">
-          <w:hyperlink r:id="rId219" w:tgtFrame="_blank">
-            <w:r>
-              <w:t xml:space="preserve">Nasal Colonization of Antimicrobial-Resistant and Biofilm-Producing Staphylococcus spp. in Surgical Canine Patients From Italy.</w:t>
+          <w:hyperlink r:id="rId223" w:tgtFrame="_blank">
+            <w:r>
+              <w:t xml:space="preserve">Genotypic and Phenotypic Characterization of MRSA Colonization and Persistence in Residential Aged Care Facilities in Adelaide, Australia.</w:t>
+            </w:r>
+          </w:hyperlink>
+        </w:t>
+      </w:r>
+    </w:p>
+    <w:p>
+      <w:pPr>
+        <w:spacing w:after="0"/>
+        <w:rPr>
+          <w:color w:val="0F50FF"/>
+          <w:u w:val="single"/>
+        </w:rPr>
+      </w:pPr>
+      <w:r>
+        <w:rPr>
+          <w:color w:val="0F50FF"/>
+          <w:u w:val="single"/>
+        </w:rPr>
+        <w:t xml:space="preserve"/>
+      </w:r>
+    </w:p>
+    <w:p>
+      <w:pPr>
+        <w:pStyle w:val="ListParagraph"/>
+        <w:numPr>
+          <w:ilvl w:val="0"/>
+          <w:numId w:val="23"/>
+        </w:numPr>
+        <w:spacing w:after="0" w:line="240" w:lineRule="auto"/>
+        <w:ind w:left="357" w:hanging="357"/>
+        <w:rPr>
+          <w:color w:val="0F50FF"/>
+          <w:u w:val="single"/>
+        </w:rPr>
+      </w:pPr>
+      <w:proofErr w:type="gramStart"/>
+      <w:r>
+        <w:rPr>
+          <w:color w:val="0F50FF"/>
+          <w:u w:val="single"/>
+        </w:rPr>
+        <w:t xml:space="preserve">
+          <w:hyperlink r:id="rId224" w:tgtFrame="_blank">
+            <w:r>
+              <w:t xml:space="preserve">Amino acid availability influences Staphylococcus aureus interaction with the nasal microbiota in a strain- and community-specific manner.</w:t>
             </w:r>
           </w:hyperlink>
         </w:t>
@@ -1819,9 +1676,9 @@
           <w:u w:val="single"/>
         </w:rPr>
         <w:t xml:space="preserve">
-          <w:hyperlink r:id="rId71" w:tgtFrame="_blank">
-            <w:r>
-              <w:t xml:space="preserve">Methicillin-Resistant Staphylococcus aureus in Adult Conjunctivitis: Antimicrobial Resistance Patterns, Molecular Characteristics, and Association of Prior Antibiotic Exposure With Clinical Outcome.</w:t>
+          <w:hyperlink r:id="rId81" w:tgtFrame="_blank">
+            <w:r>
+              <w:t xml:space="preserve">Decompressive Laminectomy for Neurological Complications of Spondylodiscitis: A Case Series of 15 Patients.</w:t>
             </w:r>
           </w:hyperlink>
         </w:t>
@@ -1864,9 +1721,9 @@
           <w:u w:val="single"/>
         </w:rPr>
         <w:t xml:space="preserve">
-          <w:hyperlink r:id="rId72" w:tgtFrame="_blank">
-            <w:r>
-              <w:t xml:space="preserve">Sodium alginate-based recyclable supramolecular hydrogel with anthocyanin for pH-sensing colorimetric and antibacterial wound dressing.</w:t>
+          <w:hyperlink r:id="rId82" w:tgtFrame="_blank">
+            <w:r>
+              <w:t xml:space="preserve">Age-Creatinine-Ejection Fraction Score in Infective Endocarditis: Integrated Clinical and Echocardiographic Score for Surgically and Medically Treated Patients.</w:t>
             </w:r>
           </w:hyperlink>
         </w:t>
@@ -1909,9 +1766,9 @@
           <w:u w:val="single"/>
         </w:rPr>
         <w:t xml:space="preserve">
-          <w:hyperlink r:id="rId73" w:tgtFrame="_blank">
-            <w:r>
-              <w:t xml:space="preserve">Short chain length polyhydroxyalkanoate (scl-PHA) produced by the marine bacterium Pseudomonas sputi MaRe06 inhibits Staphylococcus aureus biofilm formation.</w:t>
+          <w:hyperlink r:id="rId83" w:tgtFrame="_blank">
+            <w:r>
+              <w:t xml:space="preserve">Clinical Profile and Microbiological Spectrum of Tracheostomized Patients in a Tertiary Care Center: A Prospective Observational Study.</w:t>
             </w:r>
           </w:hyperlink>
         </w:t>
@@ -1954,9 +1811,9 @@
           <w:u w:val="single"/>
         </w:rPr>
         <w:t xml:space="preserve">
-          <w:hyperlink r:id="rId74" w:tgtFrame="_blank">
-            <w:r>
-              <w:t xml:space="preserve">Bacterial spectrum and proportion of multidrug-resistant bacteria in clinical samples from a regional hospital in Lambaréné, Gabon (2017-2023): Implications for antimicrobial resistance surveillance and public health.</w:t>
+          <w:hyperlink r:id="rId84" w:tgtFrame="_blank">
+            <w:r>
+              <w:t xml:space="preserve">Advanced Antibacterial Dressings for Chronic Ulcers: Alginate-Collagen-Cotton Hydrogel Composites Functionalized with Green CuO Nanoparticles.</w:t>
             </w:r>
           </w:hyperlink>
         </w:t>
@@ -1999,9 +1856,9 @@
           <w:u w:val="single"/>
         </w:rPr>
         <w:t xml:space="preserve">
-          <w:hyperlink r:id="rId75" w:tgtFrame="_blank">
-            <w:r>
-              <w:t xml:space="preserve">Plasma-activated thermosensitive Pluronic F-127 hydrogel as an antimicrobial dressing for infected wound healing.</w:t>
+          <w:hyperlink r:id="rId85" w:tgtFrame="_blank">
+            <w:r>
+              <w:t xml:space="preserve">Influence of Infill Density on Bacterial Colonization and Mechanical Performance of 3D-Printed PETG Scaffolds.</w:t>
             </w:r>
           </w:hyperlink>
         </w:t>
@@ -2044,9 +1901,9 @@
           <w:u w:val="single"/>
         </w:rPr>
         <w:t xml:space="preserve">
-          <w:hyperlink r:id="rId76" w:tgtFrame="_blank">
-            <w:r>
-              <w:t xml:space="preserve">S100A8 Mediating TLR4/NF-κB Axis Activation to Inhibit Diabetic Foot Healing in Bacterial Colonization.</w:t>
+          <w:hyperlink r:id="rId86" w:tgtFrame="_blank">
+            <w:r>
+              <w:t xml:space="preserve">Characterising the Hospital Microbiota: A Descriptive Study of Environmental Monitoring.</w:t>
             </w:r>
           </w:hyperlink>
         </w:t>
@@ -2089,9 +1946,9 @@
           <w:u w:val="single"/>
         </w:rPr>
         <w:t xml:space="preserve">
-          <w:hyperlink r:id="rId77" w:tgtFrame="_blank">
-            <w:r>
-              <w:t xml:space="preserve">Effect of Green Light-Mediated Corneal Cross-Linking on the Delivery of Rose Bengal and Vancomycin in Staphylococcus aureus-Infected Eyes.</w:t>
+          <w:hyperlink r:id="rId87" w:tgtFrame="_blank">
+            <w:r>
+              <w:t xml:space="preserve">In Vitro Study for Combating Multidrug-Resistant Pathogens via a Facile Sustained Release of Benzoic Acid and Parabens from PMMA/PCL Nanofibrous Membrane.</w:t>
             </w:r>
           </w:hyperlink>
         </w:t>
@@ -2134,9 +1991,9 @@
           <w:u w:val="single"/>
         </w:rPr>
         <w:t xml:space="preserve">
-          <w:hyperlink r:id="rId78" w:tgtFrame="_blank">
-            <w:r>
-              <w:t xml:space="preserve">Genomic characterisation of vancomycin-resistant Enterococcus faecium with Tn1546-plasmid rep17 in obstetrics and gynaecology settings in Algeria.</w:t>
+          <w:hyperlink r:id="rId88" w:tgtFrame="_blank">
+            <w:r>
+              <w:t xml:space="preserve">Antimicrobial Resistance and Stewardship in Surgical Departments: A Three-Year Single-Center Study.</w:t>
             </w:r>
           </w:hyperlink>
         </w:t>
@@ -2179,9 +2036,9 @@
           <w:u w:val="single"/>
         </w:rPr>
         <w:t xml:space="preserve">
-          <w:hyperlink r:id="rId79" w:tgtFrame="_blank">
-            <w:r>
-              <w:t xml:space="preserve">Late Infection of a Left Atrial Appendage Occlusion Device Detected by Transesophageal Echocardiography.</w:t>
+          <w:hyperlink r:id="rId89" w:tgtFrame="_blank">
+            <w:r>
+              <w:t xml:space="preserve">Antibiotic Selection for Sustained Local Therapy May Be Important to Reduce Pseudomonas aeruginosa Dominance Against Staphylococcus aureus and Bone Response Modulation in an Ovine Polymicrobial Fracture-Related Infection Model.</w:t>
             </w:r>
           </w:hyperlink>
         </w:t>
@@ -2224,9 +2081,9 @@
           <w:u w:val="single"/>
         </w:rPr>
         <w:t xml:space="preserve">
-          <w:hyperlink r:id="rId80" w:tgtFrame="_blank">
-            <w:r>
-              <w:t xml:space="preserve">Temporal Trends in Pathogens and Clinical Outcomes of Adult Deep Neck Infections: An 18-Year Multicenter Cohort Study of 12,063 Cases.</w:t>
+          <w:hyperlink r:id="rId90" w:tgtFrame="_blank">
+            <w:r>
+              <w:t xml:space="preserve">Increase in Healthcare-Associated Infections: Is COVID-19 Responsible? A Narrative Review.</w:t>
             </w:r>
           </w:hyperlink>
         </w:t>
@@ -2269,9 +2126,9 @@
           <w:u w:val="single"/>
         </w:rPr>
         <w:t xml:space="preserve">
-          <w:hyperlink r:id="rId81" w:tgtFrame="_blank">
-            <w:r>
-              <w:t xml:space="preserve">Genetic Diversity and Hospital Circulation of Opportunistic Pathogens in COVID-19 ICUs: Whole-Genome Sequencing Data.</w:t>
+          <w:hyperlink r:id="rId91" w:tgtFrame="_blank">
+            <w:r>
+              <w:t xml:space="preserve">Species-Dependent Aggregation of Oral Bacteria Under Simulated Microgravity.</w:t>
             </w:r>
           </w:hyperlink>
         </w:t>
@@ -2314,9 +2171,9 @@
           <w:u w:val="single"/>
         </w:rPr>
         <w:t xml:space="preserve">
-          <w:hyperlink r:id="rId82" w:tgtFrame="_blank">
-            <w:r>
-              <w:t xml:space="preserve">Multifunctional VEGF/CeO(2)-Loaded Methacrylated Chitosan Hydrogel Promotes Renal Repair Through Immune-Metabolic Reprogramming and Structural Preservation Following Ischemia-Reperfusion Injury.</w:t>
+          <w:hyperlink r:id="rId92" w:tgtFrame="_blank">
+            <w:r>
+              <w:t xml:space="preserve">Multifunctional Strontium-Substituted Hydroxyapatite/Polydopamine Photothermal Coating for Enhancing Antibacterial Activity and Osteoblast Response of Porous Tantalum Implants.</w:t>
             </w:r>
           </w:hyperlink>
         </w:t>
@@ -2359,9 +2216,9 @@
           <w:u w:val="single"/>
         </w:rPr>
         <w:t xml:space="preserve">
-          <w:hyperlink r:id="rId83" w:tgtFrame="_blank">
-            <w:r>
-              <w:t xml:space="preserve">Therapeutic Monitoring of Vancomycin and Factors Affecting Survival in ICU Patients with Infections.</w:t>
+          <w:hyperlink r:id="rId93" w:tgtFrame="_blank">
+            <w:r>
+              <w:t xml:space="preserve">Incidence of Surgical Site Infection After Elective and Emergency Abdominal Surgeries: A Prospective Comparative Study.</w:t>
             </w:r>
           </w:hyperlink>
         </w:t>
@@ -2404,9 +2261,9 @@
           <w:u w:val="single"/>
         </w:rPr>
         <w:t xml:space="preserve">
-          <w:hyperlink r:id="rId84" w:tgtFrame="_blank">
-            <w:r>
-              <w:t xml:space="preserve">Complementary Time-Kill Activity Displayed by Povidone-Iodine and Hydrogen Peroxide Against Shoulder Arthroplasty-Associated Pathogens, Envisaging Intraoperative Irrigation.</w:t>
+          <w:hyperlink r:id="rId94" w:tgtFrame="_blank">
+            <w:r>
+              <w:t xml:space="preserve">Risk Factors Associated With Multidrug Resistant Organism (MDRO) Isolates in Infected Diabetic Foot Ulcers (DFU): An Analytical Cross-sectional Study.</w:t>
             </w:r>
           </w:hyperlink>
         </w:t>
@@ -2449,9 +2306,9 @@
           <w:u w:val="single"/>
         </w:rPr>
         <w:t xml:space="preserve">
-          <w:hyperlink r:id="rId85" w:tgtFrame="_blank">
-            <w:r>
-              <w:t xml:space="preserve">Infective Endocarditis on Aortic Valve: From Diagnosis to Cardiac Surgical Intervention-Narrative Review.</w:t>
+          <w:hyperlink r:id="rId95" w:tgtFrame="_blank">
+            <w:r>
+              <w:t xml:space="preserve">Radiologic Sequelae of Pediatric Septic Arthritis of the Shoulder: A Retrospective Series and Proposed Classification.</w:t>
             </w:r>
           </w:hyperlink>
         </w:t>
@@ -2494,9 +2351,9 @@
           <w:u w:val="single"/>
         </w:rPr>
         <w:t xml:space="preserve">
-          <w:hyperlink r:id="rId86" w:tgtFrame="_blank">
-            <w:r>
-              <w:t xml:space="preserve">Interkingdom Biofilms in Chronic Wounds: The Collaboration of Candida albicans and Staphylococcus aureus Against Conventional Wound Antiseptics in a Wound-like Leucocyte-Rich Human Plasma Biofilm Model (lhBIOM).</w:t>
+          <w:hyperlink r:id="rId96" w:tgtFrame="_blank">
+            <w:r>
+              <w:t xml:space="preserve">Clinical, etiological, and microbiological differences between foot and non-foot osteomyelitis.</w:t>
             </w:r>
           </w:hyperlink>
         </w:t>
@@ -2539,9 +2396,9 @@
           <w:u w:val="single"/>
         </w:rPr>
         <w:t xml:space="preserve">
-          <w:hyperlink r:id="rId87" w:tgtFrame="_blank">
-            <w:r>
-              <w:t xml:space="preserve">Prevalence of methicillin-resistant Staphylococcus aureus in Iran: A systematic review and meta-analysis.</w:t>
+          <w:hyperlink r:id="rId97" w:tgtFrame="_blank">
+            <w:r>
+              <w:t xml:space="preserve">Epidemiology and vancomycin susceptibility pattern of methicillin resistant coagulase negative Staphylococcal (CoNS) isolates from skin swabs of the surgical patients in the National Hospital of Sri Lanka.</w:t>
             </w:r>
           </w:hyperlink>
         </w:t>
@@ -2584,9 +2441,9 @@
           <w:u w:val="single"/>
         </w:rPr>
         <w:t xml:space="preserve">
-          <w:hyperlink r:id="rId88" w:tgtFrame="_blank">
-            <w:r>
-              <w:t xml:space="preserve">Probiotic-Mediated Inhibition of Skin Pathogens and Modulation of Innate Immune Responses in HaCaT Cells.</w:t>
+          <w:hyperlink r:id="rId98" w:tgtFrame="_blank">
+            <w:r>
+              <w:t xml:space="preserve">Smartphone-Guided Visible Light Modulation of RSNOs for Antimicrobial Activity via Controlled Nitric Oxide Release.</w:t>
             </w:r>
           </w:hyperlink>
         </w:t>
@@ -2629,9 +2486,9 @@
           <w:u w:val="single"/>
         </w:rPr>
         <w:t xml:space="preserve">
-          <w:hyperlink r:id="rId89" w:tgtFrame="_blank">
-            <w:r>
-              <w:t xml:space="preserve">Rhein functionalized cationic guar gum- bovine serum albumin hydrogel dressing with pH-responsive delivery for wound healing and pH monitoring.</w:t>
+          <w:hyperlink r:id="rId99" w:tgtFrame="_blank">
+            <w:r>
+              <w:t xml:space="preserve">The influence of anti-CD20-directed B cell depletion across different agents on Epstein-Barr virus-specific humoral and cellular immunity in patients with multiple sclerosis.</w:t>
             </w:r>
           </w:hyperlink>
         </w:t>
@@ -2674,9 +2531,9 @@
           <w:u w:val="single"/>
         </w:rPr>
         <w:t xml:space="preserve">
-          <w:hyperlink r:id="rId90" w:tgtFrame="_blank">
-            <w:r>
-              <w:t xml:space="preserve">Lpb. plantarum inhalation powders for the reduction of lung inflammation and S. aureus growth control in non-CF bronchiectasis.</w:t>
+          <w:hyperlink r:id="rId100" w:tgtFrame="_blank">
+            <w:r>
+              <w:t xml:space="preserve">Microbiological Dynamics Before and After Lung Transplantation: Clinical Interpretation and Prognostic Implications.</w:t>
             </w:r>
           </w:hyperlink>
         </w:t>
@@ -2719,9 +2576,9 @@
           <w:u w:val="single"/>
         </w:rPr>
         <w:t xml:space="preserve">
-          <w:hyperlink r:id="rId91" w:tgtFrame="_blank">
-            <w:r>
-              <w:t xml:space="preserve">Haemophilus parainfluenzae as a Causative Organism in Periprosthetic Joint Infection: A Case Report.</w:t>
+          <w:hyperlink r:id="rId101" w:tgtFrame="_blank">
+            <w:r>
+              <w:t xml:space="preserve">Contamination of reusable cleaning tools in healthcare settings: a study based on the longitudinal surveillance in Shanghai.</w:t>
             </w:r>
           </w:hyperlink>
         </w:t>
@@ -2764,9 +2621,9 @@
           <w:u w:val="single"/>
         </w:rPr>
         <w:t xml:space="preserve">
-          <w:hyperlink r:id="rId92" w:tgtFrame="_blank">
-            <w:r>
-              <w:t xml:space="preserve">Prevalence and Antimicrobial Susceptibility Patterns of Bacterial Pathogens Causing Central Line-Associated Bloodstream Infections in Adult Intensive Care Unit Patients at a Tertiary Care Hospital.</w:t>
+          <w:hyperlink r:id="rId102" w:tgtFrame="_blank">
+            <w:r>
+              <w:t xml:space="preserve">Prevalence of MRSA Bacteremia and Predictors of In-Hospital Mortality Among Critically Ill Adults in a Tanzanian Intensive Care Unit: A Retrospective Cross-Sectional Study.</w:t>
             </w:r>
           </w:hyperlink>
         </w:t>
@@ -2809,9 +2666,9 @@
           <w:u w:val="single"/>
         </w:rPr>
         <w:t xml:space="preserve">
-          <w:hyperlink r:id="rId93" w:tgtFrame="_blank">
-            <w:r>
-              <w:t xml:space="preserve">Necrotizing Fasciitis After Cesarean Section: A Case Report.</w:t>
+          <w:hyperlink r:id="rId103" w:tgtFrame="_blank">
+            <w:r>
+              <w:t xml:space="preserve">RefSeq-corrected transcriptomic and RNA-interaction integration maps medium-associated vancomycin response rewiring in Staphylococcus aureus.</w:t>
             </w:r>
           </w:hyperlink>
         </w:t>
@@ -2854,9 +2711,9 @@
           <w:u w:val="single"/>
         </w:rPr>
         <w:t xml:space="preserve">
-          <w:hyperlink r:id="rId94" w:tgtFrame="_blank">
-            <w:r>
-              <w:t xml:space="preserve">Septic Spontaneous Abortion Associated With Intrauterine Fetal Death at 8 Weeks of Gestation Complicated by Myometritis and Bilateral Psoas Muscle Abscess: A Case Report.</w:t>
+          <w:hyperlink r:id="rId104" w:tgtFrame="_blank">
+            <w:r>
+              <w:t xml:space="preserve">Antimicrobial efficiency of pH-responsive PAA/PAH-coated and flucloxacillin loaded titanium implants in the Galleria mellonella model.</w:t>
             </w:r>
           </w:hyperlink>
         </w:t>
@@ -2899,9 +2756,9 @@
           <w:u w:val="single"/>
         </w:rPr>
         <w:t xml:space="preserve">
-          <w:hyperlink r:id="rId95" w:tgtFrame="_blank">
-            <w:r>
-              <w:t xml:space="preserve">Impact of time from symptom onset to diagnosis in infective endocarditis: insights from the nationwide NIDUS registry.</w:t>
+          <w:hyperlink r:id="rId105" w:tgtFrame="_blank">
+            <w:r>
+              <w:t xml:space="preserve">Antibacterial efficacy of dental floss coated with green synthesised zinc oxide nanoparticles using Calotropis gigantea flower extract: An in vitro study.</w:t>
             </w:r>
           </w:hyperlink>
         </w:t>
@@ -2944,9 +2801,9 @@
           <w:u w:val="single"/>
         </w:rPr>
         <w:t xml:space="preserve">
-          <w:hyperlink r:id="rId96" w:tgtFrame="_blank">
-            <w:r>
-              <w:t xml:space="preserve">Treatment patterns and reoperation rates in periprosthetic joint infection identified 1 - 6 months after arthroplasty in Japan: A descriptive analysis using nationwide claims data.</w:t>
+          <w:hyperlink r:id="rId106" w:tgtFrame="_blank">
+            <w:r>
+              <w:t xml:space="preserve">Methicillin-resistant Staphylococcus aureus meningitis following revision microdiscectomy: a case report.</w:t>
             </w:r>
           </w:hyperlink>
         </w:t>
@@ -2989,9 +2846,9 @@
           <w:u w:val="single"/>
         </w:rPr>
         <w:t xml:space="preserve">
-          <w:hyperlink r:id="rId97" w:tgtFrame="_blank">
-            <w:r>
-              <w:t xml:space="preserve">Antimicrobial Resistance Profiles of Bacterial Isolates from Purulent Specimens in Women and Children: A Six-Year Retrospective Study in Central China.</w:t>
+          <w:hyperlink r:id="rId107" w:tgtFrame="_blank">
+            <w:r>
+              <w:t xml:space="preserve">Trends in Mortality and the Effects of the Coronavirus Disease 2019 Pandemic on Mortality Among Adult Patients With Staphylococcus aureus Bacteremia, 20 US Counties, 2005-2022.</w:t>
             </w:r>
           </w:hyperlink>
         </w:t>
@@ -3034,9 +2891,9 @@
           <w:u w:val="single"/>
         </w:rPr>
         <w:t xml:space="preserve">
-          <w:hyperlink r:id="rId98" w:tgtFrame="_blank">
-            <w:r>
-              <w:t xml:space="preserve">Staphylococcus aureus Skin and Soft Tissue Infections.</w:t>
+          <w:hyperlink r:id="rId108" w:tgtFrame="_blank">
+            <w:r>
+              <w:t xml:space="preserve">Rapid Succession of Multidrug-Resistant Bacteremia and Candidemia in a Patient with Refractory Pemphigus Vulgaris: A Lethal Therapeutic Challenge.</w:t>
             </w:r>
           </w:hyperlink>
         </w:t>
@@ -3079,9 +2936,9 @@
           <w:u w:val="single"/>
         </w:rPr>
         <w:t xml:space="preserve">
-          <w:hyperlink r:id="rId99" w:tgtFrame="_blank">
-            <w:r>
-              <w:t xml:space="preserve">Antimicrobial photodynamic therapy across ESKAPE pathogens: Efficacy, limitations, and a pathogen-adapted framework toward clinical translation.</w:t>
+          <w:hyperlink r:id="rId109" w:tgtFrame="_blank">
+            <w:r>
+              <w:t xml:space="preserve">Pathogen-Specific PET Imaging of Pulmonary Infection Using [(18)F]Fluoromannitol.</w:t>
             </w:r>
           </w:hyperlink>
         </w:t>
@@ -3124,9 +2981,9 @@
           <w:u w:val="single"/>
         </w:rPr>
         <w:t xml:space="preserve">
-          <w:hyperlink r:id="rId100" w:tgtFrame="_blank">
-            <w:r>
-              <w:t xml:space="preserve">Feasibility of a rat femoral-defect model for immediate perioperative and delayed post-implantation implant-associated bone infections.</w:t>
+          <w:hyperlink r:id="rId110" w:tgtFrame="_blank">
+            <w:r>
+              <w:t xml:space="preserve">Limited evidence of nosocomial MRSA transmission in a low-prevalence tertiary care center: a five-year genomic epidemiology study.</w:t>
             </w:r>
           </w:hyperlink>
         </w:t>
@@ -3169,9 +3026,9 @@
           <w:u w:val="single"/>
         </w:rPr>
         <w:t xml:space="preserve">
-          <w:hyperlink r:id="rId101" w:tgtFrame="_blank">
-            <w:r>
-              <w:t xml:space="preserve">National healthcare-associated infections surveillance programs - comparison between provincial and national case definitions in Canada.</w:t>
+          <w:hyperlink r:id="rId111" w:tgtFrame="_blank">
+            <w:r>
+              <w:t xml:space="preserve">Plant-bergenin derived biofunctionalization of titanium surface with enhanced activity against biomaterial associated pathogen.</w:t>
             </w:r>
           </w:hyperlink>
         </w:t>
@@ -3214,9 +3071,9 @@
           <w:u w:val="single"/>
         </w:rPr>
         <w:t xml:space="preserve">
-          <w:hyperlink r:id="rId102" w:tgtFrame="_blank">
-            <w:r>
-              <w:t xml:space="preserve">Partial Prosthetic Exchange in the Management of Chronic Prosthetic Hip Joint Infection: A Systematic Review.</w:t>
+          <w:hyperlink r:id="rId112" w:tgtFrame="_blank">
+            <w:r>
+              <w:t xml:space="preserve">Hospital-Based Surveillance of Antimicrobial Resistance in Southern Brazil: Resistance Profiles and Phenotypic Carbapenemase Screening.</w:t>
             </w:r>
           </w:hyperlink>
         </w:t>
@@ -3259,9 +3116,9 @@
           <w:u w:val="single"/>
         </w:rPr>
         <w:t xml:space="preserve">
-          <w:hyperlink r:id="rId103" w:tgtFrame="_blank">
-            <w:r>
-              <w:t xml:space="preserve">EPIDEMIOLOGY OF HEALTHCARE-ASSOCIATED INFECTIONS IN PATIENTS RECEIVING EXTRACORPOREAL MEMBRANE OXYGENATION: A CHALLENGE IN ADVANCED LIFE SUPPORT.</w:t>
+          <w:hyperlink r:id="rId113" w:tgtFrame="_blank">
+            <w:r>
+              <w:t xml:space="preserve">Antibacterial sterilization performance of fluorosiloxane acrylate enhanced by magnetic field-assisted plasma.</w:t>
             </w:r>
           </w:hyperlink>
         </w:t>
@@ -3304,9 +3161,9 @@
           <w:u w:val="single"/>
         </w:rPr>
         <w:t xml:space="preserve">
-          <w:hyperlink r:id="rId104" w:tgtFrame="_blank">
-            <w:r>
-              <w:t xml:space="preserve">Evaluation of a Sol-Gel Zirconia-Silver Coating for Titanium Implants: Assessing Biocompatibility, Osseointegration, and Enhanced Short-Term Antibacterial Efficacy.</w:t>
+          <w:hyperlink r:id="rId114" w:tgtFrame="_blank">
+            <w:r>
+              <w:t xml:space="preserve">A 3D-Printed nano-silver antibacterial membrane for local antibacterial protection of PTFE vascular grafts.</w:t>
             </w:r>
           </w:hyperlink>
         </w:t>
@@ -3349,9 +3206,9 @@
           <w:u w:val="single"/>
         </w:rPr>
         <w:t xml:space="preserve">
-          <w:hyperlink r:id="rId105" w:tgtFrame="_blank">
-            <w:r>
-              <w:t xml:space="preserve">Infective endocarditis in the pediatric population: A single-center retrospective study of outcomes and predictors.</w:t>
+          <w:hyperlink r:id="rId115" w:tgtFrame="_blank">
+            <w:r>
+              <w:t xml:space="preserve">Beyond Staphylococcus aureus: emerging Gram-negative isolates in pediatric impetigo in Southern Vietnam.</w:t>
             </w:r>
           </w:hyperlink>
         </w:t>
@@ -3394,9 +3251,9 @@
           <w:u w:val="single"/>
         </w:rPr>
         <w:t xml:space="preserve">
-          <w:hyperlink r:id="rId106" w:tgtFrame="_blank">
-            <w:r>
-              <w:t xml:space="preserve">Candida albicans reprograms Staphylococcus aureus glycolytic metabolism to drive enhanced virulence.</w:t>
+          <w:hyperlink r:id="rId116" w:tgtFrame="_blank">
+            <w:r>
+              <w:t xml:space="preserve">HIV-1 interactions with sialic acid-binding bacterial lectins promote virus infectivity in vitro and mucosal transmission in humanized mice.</w:t>
             </w:r>
           </w:hyperlink>
         </w:t>
@@ -3439,9 +3296,9 @@
           <w:u w:val="single"/>
         </w:rPr>
         <w:t xml:space="preserve">
-          <w:hyperlink r:id="rId107" w:tgtFrame="_blank">
-            <w:r>
-              <w:t xml:space="preserve">First UK use of bacteriophage therapy with DAIR for chronic Staphylococcus aureus prosthetic joint infection.</w:t>
+          <w:hyperlink r:id="rId117" w:tgtFrame="_blank">
+            <w:r>
+              <w:t xml:space="preserve">The Essential Role of Topical Targeted Therapy in Atopic Dermatitis.</w:t>
             </w:r>
           </w:hyperlink>
         </w:t>
@@ -3484,9 +3341,9 @@
           <w:u w:val="single"/>
         </w:rPr>
         <w:t xml:space="preserve">
-          <w:hyperlink r:id="rId108" w:tgtFrame="_blank">
-            <w:r>
-              <w:t xml:space="preserve">Fluoroquinolone resistance without fluoroquinolone use; the genie is truly out of the bottle.</w:t>
+          <w:hyperlink r:id="rId118" w:tgtFrame="_blank">
+            <w:r>
+              <w:t xml:space="preserve">Ocular infections and stewardship practices for Ophthalmologists: The RED EYE AMSP model.</w:t>
             </w:r>
           </w:hyperlink>
         </w:t>
@@ -3529,9 +3386,9 @@
           <w:u w:val="single"/>
         </w:rPr>
         <w:t xml:space="preserve">
-          <w:hyperlink r:id="rId109" w:tgtFrame="_blank">
-            <w:r>
-              <w:t xml:space="preserve">Long-term epidemiology of bacterial pathogens and antimicrobial resistance in a secondary hospital in China: a 12-year retrospective study.</w:t>
+          <w:hyperlink r:id="rId119" w:tgtFrame="_blank">
+            <w:r>
+              <w:t xml:space="preserve">Microbial Contamination of Radiology Equipment: A Descriptive Study in Ghana.</w:t>
             </w:r>
           </w:hyperlink>
         </w:t>
@@ -3574,9 +3431,9 @@
           <w:u w:val="single"/>
         </w:rPr>
         <w:t xml:space="preserve">
-          <w:hyperlink r:id="rId110" w:tgtFrame="_blank">
-            <w:r>
-              <w:t xml:space="preserve">Silver Nanozeolite-Loaded Skin Sealants Combat Surgical Site Infection in Diabetic and Obese Mice.</w:t>
+          <w:hyperlink r:id="rId120" w:tgtFrame="_blank">
+            <w:r>
+              <w:t xml:space="preserve">Microbiological Spectrum and Antimicrobial Susceptibility Patterns of Culture-Positive Thoracic and Respiratory Specimens in Syria: A Retrospective Laboratory-Based Study.</w:t>
             </w:r>
           </w:hyperlink>
         </w:t>
@@ -3619,9 +3476,9 @@
           <w:u w:val="single"/>
         </w:rPr>
         <w:t xml:space="preserve">
-          <w:hyperlink r:id="rId111" w:tgtFrame="_blank">
-            <w:r>
-              <w:t xml:space="preserve">Crosslinking density-programmed poly(acrylamide)/sodium alginate-based emergency hydrogel with asymmetric 3D mass transfer network: spatially vector-targeted release of nitric-oxide for potentiating antibacterial efficacy and wound monitoring and sensing.</w:t>
+          <w:hyperlink r:id="rId121" w:tgtFrame="_blank">
+            <w:r>
+              <w:t xml:space="preserve">Challenge of antimicrobial-resistant organisms in neonatal intensive care units: a comprehensive review.</w:t>
             </w:r>
           </w:hyperlink>
         </w:t>
@@ -3664,9 +3521,9 @@
           <w:u w:val="single"/>
         </w:rPr>
         <w:t xml:space="preserve">
-          <w:hyperlink r:id="rId112" w:tgtFrame="_blank">
-            <w:r>
-              <w:t xml:space="preserve">Novel Approach to Periscapular Abscesses in a 2-Year-Old: A Case Report.</w:t>
+          <w:hyperlink r:id="rId122" w:tgtFrame="_blank">
+            <w:r>
+              <w:t xml:space="preserve">Hybrid membrane-coated motors for atopic dermatitis therapy via pruritus relief and ILC2 suppression.</w:t>
             </w:r>
           </w:hyperlink>
         </w:t>
@@ -3709,9 +3566,9 @@
           <w:u w:val="single"/>
         </w:rPr>
         <w:t xml:space="preserve">
-          <w:hyperlink r:id="rId113" w:tgtFrame="_blank">
-            <w:r>
-              <w:t xml:space="preserve">Risk factors for prolonged hospitalization and disease course in osteomyelitis: a single-centre cohort study.</w:t>
+          <w:hyperlink r:id="rId123" w:tgtFrame="_blank">
+            <w:r>
+              <w:t xml:space="preserve">Cur-EGCG-Fe coordination nanoparticle-functionalized gelatin hydrogel biointerfaces for antibacterial and inflammatory microenvironment-regulatory wound repair.</w:t>
             </w:r>
           </w:hyperlink>
         </w:t>
@@ -3754,9 +3611,9 @@
           <w:u w:val="single"/>
         </w:rPr>
         <w:t xml:space="preserve">
-          <w:hyperlink r:id="rId114" w:tgtFrame="_blank">
-            <w:r>
-              <w:t xml:space="preserve">Severe co-infection with influenza A virus H3N2 and community-acquired methicillin-susceptible Staphylococcus aureus in a child presenting with septic shock, acute respiratory distress syndrome, and necrotizing pneumonia: a rare case report.</w:t>
+          <w:hyperlink r:id="rId124" w:tgtFrame="_blank">
+            <w:r>
+              <w:t xml:space="preserve">Preventive effect of intraoperative antiseptic irrigation on surgical site infections after deep brain stimulation: a retrospective cohort study.</w:t>
             </w:r>
           </w:hyperlink>
         </w:t>
@@ -3799,9 +3656,9 @@
           <w:u w:val="single"/>
         </w:rPr>
         <w:t xml:space="preserve">
-          <w:hyperlink r:id="rId115" w:tgtFrame="_blank">
-            <w:r>
-              <w:t xml:space="preserve">Rapid progression of a small penetrating aortic ulcer to rupture in the setting of Staphylococcus aureus bacteraemia.</w:t>
+          <w:hyperlink r:id="rId125" w:tgtFrame="_blank">
+            <w:r>
+              <w:t xml:space="preserve">A H(2)S-releasing oridonin derivative improves diabetic wound healing based on antibacterial activity and regulation of macrophage phagocytosis.</w:t>
             </w:r>
           </w:hyperlink>
         </w:t>
@@ -3844,9 +3701,9 @@
           <w:u w:val="single"/>
         </w:rPr>
         <w:t xml:space="preserve">
-          <w:hyperlink r:id="rId116" w:tgtFrame="_blank">
-            <w:r>
-              <w:t xml:space="preserve">Wound Microbes in Epidermolysis Bullosa: A Focus on Topical Strategies for Management of Pseudomonas Aeruginosa Colonization.</w:t>
+          <w:hyperlink r:id="rId126" w:tgtFrame="_blank">
+            <w:r>
+              <w:t xml:space="preserve">Vanishing Bronchus Syndrome After Lung Transplantation: Clinical Characteristics, Airway Colonization, and Stent Outcomes.</w:t>
             </w:r>
           </w:hyperlink>
         </w:t>
@@ -3889,9 +3746,9 @@
           <w:u w:val="single"/>
         </w:rPr>
         <w:t xml:space="preserve">
-          <w:hyperlink r:id="rId117" w:tgtFrame="_blank">
-            <w:r>
-              <w:t xml:space="preserve">Ion‑Programmed In Situ J‑Aggregates Overcome Concentration-Dependence for On-Demand Phototherapy of Diabetic Bacterial Infections.</w:t>
+          <w:hyperlink r:id="rId127" w:tgtFrame="_blank">
+            <w:r>
+              <w:t xml:space="preserve">Magnesium oxide-containing radiopaque polyurethane for infection-resistant catheter applications.</w:t>
             </w:r>
           </w:hyperlink>
         </w:t>
@@ -3934,9 +3791,9 @@
           <w:u w:val="single"/>
         </w:rPr>
         <w:t xml:space="preserve">
-          <w:hyperlink r:id="rId118" w:tgtFrame="_blank">
-            <w:r>
-              <w:t xml:space="preserve">Tricuspid Valve Infective Endocarditis.</w:t>
+          <w:hyperlink r:id="rId128" w:tgtFrame="_blank">
+            <w:r>
+              <w:t xml:space="preserve">Capsulectomy at Explant: Rethinking Spinal Cord Stimulator Infected Generator Pocket Management in the Immunocompromised-A Case Series.</w:t>
             </w:r>
           </w:hyperlink>
         </w:t>
@@ -3979,9 +3836,9 @@
           <w:u w:val="single"/>
         </w:rPr>
         <w:t xml:space="preserve">
-          <w:hyperlink r:id="rId119" w:tgtFrame="_blank">
-            <w:r>
-              <w:t xml:space="preserve">Comparative efficacy and cytocompatibility of antimicrobial nanocoatings versus antibiotics on titanium dental implant surfaces.</w:t>
+          <w:hyperlink r:id="rId129" w:tgtFrame="_blank">
+            <w:r>
+              <w:t xml:space="preserve">Genomic prediction of antimicrobial resistance in priority healthcare pathogens using Staramr.</w:t>
             </w:r>
           </w:hyperlink>
         </w:t>
@@ -4024,9 +3881,9 @@
           <w:u w:val="single"/>
         </w:rPr>
         <w:t xml:space="preserve">
-          <w:hyperlink r:id="rId120" w:tgtFrame="_blank">
-            <w:r>
-              <w:t xml:space="preserve">Multifocal cellulitis and polymicrobial infection in a patient with a perforated duodenal ulcer: a case report and literature review.</w:t>
+          <w:hyperlink r:id="rId130" w:tgtFrame="_blank">
+            <w:r>
+              <w:t xml:space="preserve">Multifunctional chito-oligosaccharide-and deferoxamine-modified GelMA-OHA hydrogel dressing with antibacterial, antioxidant, and pro-angiogenic activities for infected wound healing.</w:t>
             </w:r>
           </w:hyperlink>
         </w:t>
@@ -4069,9 +3926,9 @@
           <w:u w:val="single"/>
         </w:rPr>
         <w:t xml:space="preserve">
-          <w:hyperlink r:id="rId121" w:tgtFrame="_blank">
-            <w:r>
-              <w:t xml:space="preserve">Rapidly progressive methicillin-susceptible Staphylococcus aureus abscess of the lower lip: A case report.</w:t>
+          <w:hyperlink r:id="rId131" w:tgtFrame="_blank">
+            <w:r>
+              <w:t xml:space="preserve">Staphylococcus aureus in bovine intramammary infections: A global systematic review and meta-analysis of prevalence and antimicrobial resistance patterns.</w:t>
             </w:r>
           </w:hyperlink>
         </w:t>
@@ -4114,9 +3971,9 @@
           <w:u w:val="single"/>
         </w:rPr>
         <w:t xml:space="preserve">
-          <w:hyperlink r:id="rId122" w:tgtFrame="_blank">
-            <w:r>
-              <w:t xml:space="preserve">Chitosan-celluloses wafers containing emulsified curcumin: a nano-in-matrix approach for buccal delivery.</w:t>
+          <w:hyperlink r:id="rId132" w:tgtFrame="_blank">
+            <w:r>
+              <w:t xml:space="preserve">Outcomes of Staphylococcus aureus Keratitis: A Retrospective Comparison of Methicillin-Resistant and Methicillin-Susceptible Isolates.</w:t>
             </w:r>
           </w:hyperlink>
         </w:t>
@@ -4159,9 +4016,9 @@
           <w:u w:val="single"/>
         </w:rPr>
         <w:t xml:space="preserve">
-          <w:hyperlink r:id="rId123" w:tgtFrame="_blank">
-            <w:r>
-              <w:t xml:space="preserve">Antimicrobial resistance patterns in a Qatari tertiary care center in 2024: A retrospective study.</w:t>
+          <w:hyperlink r:id="rId133" w:tgtFrame="_blank">
+            <w:r>
+              <w:t xml:space="preserve">Adjunctive intraoperative pulsed direct current with cefazolin: a rabbit proof-of-concept model for prevention of prosthetic joint infection.</w:t>
             </w:r>
           </w:hyperlink>
         </w:t>
@@ -4204,9 +4061,9 @@
           <w:u w:val="single"/>
         </w:rPr>
         <w:t xml:space="preserve">
-          <w:hyperlink r:id="rId124" w:tgtFrame="_blank">
-            <w:r>
-              <w:t xml:space="preserve">Bacterial and fungal co-colonization alters Malassezia restricta metabolism and host proteolytic activity in reconstructed human epidermis.</w:t>
+          <w:hyperlink r:id="rId134" w:tgtFrame="_blank">
+            <w:r>
+              <w:t xml:space="preserve">Anti-inflammatory effect of a Bacillus halotolerans DY299 strain isolated from Arshan on methicillin-resistant Staphylococcus aureus-induced atopic dermatitis in mouse.</w:t>
             </w:r>
           </w:hyperlink>
         </w:t>
@@ -4249,9 +4106,9 @@
           <w:u w:val="single"/>
         </w:rPr>
         <w:t xml:space="preserve">
-          <w:hyperlink r:id="rId125" w:tgtFrame="_blank">
-            <w:r>
-              <w:t xml:space="preserve">Driveline Relocation With Omentoplasty for Severe Ventricular Assist Device-Specific Infection.</w:t>
+          <w:hyperlink r:id="rId135" w:tgtFrame="_blank">
+            <w:r>
+              <w:t xml:space="preserve">Functional outcomes, complications, and survival after endoprosthetic reconstruction for extremity tumours: A large regional cohort analysis from southeast asia.</w:t>
             </w:r>
           </w:hyperlink>
         </w:t>
@@ -4294,9 +4151,9 @@
           <w:u w:val="single"/>
         </w:rPr>
         <w:t xml:space="preserve">
-          <w:hyperlink r:id="rId126" w:tgtFrame="_blank">
-            <w:r>
-              <w:t xml:space="preserve">Oral cavity as a reservoir of respiratory pathogens: microbial dynamics in patients receiving mechanical ventilation.</w:t>
+          <w:hyperlink r:id="rId136" w:tgtFrame="_blank">
+            <w:r>
+              <w:t xml:space="preserve">A multi-matrix workflow for isolation, characterization, and biobanking of antimicrobial- resistant bacteria from One Health surveillance samples.</w:t>
             </w:r>
           </w:hyperlink>
         </w:t>
@@ -4339,9 +4196,9 @@
           <w:u w:val="single"/>
         </w:rPr>
         <w:t xml:space="preserve">
-          <w:hyperlink r:id="rId127" w:tgtFrame="_blank">
-            <w:r>
-              <w:t xml:space="preserve">A nine-year surveillance of healthcare-associated infections in a pediatric Intensive Care Unit: epidemiology, pathogens, and antimicrobial resistance trends.</w:t>
+          <w:hyperlink r:id="rId137" w:tgtFrame="_blank">
+            <w:r>
+              <w:t xml:space="preserve">Longitudinal microneedle sampling resolves tissue-restricted immune-microbiome dynamics in skin.</w:t>
             </w:r>
           </w:hyperlink>
         </w:t>
@@ -4384,9 +4241,9 @@
           <w:u w:val="single"/>
         </w:rPr>
         <w:t xml:space="preserve">
-          <w:hyperlink r:id="rId128" w:tgtFrame="_blank">
-            <w:r>
-              <w:t xml:space="preserve">Codon bias variation in Staphylococcus aureus.</w:t>
+          <w:hyperlink r:id="rId138" w:tgtFrame="_blank">
+            <w:r>
+              <w:t xml:space="preserve">Associated factors and a prognostic model for 28-day mortality in Staphylococcus aureus bloodstream infection: A retrospective cohort study.</w:t>
             </w:r>
           </w:hyperlink>
         </w:t>
@@ -4429,9 +4286,9 @@
           <w:u w:val="single"/>
         </w:rPr>
         <w:t xml:space="preserve">
-          <w:hyperlink r:id="rId129" w:tgtFrame="_blank">
-            <w:r>
-              <w:t xml:space="preserve">Genomic characterization of efflux pumps and putative small multidrug resistance (SMR)-like transporters in disinfectant-tolerant coagulase-negative staphylococci from a Vietnamese hospital.</w:t>
+          <w:hyperlink r:id="rId139" w:tgtFrame="_blank">
+            <w:r>
+              <w:t xml:space="preserve">Axillary microaxial flow pump support for stepwise source control and bridge to durable left ventricular assist device therapy in cardiac device-related infective endocarditis.</w:t>
             </w:r>
           </w:hyperlink>
         </w:t>
@@ -4474,9 +4331,9 @@
           <w:u w:val="single"/>
         </w:rPr>
         <w:t xml:space="preserve">
-          <w:hyperlink r:id="rId130" w:tgtFrame="_blank">
-            <w:r>
-              <w:t xml:space="preserve">Defining the transcriptional adaptation of Staphylococcus aureus to a range of nutritional sulfur supplementation.</w:t>
+          <w:hyperlink r:id="rId140" w:tgtFrame="_blank">
+            <w:r>
+              <w:t xml:space="preserve">Photoactive Polyurethane Nanocomposites with Phloxine B‑Functionalized Poly(diallyldimethylammonium)-Saponite for Staphylococcus aureus Biofilm Inactivation.</w:t>
             </w:r>
           </w:hyperlink>
         </w:t>
@@ -4519,9 +4376,9 @@
           <w:u w:val="single"/>
         </w:rPr>
         <w:t xml:space="preserve">
-          <w:hyperlink r:id="rId131" w:tgtFrame="_blank">
-            <w:r>
-              <w:t xml:space="preserve">Monomicrobial Staphylococcus aureus Necrotizing Soft Tissue Infection: A Case Report and Review of Literature.</w:t>
+          <w:hyperlink r:id="rId141" w:tgtFrame="_blank">
+            <w:r>
+              <w:t xml:space="preserve">Culture-free supernatant of potential probiotic Bacillus albus attenuates the expression of biofilm-associated virulence determinants in Burkholderia thailandensis and Staphylococcus aureus.</w:t>
             </w:r>
           </w:hyperlink>
         </w:t>
@@ -4564,9 +4421,9 @@
           <w:u w:val="single"/>
         </w:rPr>
         <w:t xml:space="preserve">
-          <w:hyperlink r:id="rId132" w:tgtFrame="_blank">
-            <w:r>
-              <w:t xml:space="preserve">Spinal Epidural Abscess Following Spinal Anesthesia in a Bacteremic Patient: A Case Report.</w:t>
+          <w:hyperlink r:id="rId142" w:tgtFrame="_blank">
+            <w:r>
+              <w:t xml:space="preserve">Hernia, mesh, microbes, and phage promise: Mapping 35 years of evidence through a systematic review.</w:t>
             </w:r>
           </w:hyperlink>
         </w:t>
@@ -4609,9 +4466,9 @@
           <w:u w:val="single"/>
         </w:rPr>
         <w:t xml:space="preserve">
-          <w:hyperlink r:id="rId133" w:tgtFrame="_blank">
-            <w:r>
-              <w:t xml:space="preserve">Ceftazidime-avibactam in elastomeric pump for vascular graft infection: a case report.</w:t>
+          <w:hyperlink r:id="rId143" w:tgtFrame="_blank">
+            <w:r>
+              <w:t xml:space="preserve">Prevalence of MRSA and associated factors among wound patients at Werabe Comprehensive Specialized Hospital, Ethiopia.</w:t>
             </w:r>
           </w:hyperlink>
         </w:t>
@@ -4654,9 +4511,9 @@
           <w:u w:val="single"/>
         </w:rPr>
         <w:t xml:space="preserve">
-          <w:hyperlink r:id="rId134" w:tgtFrame="_blank">
-            <w:r>
-              <w:t xml:space="preserve">Clinical Presentation, Orthopedic Outcomes, and Microbiological Spectrum in Pediatric Septic Arthritis: A Prospective Study.</w:t>
+          <w:hyperlink r:id="rId144" w:tgtFrame="_blank">
+            <w:r>
+              <w:t xml:space="preserve">Polydopamine-functionalized silk-based biomaterial for non-antibiotic antimicrobial therapy.</w:t>
             </w:r>
           </w:hyperlink>
         </w:t>
@@ -4699,9 +4556,9 @@
           <w:u w:val="single"/>
         </w:rPr>
         <w:t xml:space="preserve">
-          <w:hyperlink r:id="rId135" w:tgtFrame="_blank">
-            <w:r>
-              <w:t xml:space="preserve">Clinical characteristics and risk factors of recurrence for Pseudomonas aeruginosa-associated fracture-related infection following surgical treatment : a 12-year retrospective cohort study.</w:t>
+          <w:hyperlink r:id="rId145" w:tgtFrame="_blank">
+            <w:r>
+              <w:t xml:space="preserve">Isolated left-lobe metastatic hepatic abscess due to portal pyemia from microperforated ascending colon carcinoma: a rare case report.</w:t>
             </w:r>
           </w:hyperlink>
         </w:t>
@@ -4744,9 +4601,9 @@
           <w:u w:val="single"/>
         </w:rPr>
         <w:t xml:space="preserve">
-          <w:hyperlink r:id="rId136" w:tgtFrame="_blank">
-            <w:r>
-              <w:t xml:space="preserve">Predictive factors for outcomes in pyogenic flexor tenosynovitis: a 10-year analysis of 341 patients.</w:t>
+          <w:hyperlink r:id="rId146" w:tgtFrame="_blank">
+            <w:r>
+              <w:t xml:space="preserve">Complex surgical management of right-sided infective endocarditis following ventricular septal defect closure with residual shunt and ascending aortic pseudoaneurysm: a case report.</w:t>
             </w:r>
           </w:hyperlink>
         </w:t>
@@ -4789,9 +4646,9 @@
           <w:u w:val="single"/>
         </w:rPr>
         <w:t xml:space="preserve">
-          <w:hyperlink r:id="rId137" w:tgtFrame="_blank">
-            <w:r>
-              <w:t xml:space="preserve">Perioperative Staphylococcus aureus Phenotypic Screening to Detect Chlorhexidine Tolerance and Strength of Biofilm Formation for Optimization of Surgical Site Infection Preventive Measures.</w:t>
+          <w:hyperlink r:id="rId147" w:tgtFrame="_blank">
+            <w:r>
+              <w:t xml:space="preserve">Left Atrial Appendage Occlusion Device Infection: A Rare Case Report and Literature Review.</w:t>
             </w:r>
           </w:hyperlink>
         </w:t>
@@ -4834,9 +4691,9 @@
           <w:u w:val="single"/>
         </w:rPr>
         <w:t xml:space="preserve">
-          <w:hyperlink r:id="rId138" w:tgtFrame="_blank">
-            <w:r>
-              <w:t xml:space="preserve">A Practical Surgical Technique for Removing a Transcatheter Pulmonary Valve.</w:t>
+          <w:hyperlink r:id="rId148" w:tgtFrame="_blank">
+            <w:r>
+              <w:t xml:space="preserve">Effects of sustainable bamboo-derived cellulose nanocrystals on the mechanical performance and antibacterial potential of dental resin composites.</w:t>
             </w:r>
           </w:hyperlink>
         </w:t>
@@ -4879,9 +4736,9 @@
           <w:u w:val="single"/>
         </w:rPr>
         <w:t xml:space="preserve">
-          <w:hyperlink r:id="rId139" w:tgtFrame="_blank">
-            <w:r>
-              <w:t xml:space="preserve">Bacterial Profile and Antibiotic Susceptibility Patterns of Urogenital Isolates Among Women With Preterm Labor at a Tertiary Hospital in Southwestern Uganda.</w:t>
+          <w:hyperlink r:id="rId149" w:tgtFrame="_blank">
+            <w:r>
+              <w:t xml:space="preserve">From overcoming to exploiting hypoxia: a metronidazole-armed type I photosensitizer for septic arthritis therapy.</w:t>
             </w:r>
           </w:hyperlink>
         </w:t>
@@ -4924,9 +4781,9 @@
           <w:u w:val="single"/>
         </w:rPr>
         <w:t xml:space="preserve">
-          <w:hyperlink r:id="rId140" w:tgtFrame="_blank">
-            <w:r>
-              <w:t xml:space="preserve">Clinical burden and treatment pathways of early deep surgical site infection after lumbar spine surgery: a Vietnamese single-center descriptive study.</w:t>
+          <w:hyperlink r:id="rId150" w:tgtFrame="_blank">
+            <w:r>
+              <w:t xml:space="preserve">Impact of Earthquake-Related Mass Casualty Burden on Hospital Microbial Ecology and Surgical Site Infections After Elective Orthopaedic Surgery: A Retrospective Cohort Study.</w:t>
             </w:r>
           </w:hyperlink>
         </w:t>
@@ -4969,9 +4826,9 @@
           <w:u w:val="single"/>
         </w:rPr>
         <w:t xml:space="preserve">
-          <w:hyperlink r:id="rId141" w:tgtFrame="_blank">
-            <w:r>
-              <w:t xml:space="preserve">Advances in the diagnosis and management of skin and soft tissue infections.</w:t>
+          <w:hyperlink r:id="rId151" w:tgtFrame="_blank">
+            <w:r>
+              <w:t xml:space="preserve">Central line-associated bloodstream infections outside the intensive care unit: Burden, pathogens, and antimicrobial susceptibility identified through a Victorian surveillance program.</w:t>
             </w:r>
           </w:hyperlink>
         </w:t>
@@ -5014,9 +4871,9 @@
           <w:u w:val="single"/>
         </w:rPr>
         <w:t xml:space="preserve">
-          <w:hyperlink r:id="rId142" w:tgtFrame="_blank">
-            <w:r>
-              <w:t xml:space="preserve">Novel β-lactam-Octenidine nanoGUMBOS: A promising platform to address Bacteria linked to chronic wound infections.</w:t>
+          <w:hyperlink r:id="rId152" w:tgtFrame="_blank">
+            <w:r>
+              <w:t xml:space="preserve">Severe infections as collateral damage of decorative tattoos - A literature survey.</w:t>
             </w:r>
           </w:hyperlink>
         </w:t>
@@ -5059,9 +4916,9 @@
           <w:u w:val="single"/>
         </w:rPr>
         <w:t xml:space="preserve">
-          <w:hyperlink r:id="rId143" w:tgtFrame="_blank">
-            <w:r>
-              <w:t xml:space="preserve">[Antimicrobial therapy of periprosthetic joint infection : Full version of the AE guidelines (2026)].</w:t>
+          <w:hyperlink r:id="rId153" w:tgtFrame="_blank">
+            <w:r>
+              <w:t xml:space="preserve">Metaproteomic analysis of human sonicate fluid highlights neutrophil extracellular trap formation associated with periprosthetic joint infection.</w:t>
             </w:r>
           </w:hyperlink>
         </w:t>
@@ -5104,9 +4961,9 @@
           <w:u w:val="single"/>
         </w:rPr>
         <w:t xml:space="preserve">
-          <w:hyperlink r:id="rId144" w:tgtFrame="_blank">
-            <w:r>
-              <w:t xml:space="preserve">[Antimicrobial therapy of periprosthetic joint infection : Summary of AE guidelines (2026)].</w:t>
+          <w:hyperlink r:id="rId154" w:tgtFrame="_blank">
+            <w:r>
+              <w:t xml:space="preserve">Postoperative infections following silicone implant-based gluteal augmentation.</w:t>
             </w:r>
           </w:hyperlink>
         </w:t>
@@ -5149,9 +5006,9 @@
           <w:u w:val="single"/>
         </w:rPr>
         <w:t xml:space="preserve">
-          <w:hyperlink r:id="rId145" w:tgtFrame="_blank">
-            <w:r>
-              <w:t xml:space="preserve">Open surgical management of multiple mycotic superior mesenteric artery aneurysms following staphylococcal infective endocarditis.</w:t>
+          <w:hyperlink r:id="rId155" w:tgtFrame="_blank">
+            <w:r>
+              <w:t xml:space="preserve">Burden and Risk Factors of Urinary Schistosomiasis and Bacteriuria Coinfections Among Schoolchildren in an Endemic District in the Ashanti Region, Ghana.</w:t>
             </w:r>
           </w:hyperlink>
         </w:t>
@@ -5194,9 +5051,9 @@
           <w:u w:val="single"/>
         </w:rPr>
         <w:t xml:space="preserve">
-          <w:hyperlink r:id="rId146" w:tgtFrame="_blank">
-            <w:r>
-              <w:t xml:space="preserve">Multifocal Necrotizing Fasciitis of the Bilateral Chest Wall and Contralateral Lower Limb in a Patient With Diabetes: A Case Report.</w:t>
+          <w:hyperlink r:id="rId156" w:tgtFrame="_blank">
+            <w:r>
+              <w:t xml:space="preserve">MRSA-dominant colonization and synergistic pathogenicity with Pseudomonas aeruginosa in a polymicrobial bone infection model.</w:t>
             </w:r>
           </w:hyperlink>
         </w:t>
@@ -5239,9 +5096,9 @@
           <w:u w:val="single"/>
         </w:rPr>
         <w:t xml:space="preserve">
-          <w:hyperlink r:id="rId147" w:tgtFrame="_blank">
-            <w:r>
-              <w:t xml:space="preserve">Longitudinal acquisition and infection risk associated with multidrug-resistant organisms and Candida colonization in intensive care unit patients.</w:t>
+          <w:hyperlink r:id="rId157" w:tgtFrame="_blank">
+            <w:r>
+              <w:t xml:space="preserve">The impact of Staphylococcus aureus and Escherichia coli loads on semen quality in asymptomatic men: A cross-sectional study.</w:t>
             </w:r>
           </w:hyperlink>
         </w:t>
@@ -5284,9 +5141,9 @@
           <w:u w:val="single"/>
         </w:rPr>
         <w:t xml:space="preserve">
-          <w:hyperlink r:id="rId148" w:tgtFrame="_blank">
-            <w:r>
-              <w:t xml:space="preserve">The role of nanofat membranes in inhibiting bacterial growth: An in vitro analysis.</w:t>
+          <w:hyperlink r:id="rId158" w:tgtFrame="_blank">
+            <w:r>
+              <w:t xml:space="preserve">Ion-exchange-driven AgCuO(2)-TiO(2)hybrid nanocomposites for rapid antibacterial activity in dental sealers.</w:t>
             </w:r>
           </w:hyperlink>
         </w:t>
@@ -5329,9 +5186,9 @@
           <w:u w:val="single"/>
         </w:rPr>
         <w:t xml:space="preserve">
-          <w:hyperlink r:id="rId149" w:tgtFrame="_blank">
-            <w:r>
-              <w:t xml:space="preserve">Superoxide solution irrigation for septic arthritis: a prospective clinical study of efficacy and a widened therapeutic window.</w:t>
+          <w:hyperlink r:id="rId159" w:tgtFrame="_blank">
+            <w:r>
+              <w:t xml:space="preserve">Pulmonary Valve Amyloid Deposition Mimicking Infective Endocarditis in Val30Met Hereditary Transthyretin Amyloidosis.</w:t>
             </w:r>
           </w:hyperlink>
         </w:t>
@@ -5374,9 +5231,9 @@
           <w:u w:val="single"/>
         </w:rPr>
         <w:t xml:space="preserve">
-          <w:hyperlink r:id="rId150" w:tgtFrame="_blank">
-            <w:r>
-              <w:t xml:space="preserve">Clinical characteristics, microbiological landscape, and severity-stratified management of pyogenic spondylitis: a retrospective cohort study.</w:t>
+          <w:hyperlink r:id="rId160" w:tgtFrame="_blank">
+            <w:r>
+              <w:t xml:space="preserve">Computational Discovery of Bioactive Compounds Targeting Conserved MSCRAMMs Adhesion Proteins to Disrupt Staphylococcus aureus Host Colonization.</w:t>
             </w:r>
           </w:hyperlink>
         </w:t>
@@ -5419,9 +5276,9 @@
           <w:u w:val="single"/>
         </w:rPr>
         <w:t xml:space="preserve">
-          <w:hyperlink r:id="rId151" w:tgtFrame="_blank">
-            <w:r>
-              <w:t xml:space="preserve">Exploring infectious aneurysms through a series of cases in a tertiary care unit in South India.</w:t>
+          <w:hyperlink r:id="rId161" w:tgtFrame="_blank">
+            <w:r>
+              <w:t xml:space="preserve">Chlorhexidine coated sutures after extraction: A randomized controlled trial.</w:t>
             </w:r>
           </w:hyperlink>
         </w:t>
@@ -5464,9 +5321,9 @@
           <w:u w:val="single"/>
         </w:rPr>
         <w:t xml:space="preserve">
-          <w:hyperlink r:id="rId152" w:tgtFrame="_blank">
-            <w:r>
-              <w:t xml:space="preserve">ECM-Mimetic Silk Fibroin/GelMA Hydrogel Integrating Manganese Dioxide Nanozymes and Sustained Nitric Oxide Release for Sequential Immunomodulation and Healing of Chronic Infected Wounds.</w:t>
+          <w:hyperlink r:id="rId162" w:tgtFrame="_blank">
+            <w:r>
+              <w:t xml:space="preserve">Novel Antibacterial Hydrogels Incorporating Quaternary Ammonium Monomethacrylate: A Pilot Study on Swelling Behavior and Biological Analysis.</w:t>
             </w:r>
           </w:hyperlink>
         </w:t>
@@ -5509,9 +5366,9 @@
           <w:u w:val="single"/>
         </w:rPr>
         <w:t xml:space="preserve">
-          <w:hyperlink r:id="rId153" w:tgtFrame="_blank">
-            <w:r>
-              <w:t xml:space="preserve">Hand Osteomyelitis: Exploratory Associations of Admission C-Reactive Protein and MRI with Surgical Burden and Hospital Length of Stay.</w:t>
+          <w:hyperlink r:id="rId163" w:tgtFrame="_blank">
+            <w:r>
+              <w:t xml:space="preserve">Contemporary Clinical Spectrum and Factors Associated with Mortality in Infective Endocarditis: A Multicenter Cohort Study (COSMO-IE).</w:t>
             </w:r>
           </w:hyperlink>
         </w:t>
@@ -5554,9 +5411,9 @@
           <w:u w:val="single"/>
         </w:rPr>
         <w:t xml:space="preserve">
-          <w:hyperlink r:id="rId154" w:tgtFrame="_blank">
-            <w:r>
-              <w:t xml:space="preserve">Mechanism of Cinnamaldehyde in Alleviating Staphylococcus aureus-Induced Mammary Inflammatory Response.</w:t>
+          <w:hyperlink r:id="rId164" w:tgtFrame="_blank">
+            <w:r>
+              <w:t xml:space="preserve">Chlorhexidine Versus Iodine-Based Skin Preparation Was Not Associated with a Significant Difference in 90-Day Infection Risk After Instrumented Degenerative Cervical or Lumbar Spine Surgery: A Propensity Score-Matched Analysis.</w:t>
             </w:r>
           </w:hyperlink>
         </w:t>
@@ -5599,9 +5456,9 @@
           <w:u w:val="single"/>
         </w:rPr>
         <w:t xml:space="preserve">
-          <w:hyperlink r:id="rId155" w:tgtFrame="_blank">
-            <w:r>
-              <w:t xml:space="preserve">Point-of-Care Ultrasound-Guided Management of Fulminant Influenza A(H3) with Staphylococcus aureus Necrotizing Pneumonia and Acute Cardiopulmonary Failure: A Case Report.</w:t>
+          <w:hyperlink r:id="rId165" w:tgtFrame="_blank">
+            <w:r>
+              <w:t xml:space="preserve">Late-Diagnosed Cystic Fibrosis with Co-Occurring CFTR 3849+10kbC&gt;T and 5T Variants: A Case Report.</w:t>
             </w:r>
           </w:hyperlink>
         </w:t>
@@ -5644,9 +5501,9 @@
           <w:u w:val="single"/>
         </w:rPr>
         <w:t xml:space="preserve">
-          <w:hyperlink r:id="rId156" w:tgtFrame="_blank">
-            <w:r>
-              <w:t xml:space="preserve">Cystine Containing Cationic Amphiphilic Peptide-Based Injectable, Noncytotoxic, Proteolytically Stable Hydrogel with Anti-infective Surface-Coating Activity against Multidrug-Resistant Bacterial and Fungal Biofilms.</w:t>
+          <w:hyperlink r:id="rId166" w:tgtFrame="_blank">
+            <w:r>
+              <w:t xml:space="preserve">Predictors of Short-Term Outcome in Venous Leg Ulcers: The Dominant Role of Wound Infection and Multiple Ulcers.</w:t>
             </w:r>
           </w:hyperlink>
         </w:t>
@@ -5689,9 +5546,9 @@
           <w:u w:val="single"/>
         </w:rPr>
         <w:t xml:space="preserve">
-          <w:hyperlink r:id="rId157" w:tgtFrame="_blank">
-            <w:r>
-              <w:t xml:space="preserve">Development of a Gold Nanoparticle-Assisted Multiplex Polymerase Chain Reaction Assay for Selected Hospital-Acquired Infections-Associated Bacterial and Fungal Pathogens.</w:t>
+          <w:hyperlink r:id="rId167" w:tgtFrame="_blank">
+            <w:r>
+              <w:t xml:space="preserve">Riluzole attenuates staphyloxanthin biosynthesis and biofilm formation in Staphylococcus aureus.</w:t>
             </w:r>
           </w:hyperlink>
         </w:t>
@@ -5734,9 +5591,9 @@
           <w:u w:val="single"/>
         </w:rPr>
         <w:t xml:space="preserve">
-          <w:hyperlink r:id="rId158" w:tgtFrame="_blank">
-            <w:r>
-              <w:t xml:space="preserve">Engineering cellulose acetate microneedle coated with zinc-phenolic imidazolium poly(ionic liquids) for atopic dermatitis treatment.</w:t>
+          <w:hyperlink r:id="rId168" w:tgtFrame="_blank">
+            <w:r>
+              <w:t xml:space="preserve">A Dual-Functional Hydrogel Coating for Expanded Polytetrafluoroethylene Endografts with Antibacterial and Interface-Sealing Functions.</w:t>
             </w:r>
           </w:hyperlink>
         </w:t>
@@ -5779,9 +5636,9 @@
           <w:u w:val="single"/>
         </w:rPr>
         <w:t xml:space="preserve">
-          <w:hyperlink r:id="rId159" w:tgtFrame="_blank">
-            <w:r>
-              <w:t xml:space="preserve">MICROBIOLOGICAL PROFILE OF SURGICAL SITE INFECTIONS FOLLOWING LOWER EXTREMITY AMPUTATION IN PATIENTS WITH TYPE 2 DIABETES MELLITUS: A PROSPECTIVE OBSERVATIONAL STUDY.</w:t>
+          <w:hyperlink r:id="rId169" w:tgtFrame="_blank">
+            <w:r>
+              <w:t xml:space="preserve">Flexibility-induced high-entropy cationic Phthalocyanine-Cu borate low-crystallinity COF with suppressed π-stacking enables rapid ROS generation for synergistic antimicrobial therapy.</w:t>
             </w:r>
           </w:hyperlink>
         </w:t>
@@ -5824,9 +5681,9 @@
           <w:u w:val="single"/>
         </w:rPr>
         <w:t xml:space="preserve">
-          <w:hyperlink r:id="rId160" w:tgtFrame="_blank">
-            <w:r>
-              <w:t xml:space="preserve">Vancomycin-Loaded Mesh Reduces Staphylococcal Infection in a Murine Extensor Mechanism Reconstruction Model.</w:t>
+          <w:hyperlink r:id="rId170" w:tgtFrame="_blank">
+            <w:r>
+              <w:t xml:space="preserve">In situ antibacterial thermosensitive hydrogel as a versatile platform for diabetic wound therapy and molecular monitoring.</w:t>
             </w:r>
           </w:hyperlink>
         </w:t>
@@ -5869,9 +5726,9 @@
           <w:u w:val="single"/>
         </w:rPr>
         <w:t xml:space="preserve">
-          <w:hyperlink r:id="rId161" w:tgtFrame="_blank">
-            <w:r>
-              <w:t xml:space="preserve">MRSA-related knowledge, attitudes, and practices among clinical dental students: a cross-sectional study with implications for infection prevention and control education and training.</w:t>
+          <w:hyperlink r:id="rId171" w:tgtFrame="_blank">
+            <w:r>
+              <w:t xml:space="preserve">Perioperative and Surgical Management of a Ruptured Mycotic Coronary Artery Aneurysm Secondary to MRSA.</w:t>
             </w:r>
           </w:hyperlink>
         </w:t>
@@ -5914,9 +5771,9 @@
           <w:u w:val="single"/>
         </w:rPr>
         <w:t xml:space="preserve">
-          <w:hyperlink r:id="rId162" w:tgtFrame="_blank">
-            <w:r>
-              <w:t xml:space="preserve">Surgical site infections in pediatric orthopedic surgery.</w:t>
+          <w:hyperlink r:id="rId172" w:tgtFrame="_blank">
+            <w:r>
+              <w:t xml:space="preserve">Tracking eco-evolutionary patterns among oropharyngeal pathobiome members in a pediatric cystic fibrosis cohort.</w:t>
             </w:r>
           </w:hyperlink>
         </w:t>
@@ -5959,9 +5816,9 @@
           <w:u w:val="single"/>
         </w:rPr>
         <w:t xml:space="preserve">
-          <w:hyperlink r:id="rId163" w:tgtFrame="_blank">
-            <w:r>
-              <w:t xml:space="preserve">Microbiology Trends among Postcesarean Surgical Site Infections at a Large Public Hospital.</w:t>
+          <w:hyperlink r:id="rId173" w:tgtFrame="_blank">
+            <w:r>
+              <w:t xml:space="preserve">In Vitro Longitudinal Confocal Fluorescence Microscopy and Imaging Cytometry to Quantify Neutrophil Swarming, Opsonophagocytosis, and Vital NETosis During Implant-Associated Infection.</w:t>
             </w:r>
           </w:hyperlink>
         </w:t>
@@ -6004,9 +5861,9 @@
           <w:u w:val="single"/>
         </w:rPr>
         <w:t xml:space="preserve">
-          <w:hyperlink r:id="rId164" w:tgtFrame="_blank">
-            <w:r>
-              <w:t xml:space="preserve">Stepwise surface engineering of polypropylene mesh with metal-phenolic-polysaccharide synergistically promoting abdominal wall repair.</w:t>
+          <w:hyperlink r:id="rId174" w:tgtFrame="_blank">
+            <w:r>
+              <w:t xml:space="preserve">ST20 Staphylococcus aureus causing suppurative cervical lymphadenitis in an extremely low-birth-weight infant.</w:t>
             </w:r>
           </w:hyperlink>
         </w:t>
@@ -6049,9 +5906,9 @@
           <w:u w:val="single"/>
         </w:rPr>
         <w:t xml:space="preserve">
-          <w:hyperlink r:id="rId165" w:tgtFrame="_blank">
-            <w:r>
-              <w:t xml:space="preserve">Assessing Demographic Characteristics, Microbiology, and Mortality Outcomes Associated With Vertebral Osteomyelitis: A National Single-Center Cohort Study in Malta.</w:t>
+          <w:hyperlink r:id="rId175" w:tgtFrame="_blank">
+            <w:r>
+              <w:t xml:space="preserve">Multipathogen antimicrobial resistance in a Romanian tertiary-care hospital: a retrospective antibiogram analysis, January-July 2025.</w:t>
             </w:r>
           </w:hyperlink>
         </w:t>
@@ -6094,9 +5951,9 @@
           <w:u w:val="single"/>
         </w:rPr>
         <w:t xml:space="preserve">
-          <w:hyperlink r:id="rId166" w:tgtFrame="_blank">
-            <w:r>
-              <w:t xml:space="preserve">Aeromonas hydrophila Necrotizing Soft-Tissue Infection With Acute-on-Chronic Calcaneal Osteomyelitis Following Freshwater Exposure in a Patient With Poorly Controlled Diabetes Mellitus.</w:t>
+          <w:hyperlink r:id="rId176" w:tgtFrame="_blank">
+            <w:r>
+              <w:t xml:space="preserve">Comparative genomic analysis of Staphylococcus spp. and Mammaliicoccus sciuri suggests potential sharing between dogs and their owners.</w:t>
             </w:r>
           </w:hyperlink>
         </w:t>
@@ -6139,9 +5996,9 @@
           <w:u w:val="single"/>
         </w:rPr>
         <w:t xml:space="preserve">
-          <w:hyperlink r:id="rId167" w:tgtFrame="_blank">
-            <w:r>
-              <w:t xml:space="preserve">A Magneto-Electric Synergistic Bioelectronic Suture for Antibacterial Therapy, Wireless Electrical Stimulation, and Biomechanical Monitoring.</w:t>
+          <w:hyperlink r:id="rId177" w:tgtFrame="_blank">
+            <w:r>
+              <w:t xml:space="preserve">Formulation, physicochemical characterization, and antimicrobial evaluation of drug-loaded essential oil microemulsions against Methicillin-resistant Staphylococcus aureus -associated diabetic foot ulcer infections.</w:t>
             </w:r>
           </w:hyperlink>
         </w:t>
@@ -6184,9 +6041,9 @@
           <w:u w:val="single"/>
         </w:rPr>
         <w:t xml:space="preserve">
-          <w:hyperlink r:id="rId168" w:tgtFrame="_blank">
-            <w:r>
-              <w:t xml:space="preserve">Corneal Sequestration and Bilateral Distichiasis in a Binturong (Arctictis binturong).</w:t>
+          <w:hyperlink r:id="rId178" w:tgtFrame="_blank">
+            <w:r>
+              <w:t xml:space="preserve">Spatiotemporally Regulated Pro-/Anti-Inflammatory Transition via Reactive Oxygen Species-Sensitive Core-Shell Hydrogel for Diabetic Infected Wound Healing.</w:t>
             </w:r>
           </w:hyperlink>
         </w:t>
@@ -6229,9 +6086,9 @@
           <w:u w:val="single"/>
         </w:rPr>
         <w:t xml:space="preserve">
-          <w:hyperlink r:id="rId169" w:tgtFrame="_blank">
-            <w:r>
-              <w:t xml:space="preserve">Sex differences in surgically treated left-sided infective endocarditis: Results from the international, prospective, multicenter BESOS study.</w:t>
+          <w:hyperlink r:id="rId179" w:tgtFrame="_blank">
+            <w:r>
+              <w:t xml:space="preserve">From Heart Murmur to Bone Involvement: Tricuspid Valve Endocarditis With First-Rib Osteomyelitis in a Patient With Methicillin-Resistant Staphylococcus aureus (MRSA) Bacteremia.</w:t>
             </w:r>
           </w:hyperlink>
         </w:t>
@@ -6274,9 +6131,9 @@
           <w:u w:val="single"/>
         </w:rPr>
         <w:t xml:space="preserve">
-          <w:hyperlink r:id="rId170" w:tgtFrame="_blank">
-            <w:r>
-              <w:t xml:space="preserve">The Staphylococcus aureus serine protease-like protein B is a potent allergen in a murine asthma model.</w:t>
+          <w:hyperlink r:id="rId180" w:tgtFrame="_blank">
+            <w:r>
+              <w:t xml:space="preserve">Management Strategies and Clinical Outcomes of Methicillin Resistant Staphylococcus Aureus Native Vertebral Osteomyelitis: A Systematic Review and Meta-Analysis.</w:t>
             </w:r>
           </w:hyperlink>
         </w:t>
@@ -6319,9 +6176,9 @@
           <w:u w:val="single"/>
         </w:rPr>
         <w:t xml:space="preserve">
-          <w:hyperlink r:id="rId171" w:tgtFrame="_blank">
-            <w:r>
-              <w:t xml:space="preserve">Cutaneous populations of bacteria and yeast as determined by culture and cytology in healthy and diseased guinea pigs.</w:t>
+          <w:hyperlink r:id="rId181" w:tgtFrame="_blank">
+            <w:r>
+              <w:t xml:space="preserve">Full-Endoscopic Spine Surgery Enables High Rates of Pathogen Identification after Short-Term Antibiotic Therapy in Pyogenic Spondylitis.</w:t>
             </w:r>
           </w:hyperlink>
         </w:t>
@@ -6364,9 +6221,9 @@
           <w:u w:val="single"/>
         </w:rPr>
         <w:t xml:space="preserve">
-          <w:hyperlink r:id="rId172" w:tgtFrame="_blank">
-            <w:r>
-              <w:t xml:space="preserve">Antibiotic-Loaded Porous Titanium Antibacterial Particle Coatings by High-Velocity Embedment into Silicone.</w:t>
+          <w:hyperlink r:id="rId182" w:tgtFrame="_blank">
+            <w:r>
+              <w:t xml:space="preserve">Immunosuppression is associated with loss of airway microbiome resilience in severe COVID-19.</w:t>
             </w:r>
           </w:hyperlink>
         </w:t>
@@ -6409,9 +6266,9 @@
           <w:u w:val="single"/>
         </w:rPr>
         <w:t xml:space="preserve">
-          <w:hyperlink r:id="rId173" w:tgtFrame="_blank">
-            <w:r>
-              <w:t xml:space="preserve">Multifunctional TPU-HAp/HA-TiO(2) membranes for prosthesis osteointegration and prevention of in situ infection.</w:t>
+          <w:hyperlink r:id="rId183" w:tgtFrame="_blank">
+            <w:r>
+              <w:t xml:space="preserve">TiO(2) Nanotubes Co-Functionalized With Hydroxyapatite, Collagen, and Nisin for Bioactive Titanium Surfaces: A Preliminary In Vitro Study.</w:t>
             </w:r>
           </w:hyperlink>
         </w:t>
@@ -6454,9 +6311,9 @@
           <w:u w:val="single"/>
         </w:rPr>
         <w:t xml:space="preserve">
-          <w:hyperlink r:id="rId174" w:tgtFrame="_blank">
-            <w:r>
-              <w:t xml:space="preserve">European Infective Endocarditis (EURO-ENDO) score for predicting 30-day mortality in left-sided infective endocarditis.</w:t>
+          <w:hyperlink r:id="rId184" w:tgtFrame="_blank">
+            <w:r>
+              <w:t xml:space="preserve">[Impact of preoperative therapeutic antibiotic use on pathogen detection rate in single-stage revision of chronic periprosthetic joint infection].</w:t>
             </w:r>
           </w:hyperlink>
         </w:t>
@@ -6499,9 +6356,9 @@
           <w:u w:val="single"/>
         </w:rPr>
         <w:t xml:space="preserve">
-          <w:hyperlink r:id="rId175" w:tgtFrame="_blank">
-            <w:r>
-              <w:t xml:space="preserve">From colonisation to immune evasion: a synthesis of the interaction strategies that drive Staphylococcus aureus infection.</w:t>
+          <w:hyperlink r:id="rId185" w:tgtFrame="_blank">
+            <w:r>
+              <w:t xml:space="preserve">Minocycline-Loaded Agarose Hydrogel Mitigates Burn Wound Progression and Controls Infection in the Management of Deep Partial-Thickness Burns.</w:t>
             </w:r>
           </w:hyperlink>
         </w:t>
@@ -6544,9 +6401,9 @@
           <w:u w:val="single"/>
         </w:rPr>
         <w:t xml:space="preserve">
-          <w:hyperlink r:id="rId176" w:tgtFrame="_blank">
-            <w:r>
-              <w:t xml:space="preserve">Bacterial Pathogens Causing Ventilator-Associated Pneumonia in Mechanically Ventilated Children: A Systematic Review and Meta-Analysis.</w:t>
+          <w:hyperlink r:id="rId186" w:tgtFrame="_blank">
+            <w:r>
+              <w:t xml:space="preserve">Biofilm-associated genes in Staphylococcus aureus: role in chronic infections and therapeutic challenges.</w:t>
             </w:r>
           </w:hyperlink>
         </w:t>
@@ -6589,9 +6446,9 @@
           <w:u w:val="single"/>
         </w:rPr>
         <w:t xml:space="preserve">
-          <w:hyperlink r:id="rId177" w:tgtFrame="_blank">
-            <w:r>
-              <w:t xml:space="preserve">Application of metagenomic next-generation sequencing in gastrointestinal infections in children after allogeneic hematopoietic stem cell transplantation.</w:t>
+          <w:hyperlink r:id="rId187" w:tgtFrame="_blank">
+            <w:r>
+              <w:t xml:space="preserve">Bioactivity profiling of linear venom peptides from Italian small wood-scorpion (Euscorpius italicus).</w:t>
             </w:r>
           </w:hyperlink>
         </w:t>
@@ -6634,9 +6491,9 @@
           <w:u w:val="single"/>
         </w:rPr>
         <w:t xml:space="preserve">
-          <w:hyperlink r:id="rId178" w:tgtFrame="_blank">
-            <w:r>
-              <w:t xml:space="preserve">Optimizing Infection Risk in Primary Total Knee Arthroplasty: A Narrative Review of Current Concepts, Controversies, and Evidence Gaps.</w:t>
+          <w:hyperlink r:id="rId188" w:tgtFrame="_blank">
+            <w:r>
+              <w:t xml:space="preserve">Staphylococcus aureus wall teichoic acid structure dictates virulence potential and resistance to host defenses.</w:t>
             </w:r>
           </w:hyperlink>
         </w:t>
@@ -6679,9 +6536,9 @@
           <w:u w:val="single"/>
         </w:rPr>
         <w:t xml:space="preserve">
-          <w:hyperlink r:id="rId179" w:tgtFrame="_blank">
-            <w:r>
-              <w:t xml:space="preserve">A novel mouse calvarial defect model of osteomyelitis induced by Staphylococcus aureus (ATCC 6538).</w:t>
+          <w:hyperlink r:id="rId189" w:tgtFrame="_blank">
+            <w:r>
+              <w:t xml:space="preserve">Bioinspired Mechano-Chemical Titanium Interfaces With Potential for Infection-Resistant Osseointegration.</w:t>
             </w:r>
           </w:hyperlink>
         </w:t>
@@ -6724,9 +6581,9 @@
           <w:u w:val="single"/>
         </w:rPr>
         <w:t xml:space="preserve">
-          <w:hyperlink r:id="rId180" w:tgtFrame="_blank">
-            <w:r>
-              <w:t xml:space="preserve">Risk of Infective Endocarditis in Pediatric Staphylococcus aureus Bacteremia.</w:t>
+          <w:hyperlink r:id="rId190" w:tgtFrame="_blank">
+            <w:r>
+              <w:t xml:space="preserve">Cross-susceptibility among tetracyclines in Gram-positive infections: microbiological basis, EUCAST/CLSI guidance and clinical implications for doxycycline use.</w:t>
             </w:r>
           </w:hyperlink>
         </w:t>
@@ -6769,9 +6626,9 @@
           <w:u w:val="single"/>
         </w:rPr>
         <w:t xml:space="preserve">
-          <w:hyperlink r:id="rId181" w:tgtFrame="_blank">
-            <w:r>
-              <w:t xml:space="preserve">Combatting a Tobramycin-resistant Staphylococcus aureus outbreak in a neonatal intensive care unit: the impact of hygiene intervention and antibiotic substitution.</w:t>
+          <w:hyperlink r:id="rId191" w:tgtFrame="_blank">
+            <w:r>
+              <w:t xml:space="preserve">Microbiological profile and antimicrobial resistance of surgical wound infections in a tertiary hospital in Azerbaijan.</w:t>
             </w:r>
           </w:hyperlink>
         </w:t>
@@ -6814,9 +6671,9 @@
           <w:u w:val="single"/>
         </w:rPr>
         <w:t xml:space="preserve">
-          <w:hyperlink r:id="rId182" w:tgtFrame="_blank">
-            <w:r>
-              <w:t xml:space="preserve">Epidemiology and Antimicrobial Resistance Trends of Invasive Bacterial Pathogens in The Gambia: A Retrospective analysis, 2019-2024.</w:t>
+          <w:hyperlink r:id="rId192" w:tgtFrame="_blank">
+            <w:r>
+              <w:t xml:space="preserve">Development and application of a targeted MISCP-S intervention model for psychiatric hospitals.</w:t>
             </w:r>
           </w:hyperlink>
         </w:t>
@@ -6859,9 +6716,9 @@
           <w:u w:val="single"/>
         </w:rPr>
         <w:t xml:space="preserve">
-          <w:hyperlink r:id="rId183" w:tgtFrame="_blank">
-            <w:r>
-              <w:t xml:space="preserve">In vitro Biofilm-forming Ability and Antiseptic and Antimicrobial Susceptibility of Bacterial Strains Derived from Surgical-site Infections in Equine Orthopedic Surgery.</w:t>
+          <w:hyperlink r:id="rId193" w:tgtFrame="_blank">
+            <w:r>
+              <w:t xml:space="preserve">Maxillary sinusitis due to Burkholderia cepacia mimicking fungal sinusitis.</w:t>
             </w:r>
           </w:hyperlink>
         </w:t>
@@ -6904,9 +6761,9 @@
           <w:u w:val="single"/>
         </w:rPr>
         <w:t xml:space="preserve">
-          <w:hyperlink r:id="rId184" w:tgtFrame="_blank">
-            <w:r>
-              <w:t xml:space="preserve">The transcriptional response of Yersinia pseudotuberculosis to macrophage-released metabolites during growth within synthetic microcolonies.</w:t>
+          <w:hyperlink r:id="rId194" w:tgtFrame="_blank">
+            <w:r>
+              <w:t xml:space="preserve">Predominance of SCCmec type III, multidrug resistance, and evidence of ica-independent biofilm formation among clinical Staphylococcus aureus isolates in Riyadh, Saudi Arabia.</w:t>
             </w:r>
           </w:hyperlink>
         </w:t>
@@ -6949,9 +6806,9 @@
           <w:u w:val="single"/>
         </w:rPr>
         <w:t xml:space="preserve">
-          <w:hyperlink r:id="rId185" w:tgtFrame="_blank">
-            <w:r>
-              <w:t xml:space="preserve">Selective Expansion of TCR Vβ2(+) Tregs and Impaired Lymphocyte TSST-1 Responsiveness in Bullous Pemphigoid Patients Colonised by Staphylococcus aureus.</w:t>
+          <w:hyperlink r:id="rId195" w:tgtFrame="_blank">
+            <w:r>
+              <w:t xml:space="preserve">Interfacial Activation of Microgroove-Supported TiO2 Nanotube Arrays for Stable Ag Nanoparticle Retention on Ti-6Al-4V Alloy Surfaces.</w:t>
             </w:r>
           </w:hyperlink>
         </w:t>
@@ -6994,9 +6851,9 @@
           <w:u w:val="single"/>
         </w:rPr>
         <w:t xml:space="preserve">
-          <w:hyperlink r:id="rId186" w:tgtFrame="_blank">
-            <w:r>
-              <w:t xml:space="preserve">Dual-Targeted Biomimetic MoSe(2) Nanozymes for Enhancing Peri-Implant Soft Tissue Integration.</w:t>
+          <w:hyperlink r:id="rId196" w:tgtFrame="_blank">
+            <w:r>
+              <w:t xml:space="preserve">Dual-Crosslinked Sesbania Gum-Derived Antibacterial Hydrogel Enriched with Multiple Active Sites for Efficient Skin Tissue Engineering.</w:t>
             </w:r>
           </w:hyperlink>
         </w:t>
@@ -7039,9 +6896,9 @@
           <w:u w:val="single"/>
         </w:rPr>
         <w:t xml:space="preserve">
-          <w:hyperlink r:id="rId187" w:tgtFrame="_blank">
-            <w:r>
-              <w:t xml:space="preserve">Culture-positive left shoulder septic arthritis with suspected contralateral involvement secondary to Staphylococcus aureus bacteraemia.</w:t>
+          <w:hyperlink r:id="rId197" w:tgtFrame="_blank">
+            <w:r>
+              <w:t xml:space="preserve">Longitudinal Characterization of the Microbiological Status in Primary Ciliary Dyskinesia: An Italian Multicentre Study.</w:t>
             </w:r>
           </w:hyperlink>
         </w:t>
@@ -7084,9 +6941,9 @@
           <w:u w:val="single"/>
         </w:rPr>
         <w:t xml:space="preserve">
-          <w:hyperlink r:id="rId188" w:tgtFrame="_blank">
-            <w:r>
-              <w:t xml:space="preserve">Bioinstructive polymer fibre mats to reduce bacterial pathogen colonisation.</w:t>
+          <w:hyperlink r:id="rId198" w:tgtFrame="_blank">
+            <w:r>
+              <w:t xml:space="preserve">Rosemary Ethanolic Extract-Loaded Electrospun Nanofibers as a Bioactive Dressing for Diabetic Wound Healing.</w:t>
             </w:r>
           </w:hyperlink>
         </w:t>
@@ -7129,234 +6986,9 @@
           <w:u w:val="single"/>
         </w:rPr>
         <w:t xml:space="preserve">
-          <w:hyperlink r:id="rId189" w:tgtFrame="_blank">
-            <w:r>
-              <w:t xml:space="preserve">Ocrelizumab Discontinuation After Recurrent Serious Infections in Clinically Stable Primary Progressive Multiple Sclerosis: A Case Report.</w:t>
-            </w:r>
-          </w:hyperlink>
-        </w:t>
-      </w:r>
-    </w:p>
-    <w:p>
-      <w:pPr>
-        <w:spacing w:after="0"/>
-        <w:rPr>
-          <w:color w:val="0F50FF"/>
-          <w:u w:val="single"/>
-        </w:rPr>
-      </w:pPr>
-      <w:r>
-        <w:rPr>
-          <w:color w:val="0F50FF"/>
-          <w:u w:val="single"/>
-        </w:rPr>
-        <w:t xml:space="preserve"/>
-      </w:r>
-    </w:p>
-    <w:p>
-      <w:pPr>
-        <w:pStyle w:val="ListParagraph"/>
-        <w:numPr>
-          <w:ilvl w:val="0"/>
-          <w:numId w:val="24"/>
-        </w:numPr>
-        <w:spacing w:after="0" w:line="240" w:lineRule="auto"/>
-        <w:ind w:left="357" w:hanging="357"/>
-        <w:rPr>
-          <w:color w:val="0F50FF"/>
-          <w:u w:val="single"/>
-        </w:rPr>
-      </w:pPr>
-      <w:proofErr w:type="gramStart"/>
-      <w:r>
-        <w:rPr>
-          <w:color w:val="0F50FF"/>
-          <w:u w:val="single"/>
-        </w:rPr>
-        <w:t xml:space="preserve">
-          <w:hyperlink r:id="rId190" w:tgtFrame="_blank">
-            <w:r>
-              <w:t xml:space="preserve">Osteomyelitis: Epidemiology, Classification, Pathophysiology, Clinical Features, Diagnosis, and Management.</w:t>
-            </w:r>
-          </w:hyperlink>
-        </w:t>
-      </w:r>
-    </w:p>
-    <w:p>
-      <w:pPr>
-        <w:spacing w:after="0"/>
-        <w:rPr>
-          <w:color w:val="0F50FF"/>
-          <w:u w:val="single"/>
-        </w:rPr>
-      </w:pPr>
-      <w:r>
-        <w:rPr>
-          <w:color w:val="0F50FF"/>
-          <w:u w:val="single"/>
-        </w:rPr>
-        <w:t xml:space="preserve"/>
-      </w:r>
-    </w:p>
-    <w:p>
-      <w:pPr>
-        <w:pStyle w:val="ListParagraph"/>
-        <w:numPr>
-          <w:ilvl w:val="0"/>
-          <w:numId w:val="24"/>
-        </w:numPr>
-        <w:spacing w:after="0" w:line="240" w:lineRule="auto"/>
-        <w:ind w:left="357" w:hanging="357"/>
-        <w:rPr>
-          <w:color w:val="0F50FF"/>
-          <w:u w:val="single"/>
-        </w:rPr>
-      </w:pPr>
-      <w:proofErr w:type="gramStart"/>
-      <w:r>
-        <w:rPr>
-          <w:color w:val="0F50FF"/>
-          <w:u w:val="single"/>
-        </w:rPr>
-        <w:t xml:space="preserve">
-          <w:hyperlink r:id="rId191" w:tgtFrame="_blank">
-            <w:r>
-              <w:t xml:space="preserve">The role and management of dietary and environmental factors in pediatric atopic dermatitis.</w:t>
-            </w:r>
-          </w:hyperlink>
-        </w:t>
-      </w:r>
-    </w:p>
-    <w:p>
-      <w:pPr>
-        <w:spacing w:after="0"/>
-        <w:rPr>
-          <w:color w:val="0F50FF"/>
-          <w:u w:val="single"/>
-        </w:rPr>
-      </w:pPr>
-      <w:r>
-        <w:rPr>
-          <w:color w:val="0F50FF"/>
-          <w:u w:val="single"/>
-        </w:rPr>
-        <w:t xml:space="preserve"/>
-      </w:r>
-    </w:p>
-    <w:p>
-      <w:pPr>
-        <w:pStyle w:val="ListParagraph"/>
-        <w:numPr>
-          <w:ilvl w:val="0"/>
-          <w:numId w:val="24"/>
-        </w:numPr>
-        <w:spacing w:after="0" w:line="240" w:lineRule="auto"/>
-        <w:ind w:left="357" w:hanging="357"/>
-        <w:rPr>
-          <w:color w:val="0F50FF"/>
-          <w:u w:val="single"/>
-        </w:rPr>
-      </w:pPr>
-      <w:proofErr w:type="gramStart"/>
-      <w:r>
-        <w:rPr>
-          <w:color w:val="0F50FF"/>
-          <w:u w:val="single"/>
-        </w:rPr>
-        <w:t xml:space="preserve">
-          <w:hyperlink r:id="rId192" w:tgtFrame="_blank">
-            <w:r>
-              <w:t xml:space="preserve">The interface of biofilm and immune system for Gram-negative ESKAPE pathogens.</w:t>
-            </w:r>
-          </w:hyperlink>
-        </w:t>
-      </w:r>
-    </w:p>
-    <w:p>
-      <w:pPr>
-        <w:spacing w:after="0"/>
-        <w:rPr>
-          <w:color w:val="0F50FF"/>
-          <w:u w:val="single"/>
-        </w:rPr>
-      </w:pPr>
-      <w:r>
-        <w:rPr>
-          <w:color w:val="0F50FF"/>
-          <w:u w:val="single"/>
-        </w:rPr>
-        <w:t xml:space="preserve"/>
-      </w:r>
-    </w:p>
-    <w:p>
-      <w:pPr>
-        <w:pStyle w:val="ListParagraph"/>
-        <w:numPr>
-          <w:ilvl w:val="0"/>
-          <w:numId w:val="24"/>
-        </w:numPr>
-        <w:spacing w:after="0" w:line="240" w:lineRule="auto"/>
-        <w:ind w:left="357" w:hanging="357"/>
-        <w:rPr>
-          <w:color w:val="0F50FF"/>
-          <w:u w:val="single"/>
-        </w:rPr>
-      </w:pPr>
-      <w:proofErr w:type="gramStart"/>
-      <w:r>
-        <w:rPr>
-          <w:color w:val="0F50FF"/>
-          <w:u w:val="single"/>
-        </w:rPr>
-        <w:t xml:space="preserve">
-          <w:hyperlink r:id="rId193" w:tgtFrame="_blank">
-            <w:r>
-              <w:t xml:space="preserve">Psoas and Thigh Abscesses As Rare Complications of Cesarean Delivery: A Case Report.</w:t>
-            </w:r>
-          </w:hyperlink>
-        </w:t>
-      </w:r>
-    </w:p>
-    <w:p>
-      <w:pPr>
-        <w:spacing w:after="0"/>
-        <w:rPr>
-          <w:color w:val="0F50FF"/>
-          <w:u w:val="single"/>
-        </w:rPr>
-      </w:pPr>
-      <w:r>
-        <w:rPr>
-          <w:color w:val="0F50FF"/>
-          <w:u w:val="single"/>
-        </w:rPr>
-        <w:t xml:space="preserve"/>
-      </w:r>
-    </w:p>
-    <w:p>
-      <w:pPr>
-        <w:pStyle w:val="ListParagraph"/>
-        <w:numPr>
-          <w:ilvl w:val="0"/>
-          <w:numId w:val="24"/>
-        </w:numPr>
-        <w:spacing w:after="0" w:line="240" w:lineRule="auto"/>
-        <w:ind w:left="357" w:hanging="357"/>
-        <w:rPr>
-          <w:color w:val="0F50FF"/>
-          <w:u w:val="single"/>
-        </w:rPr>
-      </w:pPr>
-      <w:proofErr w:type="gramStart"/>
-      <w:r>
-        <w:rPr>
-          <w:color w:val="0F50FF"/>
-          <w:u w:val="single"/>
-        </w:rPr>
-        <w:t xml:space="preserve">
-          <w:hyperlink r:id="rId194" w:tgtFrame="_blank">
-            <w:r>
-              <w:t xml:space="preserve">Formulation and Evaluation of a Nigella sativa Oil-Based Emulsion as a Potential Hand Sanitizer Against Methicillin-Susceptible and Methicillin-Resistant Staphylococcus aureus.</w:t>
+          <w:hyperlink r:id="rId199" w:tgtFrame="_blank">
+            <w:r>
+              <w:t xml:space="preserve">Spontaneous Renal Hemorrhage Secondary to MRSA Renal Abscess Requiring Nephrectomy After Failed Percutaneous Drainage: A Case Report.</w:t>
             </w:r>
           </w:hyperlink>
         </w:t>
@@ -7445,9 +7077,9 @@
           <w:u w:val="single"/>
         </w:rPr>
         <w:t xml:space="preserve">
-          <w:hyperlink r:id="rId195" w:tgtFrame="_blank">
-            <w:r>
-              <w:t xml:space="preserve">How Should Bacteriological Sampling Be Stratified in Paediatric Septic Arthritis? A Narrative Review with a Proposed Risk-Stratified Framework.</w:t>
+          <w:hyperlink r:id="rId200" w:tgtFrame="_blank">
+            <w:r>
+              <w:t xml:space="preserve">Significance of Nontuberculous Mycobacteria Detection in Liver Transplant Recipients: A Descriptive Epidemiology.</w:t>
             </w:r>
           </w:hyperlink>
         </w:t>
@@ -7490,9 +7122,9 @@
           <w:u w:val="single"/>
         </w:rPr>
         <w:t xml:space="preserve">
-          <w:hyperlink r:id="rId196" w:tgtFrame="_blank">
-            <w:r>
-              <w:t xml:space="preserve">Ultrasound-guided peripheral IV placement practices: A national survey of gel and probe cover use.</w:t>
+          <w:hyperlink r:id="rId201" w:tgtFrame="_blank">
+            <w:r>
+              <w:t xml:space="preserve">Mucormycosis outbreak caused by Rhizomucor pusillus in a Hematopoietic Stem Cell Transplant Unit, Brazil.</w:t>
             </w:r>
           </w:hyperlink>
         </w:t>
@@ -7535,9 +7167,144 @@
           <w:u w:val="single"/>
         </w:rPr>
         <w:t xml:space="preserve">
-          <w:hyperlink r:id="rId197" w:tgtFrame="_blank">
-            <w:r>
-              <w:t xml:space="preserve">Model-informed AUC-guided dosing for parenteral vancomycin in critically ill patients: impact on target attainment and renal safety - a pre-post intervention study.</w:t>
+          <w:hyperlink r:id="rId202" w:tgtFrame="_blank">
+            <w:r>
+              <w:t xml:space="preserve">Clinical Leadership, Evaluation, and Action Network for surgical site infection control: protocol enhancement in Sudan.</w:t>
+            </w:r>
+          </w:hyperlink>
+        </w:t>
+      </w:r>
+    </w:p>
+    <w:p>
+      <w:pPr>
+        <w:spacing w:after="0"/>
+        <w:rPr>
+          <w:color w:val="0F50FF"/>
+          <w:u w:val="single"/>
+        </w:rPr>
+      </w:pPr>
+      <w:r>
+        <w:rPr>
+          <w:color w:val="0F50FF"/>
+          <w:u w:val="single"/>
+        </w:rPr>
+        <w:t xml:space="preserve"/>
+      </w:r>
+    </w:p>
+    <w:p>
+      <w:pPr>
+        <w:pStyle w:val="ListParagraph"/>
+        <w:numPr>
+          <w:ilvl w:val="0"/>
+          <w:numId w:val="25"/>
+        </w:numPr>
+        <w:spacing w:after="0" w:line="240" w:lineRule="auto"/>
+        <w:ind w:left="357" w:hanging="357"/>
+        <w:rPr>
+          <w:color w:val="0F50FF"/>
+          <w:u w:val="single"/>
+        </w:rPr>
+      </w:pPr>
+      <w:proofErr w:type="gramStart"/>
+      <w:r>
+        <w:rPr>
+          <w:color w:val="0F50FF"/>
+          <w:u w:val="single"/>
+        </w:rPr>
+        <w:t xml:space="preserve">
+          <w:hyperlink r:id="rId203" w:tgtFrame="_blank">
+            <w:r>
+              <w:t xml:space="preserve">Evaluation and Outcomes of Obstetric and Surgical Healthcare-associated Brucella Exposures.</w:t>
+            </w:r>
+          </w:hyperlink>
+        </w:t>
+      </w:r>
+    </w:p>
+    <w:p>
+      <w:pPr>
+        <w:spacing w:after="0"/>
+        <w:rPr>
+          <w:color w:val="0F50FF"/>
+          <w:u w:val="single"/>
+        </w:rPr>
+      </w:pPr>
+      <w:r>
+        <w:rPr>
+          <w:color w:val="0F50FF"/>
+          <w:u w:val="single"/>
+        </w:rPr>
+        <w:t xml:space="preserve"/>
+      </w:r>
+    </w:p>
+    <w:p>
+      <w:pPr>
+        <w:pStyle w:val="ListParagraph"/>
+        <w:numPr>
+          <w:ilvl w:val="0"/>
+          <w:numId w:val="25"/>
+        </w:numPr>
+        <w:spacing w:after="0" w:line="240" w:lineRule="auto"/>
+        <w:ind w:left="357" w:hanging="357"/>
+        <w:rPr>
+          <w:color w:val="0F50FF"/>
+          <w:u w:val="single"/>
+        </w:rPr>
+      </w:pPr>
+      <w:proofErr w:type="gramStart"/>
+      <w:r>
+        <w:rPr>
+          <w:color w:val="0F50FF"/>
+          <w:u w:val="single"/>
+        </w:rPr>
+        <w:t xml:space="preserve">
+          <w:hyperlink r:id="rId204" w:tgtFrame="_blank">
+            <w:r>
+              <w:t xml:space="preserve">Ventriculostomy-associated infection rates and routine EVD replacement: a systematic review and meta-analysis.</w:t>
+            </w:r>
+          </w:hyperlink>
+        </w:t>
+      </w:r>
+    </w:p>
+    <w:p>
+      <w:pPr>
+        <w:spacing w:after="0"/>
+        <w:rPr>
+          <w:color w:val="0F50FF"/>
+          <w:u w:val="single"/>
+        </w:rPr>
+      </w:pPr>
+      <w:r>
+        <w:rPr>
+          <w:color w:val="0F50FF"/>
+          <w:u w:val="single"/>
+        </w:rPr>
+        <w:t xml:space="preserve"/>
+      </w:r>
+    </w:p>
+    <w:p>
+      <w:pPr>
+        <w:pStyle w:val="ListParagraph"/>
+        <w:numPr>
+          <w:ilvl w:val="0"/>
+          <w:numId w:val="25"/>
+        </w:numPr>
+        <w:spacing w:after="0" w:line="240" w:lineRule="auto"/>
+        <w:ind w:left="357" w:hanging="357"/>
+        <w:rPr>
+          <w:color w:val="0F50FF"/>
+          <w:u w:val="single"/>
+        </w:rPr>
+      </w:pPr>
+      <w:proofErr w:type="gramStart"/>
+      <w:r>
+        <w:rPr>
+          <w:color w:val="0F50FF"/>
+          <w:u w:val="single"/>
+        </w:rPr>
+        <w:t xml:space="preserve">
+          <w:hyperlink r:id="rId205" w:tgtFrame="_blank">
+            <w:r>
+              <w:t xml:space="preserve">Congenital syphilis as a failure of the maternal-fetal prevention cascade: Clinical implications for pregnant migrant and structurally vulnerable women in high-income settings - an ESCMID study group for infections in Travellers and migrants (ESGITM) perspective.</w:t>
             </w:r>
           </w:hyperlink>
         </w:t>
@@ -7617,9 +7384,54 @@
           <w:u w:val="single"/>
         </w:rPr>
         <w:t xml:space="preserve">
+          <w:hyperlink r:id="rId33" w:tgtFrame="_blank">
+            <w:r>
+              <w:t xml:space="preserve">Glucose-containing carriers in cancer therapy (GLUCOSE-ONC): A multistream critical review and quantitative exposure framework.</w:t>
+            </w:r>
+          </w:hyperlink>
+        </w:t>
+      </w:r>
+    </w:p>
+    <w:p>
+      <w:pPr>
+        <w:spacing w:after="0"/>
+        <w:rPr>
+          <w:color w:val="0F50FF"/>
+          <w:u w:val="single"/>
+        </w:rPr>
+      </w:pPr>
+      <w:r>
+        <w:rPr>
+          <w:color w:val="0F50FF"/>
+          <w:u w:val="single"/>
+        </w:rPr>
+        <w:t xml:space="preserve"/>
+      </w:r>
+    </w:p>
+    <w:p>
+      <w:pPr>
+        <w:pStyle w:val="ListParagraph"/>
+        <w:numPr>
+          <w:ilvl w:val="0"/>
+          <w:numId w:val="26"/>
+        </w:numPr>
+        <w:spacing w:after="0" w:line="240" w:lineRule="auto"/>
+        <w:ind w:left="357" w:hanging="357"/>
+        <w:rPr>
+          <w:color w:val="0F50FF"/>
+          <w:u w:val="single"/>
+        </w:rPr>
+      </w:pPr>
+      <w:proofErr w:type="gramStart"/>
+      <w:r>
+        <w:rPr>
+          <w:color w:val="0F50FF"/>
+          <w:u w:val="single"/>
+        </w:rPr>
+        <w:t xml:space="preserve">
           <w:hyperlink r:id="rId34" w:tgtFrame="_blank">
             <w:r>
-              <w:t xml:space="preserve">Effects of breast milk nutrition on chronic adenoiditis, chronic tonsillitis and allergy.</w:t>
+              <w:t xml:space="preserve">Factors Associated with Prolonged Hospitalisation in Women with Breast Cancer: Evidence from a Large German Multicentre Study.</w:t>
             </w:r>
           </w:hyperlink>
         </w:t>
@@ -7664,7 +7476,7 @@
         <w:t xml:space="preserve">
           <w:hyperlink r:id="rId35" w:tgtFrame="_blank">
             <w:r>
-              <w:t xml:space="preserve">Heart Failure and Cancer: Incidence and Mortality Patterns, A Systematic Review and Meta-analysis.</w:t>
+              <w:t xml:space="preserve">Post-Mastectomy Emergency Department Visits in Alberta: Understanding Patient Perspectives.</w:t>
             </w:r>
           </w:hyperlink>
         </w:t>
@@ -7709,7 +7521,7 @@
         <w:t xml:space="preserve">
           <w:hyperlink r:id="rId36" w:tgtFrame="_blank">
             <w:r>
-              <w:t xml:space="preserve">Microwave Ablation for Granulomatous Lobular Mastitis: A Narrative Review.</w:t>
+              <w:t xml:space="preserve">An exceptionally late and severe radiation recall dermatitis with chest-wall ulceration 32 years after breast radiotherapy: a case report and literature review.</w:t>
             </w:r>
           </w:hyperlink>
         </w:t>
@@ -7754,7 +7566,7 @@
         <w:t xml:space="preserve">
           <w:hyperlink r:id="rId37" w:tgtFrame="_blank">
             <w:r>
-              <w:t xml:space="preserve">An Algorithm for Salvage of Implant-Threatening Complications in Breast Reconstruction.</w:t>
+              <w:t xml:space="preserve">A case report on the management of sepsis complicated by eroded mixed hemorrhoids following breast cancer chemotherapy.</w:t>
             </w:r>
           </w:hyperlink>
         </w:t>
@@ -7799,7 +7611,7 @@
         <w:t xml:space="preserve">
           <w:hyperlink r:id="rId38" w:tgtFrame="_blank">
             <w:r>
-              <w:t xml:space="preserve">Management Strategies for Pasteurella multocida Infections in Implant-Based Breast Reconstruction: Review of the Literature and a Successful Nonsurgical Salvage Case.</w:t>
+              <w:t xml:space="preserve">Absorbable Synthetic Meshes in Implant-Based Breast Reconstruction After Subcutaneous Mastectomy: A Systematic Review with Clinical and Economic Considerations.</w:t>
             </w:r>
           </w:hyperlink>
         </w:t>
@@ -7844,7 +7656,7 @@
         <w:t xml:space="preserve">
           <w:hyperlink r:id="rId39" w:tgtFrame="_blank">
             <w:r>
-              <w:t xml:space="preserve">Case Report: Concurrent thyroid tuberculosis and tuberculous lymphadenitis initially misdiagnosed as malignancy by (18)F-FDG PET/CT.</w:t>
+              <w:t xml:space="preserve">Staphylococcus epidermidis: A (Patho)physiological microflora? A retrospective observational analysis of complicated infections in aesthetic surgery.</w:t>
             </w:r>
           </w:hyperlink>
         </w:t>
@@ -7889,7 +7701,7 @@
         <w:t xml:space="preserve">
           <w:hyperlink r:id="rId40" w:tgtFrame="_blank">
             <w:r>
-              <w:t xml:space="preserve">Patients' Perspectives on Changes in Cancer Care During the COVID-19 Pandemic: Results of a Survey Among Patients with Gynecological Malignancies and Breast Cancer in Germany (NOGGO-S25/Expression XIII).</w:t>
+              <w:t xml:space="preserve">Pure Red Cell Aplasia Following Neoadjuvant Docetaxel/Carboplatin/Trastuzumab (TCbH) in a 45‑Year‑Old Woman With Breast Cancer Successfully Treated With Cyclosporine.</w:t>
             </w:r>
           </w:hyperlink>
         </w:t>
@@ -7934,7 +7746,7 @@
         <w:t xml:space="preserve">
           <w:hyperlink r:id="rId41" w:tgtFrame="_blank">
             <w:r>
-              <w:t xml:space="preserve">Mini-ID - A minimally invasive drainage strategy for complicated skin and soft tissue infection: A case report.</w:t>
+              <w:t xml:space="preserve">Impact of Body Mass Index on Surgical Outcomes After Delayed Breast Reconstruction.</w:t>
             </w:r>
           </w:hyperlink>
         </w:t>
@@ -7979,7 +7791,7 @@
         <w:t xml:space="preserve">
           <w:hyperlink r:id="rId42" w:tgtFrame="_blank">
             <w:r>
-              <w:t xml:space="preserve">Vasopressor Use in Free Flap Reconstruction: A Multicenter Propensity-Matched Analysis of Outcomes.</w:t>
+              <w:t xml:space="preserve">Esophagitis Dissecans Superficialis in a Patient With Prior Subtotal Gastrectomy and Roux-en-Y Reconstruction: A Case Report.</w:t>
             </w:r>
           </w:hyperlink>
         </w:t>
@@ -8024,7 +7836,7 @@
         <w:t xml:space="preserve">
           <w:hyperlink r:id="rId43" w:tgtFrame="_blank">
             <w:r>
-              <w:t xml:space="preserve">Extent-Guided Staged Management of Localized Late-Onset MSSA Sternal Infection after Bilateral Lung Transplantation: A Case Report.</w:t>
+              <w:t xml:space="preserve">Immediate implant breast reconstruction with total musculofascial coverage: Outcome of 1,180 consecutive reconstruction from a prospectively maintained database.</w:t>
             </w:r>
           </w:hyperlink>
         </w:t>
@@ -8069,7 +7881,7 @@
         <w:t xml:space="preserve">
           <w:hyperlink r:id="rId44" w:tgtFrame="_blank">
             <w:r>
-              <w:t xml:space="preserve">Comparison of Postoperative Outcomes of Rib-Sparing Versus Rib-Sacrificing in Free Flap Breast Reconstruction Using the US Collaborative Network in TriNetX.</w:t>
+              <w:t xml:space="preserve">The Impact of a Drain Antisepsis Protocol on Infection in Implant-Based Breast Reconstruction: A Propensity Score Matched Analysis.</w:t>
             </w:r>
           </w:hyperlink>
         </w:t>
@@ -8114,7 +7926,7 @@
         <w:t xml:space="preserve">
           <w:hyperlink r:id="rId45" w:tgtFrame="_blank">
             <w:r>
-              <w:t xml:space="preserve">From pustule to flap: necrotizing fasciitis of the breast in type 1 diabetes-a case report.</w:t>
+              <w:t xml:space="preserve">Subcutaneous and Extravascular Implantable Cardioverter-Defibrillators: A Clinical Framework for Breast Surgery, Pregnancy, Lactation, Radiation Therapy, and Breast Imaging.</w:t>
             </w:r>
           </w:hyperlink>
         </w:t>
@@ -8159,7 +7971,7 @@
         <w:t xml:space="preserve">
           <w:hyperlink r:id="rId46" w:tgtFrame="_blank">
             <w:r>
-              <w:t xml:space="preserve">Negative Pressure Wound Therapy Does Not Reduce Wound Complications Following Simple Mastectomy: A Retrospective Cohort Study.</w:t>
+              <w:t xml:space="preserve">Case Report: Bilateral visual loss due to endogenous endophthalmitis following total pancreatectomy with duodenectomy and splenectomy.</w:t>
             </w:r>
           </w:hyperlink>
         </w:t>
@@ -8204,7 +8016,7 @@
         <w:t xml:space="preserve">
           <w:hyperlink r:id="rId47" w:tgtFrame="_blank">
             <w:r>
-              <w:t xml:space="preserve">Novel approach to nipple reconstruction: First male FixNip prosthesis implantation.</w:t>
+              <w:t xml:space="preserve">Prepectoral Implant for Immediate Breast Reconstruction after Mastectomy: A Review Article.</w:t>
             </w:r>
           </w:hyperlink>
         </w:t>
@@ -8249,7 +8061,7 @@
         <w:t xml:space="preserve">
           <w:hyperlink r:id="rId48" w:tgtFrame="_blank">
             <w:r>
-              <w:t xml:space="preserve">Global, regional, and national prevalence of second-hand smoke and attributable disease burden in 204 countries and territories, 1990-2023: a systematic analysis for the Global Burden of Disease Study 2023.</w:t>
+              <w:t xml:space="preserve">Case Report: Triple-negative metaplastic breast carcinoma with primary resistance to neoadjuvant chemoimmunotherapy, refractory tumor necrosis-related fever, and rapid postoperative disease progression.</w:t>
             </w:r>
           </w:hyperlink>
         </w:t>
@@ -8294,7 +8106,7 @@
         <w:t xml:space="preserve">
           <w:hyperlink r:id="rId49" w:tgtFrame="_blank">
             <w:r>
-              <w:t xml:space="preserve">Idiopathic granulomatous mastitis in the United Arab Emirates: a retrospective case series of clinical features, management, and outcomes.</w:t>
+              <w:t xml:space="preserve">Case Report: Metachronous bilateral primary and secondary angiosarcoma of the breast.</w:t>
             </w:r>
           </w:hyperlink>
         </w:t>
@@ -8339,7 +8151,7 @@
         <w:t xml:space="preserve">
           <w:hyperlink r:id="rId50" w:tgtFrame="_blank">
             <w:r>
-              <w:t xml:space="preserve">Multidisciplinary Management of Fungating Locally Advanced and Metastatic Breast Cancer: Report of Two Cases.</w:t>
+              <w:t xml:space="preserve">Impact of premastectomy versus postmastectomy radiotherapy on postoperative complications in breast reconstruction: A systematic review and meta-analysis.</w:t>
             </w:r>
           </w:hyperlink>
         </w:t>
@@ -8384,7 +8196,7 @@
         <w:t xml:space="preserve">
           <w:hyperlink r:id="rId51" w:tgtFrame="_blank">
             <w:r>
-              <w:t xml:space="preserve">Galactocele Rupture Causing Milk Contamination of a Prepectoral Implant Pocket: Diagnostic Pitfall and Implant Salvage.</w:t>
+              <w:t xml:space="preserve">Automated mRNA-Based Detection of ER, PR, HER2, and Ki-67 in Breast Cancer Tissue and Cytology Samples in Resource-Limited Settings.</w:t>
             </w:r>
           </w:hyperlink>
         </w:t>
@@ -8429,7 +8241,7 @@
         <w:t xml:space="preserve">
           <w:hyperlink r:id="rId52" w:tgtFrame="_blank">
             <w:r>
-              <w:t xml:space="preserve">Vertical Breast Reduction with Limited Horizontal Scar: A Broad-Based Superior Areolar Pedicle Approach Ensuring Neurovascular Safety and Emphasizing Shape Stability.</w:t>
+              <w:t xml:space="preserve">Gastrin and cholecystokinin 2 receptor, and gastrin-releasing peptide receptor in cancer: From pathogenesis to precision medicine.</w:t>
             </w:r>
           </w:hyperlink>
         </w:t>
@@ -8474,7 +8286,7 @@
         <w:t xml:space="preserve">
           <w:hyperlink r:id="rId53" w:tgtFrame="_blank">
             <w:r>
-              <w:t xml:space="preserve">Analysis of Essence Human Acellular Dermal Matrix Compared With Other Products in Prepectoral Direct-to-implant Reconstruction.</w:t>
+              <w:t xml:space="preserve">Effectiveness of Closed-Incision Negative Pressure Wound Therapy in Non-Autologous Breast Surgery: A Systematic Review and Meta-Analysis.</w:t>
             </w:r>
           </w:hyperlink>
         </w:t>
@@ -8519,7 +8331,7 @@
         <w:t xml:space="preserve">
           <w:hyperlink r:id="rId54" w:tgtFrame="_blank">
             <w:r>
-              <w:t xml:space="preserve">Congenital Bronchial Atresia Mimicking Pulmonary Sequestration in the Lower Lobe: A Case Report.</w:t>
+              <w:t xml:space="preserve">Role of Topical Nitroglycerin in Prevention and Management of Post-mastectomy Skin Flap Necrosis: A Prospective Randomized Controlled Study.</w:t>
             </w:r>
           </w:hyperlink>
         </w:t>
@@ -8564,7 +8376,7 @@
         <w:t xml:space="preserve">
           <w:hyperlink r:id="rId55" w:tgtFrame="_blank">
             <w:r>
-              <w:t xml:space="preserve">An Observational Study of Granulomatous Mastitis in a Philippine Breast Care Center.</w:t>
+              <w:t xml:space="preserve">Complications following Breast Augmentation using Injectable Fillers in Kuwait.</w:t>
             </w:r>
           </w:hyperlink>
         </w:t>
@@ -8609,7 +8421,7 @@
         <w:t xml:space="preserve">
           <w:hyperlink r:id="rId56" w:tgtFrame="_blank">
             <w:r>
-              <w:t xml:space="preserve">Predictive model for increased postoperative drainage volume in patients with papillary thyroid carcinoma: a retrospective cohort study.</w:t>
+              <w:t xml:space="preserve">Adjuvant abemaciclib does not increase delayed reconstructive morbidity after tissue-expander breast reconstruction: A multi-institutional propensity-matched analysis.</w:t>
             </w:r>
           </w:hyperlink>
         </w:t>
@@ -8654,7 +8466,7 @@
         <w:t xml:space="preserve">
           <w:hyperlink r:id="rId57" w:tgtFrame="_blank">
             <w:r>
-              <w:t xml:space="preserve">Postoperative complications following mastopexy and reduction mammaplasty in patients with cannabis use disorder: a propensity-matched cohort study.</w:t>
+              <w:t xml:space="preserve">Gestational gigantomastia in the early postpartum period presenting with severe refractory pain: a case report.</w:t>
             </w:r>
           </w:hyperlink>
         </w:t>
@@ -8699,7 +8511,7 @@
         <w:t xml:space="preserve">
           <w:hyperlink r:id="rId58" w:tgtFrame="_blank">
             <w:r>
-              <w:t xml:space="preserve">Indications, safety and aesthetic outcomes of autologous conversion after implant-based breast reconstruction failure: A systematic review and meta-analysis.</w:t>
+              <w:t xml:space="preserve">Advanced Age is Not Associated With An Increased Risk of Postoperative Complications in Breast Reduction Surgery: A Comparative Study on 1716 Patients.</w:t>
             </w:r>
           </w:hyperlink>
         </w:t>
@@ -8744,7 +8556,7 @@
         <w:t xml:space="preserve">
           <w:hyperlink r:id="rId59" w:tgtFrame="_blank">
             <w:r>
-              <w:t xml:space="preserve">Predictors of Sentinel Lymph Node Metastasis and External Validation of the MSKCC Nomogram in Breast Cancer: A Retrospective Single-Center Cohort Study.</w:t>
+              <w:t xml:space="preserve">Learning Curve and Initial Results of Robot-Assisted Axillary Lymph Node Dissection for Node-Positive Breast Cancer: A Single-Center Study.</w:t>
             </w:r>
           </w:hyperlink>
         </w:t>
@@ -8789,7 +8601,7 @@
         <w:t xml:space="preserve">
           <w:hyperlink r:id="rId60" w:tgtFrame="_blank">
             <w:r>
-              <w:t xml:space="preserve">Impact of Axillary Reverse Mapping on Non-lymphedema Functional Axillary Complications After Axillary Lymph Node Dissection for Breast Cancer.</w:t>
+              <w:t xml:space="preserve">Breast implant-associated late hematoma: a narrative review of case reports and case series.</w:t>
             </w:r>
           </w:hyperlink>
         </w:t>
@@ -8834,7 +8646,7 @@
         <w:t xml:space="preserve">
           <w:hyperlink r:id="rId61" w:tgtFrame="_blank">
             <w:r>
-              <w:t xml:space="preserve">Hypochlorous acid irrigation reduces the rate of infections in patients undergoing implant-based breast reconstruction.</w:t>
+              <w:t xml:space="preserve">Peri-areolar dermal reinforcement to prevent prosthetic-related complications in prepectoral reconstruction with a compromised nipple-areola complex: a surgical technique.</w:t>
             </w:r>
           </w:hyperlink>
         </w:t>
@@ -8879,7 +8691,7 @@
         <w:t xml:space="preserve">
           <w:hyperlink r:id="rId62" w:tgtFrame="_blank">
             <w:r>
-              <w:t xml:space="preserve">Normal and Pathological Incidental Breast Implant Findings on Chest Computed Tomography: What the Radiologist Needs to Know.</w:t>
+              <w:t xml:space="preserve">Association of Adjuvant Radiotherapy De-Escalation With Outcomes Following Oncoplastic Breast-Conserving Surgery.</w:t>
             </w:r>
           </w:hyperlink>
         </w:t>
@@ -8924,7 +8736,7 @@
         <w:t xml:space="preserve">
           <w:hyperlink r:id="rId63" w:tgtFrame="_blank">
             <w:r>
-              <w:t xml:space="preserve">Systematic review of buried flap reconstructions after nipple-sparing mastectomy.</w:t>
+              <w:t xml:space="preserve">GLP-1 receptor agonist use and postoperative complications after body contouring surgery following massive weight loss.</w:t>
             </w:r>
           </w:hyperlink>
         </w:t>
@@ -8969,7 +8781,7 @@
         <w:t xml:space="preserve">
           <w:hyperlink r:id="rId64" w:tgtFrame="_blank">
             <w:r>
-              <w:t xml:space="preserve">Case Report: Ulcerative breast cancer occurring 20 years after breast augmentation with Amazingel injection.</w:t>
+              <w:t xml:space="preserve">Association of Neoadjuvant Versus Adjuvant Chemotherapy on Pre-Pectoral Tissue Expander Based Reconstruction Outcomes Following Mastectomy.</w:t>
             </w:r>
           </w:hyperlink>
         </w:t>
@@ -9014,7 +8826,7 @@
         <w:t xml:space="preserve">
           <w:hyperlink r:id="rId65" w:tgtFrame="_blank">
             <w:r>
-              <w:t xml:space="preserve">Evaluation of the Feasibility, Safety, and Effectiveness of a Tailored Enhanced Recovery After Surgery Protocol for Gastroepiploic Vascularized Lymph Node Transfer in Breast Cancer-Related Upper Extremity Lymphedema: A Preliminary Retrospective Comparative Study.</w:t>
+              <w:t xml:space="preserve">Support or Simplicity: Evaluating Mesh Use in Two-Stage Prepectoral Breast Reconstruction.</w:t>
             </w:r>
           </w:hyperlink>
         </w:t>
@@ -9059,7 +8871,7 @@
         <w:t xml:space="preserve">
           <w:hyperlink r:id="rId66" w:tgtFrame="_blank">
             <w:r>
-              <w:t xml:space="preserve">A Silent Killer in an Unlikely Place: Necrotizing Fasciitis of the Breast.</w:t>
+              <w:t xml:space="preserve">Bone marrow necrosis and rapidly progressive liver metastases after breast-conserving surgery in a 33-year-old woman with triple-negative breast cancer, followed by death 288 days after surgery: a case report.</w:t>
             </w:r>
           </w:hyperlink>
         </w:t>
@@ -9104,7 +8916,7 @@
         <w:t xml:space="preserve">
           <w:hyperlink r:id="rId67" w:tgtFrame="_blank">
             <w:r>
-              <w:t xml:space="preserve">Ergonomic mismatch in circular staplers: powered staplers are associated with reduced sex-related disparities.</w:t>
+              <w:t xml:space="preserve">Indocyanine Green Angiography Reduces Ischemic Complications in Immediate Implant-Based Breast Reconstruction: A Systematic Review and Meta-analysis.</w:t>
             </w:r>
           </w:hyperlink>
         </w:t>
@@ -9149,7 +8961,7 @@
         <w:t xml:space="preserve">
           <w:hyperlink r:id="rId68" w:tgtFrame="_blank">
             <w:r>
-              <w:t xml:space="preserve">Does History of Reduction Mammoplasty Predispose to Lactation Complications? A Multicenter Retrospective Cohort.</w:t>
+              <w:t xml:space="preserve">Postoperative complication risks associated with penicillin allergy in tissue expander-based breast reconstruction: A propensity score-matched retrospective cohort study.</w:t>
             </w:r>
           </w:hyperlink>
         </w:t>
@@ -9194,7 +9006,7 @@
         <w:t xml:space="preserve">
           <w:hyperlink r:id="rId69" w:tgtFrame="_blank">
             <w:r>
-              <w:t xml:space="preserve">Dual-Site Postsurgical Pyoderma Gangrenosum of the Breast and Back With Delayed Diagnosis: A Case Report.</w:t>
+              <w:t xml:space="preserve">Operating under pressure: a scoping review of the effects of climate change on general surgery.</w:t>
             </w:r>
           </w:hyperlink>
         </w:t>
@@ -9239,7 +9051,457 @@
         <w:t xml:space="preserve">
           <w:hyperlink r:id="rId70" w:tgtFrame="_blank">
             <w:r>
-              <w:t xml:space="preserve">Recurrent breast abscess leading to an incidental diagnosis of tuberculous mastitis: a case report.</w:t>
+              <w:t xml:space="preserve">Endoscopic Subcutaneous Mastectomy with Cold-Knife Flap Dissection Through a Single Axillary Incision for Gynaecomastia.</w:t>
+            </w:r>
+          </w:hyperlink>
+        </w:t>
+      </w:r>
+    </w:p>
+    <w:p>
+      <w:pPr>
+        <w:spacing w:after="0"/>
+        <w:rPr>
+          <w:color w:val="0F50FF"/>
+          <w:u w:val="single"/>
+        </w:rPr>
+      </w:pPr>
+      <w:r>
+        <w:rPr>
+          <w:color w:val="0F50FF"/>
+          <w:u w:val="single"/>
+        </w:rPr>
+        <w:t xml:space="preserve"/>
+      </w:r>
+    </w:p>
+    <w:p>
+      <w:pPr>
+        <w:pStyle w:val="ListParagraph"/>
+        <w:numPr>
+          <w:ilvl w:val="0"/>
+          <w:numId w:val="26"/>
+        </w:numPr>
+        <w:spacing w:after="0" w:line="240" w:lineRule="auto"/>
+        <w:ind w:left="357" w:hanging="357"/>
+        <w:rPr>
+          <w:color w:val="0F50FF"/>
+          <w:u w:val="single"/>
+        </w:rPr>
+      </w:pPr>
+      <w:proofErr w:type="gramStart"/>
+      <w:r>
+        <w:rPr>
+          <w:color w:val="0F50FF"/>
+          <w:u w:val="single"/>
+        </w:rPr>
+        <w:t xml:space="preserve">
+          <w:hyperlink r:id="rId71" w:tgtFrame="_blank">
+            <w:r>
+              <w:t xml:space="preserve">Impact of the COVID-19 pandemic on breast cancer care in Romania: a cohort analysis from the Oncological Institute of Bucharest.</w:t>
+            </w:r>
+          </w:hyperlink>
+        </w:t>
+      </w:r>
+    </w:p>
+    <w:p>
+      <w:pPr>
+        <w:spacing w:after="0"/>
+        <w:rPr>
+          <w:color w:val="0F50FF"/>
+          <w:u w:val="single"/>
+        </w:rPr>
+      </w:pPr>
+      <w:r>
+        <w:rPr>
+          <w:color w:val="0F50FF"/>
+          <w:u w:val="single"/>
+        </w:rPr>
+        <w:t xml:space="preserve"/>
+      </w:r>
+    </w:p>
+    <w:p>
+      <w:pPr>
+        <w:pStyle w:val="ListParagraph"/>
+        <w:numPr>
+          <w:ilvl w:val="0"/>
+          <w:numId w:val="26"/>
+        </w:numPr>
+        <w:spacing w:after="0" w:line="240" w:lineRule="auto"/>
+        <w:ind w:left="357" w:hanging="357"/>
+        <w:rPr>
+          <w:color w:val="0F50FF"/>
+          <w:u w:val="single"/>
+        </w:rPr>
+      </w:pPr>
+      <w:proofErr w:type="gramStart"/>
+      <w:r>
+        <w:rPr>
+          <w:color w:val="0F50FF"/>
+          <w:u w:val="single"/>
+        </w:rPr>
+        <w:t xml:space="preserve">
+          <w:hyperlink r:id="rId72" w:tgtFrame="_blank">
+            <w:r>
+              <w:t xml:space="preserve">Herpes zoster risk among female survivors of breast cancer in Japan.</w:t>
+            </w:r>
+          </w:hyperlink>
+        </w:t>
+      </w:r>
+    </w:p>
+    <w:p>
+      <w:pPr>
+        <w:spacing w:after="0"/>
+        <w:rPr>
+          <w:color w:val="0F50FF"/>
+          <w:u w:val="single"/>
+        </w:rPr>
+      </w:pPr>
+      <w:r>
+        <w:rPr>
+          <w:color w:val="0F50FF"/>
+          <w:u w:val="single"/>
+        </w:rPr>
+        <w:t xml:space="preserve"/>
+      </w:r>
+    </w:p>
+    <w:p>
+      <w:pPr>
+        <w:pStyle w:val="ListParagraph"/>
+        <w:numPr>
+          <w:ilvl w:val="0"/>
+          <w:numId w:val="26"/>
+        </w:numPr>
+        <w:spacing w:after="0" w:line="240" w:lineRule="auto"/>
+        <w:ind w:left="357" w:hanging="357"/>
+        <w:rPr>
+          <w:color w:val="0F50FF"/>
+          <w:u w:val="single"/>
+        </w:rPr>
+      </w:pPr>
+      <w:proofErr w:type="gramStart"/>
+      <w:r>
+        <w:rPr>
+          <w:color w:val="0F50FF"/>
+          <w:u w:val="single"/>
+        </w:rPr>
+        <w:t xml:space="preserve">
+          <w:hyperlink r:id="rId73" w:tgtFrame="_blank">
+            <w:r>
+              <w:t xml:space="preserve">When Does Grade I Ptosis Require Mastopexy? Implant-Only Augmentation in 198 Patients: A Clinical Framework for Patient Selection.</w:t>
+            </w:r>
+          </w:hyperlink>
+        </w:t>
+      </w:r>
+    </w:p>
+    <w:p>
+      <w:pPr>
+        <w:spacing w:after="0"/>
+        <w:rPr>
+          <w:color w:val="0F50FF"/>
+          <w:u w:val="single"/>
+        </w:rPr>
+      </w:pPr>
+      <w:r>
+        <w:rPr>
+          <w:color w:val="0F50FF"/>
+          <w:u w:val="single"/>
+        </w:rPr>
+        <w:t xml:space="preserve"/>
+      </w:r>
+    </w:p>
+    <w:p>
+      <w:pPr>
+        <w:pStyle w:val="ListParagraph"/>
+        <w:numPr>
+          <w:ilvl w:val="0"/>
+          <w:numId w:val="26"/>
+        </w:numPr>
+        <w:spacing w:after="0" w:line="240" w:lineRule="auto"/>
+        <w:ind w:left="357" w:hanging="357"/>
+        <w:rPr>
+          <w:color w:val="0F50FF"/>
+          <w:u w:val="single"/>
+        </w:rPr>
+      </w:pPr>
+      <w:proofErr w:type="gramStart"/>
+      <w:r>
+        <w:rPr>
+          <w:color w:val="0F50FF"/>
+          <w:u w:val="single"/>
+        </w:rPr>
+        <w:t xml:space="preserve">
+          <w:hyperlink r:id="rId74" w:tgtFrame="_blank">
+            <w:r>
+              <w:t xml:space="preserve">[Translated article] Outcomes of metastasectomy in patients with solitary bone metastases: Experience from a cancer center in Bogotá, Colombia.</w:t>
+            </w:r>
+          </w:hyperlink>
+        </w:t>
+      </w:r>
+    </w:p>
+    <w:p>
+      <w:pPr>
+        <w:spacing w:after="0"/>
+        <w:rPr>
+          <w:color w:val="0F50FF"/>
+          <w:u w:val="single"/>
+        </w:rPr>
+      </w:pPr>
+      <w:r>
+        <w:rPr>
+          <w:color w:val="0F50FF"/>
+          <w:u w:val="single"/>
+        </w:rPr>
+        <w:t xml:space="preserve"/>
+      </w:r>
+    </w:p>
+    <w:p>
+      <w:pPr>
+        <w:pStyle w:val="ListParagraph"/>
+        <w:numPr>
+          <w:ilvl w:val="0"/>
+          <w:numId w:val="26"/>
+        </w:numPr>
+        <w:spacing w:after="0" w:line="240" w:lineRule="auto"/>
+        <w:ind w:left="357" w:hanging="357"/>
+        <w:rPr>
+          <w:color w:val="0F50FF"/>
+          <w:u w:val="single"/>
+        </w:rPr>
+      </w:pPr>
+      <w:proofErr w:type="gramStart"/>
+      <w:r>
+        <w:rPr>
+          <w:color w:val="0F50FF"/>
+          <w:u w:val="single"/>
+        </w:rPr>
+        <w:t xml:space="preserve">
+          <w:hyperlink r:id="rId75" w:tgtFrame="_blank">
+            <w:r>
+              <w:t xml:space="preserve">Perioperative Outcomes of the Modified Oncoplastic Lift and Lymphatic Excision and Reconstruction (MOLLER) Technique in Breast Surgery.</w:t>
+            </w:r>
+          </w:hyperlink>
+        </w:t>
+      </w:r>
+    </w:p>
+    <w:p>
+      <w:pPr>
+        <w:spacing w:after="0"/>
+        <w:rPr>
+          <w:color w:val="0F50FF"/>
+          <w:u w:val="single"/>
+        </w:rPr>
+      </w:pPr>
+      <w:r>
+        <w:rPr>
+          <w:color w:val="0F50FF"/>
+          <w:u w:val="single"/>
+        </w:rPr>
+        <w:t xml:space="preserve"/>
+      </w:r>
+    </w:p>
+    <w:p>
+      <w:pPr>
+        <w:pStyle w:val="ListParagraph"/>
+        <w:numPr>
+          <w:ilvl w:val="0"/>
+          <w:numId w:val="26"/>
+        </w:numPr>
+        <w:spacing w:after="0" w:line="240" w:lineRule="auto"/>
+        <w:ind w:left="357" w:hanging="357"/>
+        <w:rPr>
+          <w:color w:val="0F50FF"/>
+          <w:u w:val="single"/>
+        </w:rPr>
+      </w:pPr>
+      <w:proofErr w:type="gramStart"/>
+      <w:r>
+        <w:rPr>
+          <w:color w:val="0F50FF"/>
+          <w:u w:val="single"/>
+        </w:rPr>
+        <w:t xml:space="preserve">
+          <w:hyperlink r:id="rId76" w:tgtFrame="_blank">
+            <w:r>
+              <w:t xml:space="preserve">Comparative Analysis of Bilateral Stacked Flap and Hybrid Breast Reconstruction: Clinical Results and Patient-reported Outcomes.</w:t>
+            </w:r>
+          </w:hyperlink>
+        </w:t>
+      </w:r>
+    </w:p>
+    <w:p>
+      <w:pPr>
+        <w:spacing w:after="0"/>
+        <w:rPr>
+          <w:color w:val="0F50FF"/>
+          <w:u w:val="single"/>
+        </w:rPr>
+      </w:pPr>
+      <w:r>
+        <w:rPr>
+          <w:color w:val="0F50FF"/>
+          <w:u w:val="single"/>
+        </w:rPr>
+        <w:t xml:space="preserve"/>
+      </w:r>
+    </w:p>
+    <w:p>
+      <w:pPr>
+        <w:pStyle w:val="ListParagraph"/>
+        <w:numPr>
+          <w:ilvl w:val="0"/>
+          <w:numId w:val="26"/>
+        </w:numPr>
+        <w:spacing w:after="0" w:line="240" w:lineRule="auto"/>
+        <w:ind w:left="357" w:hanging="357"/>
+        <w:rPr>
+          <w:color w:val="0F50FF"/>
+          <w:u w:val="single"/>
+        </w:rPr>
+      </w:pPr>
+      <w:proofErr w:type="gramStart"/>
+      <w:r>
+        <w:rPr>
+          <w:color w:val="0F50FF"/>
+          <w:u w:val="single"/>
+        </w:rPr>
+        <w:t xml:space="preserve">
+          <w:hyperlink r:id="rId77" w:tgtFrame="_blank">
+            <w:r>
+              <w:t xml:space="preserve">Prophylactic Superdrained Deep Inferior Epigastric Perforator Flap: Systematic Review of Survival and Morbidity.</w:t>
+            </w:r>
+          </w:hyperlink>
+        </w:t>
+      </w:r>
+    </w:p>
+    <w:p>
+      <w:pPr>
+        <w:spacing w:after="0"/>
+        <w:rPr>
+          <w:color w:val="0F50FF"/>
+          <w:u w:val="single"/>
+        </w:rPr>
+      </w:pPr>
+      <w:r>
+        <w:rPr>
+          <w:color w:val="0F50FF"/>
+          <w:u w:val="single"/>
+        </w:rPr>
+        <w:t xml:space="preserve"/>
+      </w:r>
+    </w:p>
+    <w:p>
+      <w:pPr>
+        <w:pStyle w:val="ListParagraph"/>
+        <w:numPr>
+          <w:ilvl w:val="0"/>
+          <w:numId w:val="26"/>
+        </w:numPr>
+        <w:spacing w:after="0" w:line="240" w:lineRule="auto"/>
+        <w:ind w:left="357" w:hanging="357"/>
+        <w:rPr>
+          <w:color w:val="0F50FF"/>
+          <w:u w:val="single"/>
+        </w:rPr>
+      </w:pPr>
+      <w:proofErr w:type="gramStart"/>
+      <w:r>
+        <w:rPr>
+          <w:color w:val="0F50FF"/>
+          <w:u w:val="single"/>
+        </w:rPr>
+        <w:t xml:space="preserve">
+          <w:hyperlink r:id="rId78" w:tgtFrame="_blank">
+            <w:r>
+              <w:t xml:space="preserve">Chemotherapy and microsurgical-related vascular complications in DIEP flap breast reconstruction: A retrospective study.</w:t>
+            </w:r>
+          </w:hyperlink>
+        </w:t>
+      </w:r>
+    </w:p>
+    <w:p>
+      <w:pPr>
+        <w:spacing w:after="0"/>
+        <w:rPr>
+          <w:color w:val="0F50FF"/>
+          <w:u w:val="single"/>
+        </w:rPr>
+      </w:pPr>
+      <w:r>
+        <w:rPr>
+          <w:color w:val="0F50FF"/>
+          <w:u w:val="single"/>
+        </w:rPr>
+        <w:t xml:space="preserve"/>
+      </w:r>
+    </w:p>
+    <w:p>
+      <w:pPr>
+        <w:pStyle w:val="ListParagraph"/>
+        <w:numPr>
+          <w:ilvl w:val="0"/>
+          <w:numId w:val="26"/>
+        </w:numPr>
+        <w:spacing w:after="0" w:line="240" w:lineRule="auto"/>
+        <w:ind w:left="357" w:hanging="357"/>
+        <w:rPr>
+          <w:color w:val="0F50FF"/>
+          <w:u w:val="single"/>
+        </w:rPr>
+      </w:pPr>
+      <w:proofErr w:type="gramStart"/>
+      <w:r>
+        <w:rPr>
+          <w:color w:val="0F50FF"/>
+          <w:u w:val="single"/>
+        </w:rPr>
+        <w:t xml:space="preserve">
+          <w:hyperlink r:id="rId79" w:tgtFrame="_blank">
+            <w:r>
+              <w:t xml:space="preserve">Bacteroides fragilis Abscess Associated With Fat Necrosis Following Breast Augmentation With Autologous Fat Grafting: A Case Report With Review of the Literature.</w:t>
+            </w:r>
+          </w:hyperlink>
+        </w:t>
+      </w:r>
+    </w:p>
+    <w:p>
+      <w:pPr>
+        <w:spacing w:after="0"/>
+        <w:rPr>
+          <w:color w:val="0F50FF"/>
+          <w:u w:val="single"/>
+        </w:rPr>
+      </w:pPr>
+      <w:r>
+        <w:rPr>
+          <w:color w:val="0F50FF"/>
+          <w:u w:val="single"/>
+        </w:rPr>
+        <w:t xml:space="preserve"/>
+      </w:r>
+    </w:p>
+    <w:p>
+      <w:pPr>
+        <w:pStyle w:val="ListParagraph"/>
+        <w:numPr>
+          <w:ilvl w:val="0"/>
+          <w:numId w:val="26"/>
+        </w:numPr>
+        <w:spacing w:after="0" w:line="240" w:lineRule="auto"/>
+        <w:ind w:left="357" w:hanging="357"/>
+        <w:rPr>
+          <w:color w:val="0F50FF"/>
+          <w:u w:val="single"/>
+        </w:rPr>
+      </w:pPr>
+      <w:proofErr w:type="gramStart"/>
+      <w:r>
+        <w:rPr>
+          <w:color w:val="0F50FF"/>
+          <w:u w:val="single"/>
+        </w:rPr>
+        <w:t xml:space="preserve">
+          <w:hyperlink r:id="rId80" w:tgtFrame="_blank">
+            <w:r>
+              <w:t xml:space="preserve">Synthetic Mesh Use in Implant-Based Breast Reconstruction after Mastectomy: What Determines the Surgical Outcome?</w:t>
             </w:r>
           </w:hyperlink>
         </w:t>
@@ -9325,7 +9587,7 @@
         <w:t xml:space="preserve">
           <w:hyperlink r:id="rId12" w:tgtFrame="_blank">
             <w:r>
-              <w:t xml:space="preserve">Community-Associated Methicillin-Resistant Staphylococcus aureus Among Gay, Bisexual, and Other Men Who Have Sex with Men Living with HIV Who Engage in Chemsex in Barcelona, Spain: Epidemiological Patterns and Implications for Infection Control.</w:t>
+              <w:t xml:space="preserve">Molecular Characterization of Antimicrobial Resistance and Virulence Genotypes in Staphylococcus aureus Isolates: Investigation of mecA, pvl, and agr Groups.</w:t>
             </w:r>
           </w:hyperlink>
         </w:t>
@@ -9370,52 +9632,7 @@
         <w:t xml:space="preserve">
           <w:hyperlink r:id="rId13" w:tgtFrame="_blank">
             <w:r>
-              <w:t xml:space="preserve">Molecular characterization of mupirocin-resistant MRSA from Germany and South Africa.</w:t>
-            </w:r>
-          </w:hyperlink>
-        </w:t>
-      </w:r>
-    </w:p>
-    <w:p>
-      <w:pPr>
-        <w:spacing w:after="0"/>
-        <w:rPr>
-          <w:color w:val="0F50FF"/>
-          <w:u w:val="single"/>
-        </w:rPr>
-      </w:pPr>
-      <w:r>
-        <w:rPr>
-          <w:color w:val="0F50FF"/>
-          <w:u w:val="single"/>
-        </w:rPr>
-        <w:t xml:space="preserve"/>
-      </w:r>
-    </w:p>
-    <w:p>
-      <w:pPr>
-        <w:pStyle w:val="ListParagraph"/>
-        <w:numPr>
-          <w:ilvl w:val="0"/>
-          <w:numId w:val="27"/>
-        </w:numPr>
-        <w:spacing w:after="0" w:line="240" w:lineRule="auto"/>
-        <w:ind w:left="357" w:hanging="357"/>
-        <w:rPr>
-          <w:color w:val="0F50FF"/>
-          <w:u w:val="single"/>
-        </w:rPr>
-      </w:pPr>
-      <w:proofErr w:type="gramStart"/>
-      <w:r>
-        <w:rPr>
-          <w:color w:val="0F50FF"/>
-          <w:u w:val="single"/>
-        </w:rPr>
-        <w:t xml:space="preserve">
-          <w:hyperlink r:id="rId14" w:tgtFrame="_blank">
-            <w:r>
-              <w:t xml:space="preserve">Development and comparative evaluation of in vitro, ex vivo, and in vivo models for the assessment of broad-spectrum topical antimicrobial efficacy.</w:t>
+              <w:t xml:space="preserve">Genomic diversity, farm-level persistence, and food safety risk traits of Staphylococcus aureus in small-ruminant raw milk dairy chains in central Italy.</w:t>
             </w:r>
           </w:hyperlink>
         </w:t>
@@ -9492,9 +9709,54 @@
           <w:u w:val="single"/>
         </w:rPr>
         <w:t xml:space="preserve">
+          <w:hyperlink r:id="rId14" w:tgtFrame="_blank">
+            <w:r>
+              <w:t xml:space="preserve">An intranasal bivalent vaccine induces antigen-specific humoral and Th1/Th17 cellular immunity and protects young and aged mice against MRSA and Pseudomonas aeruginosa skin and soft tissue infections.</w:t>
+            </w:r>
+          </w:hyperlink>
+        </w:t>
+      </w:r>
+    </w:p>
+    <w:p>
+      <w:pPr>
+        <w:spacing w:after="0"/>
+        <w:rPr>
+          <w:color w:val="0F50FF"/>
+          <w:u w:val="single"/>
+        </w:rPr>
+      </w:pPr>
+      <w:r>
+        <w:rPr>
+          <w:color w:val="0F50FF"/>
+          <w:u w:val="single"/>
+        </w:rPr>
+        <w:t xml:space="preserve"/>
+      </w:r>
+    </w:p>
+    <w:p>
+      <w:pPr>
+        <w:pStyle w:val="ListParagraph"/>
+        <w:numPr>
+          <w:ilvl w:val="0"/>
+          <w:numId w:val="28"/>
+        </w:numPr>
+        <w:spacing w:after="0" w:line="240" w:lineRule="auto"/>
+        <w:ind w:left="357" w:hanging="357"/>
+        <w:rPr>
+          <w:color w:val="0F50FF"/>
+          <w:u w:val="single"/>
+        </w:rPr>
+      </w:pPr>
+      <w:proofErr w:type="gramStart"/>
+      <w:r>
+        <w:rPr>
+          <w:color w:val="0F50FF"/>
+          <w:u w:val="single"/>
+        </w:rPr>
+        <w:t xml:space="preserve">
           <w:hyperlink r:id="rId15" w:tgtFrame="_blank">
             <w:r>
-              <w:t xml:space="preserve">Single-Cell Profiling Identifies Skin-Resident Memory CD4(+) T Cells as a Potential Correlate of Immunity During Staphylococcus aureus Skin Infection.</w:t>
+              <w:t xml:space="preserve">Blood Culture Positivity, Microbiological Spectrum, and Inflammatory Correlates in Patients Hospitalized with SARS-CoV-2 Infection During the Omicron BA.5 Wave: A Retrospective Cohort Study.</w:t>
             </w:r>
           </w:hyperlink>
         </w:t>
@@ -9539,7 +9801,7 @@
         <w:t xml:space="preserve">
           <w:hyperlink r:id="rId16" w:tgtFrame="_blank">
             <w:r>
-              <w:t xml:space="preserve">Virulence and Resistance Mechanisms in Multidrug-Resistant Acinetobacter baumannii.</w:t>
+              <w:t xml:space="preserve">Healing activity evaluation of a galactomannan gel with Cratylia mollis seed lectin (Cramoll) in mice lesions infected by Staphylococcus aureus.</w:t>
             </w:r>
           </w:hyperlink>
         </w:t>
@@ -9584,7 +9846,7 @@
         <w:t xml:space="preserve">
           <w:hyperlink r:id="rId17" w:tgtFrame="_blank">
             <w:r>
-              <w:t xml:space="preserve">Local and Systemic Immune Responses in Growing Feather Pulps and Blood of Broiler Chickens Elicited by Electron Beam- and Formalin-Killed Staphylococcus aureus Vaccines.</w:t>
+              <w:t xml:space="preserve">Novel Liposomal Adjuvants Enhance the Immune Response to Recombinant Staphylococcus aureus Antigens in Dairy Heifers.</w:t>
             </w:r>
           </w:hyperlink>
         </w:t>
@@ -9629,7 +9891,7 @@
         <w:t xml:space="preserve">
           <w:hyperlink r:id="rId18" w:tgtFrame="_blank">
             <w:r>
-              <w:t xml:space="preserve">Thigh abscess following alternate-site continuous glucose monitoring sensor placement.</w:t>
+              <w:t xml:space="preserve">Live versus killed Listeria monocytogenes immunization differentially programs Hup-specific CD4+ T cell responses with distinct protective outcomes.</w:t>
             </w:r>
           </w:hyperlink>
         </w:t>
@@ -9674,7 +9936,7 @@
         <w:t xml:space="preserve">
           <w:hyperlink r:id="rId19" w:tgtFrame="_blank">
             <w:r>
-              <w:t xml:space="preserve">Will It Be Possible in the Future to Target Innate Immunity Against Staphylococcus aureus Using Resident Microbiota and Plant Extracts?</w:t>
+              <w:t xml:space="preserve">Wait times for degenerative lumbar spine consultation and surgery: a repeated cross-sectional analysis of the Canadian Spine Outcomes and Research Network.</w:t>
             </w:r>
           </w:hyperlink>
         </w:t>
@@ -9719,7 +9981,7 @@
         <w:t xml:space="preserve">
           <w:hyperlink r:id="rId20" w:tgtFrame="_blank">
             <w:r>
-              <w:t xml:space="preserve">Global burden of bacterial antimicrobial resistance among children under five years 1990-2021: a systematic analysis with forecasts to 2050.</w:t>
+              <w:t xml:space="preserve">Single-phase silver nanoparticles from white tea: colloidal quality, mass-specific potency and bacterial envelope permeabilisation.</w:t>
             </w:r>
           </w:hyperlink>
         </w:t>
@@ -9764,7 +10026,7 @@
         <w:t xml:space="preserve">
           <w:hyperlink r:id="rId21" w:tgtFrame="_blank">
             <w:r>
-              <w:t xml:space="preserve">Histomorphological changes in human septal cartilage stored in different preservation solutions.</w:t>
+              <w:t xml:space="preserve">PEG precipitation for easy ribosome profiling.</w:t>
             </w:r>
           </w:hyperlink>
         </w:t>
@@ -9809,7 +10071,7 @@
         <w:t xml:space="preserve">
           <w:hyperlink r:id="rId22" w:tgtFrame="_blank">
             <w:r>
-              <w:t xml:space="preserve">A konjac glucomannan-based hydrogel delivery system induces trained immunity via enhanced oxidative phosphorylation for improved vaccine protection.</w:t>
+              <w:t xml:space="preserve">Extracellular Vesicle-Mimetic Nanoplatforms for Integrated Vaccination and Targeted Antibiotic Therapy against MRSA Bacteremia: A Wolf in Sheep's Clothing.</w:t>
             </w:r>
           </w:hyperlink>
         </w:t>
@@ -9854,7 +10116,7 @@
         <w:t xml:space="preserve">
           <w:hyperlink r:id="rId23" w:tgtFrame="_blank">
             <w:r>
-              <w:t xml:space="preserve">Convergent evolution of immune evasion in ESKAPE pathogens: A cross-pathogen architecture of conserved host-defense checkpoints.</w:t>
+              <w:t xml:space="preserve">Quantitative and genomic epidemiology of Staphylococcus aureus in retail foods: insights into foodborne risk and clinically relevant lineages.</w:t>
             </w:r>
           </w:hyperlink>
         </w:t>
@@ -9899,7 +10161,7 @@
         <w:t xml:space="preserve">
           <w:hyperlink r:id="rId24" w:tgtFrame="_blank">
             <w:r>
-              <w:t xml:space="preserve">Targeting the Candida albicans agglutinin-like sequence 3 adhesin to disrupt oral polymicrobial bacterial-fungal biofilms: mechanisms and therapeutic strategies.</w:t>
+              <w:t xml:space="preserve">Storytelling in Medical Terminology: The Myths, Tales, and Pop Legends of Otolaryngology.</w:t>
             </w:r>
           </w:hyperlink>
         </w:t>
@@ -9944,7 +10206,7 @@
         <w:t xml:space="preserve">
           <w:hyperlink r:id="rId25" w:tgtFrame="_blank">
             <w:r>
-              <w:t xml:space="preserve">Chlorhexidine gluconate irrigation used at implantation lowers culture positivity in non-infected prosthesis revisions.</w:t>
+              <w:t xml:space="preserve">Antibiotic-loaded microparticles for topical treatment of wounds: A scoping review.</w:t>
             </w:r>
           </w:hyperlink>
         </w:t>
@@ -9989,7 +10251,7 @@
         <w:t xml:space="preserve">
           <w:hyperlink r:id="rId26" w:tgtFrame="_blank">
             <w:r>
-              <w:t xml:space="preserve">A prospective pharmacokinetic interaction study between rifampicin and fusidic acid for the treatment of staphylococcal infections.</w:t>
+              <w:t xml:space="preserve">Localized microenvironment-modulating AgQ@GSC hydrogel microneedles for transdermal acne therapy.</w:t>
             </w:r>
           </w:hyperlink>
         </w:t>
@@ -10034,7 +10296,7 @@
         <w:t xml:space="preserve">
           <w:hyperlink r:id="rId27" w:tgtFrame="_blank">
             <w:r>
-              <w:t xml:space="preserve">The characterization of a rhamnosylated triterpenic saponin from Quillaja saponaria Mol. reveals novel adjuvant, antibacterial, antiviral, antifungal and antiproliferative properties.</w:t>
+              <w:t xml:space="preserve">Albumin Orchestrates Type-I ROS Conversion for Efficient Intracellular Bacterial Clearance.</w:t>
             </w:r>
           </w:hyperlink>
         </w:t>
@@ -10079,7 +10341,7 @@
         <w:t xml:space="preserve">
           <w:hyperlink r:id="rId28" w:tgtFrame="_blank">
             <w:r>
-              <w:t xml:space="preserve">Standardising outcomes in paediatric bloodstream infection antibiotic trials: a scoping review.</w:t>
+              <w:t xml:space="preserve">Lyell´s syndrome associated with the use of topical agents: case report.</w:t>
             </w:r>
           </w:hyperlink>
         </w:t>
@@ -10124,7 +10386,7 @@
         <w:t xml:space="preserve">
           <w:hyperlink r:id="rId29" w:tgtFrame="_blank">
             <w:r>
-              <w:t xml:space="preserve">Pre-vaccine sentinel antibodies predict blunted vaccine responses.</w:t>
+              <w:t xml:space="preserve">Clinical Characteristics Associated with Mortality between Surviving and Non-surviving Adult Patients with Severe Influenza Requiring Hospitalization: An Internet-based, Prospective, Multicenter, Cohort Study in Japan.</w:t>
             </w:r>
           </w:hyperlink>
         </w:t>
@@ -10169,7 +10431,7 @@
         <w:t xml:space="preserve">
           <w:hyperlink r:id="rId30" w:tgtFrame="_blank">
             <w:r>
-              <w:t xml:space="preserve">Mechanisms of Mycobacterium tuberculosis disease and the impact of co-infections and post-TB complications.</w:t>
+              <w:t xml:space="preserve">Microbiological aetiology of paediatric ventilator-associated pneumonia and risk factors for carbapenem-resistant acinetobacter and Pseudomonas in a tertiary-care hospital in Thailand.</w:t>
             </w:r>
           </w:hyperlink>
         </w:t>
@@ -10214,7 +10476,7 @@
         <w:t xml:space="preserve">
           <w:hyperlink r:id="rId31" w:tgtFrame="_blank">
             <w:r>
-              <w:t xml:space="preserve">Design and synthesis of reagents for generation and characterization of high-affinity antibodies for a Staphylococcus aureus serotype 8 disaccharide.</w:t>
+              <w:t xml:space="preserve">Solving the Staphylococcus aureus puzzle: lessons to guide future MRSA vaccine development.</w:t>
             </w:r>
           </w:hyperlink>
         </w:t>
@@ -10259,52 +10521,7 @@
         <w:t xml:space="preserve">
           <w:hyperlink r:id="rId32" w:tgtFrame="_blank">
             <w:r>
-              <w:t xml:space="preserve">RNase-mediated defence and its association with SCCmec in Staphylococcus aureus.</w:t>
-            </w:r>
-          </w:hyperlink>
-        </w:t>
-      </w:r>
-    </w:p>
-    <w:p>
-      <w:pPr>
-        <w:spacing w:after="0"/>
-        <w:rPr>
-          <w:color w:val="0F50FF"/>
-          <w:u w:val="single"/>
-        </w:rPr>
-      </w:pPr>
-      <w:r>
-        <w:rPr>
-          <w:color w:val="0F50FF"/>
-          <w:u w:val="single"/>
-        </w:rPr>
-        <w:t xml:space="preserve"/>
-      </w:r>
-    </w:p>
-    <w:p>
-      <w:pPr>
-        <w:pStyle w:val="ListParagraph"/>
-        <w:numPr>
-          <w:ilvl w:val="0"/>
-          <w:numId w:val="28"/>
-        </w:numPr>
-        <w:spacing w:after="0" w:line="240" w:lineRule="auto"/>
-        <w:ind w:left="357" w:hanging="357"/>
-        <w:rPr>
-          <w:color w:val="0F50FF"/>
-          <w:u w:val="single"/>
-        </w:rPr>
-      </w:pPr>
-      <w:proofErr w:type="gramStart"/>
-      <w:r>
-        <w:rPr>
-          <w:color w:val="0F50FF"/>
-          <w:u w:val="single"/>
-        </w:rPr>
-        <w:t xml:space="preserve">
-          <w:hyperlink r:id="rId33" w:tgtFrame="_blank">
-            <w:r>
-              <w:t xml:space="preserve">Discovery and characterization of a pigment produced by Streptococcus pyogenes.</w:t>
+              <w:t xml:space="preserve">Recombinant turbot IFN-γ as a molecular adjuvant enhances the protective efficacy of an inactivated Aeromonas salmonicida vaccine.</w:t>
             </w:r>
           </w:hyperlink>
         </w:t>
